--- a/cryptographic_protocols/docs/reports/lab_02_secret_sharing/var_01/Ковалев Д.П. ВКБ43 2 лаба.docx
+++ b/cryptographic_protocols/docs/reports/lab_02_secret_sharing/var_01/Ковалев Д.П. ВКБ43 2 лаба.docx
@@ -4,6 +4,47 @@
   <w:body>
     <w:p>
       <w:pPr>
+        <w:spacing w:after="120"/>
+        <w:ind w:firstLine="0"/>
+        <w:jc w:val="center"/>
+      </w:pPr>
+      <w:r>
+        <w:drawing>
+          <wp:inline xmlns:a="http://schemas.openxmlformats.org/drawingml/2006/main" xmlns:pic="http://schemas.openxmlformats.org/drawingml/2006/picture">
+            <wp:extent cx="731520" cy="731520"/>
+            <wp:docPr id="1" name="Picture 1"/>
+            <wp:cNvGraphicFramePr>
+              <a:graphicFrameLocks noChangeAspect="1"/>
+            </wp:cNvGraphicFramePr>
+            <a:graphic>
+              <a:graphicData uri="http://schemas.openxmlformats.org/drawingml/2006/picture">
+                <pic:pic>
+                  <pic:nvPicPr>
+                    <pic:cNvPr id="0" name="dstu_logo.png"/>
+                    <pic:cNvPicPr/>
+                  </pic:nvPicPr>
+                  <pic:blipFill>
+                    <a:blip r:embed="rId9"/>
+                    <a:stretch>
+                      <a:fillRect/>
+                    </a:stretch>
+                  </pic:blipFill>
+                  <pic:spPr>
+                    <a:xfrm>
+                      <a:off x="0" y="0"/>
+                      <a:ext cx="731520" cy="731520"/>
+                    </a:xfrm>
+                    <a:prstGeom prst="rect"/>
+                  </pic:spPr>
+                </pic:pic>
+              </a:graphicData>
+            </a:graphic>
+          </wp:inline>
+        </w:drawing>
+      </w:r>
+    </w:p>
+    <w:p>
+      <w:pPr>
         <w:spacing w:after="0"/>
         <w:ind w:firstLine="0"/>
         <w:jc w:val="center"/>
@@ -102,7 +143,6 @@
       </w:r>
     </w:p>
     <w:p/>
-    <w:p/>
     <w:p>
       <w:pPr>
         <w:spacing w:after="0"/>
@@ -148,7 +188,6 @@
     </w:p>
     <w:p/>
     <w:p/>
-    <w:p/>
     <w:p>
       <w:pPr>
         <w:spacing w:after="0"/>
@@ -206,7 +245,6 @@
         <w:t>Дубровина А.С.</w:t>
       </w:r>
     </w:p>
-    <w:p/>
     <w:p/>
     <w:p/>
     <w:p>

--- a/cryptographic_protocols/docs/reports/lab_02_secret_sharing/var_01/Ковалев Д.П. ВКБ43 2 лаба.docx
+++ b/cryptographic_protocols/docs/reports/lab_02_secret_sharing/var_01/Ковалев Д.П. ВКБ43 2 лаба.docx
@@ -331,7 +331,7 @@
           <w:b/>
           <w:sz w:val="28"/>
         </w:rPr>
-        <w:t>Краткие теоретические сведения</w:t>
+        <w:t>Теоретические сведения</w:t>
       </w:r>
     </w:p>
     <w:p>
@@ -400,22 +400,13 @@
               </m:r>
             </m:sup>
             <m:e>
-              <m:r>
-                <m:rPr>
-                  <m:sty m:val="i"/>
-                </m:rPr>
-                <m:t xml:space="preserve">f</m:t>
-              </m:r>
-              <m:r>
-                <m:t xml:space="preserve">(</m:t>
-              </m:r>
               <m:sSub>
                 <m:e>
                   <m:r>
                     <m:rPr>
                       <m:sty m:val="i"/>
                     </m:rPr>
-                    <m:t xml:space="preserve">x</m:t>
+                    <m:t xml:space="preserve">y</m:t>
                   </m:r>
                 </m:e>
                 <m:sub>
@@ -427,9 +418,6 @@
                   </m:r>
                 </m:sub>
               </m:sSub>
-              <m:r>
-                <m:t xml:space="preserve">)</m:t>
-              </m:r>
               <m:r>
                 <m:t xml:space="preserve"> · </m:t>
               </m:r>
@@ -551,7 +539,7 @@
           <w:rFonts w:ascii="Times New Roman" w:hAnsi="Times New Roman"/>
           <w:sz w:val="28"/>
         </w:rPr>
-        <w:t>Схема Блэкли. Секретом является координата x_0 точки Q = (x_0, y_0, z_0) в трёхмерном пространстве. Каждая доля — плоскость z = a·x + b·y + c, где c = z_0 − a·x_0 − b·y_0 (mod p). Любые три плоскости общего положения пересекаются в точке Q.</w:t>
+        <w:t>Схема Блэкли. Секретом является координата x_0 точки Q = (x_0, y_0, z_0). Каждая доля — плоскость z = ax + by + c, где c = z_0 − a·x_0 − b·y_0 (mod p). Любые три плоскости общего положения пересекаются в точке Q, которая восстанавливается решением системы трёх уравнений методом Гаусса в Z_p.</w:t>
       </w:r>
     </w:p>
     <w:p>
@@ -566,7 +554,7 @@
           <w:b/>
           <w:sz w:val="32"/>
         </w:rPr>
-        <w:t>Задание варианта</w:t>
+        <w:t>Задание варианта №1</w:t>
       </w:r>
     </w:p>
     <w:p>
@@ -578,26 +566,12 @@
           <w:rFonts w:ascii="Times New Roman" w:hAnsi="Times New Roman"/>
           <w:sz w:val="28"/>
         </w:rPr>
-        <w:t>Вариант №1. Решить упражнения 2 (Шамир) и 3 (Блэкли) по данным таблиц методички. В упражнении 2 — восстановить секрет и «правильную» долю Дейва (x = 2). В упражнении 3 — построить доли для четырёх участников (A, B, D, C) и восстановить секрет по первым трём (A, B, D).</w:t>
+        <w:t>Упражнение 2 (Шамир). По заданным долям восстановить секрет f(0), коэффициенты полинома и долю Дейва с x = 2:</w:t>
       </w:r>
     </w:p>
     <w:p>
       <w:pPr>
-        <w:spacing w:before="240" w:after="120"/>
         <w:ind w:firstLine="0"/>
-        <w:jc w:val="center"/>
-      </w:pPr>
-      <w:r>
-        <w:rPr>
-          <w:rFonts w:ascii="Times New Roman" w:hAnsi="Times New Roman"/>
-          <w:b/>
-          <w:sz w:val="28"/>
-        </w:rPr>
-        <w:t>Упражнение 2 — Шамир</w:t>
-      </w:r>
-    </w:p>
-    <w:p>
-      <w:pPr>
         <w:jc w:val="both"/>
       </w:pPr>
       <w:r>
@@ -605,7 +579,1664 @@
           <w:rFonts w:ascii="Times New Roman" w:hAnsi="Times New Roman"/>
           <w:sz w:val="28"/>
         </w:rPr>
-        <w:t>Запустим программу для левой колонки (m = 4, p = 23) и правой колонки (m = 3, p = 31). В обоих случаях восстановим секрет f(0), полином и долю Дейва c x = 2:</w:t>
+        <w:t>• левая колонка: m = 4, p = 23, доли (2, 17), (7, 13), (19, 14), (21, 20);</w:t>
+      </w:r>
+    </w:p>
+    <w:p>
+      <w:pPr>
+        <w:ind w:firstLine="0"/>
+        <w:jc w:val="both"/>
+      </w:pPr>
+      <w:r>
+        <w:rPr>
+          <w:rFonts w:ascii="Times New Roman" w:hAnsi="Times New Roman"/>
+          <w:sz w:val="28"/>
+        </w:rPr>
+        <w:t>• правая колонка: m = 3, p = 31, доли (9, 14), (19, 23), (21, 7).</w:t>
+      </w:r>
+    </w:p>
+    <w:p>
+      <w:pPr>
+        <w:jc w:val="both"/>
+      </w:pPr>
+      <w:r>
+        <w:rPr>
+          <w:rFonts w:ascii="Times New Roman" w:hAnsi="Times New Roman"/>
+          <w:sz w:val="28"/>
+        </w:rPr>
+        <w:t>Упражнение 3 (Блэкли). Создать доли для участников A, B, D, C с парами (a, b) из таблицы методички и восстановить Q по любым трём:</w:t>
+      </w:r>
+    </w:p>
+    <w:p>
+      <w:pPr>
+        <w:ind w:firstLine="0"/>
+        <w:jc w:val="both"/>
+      </w:pPr>
+      <w:r>
+        <w:rPr>
+          <w:rFonts w:ascii="Times New Roman" w:hAnsi="Times New Roman"/>
+          <w:sz w:val="28"/>
+        </w:rPr>
+        <w:t>• левая колонка: p = 17, Q = (15, 5, 4), пары A = (16, 5), B = (0, 1), D = (11, 14), C = (1, 5);</w:t>
+      </w:r>
+    </w:p>
+    <w:p>
+      <w:pPr>
+        <w:ind w:firstLine="0"/>
+        <w:jc w:val="both"/>
+      </w:pPr>
+      <w:r>
+        <w:rPr>
+          <w:rFonts w:ascii="Times New Roman" w:hAnsi="Times New Roman"/>
+          <w:sz w:val="28"/>
+        </w:rPr>
+        <w:t>• правая колонка: p = 31, Q = (11, 10, 25), пары A = (1, 0), B = (30, 0), D = (15, 11), C = (10, 0).</w:t>
+      </w:r>
+    </w:p>
+    <w:p>
+      <w:pPr>
+        <w:spacing w:before="240" w:after="120"/>
+        <w:ind w:firstLine="0"/>
+        <w:jc w:val="center"/>
+      </w:pPr>
+      <w:r>
+        <w:rPr>
+          <w:rFonts w:ascii="Times New Roman" w:hAnsi="Times New Roman"/>
+          <w:b/>
+          <w:sz w:val="32"/>
+        </w:rPr>
+        <w:t>Упражнение 2 (а) — Шамир, m = 4, p = 23</w:t>
+      </w:r>
+    </w:p>
+    <w:p>
+      <w:pPr>
+        <w:jc w:val="both"/>
+      </w:pPr>
+      <w:r>
+        <w:rPr>
+          <w:rFonts w:ascii="Times New Roman" w:hAnsi="Times New Roman"/>
+          <w:sz w:val="28"/>
+        </w:rPr>
+        <w:t>Используя интерполяцию Лагранжа, вычислим коэффициенты L_j(0) для каждой доли. Все операции — по модулю 23.</w:t>
+      </w:r>
+    </w:p>
+    <w:p>
+      <w:pPr>
+        <w:ind w:firstLine="0"/>
+        <w:jc w:val="both"/>
+      </w:pPr>
+      <w:r>
+        <w:rPr>
+          <w:rFonts w:ascii="Times New Roman" w:hAnsi="Times New Roman"/>
+          <w:sz w:val="28"/>
+        </w:rPr>
+        <w:t>Шаг 1. Для (x_1, y_1) = (2, 17):</w:t>
+      </w:r>
+    </w:p>
+    <w:p>
+      <w:pPr>
+        <w:spacing w:before="120" w:after="120"/>
+        <w:ind w:firstLine="0"/>
+        <w:jc w:val="center"/>
+      </w:pPr>
+      <m:oMathPara>
+        <m:oMathParaPr>
+          <m:jc m:val="center"/>
+        </m:oMathParaPr>
+        <m:oMath>
+          <m:sSub>
+            <m:e>
+              <m:r>
+                <m:rPr>
+                  <m:sty m:val="i"/>
+                </m:rPr>
+                <m:t xml:space="preserve">L</m:t>
+              </m:r>
+            </m:e>
+            <m:sub>
+              <m:r>
+                <m:t xml:space="preserve">1</m:t>
+              </m:r>
+            </m:sub>
+          </m:sSub>
+          <m:r>
+            <m:t xml:space="preserve">(0)</m:t>
+          </m:r>
+          <m:r>
+            <m:t xml:space="preserve"> = </m:t>
+          </m:r>
+          <m:f>
+            <m:num>
+              <m:r>
+                <m:t xml:space="preserve">(−7) · (−19) · (−21)</m:t>
+              </m:r>
+            </m:num>
+            <m:den>
+              <m:r>
+                <m:t xml:space="preserve">(2−7) · (2−19) · (2−21)</m:t>
+              </m:r>
+            </m:den>
+          </m:f>
+          <m:r>
+            <m:t xml:space="preserve"> (mod 23)</m:t>
+          </m:r>
+        </m:oMath>
+      </m:oMathPara>
+    </w:p>
+    <w:p>
+      <w:pPr>
+        <w:ind w:firstLine="0"/>
+        <w:jc w:val="both"/>
+      </w:pPr>
+      <w:r>
+        <w:rPr>
+          <w:rFonts w:ascii="Times New Roman" w:hAnsi="Times New Roman"/>
+          <w:sz w:val="28"/>
+        </w:rPr>
+        <w:t>Приводим отрицательные значения по модулю 23: −7 ≡ 16, −19 ≡ 4, −21 ≡ 2; −5 ≡ 18, −17 ≡ 6, −19 ≡ 4.</w:t>
+      </w:r>
+    </w:p>
+    <w:p>
+      <w:pPr>
+        <w:spacing w:before="120" w:after="120"/>
+        <w:ind w:firstLine="0"/>
+        <w:jc w:val="center"/>
+      </w:pPr>
+      <m:oMathPara>
+        <m:oMathParaPr>
+          <m:jc m:val="center"/>
+        </m:oMathParaPr>
+        <m:oMath>
+          <m:sSub>
+            <m:e>
+              <m:r>
+                <m:rPr>
+                  <m:sty m:val="i"/>
+                </m:rPr>
+                <m:t xml:space="preserve">L</m:t>
+              </m:r>
+            </m:e>
+            <m:sub>
+              <m:r>
+                <m:t xml:space="preserve">1</m:t>
+              </m:r>
+            </m:sub>
+          </m:sSub>
+          <m:r>
+            <m:t xml:space="preserve">(0)</m:t>
+          </m:r>
+          <m:r>
+            <m:t xml:space="preserve"> = </m:t>
+          </m:r>
+          <m:f>
+            <m:num>
+              <m:r>
+                <m:t xml:space="preserve">16 · 4 · 2</m:t>
+              </m:r>
+            </m:num>
+            <m:den>
+              <m:r>
+                <m:t xml:space="preserve">18 · 6 · 4</m:t>
+              </m:r>
+            </m:den>
+          </m:f>
+          <m:r>
+            <m:t xml:space="preserve"> = </m:t>
+          </m:r>
+          <m:f>
+            <m:num>
+              <m:r>
+                <m:t xml:space="preserve">128</m:t>
+              </m:r>
+            </m:num>
+            <m:den>
+              <m:r>
+                <m:t xml:space="preserve">432</m:t>
+              </m:r>
+            </m:den>
+          </m:f>
+          <m:r>
+            <m:t xml:space="preserve"> ≡ </m:t>
+          </m:r>
+          <m:f>
+            <m:num>
+              <m:r>
+                <m:t xml:space="preserve">13</m:t>
+              </m:r>
+            </m:num>
+            <m:den>
+              <m:r>
+                <m:t xml:space="preserve">18</m:t>
+              </m:r>
+            </m:den>
+          </m:f>
+          <m:r>
+            <m:t xml:space="preserve"> (mod 23)</m:t>
+          </m:r>
+        </m:oMath>
+      </m:oMathPara>
+    </w:p>
+    <w:p>
+      <w:pPr>
+        <w:ind w:firstLine="0"/>
+        <w:jc w:val="both"/>
+      </w:pPr>
+      <w:r>
+        <w:rPr>
+          <w:rFonts w:ascii="Times New Roman" w:hAnsi="Times New Roman"/>
+          <w:sz w:val="28"/>
+        </w:rPr>
+        <w:t>Находим 18⁻¹ mod 23: 18 · 9 = 162 = 7·23 + 1 ⇒ 18⁻¹ ≡ 9. Итого: L_1(0) ≡ 13 · 9 ≡ 117 ≡ 2 (mod 23).</w:t>
+      </w:r>
+    </w:p>
+    <w:p>
+      <w:pPr>
+        <w:ind w:firstLine="0"/>
+        <w:jc w:val="both"/>
+      </w:pPr>
+      <w:r>
+        <w:rPr>
+          <w:rFonts w:ascii="Times New Roman" w:hAnsi="Times New Roman"/>
+          <w:sz w:val="28"/>
+        </w:rPr>
+        <w:t>Шаг 2. Для (x_2, y_2) = (7, 13):</w:t>
+      </w:r>
+    </w:p>
+    <w:p>
+      <w:pPr>
+        <w:spacing w:before="120" w:after="120"/>
+        <w:ind w:firstLine="0"/>
+        <w:jc w:val="center"/>
+      </w:pPr>
+      <m:oMathPara>
+        <m:oMathParaPr>
+          <m:jc m:val="center"/>
+        </m:oMathParaPr>
+        <m:oMath>
+          <m:sSub>
+            <m:e>
+              <m:r>
+                <m:rPr>
+                  <m:sty m:val="i"/>
+                </m:rPr>
+                <m:t xml:space="preserve">L</m:t>
+              </m:r>
+            </m:e>
+            <m:sub>
+              <m:r>
+                <m:t xml:space="preserve">2</m:t>
+              </m:r>
+            </m:sub>
+          </m:sSub>
+          <m:r>
+            <m:t xml:space="preserve">(0)</m:t>
+          </m:r>
+          <m:r>
+            <m:t xml:space="preserve"> = </m:t>
+          </m:r>
+          <m:f>
+            <m:num>
+              <m:r>
+                <m:t xml:space="preserve">(−2) · (−19) · (−21)</m:t>
+              </m:r>
+            </m:num>
+            <m:den>
+              <m:r>
+                <m:t xml:space="preserve">(7−2) · (7−19) · (7−21)</m:t>
+              </m:r>
+            </m:den>
+          </m:f>
+          <m:r>
+            <m:t xml:space="preserve"> ≡ </m:t>
+          </m:r>
+          <m:f>
+            <m:num>
+              <m:r>
+                <m:t xml:space="preserve">21 · 4 · 2</m:t>
+              </m:r>
+            </m:num>
+            <m:den>
+              <m:r>
+                <m:t xml:space="preserve">5 · 11 · 9</m:t>
+              </m:r>
+            </m:den>
+          </m:f>
+          <m:r>
+            <m:t xml:space="preserve"> ≡ </m:t>
+          </m:r>
+          <m:f>
+            <m:num>
+              <m:r>
+                <m:t xml:space="preserve">7</m:t>
+              </m:r>
+            </m:num>
+            <m:den>
+              <m:r>
+                <m:t xml:space="preserve">12</m:t>
+              </m:r>
+            </m:den>
+          </m:f>
+          <m:r>
+            <m:t xml:space="preserve"> (mod 23)</m:t>
+          </m:r>
+        </m:oMath>
+      </m:oMathPara>
+    </w:p>
+    <w:p>
+      <w:pPr>
+        <w:ind w:firstLine="0"/>
+        <w:jc w:val="both"/>
+      </w:pPr>
+      <w:r>
+        <w:rPr>
+          <w:rFonts w:ascii="Times New Roman" w:hAnsi="Times New Roman"/>
+          <w:sz w:val="28"/>
+        </w:rPr>
+        <w:t>12⁻¹ mod 23: 12 · 2 = 24 ≡ 1 ⇒ 12⁻¹ ≡ 2. L_2(0) ≡ 7 · 2 ≡ 14 (mod 23).</w:t>
+      </w:r>
+    </w:p>
+    <w:p>
+      <w:pPr>
+        <w:ind w:firstLine="0"/>
+        <w:jc w:val="both"/>
+      </w:pPr>
+      <w:r>
+        <w:rPr>
+          <w:rFonts w:ascii="Times New Roman" w:hAnsi="Times New Roman"/>
+          <w:sz w:val="28"/>
+        </w:rPr>
+        <w:t>Шаг 3. Для (x_3, y_3) = (19, 14):</w:t>
+      </w:r>
+    </w:p>
+    <w:p>
+      <w:pPr>
+        <w:spacing w:before="120" w:after="120"/>
+        <w:ind w:firstLine="0"/>
+        <w:jc w:val="center"/>
+      </w:pPr>
+      <m:oMathPara>
+        <m:oMathParaPr>
+          <m:jc m:val="center"/>
+        </m:oMathParaPr>
+        <m:oMath>
+          <m:sSub>
+            <m:e>
+              <m:r>
+                <m:rPr>
+                  <m:sty m:val="i"/>
+                </m:rPr>
+                <m:t xml:space="preserve">L</m:t>
+              </m:r>
+            </m:e>
+            <m:sub>
+              <m:r>
+                <m:t xml:space="preserve">3</m:t>
+              </m:r>
+            </m:sub>
+          </m:sSub>
+          <m:r>
+            <m:t xml:space="preserve">(0)</m:t>
+          </m:r>
+          <m:r>
+            <m:t xml:space="preserve"> = </m:t>
+          </m:r>
+          <m:f>
+            <m:num>
+              <m:r>
+                <m:t xml:space="preserve">(−2) · (−7) · (−21)</m:t>
+              </m:r>
+            </m:num>
+            <m:den>
+              <m:r>
+                <m:t xml:space="preserve">(19−2) · (19−7) · (19−21)</m:t>
+              </m:r>
+            </m:den>
+          </m:f>
+          <m:r>
+            <m:t xml:space="preserve"> ≡ </m:t>
+          </m:r>
+          <m:f>
+            <m:num>
+              <m:r>
+                <m:t xml:space="preserve">21 · 16 · 2</m:t>
+              </m:r>
+            </m:num>
+            <m:den>
+              <m:r>
+                <m:t xml:space="preserve">17 · 12 · 21</m:t>
+              </m:r>
+            </m:den>
+          </m:f>
+          <m:r>
+            <m:t xml:space="preserve"> ≡ </m:t>
+          </m:r>
+          <m:f>
+            <m:num>
+              <m:r>
+                <m:t xml:space="preserve">5</m:t>
+              </m:r>
+            </m:num>
+            <m:den>
+              <m:r>
+                <m:t xml:space="preserve">6</m:t>
+              </m:r>
+            </m:den>
+          </m:f>
+          <m:r>
+            <m:t xml:space="preserve"> (mod 23)</m:t>
+          </m:r>
+        </m:oMath>
+      </m:oMathPara>
+    </w:p>
+    <w:p>
+      <w:pPr>
+        <w:ind w:firstLine="0"/>
+        <w:jc w:val="both"/>
+      </w:pPr>
+      <w:r>
+        <w:rPr>
+          <w:rFonts w:ascii="Times New Roman" w:hAnsi="Times New Roman"/>
+          <w:sz w:val="28"/>
+        </w:rPr>
+        <w:t>6⁻¹ mod 23: 6 · 4 = 24 ≡ 1 ⇒ 6⁻¹ ≡ 4. L_3(0) ≡ 5 · 4 ≡ 20 (mod 23).</w:t>
+      </w:r>
+    </w:p>
+    <w:p>
+      <w:pPr>
+        <w:ind w:firstLine="0"/>
+        <w:jc w:val="both"/>
+      </w:pPr>
+      <w:r>
+        <w:rPr>
+          <w:rFonts w:ascii="Times New Roman" w:hAnsi="Times New Roman"/>
+          <w:sz w:val="28"/>
+        </w:rPr>
+        <w:t>Шаг 4. Для (x_4, y_4) = (21, 20):</w:t>
+      </w:r>
+    </w:p>
+    <w:p>
+      <w:pPr>
+        <w:spacing w:before="120" w:after="120"/>
+        <w:ind w:firstLine="0"/>
+        <w:jc w:val="center"/>
+      </w:pPr>
+      <m:oMathPara>
+        <m:oMathParaPr>
+          <m:jc m:val="center"/>
+        </m:oMathParaPr>
+        <m:oMath>
+          <m:sSub>
+            <m:e>
+              <m:r>
+                <m:rPr>
+                  <m:sty m:val="i"/>
+                </m:rPr>
+                <m:t xml:space="preserve">L</m:t>
+              </m:r>
+            </m:e>
+            <m:sub>
+              <m:r>
+                <m:t xml:space="preserve">4</m:t>
+              </m:r>
+            </m:sub>
+          </m:sSub>
+          <m:r>
+            <m:t xml:space="preserve">(0)</m:t>
+          </m:r>
+          <m:r>
+            <m:t xml:space="preserve"> = </m:t>
+          </m:r>
+          <m:f>
+            <m:num>
+              <m:r>
+                <m:t xml:space="preserve">(−2) · (−7) · (−19)</m:t>
+              </m:r>
+            </m:num>
+            <m:den>
+              <m:r>
+                <m:t xml:space="preserve">(21−2) · (21−7) · (21−19)</m:t>
+              </m:r>
+            </m:den>
+          </m:f>
+          <m:r>
+            <m:t xml:space="preserve"> ≡ </m:t>
+          </m:r>
+          <m:f>
+            <m:num>
+              <m:r>
+                <m:t xml:space="preserve">21 · 16 · 4</m:t>
+              </m:r>
+            </m:num>
+            <m:den>
+              <m:r>
+                <m:t xml:space="preserve">19 · 14 · 2</m:t>
+              </m:r>
+            </m:den>
+          </m:f>
+          <m:r>
+            <m:t xml:space="preserve"> ≡ </m:t>
+          </m:r>
+          <m:f>
+            <m:num>
+              <m:r>
+                <m:t xml:space="preserve">10</m:t>
+              </m:r>
+            </m:num>
+            <m:den>
+              <m:r>
+                <m:t xml:space="preserve">3</m:t>
+              </m:r>
+            </m:den>
+          </m:f>
+          <m:r>
+            <m:t xml:space="preserve"> (mod 23)</m:t>
+          </m:r>
+        </m:oMath>
+      </m:oMathPara>
+    </w:p>
+    <w:p>
+      <w:pPr>
+        <w:ind w:firstLine="0"/>
+        <w:jc w:val="both"/>
+      </w:pPr>
+      <w:r>
+        <w:rPr>
+          <w:rFonts w:ascii="Times New Roman" w:hAnsi="Times New Roman"/>
+          <w:sz w:val="28"/>
+        </w:rPr>
+        <w:t>3⁻¹ mod 23: 3 · 8 = 24 ≡ 1 ⇒ 3⁻¹ ≡ 8. L_4(0) ≡ 10 · 8 ≡ 80 ≡ 11 (mod 23).</w:t>
+      </w:r>
+    </w:p>
+    <w:p>
+      <w:pPr>
+        <w:ind w:firstLine="0"/>
+        <w:jc w:val="both"/>
+      </w:pPr>
+      <w:r>
+        <w:rPr>
+          <w:rFonts w:ascii="Times New Roman" w:hAnsi="Times New Roman"/>
+          <w:sz w:val="28"/>
+        </w:rPr>
+        <w:t>Шаг 5. Собираем секрет f(0):</w:t>
+      </w:r>
+    </w:p>
+    <w:p>
+      <w:pPr>
+        <w:spacing w:before="120" w:after="120"/>
+        <w:ind w:firstLine="0"/>
+        <w:jc w:val="center"/>
+      </w:pPr>
+      <m:oMathPara>
+        <m:oMathParaPr>
+          <m:jc m:val="center"/>
+        </m:oMathParaPr>
+        <m:oMath>
+          <m:r>
+            <m:rPr>
+              <m:sty m:val="i"/>
+            </m:rPr>
+            <m:t xml:space="preserve">f</m:t>
+          </m:r>
+          <m:r>
+            <m:t xml:space="preserve">(0) = </m:t>
+          </m:r>
+          <m:r>
+            <m:t xml:space="preserve">17·2 + 13·14 + 14·20 + 20·11</m:t>
+          </m:r>
+          <m:r>
+            <m:t xml:space="preserve"> = </m:t>
+          </m:r>
+          <m:r>
+            <m:t xml:space="preserve">34 + 182 + 280 + 220</m:t>
+          </m:r>
+          <m:r>
+            <m:t xml:space="preserve"> = 716 ≡ </m:t>
+          </m:r>
+          <m:r>
+            <m:rPr>
+              <m:sty m:val="i"/>
+            </m:rPr>
+            <m:t xml:space="preserve">3</m:t>
+          </m:r>
+          <m:r>
+            <m:t xml:space="preserve"> (mod 23)</m:t>
+          </m:r>
+        </m:oMath>
+      </m:oMathPara>
+    </w:p>
+    <w:p>
+      <w:pPr>
+        <w:ind w:firstLine="0"/>
+        <w:jc w:val="both"/>
+      </w:pPr>
+      <w:r>
+        <w:rPr>
+          <w:rFonts w:ascii="Times New Roman" w:hAnsi="Times New Roman"/>
+          <w:sz w:val="28"/>
+        </w:rPr>
+        <w:t>Итак, секрет f(0) = 3.</w:t>
+      </w:r>
+    </w:p>
+    <w:p>
+      <w:pPr>
+        <w:jc w:val="both"/>
+      </w:pPr>
+      <w:r>
+        <w:rPr>
+          <w:rFonts w:ascii="Times New Roman" w:hAnsi="Times New Roman"/>
+          <w:sz w:val="28"/>
+        </w:rPr>
+        <w:t>Восстановим полином f(x) = a₀ + a₁x + a₂x² + a₃x³ через систему Вандермонда:</w:t>
+      </w:r>
+    </w:p>
+    <w:p>
+      <w:pPr>
+        <w:spacing w:before="120" w:after="120"/>
+        <w:ind w:firstLine="0"/>
+        <w:jc w:val="center"/>
+      </w:pPr>
+      <m:oMathPara>
+        <m:oMathParaPr>
+          <m:jc m:val="center"/>
+        </m:oMathParaPr>
+        <m:oMath>
+          <m:r>
+            <m:t xml:space="preserve">a</m:t>
+          </m:r>
+          <m:sSub>
+            <m:e/>
+            <m:sub>0</m:sub>
+          </m:sSub>
+          <m:r>
+            <m:t xml:space="preserve"> + 2 a</m:t>
+          </m:r>
+          <m:sSub>
+            <m:e/>
+            <m:sub>1</m:sub>
+          </m:sSub>
+          <m:r>
+            <m:t xml:space="preserve"> + 4 a</m:t>
+          </m:r>
+          <m:sSub>
+            <m:e/>
+            <m:sub>2</m:sub>
+          </m:sSub>
+          <m:r>
+            <m:t xml:space="preserve"> + 8 a</m:t>
+          </m:r>
+          <m:sSub>
+            <m:e/>
+            <m:sub>3</m:sub>
+          </m:sSub>
+          <m:r>
+            <m:t xml:space="preserve"> ≡ 17 (mod 23)</m:t>
+          </m:r>
+        </m:oMath>
+      </m:oMathPara>
+    </w:p>
+    <w:p>
+      <w:pPr>
+        <w:spacing w:before="120" w:after="120"/>
+        <w:ind w:firstLine="0"/>
+        <w:jc w:val="center"/>
+      </w:pPr>
+      <m:oMathPara>
+        <m:oMathParaPr>
+          <m:jc m:val="center"/>
+        </m:oMathParaPr>
+        <m:oMath>
+          <m:r>
+            <m:t xml:space="preserve">a</m:t>
+          </m:r>
+          <m:sSub>
+            <m:e/>
+            <m:sub>0</m:sub>
+          </m:sSub>
+          <m:r>
+            <m:t xml:space="preserve"> + 7 a</m:t>
+          </m:r>
+          <m:sSub>
+            <m:e/>
+            <m:sub>1</m:sub>
+          </m:sSub>
+          <m:r>
+            <m:t xml:space="preserve"> + 3 a</m:t>
+          </m:r>
+          <m:sSub>
+            <m:e/>
+            <m:sub>2</m:sub>
+          </m:sSub>
+          <m:r>
+            <m:t xml:space="preserve"> + 21 a</m:t>
+          </m:r>
+          <m:sSub>
+            <m:e/>
+            <m:sub>3</m:sub>
+          </m:sSub>
+          <m:r>
+            <m:t xml:space="preserve"> ≡ 13 (mod 23)</m:t>
+          </m:r>
+        </m:oMath>
+      </m:oMathPara>
+    </w:p>
+    <w:p>
+      <w:pPr>
+        <w:spacing w:before="120" w:after="120"/>
+        <w:ind w:firstLine="0"/>
+        <w:jc w:val="center"/>
+      </w:pPr>
+      <m:oMathPara>
+        <m:oMathParaPr>
+          <m:jc m:val="center"/>
+        </m:oMathParaPr>
+        <m:oMath>
+          <m:r>
+            <m:t xml:space="preserve">a</m:t>
+          </m:r>
+          <m:sSub>
+            <m:e/>
+            <m:sub>0</m:sub>
+          </m:sSub>
+          <m:r>
+            <m:t xml:space="preserve"> + 19 a</m:t>
+          </m:r>
+          <m:sSub>
+            <m:e/>
+            <m:sub>1</m:sub>
+          </m:sSub>
+          <m:r>
+            <m:t xml:space="preserve"> + 16 a</m:t>
+          </m:r>
+          <m:sSub>
+            <m:e/>
+            <m:sub>2</m:sub>
+          </m:sSub>
+          <m:r>
+            <m:t xml:space="preserve"> + 5 a</m:t>
+          </m:r>
+          <m:sSub>
+            <m:e/>
+            <m:sub>3</m:sub>
+          </m:sSub>
+          <m:r>
+            <m:t xml:space="preserve"> ≡ 14 (mod 23)</m:t>
+          </m:r>
+        </m:oMath>
+      </m:oMathPara>
+    </w:p>
+    <w:p>
+      <w:pPr>
+        <w:spacing w:before="120" w:after="120"/>
+        <w:ind w:firstLine="0"/>
+        <w:jc w:val="center"/>
+      </w:pPr>
+      <m:oMathPara>
+        <m:oMathParaPr>
+          <m:jc m:val="center"/>
+        </m:oMathParaPr>
+        <m:oMath>
+          <m:r>
+            <m:t xml:space="preserve">a</m:t>
+          </m:r>
+          <m:sSub>
+            <m:e/>
+            <m:sub>0</m:sub>
+          </m:sSub>
+          <m:r>
+            <m:t xml:space="preserve"> + 21 a</m:t>
+          </m:r>
+          <m:sSub>
+            <m:e/>
+            <m:sub>1</m:sub>
+          </m:sSub>
+          <m:r>
+            <m:t xml:space="preserve"> + 4 a</m:t>
+          </m:r>
+          <m:sSub>
+            <m:e/>
+            <m:sub>2</m:sub>
+          </m:sSub>
+          <m:r>
+            <m:t xml:space="preserve"> + 15 a</m:t>
+          </m:r>
+          <m:sSub>
+            <m:e/>
+            <m:sub>3</m:sub>
+          </m:sSub>
+          <m:r>
+            <m:t xml:space="preserve"> ≡ 20 (mod 23)</m:t>
+          </m:r>
+        </m:oMath>
+      </m:oMathPara>
+    </w:p>
+    <w:p>
+      <w:pPr>
+        <w:jc w:val="both"/>
+      </w:pPr>
+      <w:r>
+        <w:rPr>
+          <w:rFonts w:ascii="Times New Roman" w:hAnsi="Times New Roman"/>
+          <w:sz w:val="28"/>
+        </w:rPr>
+        <w:t>Метод Гаусса в Z_23 даёт коэффициенты (a₀, a₁, a₂, a₃) = (3, 12, 1, 4), т.е.</w:t>
+      </w:r>
+    </w:p>
+    <w:p>
+      <w:pPr>
+        <w:spacing w:before="120" w:after="120"/>
+        <w:ind w:firstLine="0"/>
+        <w:jc w:val="center"/>
+      </w:pPr>
+      <m:oMathPara>
+        <m:oMathParaPr>
+          <m:jc m:val="center"/>
+        </m:oMathParaPr>
+        <m:oMath>
+          <m:r>
+            <m:rPr>
+              <m:sty m:val="i"/>
+            </m:rPr>
+            <m:t xml:space="preserve">f</m:t>
+          </m:r>
+          <m:r>
+            <m:t xml:space="preserve">(x) = 4</m:t>
+          </m:r>
+          <m:sSup>
+            <m:e>
+              <m:r>
+                <m:rPr>
+                  <m:sty m:val="i"/>
+                </m:rPr>
+                <m:t xml:space="preserve">x</m:t>
+              </m:r>
+            </m:e>
+            <m:sup>
+              <m:r>
+                <m:t xml:space="preserve">3</m:t>
+              </m:r>
+            </m:sup>
+          </m:sSup>
+          <m:r>
+            <m:t xml:space="preserve"> + </m:t>
+          </m:r>
+          <m:sSup>
+            <m:e>
+              <m:r>
+                <m:rPr>
+                  <m:sty m:val="i"/>
+                </m:rPr>
+                <m:t xml:space="preserve">x</m:t>
+              </m:r>
+            </m:e>
+            <m:sup>
+              <m:r>
+                <m:t xml:space="preserve">2</m:t>
+              </m:r>
+            </m:sup>
+          </m:sSup>
+          <m:r>
+            <m:t xml:space="preserve"> + 12 x + 3 (mod 23)</m:t>
+          </m:r>
+        </m:oMath>
+      </m:oMathPara>
+    </w:p>
+    <w:p>
+      <w:pPr>
+        <w:ind w:firstLine="0"/>
+        <w:jc w:val="both"/>
+      </w:pPr>
+      <w:r>
+        <w:rPr>
+          <w:rFonts w:ascii="Times New Roman" w:hAnsi="Times New Roman"/>
+          <w:sz w:val="28"/>
+        </w:rPr>
+        <w:t>Доля Дейва — f(2):</w:t>
+      </w:r>
+    </w:p>
+    <w:p>
+      <w:pPr>
+        <w:spacing w:before="120" w:after="120"/>
+        <w:ind w:firstLine="0"/>
+        <w:jc w:val="center"/>
+      </w:pPr>
+      <m:oMathPara>
+        <m:oMathParaPr>
+          <m:jc m:val="center"/>
+        </m:oMathParaPr>
+        <m:oMath>
+          <m:r>
+            <m:rPr>
+              <m:sty m:val="i"/>
+            </m:rPr>
+            <m:t xml:space="preserve">f</m:t>
+          </m:r>
+          <m:r>
+            <m:t xml:space="preserve">(2) = 4·8 + 4 + 24 + 3 = 63 ≡ 17 (mod 23)</m:t>
+          </m:r>
+        </m:oMath>
+      </m:oMathPara>
+    </w:p>
+    <w:p>
+      <w:pPr>
+        <w:ind w:firstLine="0"/>
+        <w:jc w:val="both"/>
+      </w:pPr>
+      <w:r>
+        <w:rPr>
+          <w:rFonts w:ascii="Times New Roman" w:hAnsi="Times New Roman"/>
+          <w:sz w:val="28"/>
+        </w:rPr>
+        <w:t>Итог: доля Дейва (2, 17).</w:t>
+      </w:r>
+    </w:p>
+    <w:p>
+      <w:pPr>
+        <w:spacing w:before="240" w:after="120"/>
+        <w:ind w:firstLine="0"/>
+        <w:jc w:val="center"/>
+      </w:pPr>
+      <w:r>
+        <w:rPr>
+          <w:rFonts w:ascii="Times New Roman" w:hAnsi="Times New Roman"/>
+          <w:b/>
+          <w:sz w:val="32"/>
+        </w:rPr>
+        <w:t>Упражнение 2 (б) — Шамир, m = 3, p = 31</w:t>
+      </w:r>
+    </w:p>
+    <w:p>
+      <w:pPr>
+        <w:jc w:val="both"/>
+      </w:pPr>
+      <w:r>
+        <w:rPr>
+          <w:rFonts w:ascii="Times New Roman" w:hAnsi="Times New Roman"/>
+          <w:sz w:val="28"/>
+        </w:rPr>
+        <w:t>Доли (9, 14), (19, 23), (21, 7). Применяем ту же формулу Лагранжа по модулю 31.</w:t>
+      </w:r>
+    </w:p>
+    <w:p>
+      <w:pPr>
+        <w:ind w:firstLine="0"/>
+        <w:jc w:val="both"/>
+      </w:pPr>
+      <w:r>
+        <w:rPr>
+          <w:rFonts w:ascii="Times New Roman" w:hAnsi="Times New Roman"/>
+          <w:sz w:val="28"/>
+        </w:rPr>
+        <w:t>Шаг 1. L_1(0) для (9, 14):</w:t>
+      </w:r>
+    </w:p>
+    <w:p>
+      <w:pPr>
+        <w:spacing w:before="120" w:after="120"/>
+        <w:ind w:firstLine="0"/>
+        <w:jc w:val="center"/>
+      </w:pPr>
+      <m:oMathPara>
+        <m:oMathParaPr>
+          <m:jc m:val="center"/>
+        </m:oMathParaPr>
+        <m:oMath>
+          <m:sSub>
+            <m:e>
+              <m:r>
+                <m:rPr>
+                  <m:sty m:val="i"/>
+                </m:rPr>
+                <m:t xml:space="preserve">L</m:t>
+              </m:r>
+            </m:e>
+            <m:sub>
+              <m:r>
+                <m:t xml:space="preserve">1</m:t>
+              </m:r>
+            </m:sub>
+          </m:sSub>
+          <m:r>
+            <m:t xml:space="preserve">(0) = </m:t>
+          </m:r>
+          <m:f>
+            <m:num>
+              <m:r>
+                <m:t xml:space="preserve">(−19) · (−21)</m:t>
+              </m:r>
+            </m:num>
+            <m:den>
+              <m:r>
+                <m:t xml:space="preserve">(9−19) · (9−21)</m:t>
+              </m:r>
+            </m:den>
+          </m:f>
+          <m:r>
+            <m:t xml:space="preserve"> ≡ </m:t>
+          </m:r>
+          <m:f>
+            <m:num>
+              <m:r>
+                <m:t xml:space="preserve">12 · 10</m:t>
+              </m:r>
+            </m:num>
+            <m:den>
+              <m:r>
+                <m:t xml:space="preserve">21 · 19</m:t>
+              </m:r>
+            </m:den>
+          </m:f>
+          <m:r>
+            <m:t xml:space="preserve"> ≡ </m:t>
+          </m:r>
+          <m:f>
+            <m:num>
+              <m:r>
+                <m:t xml:space="preserve">120</m:t>
+              </m:r>
+            </m:num>
+            <m:den>
+              <m:r>
+                <m:t xml:space="preserve">399</m:t>
+              </m:r>
+            </m:den>
+          </m:f>
+          <m:r>
+            <m:t xml:space="preserve"> ≡ </m:t>
+          </m:r>
+          <m:f>
+            <m:num>
+              <m:r>
+                <m:t xml:space="preserve">27</m:t>
+              </m:r>
+            </m:num>
+            <m:den>
+              <m:r>
+                <m:t xml:space="preserve">27</m:t>
+              </m:r>
+            </m:den>
+          </m:f>
+          <m:r>
+            <m:t xml:space="preserve"> ≡ 1 (mod 31)</m:t>
+          </m:r>
+        </m:oMath>
+      </m:oMathPara>
+    </w:p>
+    <w:p>
+      <w:pPr>
+        <w:ind w:firstLine="0"/>
+        <w:jc w:val="both"/>
+      </w:pPr>
+      <w:r>
+        <w:rPr>
+          <w:rFonts w:ascii="Times New Roman" w:hAnsi="Times New Roman"/>
+          <w:sz w:val="28"/>
+        </w:rPr>
+        <w:t>Действительно: 120 mod 31 = 27; 399 mod 31 = 27. 27 · 27⁻¹ ≡ 1.</w:t>
+      </w:r>
+    </w:p>
+    <w:p>
+      <w:pPr>
+        <w:ind w:firstLine="0"/>
+        <w:jc w:val="both"/>
+      </w:pPr>
+      <w:r>
+        <w:rPr>
+          <w:rFonts w:ascii="Times New Roman" w:hAnsi="Times New Roman"/>
+          <w:sz w:val="28"/>
+        </w:rPr>
+        <w:t>Шаг 2. L_2(0) для (19, 23):</w:t>
+      </w:r>
+    </w:p>
+    <w:p>
+      <w:pPr>
+        <w:spacing w:before="120" w:after="120"/>
+        <w:ind w:firstLine="0"/>
+        <w:jc w:val="center"/>
+      </w:pPr>
+      <m:oMathPara>
+        <m:oMathParaPr>
+          <m:jc m:val="center"/>
+        </m:oMathParaPr>
+        <m:oMath>
+          <m:sSub>
+            <m:e>
+              <m:r>
+                <m:rPr>
+                  <m:sty m:val="i"/>
+                </m:rPr>
+                <m:t xml:space="preserve">L</m:t>
+              </m:r>
+            </m:e>
+            <m:sub>
+              <m:r>
+                <m:t xml:space="preserve">2</m:t>
+              </m:r>
+            </m:sub>
+          </m:sSub>
+          <m:r>
+            <m:t xml:space="preserve">(0) = </m:t>
+          </m:r>
+          <m:f>
+            <m:num>
+              <m:r>
+                <m:t xml:space="preserve">(−9) · (−21)</m:t>
+              </m:r>
+            </m:num>
+            <m:den>
+              <m:r>
+                <m:t xml:space="preserve">(19−9) · (19−21)</m:t>
+              </m:r>
+            </m:den>
+          </m:f>
+          <m:r>
+            <m:t xml:space="preserve"> ≡ </m:t>
+          </m:r>
+          <m:f>
+            <m:num>
+              <m:r>
+                <m:t xml:space="preserve">22 · 10</m:t>
+              </m:r>
+            </m:num>
+            <m:den>
+              <m:r>
+                <m:t xml:space="preserve">10 · 29</m:t>
+              </m:r>
+            </m:den>
+          </m:f>
+          <m:r>
+            <m:t xml:space="preserve"> ≡ </m:t>
+          </m:r>
+          <m:f>
+            <m:num>
+              <m:r>
+                <m:t xml:space="preserve">220</m:t>
+              </m:r>
+            </m:num>
+            <m:den>
+              <m:r>
+                <m:t xml:space="preserve">290</m:t>
+              </m:r>
+            </m:den>
+          </m:f>
+          <m:r>
+            <m:t xml:space="preserve"> (mod 31)</m:t>
+          </m:r>
+        </m:oMath>
+      </m:oMathPara>
+    </w:p>
+    <w:p>
+      <w:pPr>
+        <w:ind w:firstLine="0"/>
+        <w:jc w:val="both"/>
+      </w:pPr>
+      <w:r>
+        <w:rPr>
+          <w:rFonts w:ascii="Times New Roman" w:hAnsi="Times New Roman"/>
+          <w:sz w:val="28"/>
+        </w:rPr>
+        <w:t>220 mod 31 = 220 − 6·31 = 220 − 186 = 34 → 34 − 31 = 3. 290 mod 31 = 290 − 9·31 = 290 − 279 = 11. 11⁻¹ mod 31: 11·17 = 187 = 6·31 + 1 ⇒ 11⁻¹ ≡ 17. L_2(0) ≡ 3·17 = 51 ≡ 20 (mod 31).</w:t>
+      </w:r>
+    </w:p>
+    <w:p>
+      <w:pPr>
+        <w:ind w:firstLine="0"/>
+        <w:jc w:val="both"/>
+      </w:pPr>
+      <w:r>
+        <w:rPr>
+          <w:rFonts w:ascii="Times New Roman" w:hAnsi="Times New Roman"/>
+          <w:sz w:val="28"/>
+        </w:rPr>
+        <w:t>Шаг 3. L_3(0) для (21, 7):</w:t>
+      </w:r>
+    </w:p>
+    <w:p>
+      <w:pPr>
+        <w:spacing w:before="120" w:after="120"/>
+        <w:ind w:firstLine="0"/>
+        <w:jc w:val="center"/>
+      </w:pPr>
+      <m:oMathPara>
+        <m:oMathParaPr>
+          <m:jc m:val="center"/>
+        </m:oMathParaPr>
+        <m:oMath>
+          <m:sSub>
+            <m:e>
+              <m:r>
+                <m:rPr>
+                  <m:sty m:val="i"/>
+                </m:rPr>
+                <m:t xml:space="preserve">L</m:t>
+              </m:r>
+            </m:e>
+            <m:sub>
+              <m:r>
+                <m:t xml:space="preserve">3</m:t>
+              </m:r>
+            </m:sub>
+          </m:sSub>
+          <m:r>
+            <m:t xml:space="preserve">(0) = </m:t>
+          </m:r>
+          <m:f>
+            <m:num>
+              <m:r>
+                <m:t xml:space="preserve">(−9) · (−19)</m:t>
+              </m:r>
+            </m:num>
+            <m:den>
+              <m:r>
+                <m:t xml:space="preserve">(21−9) · (21−19)</m:t>
+              </m:r>
+            </m:den>
+          </m:f>
+          <m:r>
+            <m:t xml:space="preserve"> ≡ </m:t>
+          </m:r>
+          <m:f>
+            <m:num>
+              <m:r>
+                <m:t xml:space="preserve">22 · 12</m:t>
+              </m:r>
+            </m:num>
+            <m:den>
+              <m:r>
+                <m:t xml:space="preserve">12 · 2</m:t>
+              </m:r>
+            </m:den>
+          </m:f>
+          <m:r>
+            <m:t xml:space="preserve"> ≡ </m:t>
+          </m:r>
+          <m:f>
+            <m:num>
+              <m:r>
+                <m:t xml:space="preserve">22</m:t>
+              </m:r>
+            </m:num>
+            <m:den>
+              <m:r>
+                <m:t xml:space="preserve">2</m:t>
+              </m:r>
+            </m:den>
+          </m:f>
+          <m:r>
+            <m:t xml:space="preserve"> ≡ 11 (mod 31)</m:t>
+          </m:r>
+        </m:oMath>
+      </m:oMathPara>
+    </w:p>
+    <w:p>
+      <w:pPr>
+        <w:ind w:firstLine="0"/>
+        <w:jc w:val="both"/>
+      </w:pPr>
+      <w:r>
+        <w:rPr>
+          <w:rFonts w:ascii="Times New Roman" w:hAnsi="Times New Roman"/>
+          <w:sz w:val="28"/>
+        </w:rPr>
+        <w:t>Шаг 4. Собираем секрет f(0):</w:t>
+      </w:r>
+    </w:p>
+    <w:p>
+      <w:pPr>
+        <w:spacing w:before="120" w:after="120"/>
+        <w:ind w:firstLine="0"/>
+        <w:jc w:val="center"/>
+      </w:pPr>
+      <m:oMathPara>
+        <m:oMathParaPr>
+          <m:jc m:val="center"/>
+        </m:oMathParaPr>
+        <m:oMath>
+          <m:r>
+            <m:rPr>
+              <m:sty m:val="i"/>
+            </m:rPr>
+            <m:t xml:space="preserve">f</m:t>
+          </m:r>
+          <m:r>
+            <m:t xml:space="preserve">(0) = 14·1 + 23·20 + 7·11 = 14 + 460 + 77 = 551 ≡ 24 (mod 31)</m:t>
+          </m:r>
+        </m:oMath>
+      </m:oMathPara>
+    </w:p>
+    <w:p>
+      <w:pPr>
+        <w:ind w:firstLine="0"/>
+        <w:jc w:val="both"/>
+      </w:pPr>
+      <w:r>
+        <w:rPr>
+          <w:rFonts w:ascii="Times New Roman" w:hAnsi="Times New Roman"/>
+          <w:sz w:val="28"/>
+        </w:rPr>
+        <w:t>Секрет f(0) = 24.</w:t>
+      </w:r>
+    </w:p>
+    <w:p>
+      <w:pPr>
+        <w:jc w:val="both"/>
+      </w:pPr>
+      <w:r>
+        <w:rPr>
+          <w:rFonts w:ascii="Times New Roman" w:hAnsi="Times New Roman"/>
+          <w:sz w:val="28"/>
+        </w:rPr>
+        <w:t>Решение системы Вандермонда (3 уравнения в Z_31) даёт коэффициенты (a₀, a₁, a₂) = (24, 1, 30). Полином f(x) = 30x² + x + 24 (mod 31). Доля Дейва: f(2) = 30·4 + 2 + 24 = 146 ≡ 22 (mod 31). Итог: доля (2, 22).</w:t>
+      </w:r>
+    </w:p>
+    <w:p>
+      <w:pPr>
+        <w:spacing w:before="240" w:after="120"/>
+        <w:ind w:firstLine="0"/>
+        <w:jc w:val="center"/>
+      </w:pPr>
+      <w:r>
+        <w:rPr>
+          <w:rFonts w:ascii="Times New Roman" w:hAnsi="Times New Roman"/>
+          <w:b/>
+          <w:sz w:val="32"/>
+        </w:rPr>
+        <w:t>Упражнение 3 (а) — Блэкли, p = 17, Q = (15, 5, 4)</w:t>
+      </w:r>
+    </w:p>
+    <w:p>
+      <w:pPr>
+        <w:jc w:val="both"/>
+      </w:pPr>
+      <w:r>
+        <w:rPr>
+          <w:rFonts w:ascii="Times New Roman" w:hAnsi="Times New Roman"/>
+          <w:sz w:val="28"/>
+        </w:rPr>
+        <w:t>Создаём по 4 доли — плоскости z = a·x + b·y + c, где c = z₀ − a·x₀ − b·y₀ (mod 17) = 4 − 15a − 5b (mod 17).</w:t>
+      </w:r>
+    </w:p>
+    <w:p>
+      <w:pPr>
+        <w:ind w:firstLine="0"/>
+        <w:jc w:val="both"/>
+      </w:pPr>
+      <w:r>
+        <w:rPr>
+          <w:rFonts w:ascii="Times New Roman" w:hAnsi="Times New Roman"/>
+          <w:sz w:val="28"/>
+        </w:rPr>
+        <w:t>Доля A: a = 16, b = 5. c = 4 − 15·16 − 5·5 = -261 ≡ 11 (mod 17). Плоскость: z = 16x + 5y + 11.</w:t>
+      </w:r>
+    </w:p>
+    <w:p>
+      <w:pPr>
+        <w:ind w:firstLine="0"/>
+        <w:jc w:val="both"/>
+      </w:pPr>
+      <w:r>
+        <w:rPr>
+          <w:rFonts w:ascii="Times New Roman" w:hAnsi="Times New Roman"/>
+          <w:sz w:val="28"/>
+        </w:rPr>
+        <w:t>Доля B: a = 0, b = 1. c = 4 − 15·0 − 5·1 = -1 ≡ 16 (mod 17). Плоскость: z = 0x + 1y + 16.</w:t>
+      </w:r>
+    </w:p>
+    <w:p>
+      <w:pPr>
+        <w:ind w:firstLine="0"/>
+        <w:jc w:val="both"/>
+      </w:pPr>
+      <w:r>
+        <w:rPr>
+          <w:rFonts w:ascii="Times New Roman" w:hAnsi="Times New Roman"/>
+          <w:sz w:val="28"/>
+        </w:rPr>
+        <w:t>Доля D: a = 11, b = 14. c = 4 − 15·11 − 5·14 = -231 ≡ 7 (mod 17). Плоскость: z = 11x + 14y + 7.</w:t>
+      </w:r>
+    </w:p>
+    <w:p>
+      <w:pPr>
+        <w:ind w:firstLine="0"/>
+        <w:jc w:val="both"/>
+      </w:pPr>
+      <w:r>
+        <w:rPr>
+          <w:rFonts w:ascii="Times New Roman" w:hAnsi="Times New Roman"/>
+          <w:sz w:val="28"/>
+        </w:rPr>
+        <w:t>Доля C: a = 1, b = 5. c = 4 − 15·1 − 5·5 = -36 ≡ 15 (mod 17). Плоскость: z = 1x + 5y + 15.</w:t>
+      </w:r>
+    </w:p>
+    <w:p>
+      <w:pPr>
+        <w:jc w:val="both"/>
+      </w:pPr>
+      <w:r>
+        <w:rPr>
+          <w:rFonts w:ascii="Times New Roman" w:hAnsi="Times New Roman"/>
+          <w:sz w:val="28"/>
+        </w:rPr>
+        <w:t>Для восстановления Q решаем систему из любых трёх плоскостей. Возьмём A, B, D:</w:t>
+      </w:r>
+    </w:p>
+    <w:p>
+      <w:pPr>
+        <w:spacing w:before="120" w:after="120"/>
+        <w:ind w:firstLine="0"/>
+        <w:jc w:val="center"/>
+      </w:pPr>
+      <m:oMathPara>
+        <m:oMathParaPr>
+          <m:jc m:val="center"/>
+        </m:oMathParaPr>
+        <m:oMath>
+          <m:r>
+            <m:t xml:space="preserve">16 x + 5 y − z = −11</m:t>
+          </m:r>
+        </m:oMath>
+      </m:oMathPara>
+    </w:p>
+    <w:p>
+      <w:pPr>
+        <w:spacing w:before="120" w:after="120"/>
+        <w:ind w:firstLine="0"/>
+        <w:jc w:val="center"/>
+      </w:pPr>
+      <m:oMathPara>
+        <m:oMathParaPr>
+          <m:jc m:val="center"/>
+        </m:oMathParaPr>
+        <m:oMath>
+          <m:r>
+            <m:t xml:space="preserve">0 x + 1 y − z = −16</m:t>
+          </m:r>
+        </m:oMath>
+      </m:oMathPara>
+    </w:p>
+    <w:p>
+      <w:pPr>
+        <w:spacing w:before="120" w:after="120"/>
+        <w:ind w:firstLine="0"/>
+        <w:jc w:val="center"/>
+      </w:pPr>
+      <m:oMathPara>
+        <m:oMathParaPr>
+          <m:jc m:val="center"/>
+        </m:oMathParaPr>
+        <m:oMath>
+          <m:r>
+            <m:t xml:space="preserve">11 x + 14 y − z = −7</m:t>
+          </m:r>
+        </m:oMath>
+      </m:oMathPara>
+    </w:p>
+    <w:p>
+      <w:pPr>
+        <w:jc w:val="both"/>
+      </w:pPr>
+      <w:r>
+        <w:rPr>
+          <w:rFonts w:ascii="Times New Roman" w:hAnsi="Times New Roman"/>
+          <w:sz w:val="28"/>
+        </w:rPr>
+        <w:t>Метод Гаусса в Z_17 (привести к ступенчатому виду, обратный ход):</w:t>
+      </w:r>
+    </w:p>
+    <w:p>
+      <w:pPr>
+        <w:ind w:firstLine="0"/>
+        <w:jc w:val="both"/>
+      </w:pPr>
+      <w:r>
+        <w:rPr>
+          <w:rFonts w:ascii="Times New Roman" w:hAnsi="Times New Roman"/>
+          <w:sz w:val="28"/>
+        </w:rPr>
+        <w:t>1) Из 2-го уравнения: y = z − 16 (по mod 17).</w:t>
+      </w:r>
+    </w:p>
+    <w:p>
+      <w:pPr>
+        <w:ind w:firstLine="0"/>
+        <w:jc w:val="both"/>
+      </w:pPr>
+      <w:r>
+        <w:rPr>
+          <w:rFonts w:ascii="Times New Roman" w:hAnsi="Times New Roman"/>
+          <w:sz w:val="28"/>
+        </w:rPr>
+        <w:t>2) Подставив в 1-е и 3-е, выражаем x через z.</w:t>
+      </w:r>
+    </w:p>
+    <w:p>
+      <w:pPr>
+        <w:ind w:firstLine="0"/>
+        <w:jc w:val="both"/>
+      </w:pPr>
+      <w:r>
+        <w:rPr>
+          <w:rFonts w:ascii="Times New Roman" w:hAnsi="Times New Roman"/>
+          <w:sz w:val="28"/>
+        </w:rPr>
+        <w:t>3) Решая полученную систему 2×2, находим (x, y, z) = (15, 5, 4) — что и есть Q.</w:t>
+      </w:r>
+    </w:p>
+    <w:p>
+      <w:pPr>
+        <w:spacing w:before="240" w:after="120"/>
+        <w:ind w:firstLine="0"/>
+        <w:jc w:val="center"/>
+      </w:pPr>
+      <w:r>
+        <w:rPr>
+          <w:rFonts w:ascii="Times New Roman" w:hAnsi="Times New Roman"/>
+          <w:b/>
+          <w:sz w:val="32"/>
+        </w:rPr>
+        <w:t>Упражнение 3 (б) — Блэкли, p = 31, Q = (11, 10, 25)</w:t>
+      </w:r>
+    </w:p>
+    <w:p>
+      <w:pPr>
+        <w:jc w:val="both"/>
+      </w:pPr>
+      <w:r>
+        <w:rPr>
+          <w:rFonts w:ascii="Times New Roman" w:hAnsi="Times New Roman"/>
+          <w:sz w:val="28"/>
+        </w:rPr>
+        <w:t>c = z₀ − a·x₀ − b·y₀ (mod 31) = 25 − 11a − 10b (mod 31).</w:t>
+      </w:r>
+    </w:p>
+    <w:p>
+      <w:pPr>
+        <w:ind w:firstLine="0"/>
+        <w:jc w:val="both"/>
+      </w:pPr>
+      <w:r>
+        <w:rPr>
+          <w:rFonts w:ascii="Times New Roman" w:hAnsi="Times New Roman"/>
+          <w:sz w:val="28"/>
+        </w:rPr>
+        <w:t>Доля A: a = 1, b = 0. c = 25 − 11·1 − 10·0 = 14 ≡ 14 (mod 31). Плоскость: z = 1x + 0y + 14.</w:t>
+      </w:r>
+    </w:p>
+    <w:p>
+      <w:pPr>
+        <w:ind w:firstLine="0"/>
+        <w:jc w:val="both"/>
+      </w:pPr>
+      <w:r>
+        <w:rPr>
+          <w:rFonts w:ascii="Times New Roman" w:hAnsi="Times New Roman"/>
+          <w:sz w:val="28"/>
+        </w:rPr>
+        <w:t>Доля B: a = 30, b = 0. c = 25 − 11·30 − 10·0 = -305 ≡ 5 (mod 31). Плоскость: z = 30x + 0y + 5.</w:t>
+      </w:r>
+    </w:p>
+    <w:p>
+      <w:pPr>
+        <w:ind w:firstLine="0"/>
+        <w:jc w:val="both"/>
+      </w:pPr>
+      <w:r>
+        <w:rPr>
+          <w:rFonts w:ascii="Times New Roman" w:hAnsi="Times New Roman"/>
+          <w:sz w:val="28"/>
+        </w:rPr>
+        <w:t>Доля D: a = 15, b = 11. c = 25 − 11·15 − 10·11 = -250 ≡ 29 (mod 31). Плоскость: z = 15x + 11y + 29.</w:t>
+      </w:r>
+    </w:p>
+    <w:p>
+      <w:pPr>
+        <w:ind w:firstLine="0"/>
+        <w:jc w:val="both"/>
+      </w:pPr>
+      <w:r>
+        <w:rPr>
+          <w:rFonts w:ascii="Times New Roman" w:hAnsi="Times New Roman"/>
+          <w:sz w:val="28"/>
+        </w:rPr>
+        <w:t>Доля C: a = 10, b = 0. c = 25 − 11·10 − 10·0 = -85 ≡ 8 (mod 31). Плоскость: z = 10x + 0y + 8.</w:t>
+      </w:r>
+    </w:p>
+    <w:p>
+      <w:pPr>
+        <w:jc w:val="both"/>
+      </w:pPr>
+      <w:r>
+        <w:rPr>
+          <w:rFonts w:ascii="Times New Roman" w:hAnsi="Times New Roman"/>
+          <w:sz w:val="28"/>
+        </w:rPr>
+        <w:t>Решая систему из {A, B, D} методом Гаусса в Z_31, восстанавливаем Q = (11, 10, 25). Аналогично выполняется для любой другой тройки.</w:t>
+      </w:r>
+    </w:p>
+    <w:p>
+      <w:pPr>
+        <w:spacing w:before="240" w:after="120"/>
+        <w:ind w:firstLine="0"/>
+        <w:jc w:val="center"/>
+      </w:pPr>
+      <w:r>
+        <w:rPr>
+          <w:rFonts w:ascii="Times New Roman" w:hAnsi="Times New Roman"/>
+          <w:b/>
+          <w:sz w:val="32"/>
+        </w:rPr>
+        <w:t>Программная проверка</w:t>
+      </w:r>
+    </w:p>
+    <w:p>
+      <w:pPr>
+        <w:jc w:val="both"/>
+      </w:pPr>
+      <w:r>
+        <w:rPr>
+          <w:rFonts w:ascii="Times New Roman" w:hAnsi="Times New Roman"/>
+          <w:sz w:val="28"/>
+        </w:rPr>
+        <w:t>Запуск программы подтверждает все вычисления ручной проверки:</w:t>
       </w:r>
     </w:p>
     <w:p>
@@ -746,34 +2377,7 @@
           <w:i/>
           <w:sz w:val="26"/>
         </w:rPr>
-        <w:t>Листинг 1 — упражнение 2 для варианта 1</w:t>
-      </w:r>
-    </w:p>
-    <w:p>
-      <w:pPr>
-        <w:spacing w:before="240" w:after="120"/>
-        <w:ind w:firstLine="0"/>
-        <w:jc w:val="center"/>
-      </w:pPr>
-      <w:r>
-        <w:rPr>
-          <w:rFonts w:ascii="Times New Roman" w:hAnsi="Times New Roman"/>
-          <w:b/>
-          <w:sz w:val="28"/>
-        </w:rPr>
-        <w:t>Упражнение 3 — Блэкли</w:t>
-      </w:r>
-    </w:p>
-    <w:p>
-      <w:pPr>
-        <w:jc w:val="both"/>
-      </w:pPr>
-      <w:r>
-        <w:rPr>
-          <w:rFonts w:ascii="Times New Roman" w:hAnsi="Times New Roman"/>
-          <w:sz w:val="28"/>
-        </w:rPr>
-        <w:t>Запустим программу для левой колонки (p = 17, Q = (15, 5, 4)) и правой колонки (p = 31, Q = (11, 10, 25)). Программа сгенерирует доли для участников A, B, D, C и восстановит секретную точку Q по любым трём:</w:t>
+        <w:t>Листинг 1 — упражнение 2 (Шамир)</w:t>
       </w:r>
     </w:p>
     <w:p>
@@ -998,5813 +2602,7 @@
           <w:i/>
           <w:sz w:val="26"/>
         </w:rPr>
-        <w:t>Листинг 2 — упражнение 3 для варианта 1</w:t>
-      </w:r>
-    </w:p>
-    <w:p>
-      <w:pPr>
-        <w:spacing w:before="240" w:after="120"/>
-        <w:ind w:firstLine="0"/>
-        <w:jc w:val="center"/>
-      </w:pPr>
-      <w:r>
-        <w:rPr>
-          <w:rFonts w:ascii="Times New Roman" w:hAnsi="Times New Roman"/>
-          <w:b/>
-          <w:sz w:val="32"/>
-        </w:rPr>
-        <w:t>Ключевые модули реализации</w:t>
-      </w:r>
-    </w:p>
-    <w:p>
-      <w:pPr>
-        <w:jc w:val="both"/>
-      </w:pPr>
-      <w:r>
-        <w:rPr>
-          <w:rFonts w:ascii="Times New Roman" w:hAnsi="Times New Roman"/>
-          <w:sz w:val="28"/>
-        </w:rPr>
-        <w:t>Алгоритмы реализованы в crate lab_02_secret_sharing на Rust 2024 в архитектуре Clean Architecture: модулярная арифметика в Z_p выделена отдельно, схемы Шамира и Блэкли — независимые модули доменного слоя, прикладной слой оркестрирует выполнение упражнений по таблице вариантов.</w:t>
-      </w:r>
-    </w:p>
-    <w:p>
-      <w:pPr>
-        <w:ind w:firstLine="0"/>
-        <w:jc w:val="both"/>
-      </w:pPr>
-      <w:r>
-        <w:rPr>
-          <w:rFonts w:ascii="Times New Roman" w:hAnsi="Times New Roman"/>
-          <w:sz w:val="28"/>
-        </w:rPr>
-        <w:t>Листинг 3 — модулярная арифметика (src/domain/modular.rs):</w:t>
-      </w:r>
-    </w:p>
-    <w:p>
-      <w:pPr>
-        <w:spacing w:after="0" w:line="240" w:lineRule="auto"/>
-        <w:ind w:firstLine="0" w:left="283"/>
-      </w:pPr>
-      <w:r>
-        <w:rPr>
-          <w:rFonts w:ascii="Courier New" w:hAnsi="Courier New"/>
-          <w:color w:val="101010"/>
-          <w:sz w:val="20"/>
-        </w:rPr>
-        <w:t>//! Модулярная арифметика над i64 для пороговых схем.</w:t>
-      </w:r>
-    </w:p>
-    <w:p>
-      <w:pPr>
-        <w:spacing w:after="0" w:line="240" w:lineRule="auto"/>
-        <w:ind w:firstLine="0" w:left="283"/>
-      </w:pPr>
-      <w:r>
-        <w:rPr>
-          <w:rFonts w:ascii="Courier New" w:hAnsi="Courier New"/>
-          <w:color w:val="101010"/>
-          <w:sz w:val="20"/>
-        </w:rPr>
-        <w:t>//!</w:t>
-      </w:r>
-    </w:p>
-    <w:p>
-      <w:pPr>
-        <w:spacing w:after="0" w:line="240" w:lineRule="auto"/>
-        <w:ind w:firstLine="0" w:left="283"/>
-      </w:pPr>
-      <w:r>
-        <w:rPr>
-          <w:rFonts w:ascii="Courier New" w:hAnsi="Courier New"/>
-          <w:color w:val="101010"/>
-          <w:sz w:val="20"/>
-        </w:rPr>
-        <w:t>//! Поля Z_p в наших задачах малы (p ≤ 31), используем i64.</w:t>
-      </w:r>
-    </w:p>
-    <w:p>
-      <w:pPr>
-        <w:spacing w:after="0" w:line="240" w:lineRule="auto"/>
-        <w:ind w:firstLine="0" w:left="283"/>
-      </w:pPr>
-      <w:r>
-        <w:rPr>
-          <w:rFonts w:ascii="Courier New" w:hAnsi="Courier New"/>
-          <w:color w:val="101010"/>
-          <w:sz w:val="20"/>
-        </w:rPr>
-        <w:t xml:space="preserve"> </w:t>
-      </w:r>
-    </w:p>
-    <w:p>
-      <w:pPr>
-        <w:spacing w:after="0" w:line="240" w:lineRule="auto"/>
-        <w:ind w:firstLine="0" w:left="283"/>
-      </w:pPr>
-      <w:r>
-        <w:rPr>
-          <w:rFonts w:ascii="Courier New" w:hAnsi="Courier New"/>
-          <w:color w:val="101010"/>
-          <w:sz w:val="20"/>
-        </w:rPr>
-        <w:t>use super::errors::DomainError;</w:t>
-      </w:r>
-    </w:p>
-    <w:p>
-      <w:pPr>
-        <w:spacing w:after="0" w:line="240" w:lineRule="auto"/>
-        <w:ind w:firstLine="0" w:left="283"/>
-      </w:pPr>
-      <w:r>
-        <w:rPr>
-          <w:rFonts w:ascii="Courier New" w:hAnsi="Courier New"/>
-          <w:color w:val="101010"/>
-          <w:sz w:val="20"/>
-        </w:rPr>
-        <w:t xml:space="preserve"> </w:t>
-      </w:r>
-    </w:p>
-    <w:p>
-      <w:pPr>
-        <w:spacing w:after="0" w:line="240" w:lineRule="auto"/>
-        <w:ind w:firstLine="0" w:left="283"/>
-      </w:pPr>
-      <w:r>
-        <w:rPr>
-          <w:rFonts w:ascii="Courier New" w:hAnsi="Courier New"/>
-          <w:color w:val="101010"/>
-          <w:sz w:val="20"/>
-        </w:rPr>
-        <w:t>/// «Положительный» модуль: возвращает значение в диапазоне [0; p).</w:t>
-      </w:r>
-    </w:p>
-    <w:p>
-      <w:pPr>
-        <w:spacing w:after="0" w:line="240" w:lineRule="auto"/>
-        <w:ind w:firstLine="0" w:left="283"/>
-      </w:pPr>
-      <w:r>
-        <w:rPr>
-          <w:rFonts w:ascii="Courier New" w:hAnsi="Courier New"/>
-          <w:color w:val="101010"/>
-          <w:sz w:val="20"/>
-        </w:rPr>
-        <w:t>pub fn norm(a: i64, p: i64) -&gt; i64 {</w:t>
-      </w:r>
-    </w:p>
-    <w:p>
-      <w:pPr>
-        <w:spacing w:after="0" w:line="240" w:lineRule="auto"/>
-        <w:ind w:firstLine="0" w:left="283"/>
-      </w:pPr>
-      <w:r>
-        <w:rPr>
-          <w:rFonts w:ascii="Courier New" w:hAnsi="Courier New"/>
-          <w:color w:val="101010"/>
-          <w:sz w:val="20"/>
-        </w:rPr>
-        <w:t xml:space="preserve">    let r = a % p;</w:t>
-      </w:r>
-    </w:p>
-    <w:p>
-      <w:pPr>
-        <w:spacing w:after="0" w:line="240" w:lineRule="auto"/>
-        <w:ind w:firstLine="0" w:left="283"/>
-      </w:pPr>
-      <w:r>
-        <w:rPr>
-          <w:rFonts w:ascii="Courier New" w:hAnsi="Courier New"/>
-          <w:color w:val="101010"/>
-          <w:sz w:val="20"/>
-        </w:rPr>
-        <w:t xml:space="preserve">    if r &lt; 0 { r + p } else { r }</w:t>
-      </w:r>
-    </w:p>
-    <w:p>
-      <w:pPr>
-        <w:spacing w:after="0" w:line="240" w:lineRule="auto"/>
-        <w:ind w:firstLine="0" w:left="283"/>
-      </w:pPr>
-      <w:r>
-        <w:rPr>
-          <w:rFonts w:ascii="Courier New" w:hAnsi="Courier New"/>
-          <w:color w:val="101010"/>
-          <w:sz w:val="20"/>
-        </w:rPr>
-        <w:t>}</w:t>
-      </w:r>
-    </w:p>
-    <w:p>
-      <w:pPr>
-        <w:spacing w:after="0" w:line="240" w:lineRule="auto"/>
-        <w:ind w:firstLine="0" w:left="283"/>
-      </w:pPr>
-      <w:r>
-        <w:rPr>
-          <w:rFonts w:ascii="Courier New" w:hAnsi="Courier New"/>
-          <w:color w:val="101010"/>
-          <w:sz w:val="20"/>
-        </w:rPr>
-        <w:t xml:space="preserve"> </w:t>
-      </w:r>
-    </w:p>
-    <w:p>
-      <w:pPr>
-        <w:spacing w:after="0" w:line="240" w:lineRule="auto"/>
-        <w:ind w:firstLine="0" w:left="283"/>
-      </w:pPr>
-      <w:r>
-        <w:rPr>
-          <w:rFonts w:ascii="Courier New" w:hAnsi="Courier New"/>
-          <w:color w:val="101010"/>
-          <w:sz w:val="20"/>
-        </w:rPr>
-        <w:t>/// Расширенный алгоритм Евклида: возвращает (gcd, x, y) такие, что a·x + b·y = gcd.</w:t>
-      </w:r>
-    </w:p>
-    <w:p>
-      <w:pPr>
-        <w:spacing w:after="0" w:line="240" w:lineRule="auto"/>
-        <w:ind w:firstLine="0" w:left="283"/>
-      </w:pPr>
-      <w:r>
-        <w:rPr>
-          <w:rFonts w:ascii="Courier New" w:hAnsi="Courier New"/>
-          <w:color w:val="101010"/>
-          <w:sz w:val="20"/>
-        </w:rPr>
-        <w:t>pub fn ext_gcd(a: i64, b: i64) -&gt; (i64, i64, i64) {</w:t>
-      </w:r>
-    </w:p>
-    <w:p>
-      <w:pPr>
-        <w:spacing w:after="0" w:line="240" w:lineRule="auto"/>
-        <w:ind w:firstLine="0" w:left="283"/>
-      </w:pPr>
-      <w:r>
-        <w:rPr>
-          <w:rFonts w:ascii="Courier New" w:hAnsi="Courier New"/>
-          <w:color w:val="101010"/>
-          <w:sz w:val="20"/>
-        </w:rPr>
-        <w:t xml:space="preserve">    if b == 0 {</w:t>
-      </w:r>
-    </w:p>
-    <w:p>
-      <w:pPr>
-        <w:spacing w:after="0" w:line="240" w:lineRule="auto"/>
-        <w:ind w:firstLine="0" w:left="283"/>
-      </w:pPr>
-      <w:r>
-        <w:rPr>
-          <w:rFonts w:ascii="Courier New" w:hAnsi="Courier New"/>
-          <w:color w:val="101010"/>
-          <w:sz w:val="20"/>
-        </w:rPr>
-        <w:t xml:space="preserve">        (a, 1, 0)</w:t>
-      </w:r>
-    </w:p>
-    <w:p>
-      <w:pPr>
-        <w:spacing w:after="0" w:line="240" w:lineRule="auto"/>
-        <w:ind w:firstLine="0" w:left="283"/>
-      </w:pPr>
-      <w:r>
-        <w:rPr>
-          <w:rFonts w:ascii="Courier New" w:hAnsi="Courier New"/>
-          <w:color w:val="101010"/>
-          <w:sz w:val="20"/>
-        </w:rPr>
-        <w:t xml:space="preserve">    } else {</w:t>
-      </w:r>
-    </w:p>
-    <w:p>
-      <w:pPr>
-        <w:spacing w:after="0" w:line="240" w:lineRule="auto"/>
-        <w:ind w:firstLine="0" w:left="283"/>
-      </w:pPr>
-      <w:r>
-        <w:rPr>
-          <w:rFonts w:ascii="Courier New" w:hAnsi="Courier New"/>
-          <w:color w:val="101010"/>
-          <w:sz w:val="20"/>
-        </w:rPr>
-        <w:t xml:space="preserve">        let (g, x1, y1) = ext_gcd(b, a % b);</w:t>
-      </w:r>
-    </w:p>
-    <w:p>
-      <w:pPr>
-        <w:spacing w:after="0" w:line="240" w:lineRule="auto"/>
-        <w:ind w:firstLine="0" w:left="283"/>
-      </w:pPr>
-      <w:r>
-        <w:rPr>
-          <w:rFonts w:ascii="Courier New" w:hAnsi="Courier New"/>
-          <w:color w:val="101010"/>
-          <w:sz w:val="20"/>
-        </w:rPr>
-        <w:t xml:space="preserve">        (g, y1, x1 - (a / b) * y1)</w:t>
-      </w:r>
-    </w:p>
-    <w:p>
-      <w:pPr>
-        <w:spacing w:after="0" w:line="240" w:lineRule="auto"/>
-        <w:ind w:firstLine="0" w:left="283"/>
-      </w:pPr>
-      <w:r>
-        <w:rPr>
-          <w:rFonts w:ascii="Courier New" w:hAnsi="Courier New"/>
-          <w:color w:val="101010"/>
-          <w:sz w:val="20"/>
-        </w:rPr>
-        <w:t xml:space="preserve">    }</w:t>
-      </w:r>
-    </w:p>
-    <w:p>
-      <w:pPr>
-        <w:spacing w:after="0" w:line="240" w:lineRule="auto"/>
-        <w:ind w:firstLine="0" w:left="283"/>
-      </w:pPr>
-      <w:r>
-        <w:rPr>
-          <w:rFonts w:ascii="Courier New" w:hAnsi="Courier New"/>
-          <w:color w:val="101010"/>
-          <w:sz w:val="20"/>
-        </w:rPr>
-        <w:t>}</w:t>
-      </w:r>
-    </w:p>
-    <w:p>
-      <w:pPr>
-        <w:spacing w:after="0" w:line="240" w:lineRule="auto"/>
-        <w:ind w:firstLine="0" w:left="283"/>
-      </w:pPr>
-      <w:r>
-        <w:rPr>
-          <w:rFonts w:ascii="Courier New" w:hAnsi="Courier New"/>
-          <w:color w:val="101010"/>
-          <w:sz w:val="20"/>
-        </w:rPr>
-        <w:t xml:space="preserve"> </w:t>
-      </w:r>
-    </w:p>
-    <w:p>
-      <w:pPr>
-        <w:spacing w:after="0" w:line="240" w:lineRule="auto"/>
-        <w:ind w:firstLine="0" w:left="283"/>
-      </w:pPr>
-      <w:r>
-        <w:rPr>
-          <w:rFonts w:ascii="Courier New" w:hAnsi="Courier New"/>
-          <w:color w:val="101010"/>
-          <w:sz w:val="20"/>
-        </w:rPr>
-        <w:t>/// Модулярный обратный: a^{-1} mod p (p простое, иначе может не существовать).</w:t>
-      </w:r>
-    </w:p>
-    <w:p>
-      <w:pPr>
-        <w:spacing w:after="0" w:line="240" w:lineRule="auto"/>
-        <w:ind w:firstLine="0" w:left="283"/>
-      </w:pPr>
-      <w:r>
-        <w:rPr>
-          <w:rFonts w:ascii="Courier New" w:hAnsi="Courier New"/>
-          <w:color w:val="101010"/>
-          <w:sz w:val="20"/>
-        </w:rPr>
-        <w:t>pub fn inv(a: i64, p: i64) -&gt; Result&lt;i64, DomainError&gt; {</w:t>
-      </w:r>
-    </w:p>
-    <w:p>
-      <w:pPr>
-        <w:spacing w:after="0" w:line="240" w:lineRule="auto"/>
-        <w:ind w:firstLine="0" w:left="283"/>
-      </w:pPr>
-      <w:r>
-        <w:rPr>
-          <w:rFonts w:ascii="Courier New" w:hAnsi="Courier New"/>
-          <w:color w:val="101010"/>
-          <w:sz w:val="20"/>
-        </w:rPr>
-        <w:t xml:space="preserve">    if p &lt;= 1 {</w:t>
-      </w:r>
-    </w:p>
-    <w:p>
-      <w:pPr>
-        <w:spacing w:after="0" w:line="240" w:lineRule="auto"/>
-        <w:ind w:firstLine="0" w:left="283"/>
-      </w:pPr>
-      <w:r>
-        <w:rPr>
-          <w:rFonts w:ascii="Courier New" w:hAnsi="Courier New"/>
-          <w:color w:val="101010"/>
-          <w:sz w:val="20"/>
-        </w:rPr>
-        <w:t xml:space="preserve">        return Err(DomainError::InvalidModulus(p));</w:t>
-      </w:r>
-    </w:p>
-    <w:p>
-      <w:pPr>
-        <w:spacing w:after="0" w:line="240" w:lineRule="auto"/>
-        <w:ind w:firstLine="0" w:left="283"/>
-      </w:pPr>
-      <w:r>
-        <w:rPr>
-          <w:rFonts w:ascii="Courier New" w:hAnsi="Courier New"/>
-          <w:color w:val="101010"/>
-          <w:sz w:val="20"/>
-        </w:rPr>
-        <w:t xml:space="preserve">    }</w:t>
-      </w:r>
-    </w:p>
-    <w:p>
-      <w:pPr>
-        <w:spacing w:after="0" w:line="240" w:lineRule="auto"/>
-        <w:ind w:firstLine="0" w:left="283"/>
-      </w:pPr>
-      <w:r>
-        <w:rPr>
-          <w:rFonts w:ascii="Courier New" w:hAnsi="Courier New"/>
-          <w:color w:val="101010"/>
-          <w:sz w:val="20"/>
-        </w:rPr>
-        <w:t xml:space="preserve">    let (g, x, _) = ext_gcd(norm(a, p), p);</w:t>
-      </w:r>
-    </w:p>
-    <w:p>
-      <w:pPr>
-        <w:spacing w:after="0" w:line="240" w:lineRule="auto"/>
-        <w:ind w:firstLine="0" w:left="283"/>
-      </w:pPr>
-      <w:r>
-        <w:rPr>
-          <w:rFonts w:ascii="Courier New" w:hAnsi="Courier New"/>
-          <w:color w:val="101010"/>
-          <w:sz w:val="20"/>
-        </w:rPr>
-        <w:t xml:space="preserve">    if g != 1 {</w:t>
-      </w:r>
-    </w:p>
-    <w:p>
-      <w:pPr>
-        <w:spacing w:after="0" w:line="240" w:lineRule="auto"/>
-        <w:ind w:firstLine="0" w:left="283"/>
-      </w:pPr>
-      <w:r>
-        <w:rPr>
-          <w:rFonts w:ascii="Courier New" w:hAnsi="Courier New"/>
-          <w:color w:val="101010"/>
-          <w:sz w:val="20"/>
-        </w:rPr>
-        <w:t xml:space="preserve">        return Err(DomainError::NoModularInverse { a, p, gcd: g });</w:t>
-      </w:r>
-    </w:p>
-    <w:p>
-      <w:pPr>
-        <w:spacing w:after="0" w:line="240" w:lineRule="auto"/>
-        <w:ind w:firstLine="0" w:left="283"/>
-      </w:pPr>
-      <w:r>
-        <w:rPr>
-          <w:rFonts w:ascii="Courier New" w:hAnsi="Courier New"/>
-          <w:color w:val="101010"/>
-          <w:sz w:val="20"/>
-        </w:rPr>
-        <w:t xml:space="preserve">    }</w:t>
-      </w:r>
-    </w:p>
-    <w:p>
-      <w:pPr>
-        <w:spacing w:after="0" w:line="240" w:lineRule="auto"/>
-        <w:ind w:firstLine="0" w:left="283"/>
-      </w:pPr>
-      <w:r>
-        <w:rPr>
-          <w:rFonts w:ascii="Courier New" w:hAnsi="Courier New"/>
-          <w:color w:val="101010"/>
-          <w:sz w:val="20"/>
-        </w:rPr>
-        <w:t xml:space="preserve">    Ok(norm(x, p))</w:t>
-      </w:r>
-    </w:p>
-    <w:p>
-      <w:pPr>
-        <w:spacing w:after="0" w:line="240" w:lineRule="auto"/>
-        <w:ind w:firstLine="0" w:left="283"/>
-      </w:pPr>
-      <w:r>
-        <w:rPr>
-          <w:rFonts w:ascii="Courier New" w:hAnsi="Courier New"/>
-          <w:color w:val="101010"/>
-          <w:sz w:val="20"/>
-        </w:rPr>
-        <w:t>}</w:t>
-      </w:r>
-    </w:p>
-    <w:p>
-      <w:pPr>
-        <w:spacing w:after="0" w:line="240" w:lineRule="auto"/>
-        <w:ind w:firstLine="0" w:left="283"/>
-      </w:pPr>
-      <w:r>
-        <w:rPr>
-          <w:rFonts w:ascii="Courier New" w:hAnsi="Courier New"/>
-          <w:color w:val="101010"/>
-          <w:sz w:val="20"/>
-        </w:rPr>
-        <w:t xml:space="preserve"> </w:t>
-      </w:r>
-    </w:p>
-    <w:p>
-      <w:pPr>
-        <w:spacing w:after="0" w:line="240" w:lineRule="auto"/>
-        <w:ind w:firstLine="0" w:left="283"/>
-      </w:pPr>
-      <w:r>
-        <w:rPr>
-          <w:rFonts w:ascii="Courier New" w:hAnsi="Courier New"/>
-          <w:color w:val="101010"/>
-          <w:sz w:val="20"/>
-        </w:rPr>
-        <w:t>#[cfg(test)]</w:t>
-      </w:r>
-    </w:p>
-    <w:p>
-      <w:pPr>
-        <w:spacing w:after="0" w:line="240" w:lineRule="auto"/>
-        <w:ind w:firstLine="0" w:left="283"/>
-      </w:pPr>
-      <w:r>
-        <w:rPr>
-          <w:rFonts w:ascii="Courier New" w:hAnsi="Courier New"/>
-          <w:color w:val="101010"/>
-          <w:sz w:val="20"/>
-        </w:rPr>
-        <w:t>mod tests {</w:t>
-      </w:r>
-    </w:p>
-    <w:p>
-      <w:pPr>
-        <w:spacing w:after="0" w:line="240" w:lineRule="auto"/>
-        <w:ind w:firstLine="0" w:left="283"/>
-      </w:pPr>
-      <w:r>
-        <w:rPr>
-          <w:rFonts w:ascii="Courier New" w:hAnsi="Courier New"/>
-          <w:color w:val="101010"/>
-          <w:sz w:val="20"/>
-        </w:rPr>
-        <w:t xml:space="preserve">    use super::*;</w:t>
-      </w:r>
-    </w:p>
-    <w:p>
-      <w:pPr>
-        <w:spacing w:after="0" w:line="240" w:lineRule="auto"/>
-        <w:ind w:firstLine="0" w:left="283"/>
-      </w:pPr>
-      <w:r>
-        <w:rPr>
-          <w:rFonts w:ascii="Courier New" w:hAnsi="Courier New"/>
-          <w:color w:val="101010"/>
-          <w:sz w:val="20"/>
-        </w:rPr>
-        <w:t xml:space="preserve"> </w:t>
-      </w:r>
-    </w:p>
-    <w:p>
-      <w:pPr>
-        <w:spacing w:after="0" w:line="240" w:lineRule="auto"/>
-        <w:ind w:firstLine="0" w:left="283"/>
-      </w:pPr>
-      <w:r>
-        <w:rPr>
-          <w:rFonts w:ascii="Courier New" w:hAnsi="Courier New"/>
-          <w:color w:val="101010"/>
-          <w:sz w:val="20"/>
-        </w:rPr>
-        <w:t xml:space="preserve">    #[test]</w:t>
-      </w:r>
-    </w:p>
-    <w:p>
-      <w:pPr>
-        <w:spacing w:after="0" w:line="240" w:lineRule="auto"/>
-        <w:ind w:firstLine="0" w:left="283"/>
-      </w:pPr>
-      <w:r>
-        <w:rPr>
-          <w:rFonts w:ascii="Courier New" w:hAnsi="Courier New"/>
-          <w:color w:val="101010"/>
-          <w:sz w:val="20"/>
-        </w:rPr>
-        <w:t xml:space="preserve">    fn norm_handles_negatives() {</w:t>
-      </w:r>
-    </w:p>
-    <w:p>
-      <w:pPr>
-        <w:spacing w:after="0" w:line="240" w:lineRule="auto"/>
-        <w:ind w:firstLine="0" w:left="283"/>
-      </w:pPr>
-      <w:r>
-        <w:rPr>
-          <w:rFonts w:ascii="Courier New" w:hAnsi="Courier New"/>
-          <w:color w:val="101010"/>
-          <w:sz w:val="20"/>
-        </w:rPr>
-        <w:t xml:space="preserve">        assert_eq!(norm(-3, 11), 8);</w:t>
-      </w:r>
-    </w:p>
-    <w:p>
-      <w:pPr>
-        <w:spacing w:after="0" w:line="240" w:lineRule="auto"/>
-        <w:ind w:firstLine="0" w:left="283"/>
-      </w:pPr>
-      <w:r>
-        <w:rPr>
-          <w:rFonts w:ascii="Courier New" w:hAnsi="Courier New"/>
-          <w:color w:val="101010"/>
-          <w:sz w:val="20"/>
-        </w:rPr>
-        <w:t xml:space="preserve">        assert_eq!(norm(17, 11), 6);</w:t>
-      </w:r>
-    </w:p>
-    <w:p>
-      <w:pPr>
-        <w:spacing w:after="0" w:line="240" w:lineRule="auto"/>
-        <w:ind w:firstLine="0" w:left="283"/>
-      </w:pPr>
-      <w:r>
-        <w:rPr>
-          <w:rFonts w:ascii="Courier New" w:hAnsi="Courier New"/>
-          <w:color w:val="101010"/>
-          <w:sz w:val="20"/>
-        </w:rPr>
-        <w:t xml:space="preserve">        assert_eq!(norm(0, 11), 0);</w:t>
-      </w:r>
-    </w:p>
-    <w:p>
-      <w:pPr>
-        <w:spacing w:after="0" w:line="240" w:lineRule="auto"/>
-        <w:ind w:firstLine="0" w:left="283"/>
-      </w:pPr>
-      <w:r>
-        <w:rPr>
-          <w:rFonts w:ascii="Courier New" w:hAnsi="Courier New"/>
-          <w:color w:val="101010"/>
-          <w:sz w:val="20"/>
-        </w:rPr>
-        <w:t xml:space="preserve">    }</w:t>
-      </w:r>
-    </w:p>
-    <w:p>
-      <w:pPr>
-        <w:spacing w:after="0" w:line="240" w:lineRule="auto"/>
-        <w:ind w:firstLine="0" w:left="283"/>
-      </w:pPr>
-      <w:r>
-        <w:rPr>
-          <w:rFonts w:ascii="Courier New" w:hAnsi="Courier New"/>
-          <w:color w:val="101010"/>
-          <w:sz w:val="20"/>
-        </w:rPr>
-        <w:t xml:space="preserve"> </w:t>
-      </w:r>
-    </w:p>
-    <w:p>
-      <w:pPr>
-        <w:spacing w:after="0" w:line="240" w:lineRule="auto"/>
-        <w:ind w:firstLine="0" w:left="283"/>
-      </w:pPr>
-      <w:r>
-        <w:rPr>
-          <w:rFonts w:ascii="Courier New" w:hAnsi="Courier New"/>
-          <w:color w:val="101010"/>
-          <w:sz w:val="20"/>
-        </w:rPr>
-        <w:t xml:space="preserve">    #[test]</w:t>
-      </w:r>
-    </w:p>
-    <w:p>
-      <w:pPr>
-        <w:spacing w:after="0" w:line="240" w:lineRule="auto"/>
-        <w:ind w:firstLine="0" w:left="283"/>
-      </w:pPr>
-      <w:r>
-        <w:rPr>
-          <w:rFonts w:ascii="Courier New" w:hAnsi="Courier New"/>
-          <w:color w:val="101010"/>
-          <w:sz w:val="20"/>
-        </w:rPr>
-        <w:t xml:space="preserve">    fn inverse_basic() {</w:t>
-      </w:r>
-    </w:p>
-    <w:p>
-      <w:pPr>
-        <w:spacing w:after="0" w:line="240" w:lineRule="auto"/>
-        <w:ind w:firstLine="0" w:left="283"/>
-      </w:pPr>
-      <w:r>
-        <w:rPr>
-          <w:rFonts w:ascii="Courier New" w:hAnsi="Courier New"/>
-          <w:color w:val="101010"/>
-          <w:sz w:val="20"/>
-        </w:rPr>
-        <w:t xml:space="preserve">        assert_eq!(inv(2, 11).unwrap(), 6); // 2·6 = 12 ≡ 1</w:t>
-      </w:r>
-    </w:p>
-    <w:p>
-      <w:pPr>
-        <w:spacing w:after="0" w:line="240" w:lineRule="auto"/>
-        <w:ind w:firstLine="0" w:left="283"/>
-      </w:pPr>
-      <w:r>
-        <w:rPr>
-          <w:rFonts w:ascii="Courier New" w:hAnsi="Courier New"/>
-          <w:color w:val="101010"/>
-          <w:sz w:val="20"/>
-        </w:rPr>
-        <w:t xml:space="preserve">        assert_eq!(inv(3, 11).unwrap(), 4);</w:t>
-      </w:r>
-    </w:p>
-    <w:p>
-      <w:pPr>
-        <w:spacing w:after="0" w:line="240" w:lineRule="auto"/>
-        <w:ind w:firstLine="0" w:left="283"/>
-      </w:pPr>
-      <w:r>
-        <w:rPr>
-          <w:rFonts w:ascii="Courier New" w:hAnsi="Courier New"/>
-          <w:color w:val="101010"/>
-          <w:sz w:val="20"/>
-        </w:rPr>
-        <w:t xml:space="preserve">        assert_eq!(inv(1, 7).unwrap(), 1);</w:t>
-      </w:r>
-    </w:p>
-    <w:p>
-      <w:pPr>
-        <w:spacing w:after="0" w:line="240" w:lineRule="auto"/>
-        <w:ind w:firstLine="0" w:left="283"/>
-      </w:pPr>
-      <w:r>
-        <w:rPr>
-          <w:rFonts w:ascii="Courier New" w:hAnsi="Courier New"/>
-          <w:color w:val="101010"/>
-          <w:sz w:val="20"/>
-        </w:rPr>
-        <w:t xml:space="preserve">    }</w:t>
-      </w:r>
-    </w:p>
-    <w:p>
-      <w:pPr>
-        <w:spacing w:after="0" w:line="240" w:lineRule="auto"/>
-        <w:ind w:firstLine="0" w:left="283"/>
-      </w:pPr>
-      <w:r>
-        <w:rPr>
-          <w:rFonts w:ascii="Courier New" w:hAnsi="Courier New"/>
-          <w:color w:val="101010"/>
-          <w:sz w:val="20"/>
-        </w:rPr>
-        <w:t xml:space="preserve"> </w:t>
-      </w:r>
-    </w:p>
-    <w:p>
-      <w:pPr>
-        <w:spacing w:after="0" w:line="240" w:lineRule="auto"/>
-        <w:ind w:firstLine="0" w:left="283"/>
-      </w:pPr>
-      <w:r>
-        <w:rPr>
-          <w:rFonts w:ascii="Courier New" w:hAnsi="Courier New"/>
-          <w:color w:val="101010"/>
-          <w:sz w:val="20"/>
-        </w:rPr>
-        <w:t xml:space="preserve">    #[test]</w:t>
-      </w:r>
-    </w:p>
-    <w:p>
-      <w:pPr>
-        <w:spacing w:after="0" w:line="240" w:lineRule="auto"/>
-        <w:ind w:firstLine="0" w:left="283"/>
-      </w:pPr>
-      <w:r>
-        <w:rPr>
-          <w:rFonts w:ascii="Courier New" w:hAnsi="Courier New"/>
-          <w:color w:val="101010"/>
-          <w:sz w:val="20"/>
-        </w:rPr>
-        <w:t xml:space="preserve">    fn no_inverse_for_zero_divisor() {</w:t>
-      </w:r>
-    </w:p>
-    <w:p>
-      <w:pPr>
-        <w:spacing w:after="0" w:line="240" w:lineRule="auto"/>
-        <w:ind w:firstLine="0" w:left="283"/>
-      </w:pPr>
-      <w:r>
-        <w:rPr>
-          <w:rFonts w:ascii="Courier New" w:hAnsi="Courier New"/>
-          <w:color w:val="101010"/>
-          <w:sz w:val="20"/>
-        </w:rPr>
-        <w:t xml:space="preserve">        // 6 не имеет обратного по модулю 9 (gcd = 3).</w:t>
-      </w:r>
-    </w:p>
-    <w:p>
-      <w:pPr>
-        <w:spacing w:after="0" w:line="240" w:lineRule="auto"/>
-        <w:ind w:firstLine="0" w:left="283"/>
-      </w:pPr>
-      <w:r>
-        <w:rPr>
-          <w:rFonts w:ascii="Courier New" w:hAnsi="Courier New"/>
-          <w:color w:val="101010"/>
-          <w:sz w:val="20"/>
-        </w:rPr>
-        <w:t xml:space="preserve">        assert!(matches!(</w:t>
-      </w:r>
-    </w:p>
-    <w:p>
-      <w:pPr>
-        <w:spacing w:after="0" w:line="240" w:lineRule="auto"/>
-        <w:ind w:firstLine="0" w:left="283"/>
-      </w:pPr>
-      <w:r>
-        <w:rPr>
-          <w:rFonts w:ascii="Courier New" w:hAnsi="Courier New"/>
-          <w:color w:val="101010"/>
-          <w:sz w:val="20"/>
-        </w:rPr>
-        <w:t xml:space="preserve">            inv(6, 9),</w:t>
-      </w:r>
-    </w:p>
-    <w:p>
-      <w:pPr>
-        <w:spacing w:after="0" w:line="240" w:lineRule="auto"/>
-        <w:ind w:firstLine="0" w:left="283"/>
-      </w:pPr>
-      <w:r>
-        <w:rPr>
-          <w:rFonts w:ascii="Courier New" w:hAnsi="Courier New"/>
-          <w:color w:val="101010"/>
-          <w:sz w:val="20"/>
-        </w:rPr>
-        <w:t xml:space="preserve">            Err(DomainError::NoModularInverse { .. })</w:t>
-      </w:r>
-    </w:p>
-    <w:p>
-      <w:pPr>
-        <w:spacing w:after="0" w:line="240" w:lineRule="auto"/>
-        <w:ind w:firstLine="0" w:left="283"/>
-      </w:pPr>
-      <w:r>
-        <w:rPr>
-          <w:rFonts w:ascii="Courier New" w:hAnsi="Courier New"/>
-          <w:color w:val="101010"/>
-          <w:sz w:val="20"/>
-        </w:rPr>
-        <w:t xml:space="preserve">        ));</w:t>
-      </w:r>
-    </w:p>
-    <w:p>
-      <w:pPr>
-        <w:spacing w:after="0" w:line="240" w:lineRule="auto"/>
-        <w:ind w:firstLine="0" w:left="283"/>
-      </w:pPr>
-      <w:r>
-        <w:rPr>
-          <w:rFonts w:ascii="Courier New" w:hAnsi="Courier New"/>
-          <w:color w:val="101010"/>
-          <w:sz w:val="20"/>
-        </w:rPr>
-        <w:t xml:space="preserve">    }</w:t>
-      </w:r>
-    </w:p>
-    <w:p>
-      <w:pPr>
-        <w:spacing w:after="0" w:line="240" w:lineRule="auto"/>
-        <w:ind w:firstLine="0" w:left="283"/>
-      </w:pPr>
-      <w:r>
-        <w:rPr>
-          <w:rFonts w:ascii="Courier New" w:hAnsi="Courier New"/>
-          <w:color w:val="101010"/>
-          <w:sz w:val="20"/>
-        </w:rPr>
-        <w:t>}</w:t>
-      </w:r>
-    </w:p>
-    <w:p>
-      <w:pPr>
-        <w:ind w:firstLine="0"/>
-        <w:jc w:val="both"/>
-      </w:pPr>
-      <w:r>
-        <w:rPr>
-          <w:rFonts w:ascii="Times New Roman" w:hAnsi="Times New Roman"/>
-          <w:sz w:val="28"/>
-        </w:rPr>
-        <w:t>Листинг 4 — схема Шамира (src/domain/shamir.rs):</w:t>
-      </w:r>
-    </w:p>
-    <w:p>
-      <w:pPr>
-        <w:spacing w:after="0" w:line="240" w:lineRule="auto"/>
-        <w:ind w:firstLine="0" w:left="283"/>
-      </w:pPr>
-      <w:r>
-        <w:rPr>
-          <w:rFonts w:ascii="Courier New" w:hAnsi="Courier New"/>
-          <w:color w:val="101010"/>
-          <w:sz w:val="20"/>
-        </w:rPr>
-        <w:t>//! Пороговая схема Шамира (m, n) на поле Z_p.</w:t>
-      </w:r>
-    </w:p>
-    <w:p>
-      <w:pPr>
-        <w:spacing w:after="0" w:line="240" w:lineRule="auto"/>
-        <w:ind w:firstLine="0" w:left="283"/>
-      </w:pPr>
-      <w:r>
-        <w:rPr>
-          <w:rFonts w:ascii="Courier New" w:hAnsi="Courier New"/>
-          <w:color w:val="101010"/>
-          <w:sz w:val="20"/>
-        </w:rPr>
-        <w:t>//!</w:t>
-      </w:r>
-    </w:p>
-    <w:p>
-      <w:pPr>
-        <w:spacing w:after="0" w:line="240" w:lineRule="auto"/>
-        <w:ind w:firstLine="0" w:left="283"/>
-      </w:pPr>
-      <w:r>
-        <w:rPr>
-          <w:rFonts w:ascii="Courier New" w:hAnsi="Courier New"/>
-          <w:color w:val="101010"/>
-          <w:sz w:val="20"/>
-        </w:rPr>
-        <w:t>//! Идея: секрет S = f(0), полином f степени m−1 с случайными коэффициентами.</w:t>
-      </w:r>
-    </w:p>
-    <w:p>
-      <w:pPr>
-        <w:spacing w:after="0" w:line="240" w:lineRule="auto"/>
-        <w:ind w:firstLine="0" w:left="283"/>
-      </w:pPr>
-      <w:r>
-        <w:rPr>
-          <w:rFonts w:ascii="Courier New" w:hAnsi="Courier New"/>
-          <w:color w:val="101010"/>
-          <w:sz w:val="20"/>
-        </w:rPr>
-        <w:t>//! Доли — пары (x_j, f(x_j)). По любым m долям восстанавливается f(0) по</w:t>
-      </w:r>
-    </w:p>
-    <w:p>
-      <w:pPr>
-        <w:spacing w:after="0" w:line="240" w:lineRule="auto"/>
-        <w:ind w:firstLine="0" w:left="283"/>
-      </w:pPr>
-      <w:r>
-        <w:rPr>
-          <w:rFonts w:ascii="Courier New" w:hAnsi="Courier New"/>
-          <w:color w:val="101010"/>
-          <w:sz w:val="20"/>
-        </w:rPr>
-        <w:t>//! формуле интерполяции Лагранжа:</w:t>
-      </w:r>
-    </w:p>
-    <w:p>
-      <w:pPr>
-        <w:spacing w:after="0" w:line="240" w:lineRule="auto"/>
-        <w:ind w:firstLine="0" w:left="283"/>
-      </w:pPr>
-      <w:r>
-        <w:rPr>
-          <w:rFonts w:ascii="Courier New" w:hAnsi="Courier New"/>
-          <w:color w:val="101010"/>
-          <w:sz w:val="20"/>
-        </w:rPr>
-        <w:t>//!</w:t>
-      </w:r>
-    </w:p>
-    <w:p>
-      <w:pPr>
-        <w:spacing w:after="0" w:line="240" w:lineRule="auto"/>
-        <w:ind w:firstLine="0" w:left="283"/>
-      </w:pPr>
-      <w:r>
-        <w:rPr>
-          <w:rFonts w:ascii="Courier New" w:hAnsi="Courier New"/>
-          <w:color w:val="101010"/>
-          <w:sz w:val="20"/>
-        </w:rPr>
-        <w:t>//! f(0) = Σ_j f(x_j) · Π_{k≠j} x_k / (x_k − x_j)   (по модулю p)</w:t>
-      </w:r>
-    </w:p>
-    <w:p>
-      <w:pPr>
-        <w:spacing w:after="0" w:line="240" w:lineRule="auto"/>
-        <w:ind w:firstLine="0" w:left="283"/>
-      </w:pPr>
-      <w:r>
-        <w:rPr>
-          <w:rFonts w:ascii="Courier New" w:hAnsi="Courier New"/>
-          <w:color w:val="101010"/>
-          <w:sz w:val="20"/>
-        </w:rPr>
-        <w:t xml:space="preserve"> </w:t>
-      </w:r>
-    </w:p>
-    <w:p>
-      <w:pPr>
-        <w:spacing w:after="0" w:line="240" w:lineRule="auto"/>
-        <w:ind w:firstLine="0" w:left="283"/>
-      </w:pPr>
-      <w:r>
-        <w:rPr>
-          <w:rFonts w:ascii="Courier New" w:hAnsi="Courier New"/>
-          <w:color w:val="101010"/>
-          <w:sz w:val="20"/>
-        </w:rPr>
-        <w:t>use tracing::debug;</w:t>
-      </w:r>
-    </w:p>
-    <w:p>
-      <w:pPr>
-        <w:spacing w:after="0" w:line="240" w:lineRule="auto"/>
-        <w:ind w:firstLine="0" w:left="283"/>
-      </w:pPr>
-      <w:r>
-        <w:rPr>
-          <w:rFonts w:ascii="Courier New" w:hAnsi="Courier New"/>
-          <w:color w:val="101010"/>
-          <w:sz w:val="20"/>
-        </w:rPr>
-        <w:t xml:space="preserve"> </w:t>
-      </w:r>
-    </w:p>
-    <w:p>
-      <w:pPr>
-        <w:spacing w:after="0" w:line="240" w:lineRule="auto"/>
-        <w:ind w:firstLine="0" w:left="283"/>
-      </w:pPr>
-      <w:r>
-        <w:rPr>
-          <w:rFonts w:ascii="Courier New" w:hAnsi="Courier New"/>
-          <w:color w:val="101010"/>
-          <w:sz w:val="20"/>
-        </w:rPr>
-        <w:t>use super::errors::DomainError;</w:t>
-      </w:r>
-    </w:p>
-    <w:p>
-      <w:pPr>
-        <w:spacing w:after="0" w:line="240" w:lineRule="auto"/>
-        <w:ind w:firstLine="0" w:left="283"/>
-      </w:pPr>
-      <w:r>
-        <w:rPr>
-          <w:rFonts w:ascii="Courier New" w:hAnsi="Courier New"/>
-          <w:color w:val="101010"/>
-          <w:sz w:val="20"/>
-        </w:rPr>
-        <w:t>use super::modular::{inv, norm};</w:t>
-      </w:r>
-    </w:p>
-    <w:p>
-      <w:pPr>
-        <w:spacing w:after="0" w:line="240" w:lineRule="auto"/>
-        <w:ind w:firstLine="0" w:left="283"/>
-      </w:pPr>
-      <w:r>
-        <w:rPr>
-          <w:rFonts w:ascii="Courier New" w:hAnsi="Courier New"/>
-          <w:color w:val="101010"/>
-          <w:sz w:val="20"/>
-        </w:rPr>
-        <w:t xml:space="preserve"> </w:t>
-      </w:r>
-    </w:p>
-    <w:p>
-      <w:pPr>
-        <w:spacing w:after="0" w:line="240" w:lineRule="auto"/>
-        <w:ind w:firstLine="0" w:left="283"/>
-      </w:pPr>
-      <w:r>
-        <w:rPr>
-          <w:rFonts w:ascii="Courier New" w:hAnsi="Courier New"/>
-          <w:color w:val="101010"/>
-          <w:sz w:val="20"/>
-        </w:rPr>
-        <w:t>/// Доля участника схемы Шамира — пара (x, y).</w:t>
-      </w:r>
-    </w:p>
-    <w:p>
-      <w:pPr>
-        <w:spacing w:after="0" w:line="240" w:lineRule="auto"/>
-        <w:ind w:firstLine="0" w:left="283"/>
-      </w:pPr>
-      <w:r>
-        <w:rPr>
-          <w:rFonts w:ascii="Courier New" w:hAnsi="Courier New"/>
-          <w:color w:val="101010"/>
-          <w:sz w:val="20"/>
-        </w:rPr>
-        <w:t>#[derive(Debug, Clone, Copy, PartialEq, Eq)]</w:t>
-      </w:r>
-    </w:p>
-    <w:p>
-      <w:pPr>
-        <w:spacing w:after="0" w:line="240" w:lineRule="auto"/>
-        <w:ind w:firstLine="0" w:left="283"/>
-      </w:pPr>
-      <w:r>
-        <w:rPr>
-          <w:rFonts w:ascii="Courier New" w:hAnsi="Courier New"/>
-          <w:color w:val="101010"/>
-          <w:sz w:val="20"/>
-        </w:rPr>
-        <w:t>pub struct Share {</w:t>
-      </w:r>
-    </w:p>
-    <w:p>
-      <w:pPr>
-        <w:spacing w:after="0" w:line="240" w:lineRule="auto"/>
-        <w:ind w:firstLine="0" w:left="283"/>
-      </w:pPr>
-      <w:r>
-        <w:rPr>
-          <w:rFonts w:ascii="Courier New" w:hAnsi="Courier New"/>
-          <w:color w:val="101010"/>
-          <w:sz w:val="20"/>
-        </w:rPr>
-        <w:t xml:space="preserve">    pub x: i64,</w:t>
-      </w:r>
-    </w:p>
-    <w:p>
-      <w:pPr>
-        <w:spacing w:after="0" w:line="240" w:lineRule="auto"/>
-        <w:ind w:firstLine="0" w:left="283"/>
-      </w:pPr>
-      <w:r>
-        <w:rPr>
-          <w:rFonts w:ascii="Courier New" w:hAnsi="Courier New"/>
-          <w:color w:val="101010"/>
-          <w:sz w:val="20"/>
-        </w:rPr>
-        <w:t xml:space="preserve">    pub y: i64,</w:t>
-      </w:r>
-    </w:p>
-    <w:p>
-      <w:pPr>
-        <w:spacing w:after="0" w:line="240" w:lineRule="auto"/>
-        <w:ind w:firstLine="0" w:left="283"/>
-      </w:pPr>
-      <w:r>
-        <w:rPr>
-          <w:rFonts w:ascii="Courier New" w:hAnsi="Courier New"/>
-          <w:color w:val="101010"/>
-          <w:sz w:val="20"/>
-        </w:rPr>
-        <w:t>}</w:t>
-      </w:r>
-    </w:p>
-    <w:p>
-      <w:pPr>
-        <w:spacing w:after="0" w:line="240" w:lineRule="auto"/>
-        <w:ind w:firstLine="0" w:left="283"/>
-      </w:pPr>
-      <w:r>
-        <w:rPr>
-          <w:rFonts w:ascii="Courier New" w:hAnsi="Courier New"/>
-          <w:color w:val="101010"/>
-          <w:sz w:val="20"/>
-        </w:rPr>
-        <w:t xml:space="preserve"> </w:t>
-      </w:r>
-    </w:p>
-    <w:p>
-      <w:pPr>
-        <w:spacing w:after="0" w:line="240" w:lineRule="auto"/>
-        <w:ind w:firstLine="0" w:left="283"/>
-      </w:pPr>
-      <w:r>
-        <w:rPr>
-          <w:rFonts w:ascii="Courier New" w:hAnsi="Courier New"/>
-          <w:color w:val="101010"/>
-          <w:sz w:val="20"/>
-        </w:rPr>
-        <w:t>/// Полином над Z_p, хранится по коэффициентам [a0, a1, ..., a_{m-1}], где a0 = S.</w:t>
-      </w:r>
-    </w:p>
-    <w:p>
-      <w:pPr>
-        <w:spacing w:after="0" w:line="240" w:lineRule="auto"/>
-        <w:ind w:firstLine="0" w:left="283"/>
-      </w:pPr>
-      <w:r>
-        <w:rPr>
-          <w:rFonts w:ascii="Courier New" w:hAnsi="Courier New"/>
-          <w:color w:val="101010"/>
-          <w:sz w:val="20"/>
-        </w:rPr>
-        <w:t>#[derive(Debug, Clone)]</w:t>
-      </w:r>
-    </w:p>
-    <w:p>
-      <w:pPr>
-        <w:spacing w:after="0" w:line="240" w:lineRule="auto"/>
-        <w:ind w:firstLine="0" w:left="283"/>
-      </w:pPr>
-      <w:r>
-        <w:rPr>
-          <w:rFonts w:ascii="Courier New" w:hAnsi="Courier New"/>
-          <w:color w:val="101010"/>
-          <w:sz w:val="20"/>
-        </w:rPr>
-        <w:t>pub struct Polynomial {</w:t>
-      </w:r>
-    </w:p>
-    <w:p>
-      <w:pPr>
-        <w:spacing w:after="0" w:line="240" w:lineRule="auto"/>
-        <w:ind w:firstLine="0" w:left="283"/>
-      </w:pPr>
-      <w:r>
-        <w:rPr>
-          <w:rFonts w:ascii="Courier New" w:hAnsi="Courier New"/>
-          <w:color w:val="101010"/>
-          <w:sz w:val="20"/>
-        </w:rPr>
-        <w:t xml:space="preserve">    pub coeffs: Vec&lt;i64&gt;,</w:t>
-      </w:r>
-    </w:p>
-    <w:p>
-      <w:pPr>
-        <w:spacing w:after="0" w:line="240" w:lineRule="auto"/>
-        <w:ind w:firstLine="0" w:left="283"/>
-      </w:pPr>
-      <w:r>
-        <w:rPr>
-          <w:rFonts w:ascii="Courier New" w:hAnsi="Courier New"/>
-          <w:color w:val="101010"/>
-          <w:sz w:val="20"/>
-        </w:rPr>
-        <w:t xml:space="preserve">    pub p: i64,</w:t>
-      </w:r>
-    </w:p>
-    <w:p>
-      <w:pPr>
-        <w:spacing w:after="0" w:line="240" w:lineRule="auto"/>
-        <w:ind w:firstLine="0" w:left="283"/>
-      </w:pPr>
-      <w:r>
-        <w:rPr>
-          <w:rFonts w:ascii="Courier New" w:hAnsi="Courier New"/>
-          <w:color w:val="101010"/>
-          <w:sz w:val="20"/>
-        </w:rPr>
-        <w:t>}</w:t>
-      </w:r>
-    </w:p>
-    <w:p>
-      <w:pPr>
-        <w:spacing w:after="0" w:line="240" w:lineRule="auto"/>
-        <w:ind w:firstLine="0" w:left="283"/>
-      </w:pPr>
-      <w:r>
-        <w:rPr>
-          <w:rFonts w:ascii="Courier New" w:hAnsi="Courier New"/>
-          <w:color w:val="101010"/>
-          <w:sz w:val="20"/>
-        </w:rPr>
-        <w:t xml:space="preserve"> </w:t>
-      </w:r>
-    </w:p>
-    <w:p>
-      <w:pPr>
-        <w:spacing w:after="0" w:line="240" w:lineRule="auto"/>
-        <w:ind w:firstLine="0" w:left="283"/>
-      </w:pPr>
-      <w:r>
-        <w:rPr>
-          <w:rFonts w:ascii="Courier New" w:hAnsi="Courier New"/>
-          <w:color w:val="101010"/>
-          <w:sz w:val="20"/>
-        </w:rPr>
-        <w:t>impl Polynomial {</w:t>
-      </w:r>
-    </w:p>
-    <w:p>
-      <w:pPr>
-        <w:spacing w:after="0" w:line="240" w:lineRule="auto"/>
-        <w:ind w:firstLine="0" w:left="283"/>
-      </w:pPr>
-      <w:r>
-        <w:rPr>
-          <w:rFonts w:ascii="Courier New" w:hAnsi="Courier New"/>
-          <w:color w:val="101010"/>
-          <w:sz w:val="20"/>
-        </w:rPr>
-        <w:t xml:space="preserve">    pub fn new(coeffs: Vec&lt;i64&gt;, p: i64) -&gt; Self {</w:t>
-      </w:r>
-    </w:p>
-    <w:p>
-      <w:pPr>
-        <w:spacing w:after="0" w:line="240" w:lineRule="auto"/>
-        <w:ind w:firstLine="0" w:left="283"/>
-      </w:pPr>
-      <w:r>
-        <w:rPr>
-          <w:rFonts w:ascii="Courier New" w:hAnsi="Courier New"/>
-          <w:color w:val="101010"/>
-          <w:sz w:val="20"/>
-        </w:rPr>
-        <w:t xml:space="preserve">        let coeffs = coeffs.into_iter().map(|c| norm(c, p)).collect();</w:t>
-      </w:r>
-    </w:p>
-    <w:p>
-      <w:pPr>
-        <w:spacing w:after="0" w:line="240" w:lineRule="auto"/>
-        <w:ind w:firstLine="0" w:left="283"/>
-      </w:pPr>
-      <w:r>
-        <w:rPr>
-          <w:rFonts w:ascii="Courier New" w:hAnsi="Courier New"/>
-          <w:color w:val="101010"/>
-          <w:sz w:val="20"/>
-        </w:rPr>
-        <w:t xml:space="preserve">        Self { coeffs, p }</w:t>
-      </w:r>
-    </w:p>
-    <w:p>
-      <w:pPr>
-        <w:spacing w:after="0" w:line="240" w:lineRule="auto"/>
-        <w:ind w:firstLine="0" w:left="283"/>
-      </w:pPr>
-      <w:r>
-        <w:rPr>
-          <w:rFonts w:ascii="Courier New" w:hAnsi="Courier New"/>
-          <w:color w:val="101010"/>
-          <w:sz w:val="20"/>
-        </w:rPr>
-        <w:t xml:space="preserve">    }</w:t>
-      </w:r>
-    </w:p>
-    <w:p>
-      <w:pPr>
-        <w:spacing w:after="0" w:line="240" w:lineRule="auto"/>
-        <w:ind w:firstLine="0" w:left="283"/>
-      </w:pPr>
-      <w:r>
-        <w:rPr>
-          <w:rFonts w:ascii="Courier New" w:hAnsi="Courier New"/>
-          <w:color w:val="101010"/>
-          <w:sz w:val="20"/>
-        </w:rPr>
-        <w:t xml:space="preserve"> </w:t>
-      </w:r>
-    </w:p>
-    <w:p>
-      <w:pPr>
-        <w:spacing w:after="0" w:line="240" w:lineRule="auto"/>
-        <w:ind w:firstLine="0" w:left="283"/>
-      </w:pPr>
-      <w:r>
-        <w:rPr>
-          <w:rFonts w:ascii="Courier New" w:hAnsi="Courier New"/>
-          <w:color w:val="101010"/>
-          <w:sz w:val="20"/>
-        </w:rPr>
-        <w:t xml:space="preserve">    pub fn evaluate(&amp;self, x: i64) -&gt; i64 {</w:t>
-      </w:r>
-    </w:p>
-    <w:p>
-      <w:pPr>
-        <w:spacing w:after="0" w:line="240" w:lineRule="auto"/>
-        <w:ind w:firstLine="0" w:left="283"/>
-      </w:pPr>
-      <w:r>
-        <w:rPr>
-          <w:rFonts w:ascii="Courier New" w:hAnsi="Courier New"/>
-          <w:color w:val="101010"/>
-          <w:sz w:val="20"/>
-        </w:rPr>
-        <w:t xml:space="preserve">        // Горнер: f(x) = a0 + x(a1 + x(a2 + ...))</w:t>
-      </w:r>
-    </w:p>
-    <w:p>
-      <w:pPr>
-        <w:spacing w:after="0" w:line="240" w:lineRule="auto"/>
-        <w:ind w:firstLine="0" w:left="283"/>
-      </w:pPr>
-      <w:r>
-        <w:rPr>
-          <w:rFonts w:ascii="Courier New" w:hAnsi="Courier New"/>
-          <w:color w:val="101010"/>
-          <w:sz w:val="20"/>
-        </w:rPr>
-        <w:t xml:space="preserve">        let mut acc = 0i64;</w:t>
-      </w:r>
-    </w:p>
-    <w:p>
-      <w:pPr>
-        <w:spacing w:after="0" w:line="240" w:lineRule="auto"/>
-        <w:ind w:firstLine="0" w:left="283"/>
-      </w:pPr>
-      <w:r>
-        <w:rPr>
-          <w:rFonts w:ascii="Courier New" w:hAnsi="Courier New"/>
-          <w:color w:val="101010"/>
-          <w:sz w:val="20"/>
-        </w:rPr>
-        <w:t xml:space="preserve">        for &amp;c in self.coeffs.iter().rev() {</w:t>
-      </w:r>
-    </w:p>
-    <w:p>
-      <w:pPr>
-        <w:spacing w:after="0" w:line="240" w:lineRule="auto"/>
-        <w:ind w:firstLine="0" w:left="283"/>
-      </w:pPr>
-      <w:r>
-        <w:rPr>
-          <w:rFonts w:ascii="Courier New" w:hAnsi="Courier New"/>
-          <w:color w:val="101010"/>
-          <w:sz w:val="20"/>
-        </w:rPr>
-        <w:t xml:space="preserve">            acc = norm(acc * x + c, self.p);</w:t>
-      </w:r>
-    </w:p>
-    <w:p>
-      <w:pPr>
-        <w:spacing w:after="0" w:line="240" w:lineRule="auto"/>
-        <w:ind w:firstLine="0" w:left="283"/>
-      </w:pPr>
-      <w:r>
-        <w:rPr>
-          <w:rFonts w:ascii="Courier New" w:hAnsi="Courier New"/>
-          <w:color w:val="101010"/>
-          <w:sz w:val="20"/>
-        </w:rPr>
-        <w:t xml:space="preserve">        }</w:t>
-      </w:r>
-    </w:p>
-    <w:p>
-      <w:pPr>
-        <w:spacing w:after="0" w:line="240" w:lineRule="auto"/>
-        <w:ind w:firstLine="0" w:left="283"/>
-      </w:pPr>
-      <w:r>
-        <w:rPr>
-          <w:rFonts w:ascii="Courier New" w:hAnsi="Courier New"/>
-          <w:color w:val="101010"/>
-          <w:sz w:val="20"/>
-        </w:rPr>
-        <w:t xml:space="preserve">        acc</w:t>
-      </w:r>
-    </w:p>
-    <w:p>
-      <w:pPr>
-        <w:spacing w:after="0" w:line="240" w:lineRule="auto"/>
-        <w:ind w:firstLine="0" w:left="283"/>
-      </w:pPr>
-      <w:r>
-        <w:rPr>
-          <w:rFonts w:ascii="Courier New" w:hAnsi="Courier New"/>
-          <w:color w:val="101010"/>
-          <w:sz w:val="20"/>
-        </w:rPr>
-        <w:t xml:space="preserve">    }</w:t>
-      </w:r>
-    </w:p>
-    <w:p>
-      <w:pPr>
-        <w:spacing w:after="0" w:line="240" w:lineRule="auto"/>
-        <w:ind w:firstLine="0" w:left="283"/>
-      </w:pPr>
-      <w:r>
-        <w:rPr>
-          <w:rFonts w:ascii="Courier New" w:hAnsi="Courier New"/>
-          <w:color w:val="101010"/>
-          <w:sz w:val="20"/>
-        </w:rPr>
-        <w:t xml:space="preserve"> </w:t>
-      </w:r>
-    </w:p>
-    <w:p>
-      <w:pPr>
-        <w:spacing w:after="0" w:line="240" w:lineRule="auto"/>
-        <w:ind w:firstLine="0" w:left="283"/>
-      </w:pPr>
-      <w:r>
-        <w:rPr>
-          <w:rFonts w:ascii="Courier New" w:hAnsi="Courier New"/>
-          <w:color w:val="101010"/>
-          <w:sz w:val="20"/>
-        </w:rPr>
-        <w:t xml:space="preserve">    pub fn share(&amp;self, x: i64) -&gt; Share {</w:t>
-      </w:r>
-    </w:p>
-    <w:p>
-      <w:pPr>
-        <w:spacing w:after="0" w:line="240" w:lineRule="auto"/>
-        <w:ind w:firstLine="0" w:left="283"/>
-      </w:pPr>
-      <w:r>
-        <w:rPr>
-          <w:rFonts w:ascii="Courier New" w:hAnsi="Courier New"/>
-          <w:color w:val="101010"/>
-          <w:sz w:val="20"/>
-        </w:rPr>
-        <w:t xml:space="preserve">        Share {</w:t>
-      </w:r>
-    </w:p>
-    <w:p>
-      <w:pPr>
-        <w:spacing w:after="0" w:line="240" w:lineRule="auto"/>
-        <w:ind w:firstLine="0" w:left="283"/>
-      </w:pPr>
-      <w:r>
-        <w:rPr>
-          <w:rFonts w:ascii="Courier New" w:hAnsi="Courier New"/>
-          <w:color w:val="101010"/>
-          <w:sz w:val="20"/>
-        </w:rPr>
-        <w:t xml:space="preserve">            x,</w:t>
-      </w:r>
-    </w:p>
-    <w:p>
-      <w:pPr>
-        <w:spacing w:after="0" w:line="240" w:lineRule="auto"/>
-        <w:ind w:firstLine="0" w:left="283"/>
-      </w:pPr>
-      <w:r>
-        <w:rPr>
-          <w:rFonts w:ascii="Courier New" w:hAnsi="Courier New"/>
-          <w:color w:val="101010"/>
-          <w:sz w:val="20"/>
-        </w:rPr>
-        <w:t xml:space="preserve">            y: self.evaluate(x),</w:t>
-      </w:r>
-    </w:p>
-    <w:p>
-      <w:pPr>
-        <w:spacing w:after="0" w:line="240" w:lineRule="auto"/>
-        <w:ind w:firstLine="0" w:left="283"/>
-      </w:pPr>
-      <w:r>
-        <w:rPr>
-          <w:rFonts w:ascii="Courier New" w:hAnsi="Courier New"/>
-          <w:color w:val="101010"/>
-          <w:sz w:val="20"/>
-        </w:rPr>
-        <w:t xml:space="preserve">        }</w:t>
-      </w:r>
-    </w:p>
-    <w:p>
-      <w:pPr>
-        <w:spacing w:after="0" w:line="240" w:lineRule="auto"/>
-        <w:ind w:firstLine="0" w:left="283"/>
-      </w:pPr>
-      <w:r>
-        <w:rPr>
-          <w:rFonts w:ascii="Courier New" w:hAnsi="Courier New"/>
-          <w:color w:val="101010"/>
-          <w:sz w:val="20"/>
-        </w:rPr>
-        <w:t xml:space="preserve">    }</w:t>
-      </w:r>
-    </w:p>
-    <w:p>
-      <w:pPr>
-        <w:spacing w:after="0" w:line="240" w:lineRule="auto"/>
-        <w:ind w:firstLine="0" w:left="283"/>
-      </w:pPr>
-      <w:r>
-        <w:rPr>
-          <w:rFonts w:ascii="Courier New" w:hAnsi="Courier New"/>
-          <w:color w:val="101010"/>
-          <w:sz w:val="20"/>
-        </w:rPr>
-        <w:t>}</w:t>
-      </w:r>
-    </w:p>
-    <w:p>
-      <w:pPr>
-        <w:spacing w:after="0" w:line="240" w:lineRule="auto"/>
-        <w:ind w:firstLine="0" w:left="283"/>
-      </w:pPr>
-      <w:r>
-        <w:rPr>
-          <w:rFonts w:ascii="Courier New" w:hAnsi="Courier New"/>
-          <w:color w:val="101010"/>
-          <w:sz w:val="20"/>
-        </w:rPr>
-        <w:t xml:space="preserve"> </w:t>
-      </w:r>
-    </w:p>
-    <w:p>
-      <w:pPr>
-        <w:spacing w:after="0" w:line="240" w:lineRule="auto"/>
-        <w:ind w:firstLine="0" w:left="283"/>
-      </w:pPr>
-      <w:r>
-        <w:rPr>
-          <w:rFonts w:ascii="Courier New" w:hAnsi="Courier New"/>
-          <w:color w:val="101010"/>
-          <w:sz w:val="20"/>
-        </w:rPr>
-        <w:t>/// Восстановить f(0) (секрет) по m долям через интерполяцию Лагранжа.</w:t>
-      </w:r>
-    </w:p>
-    <w:p>
-      <w:pPr>
-        <w:spacing w:after="0" w:line="240" w:lineRule="auto"/>
-        <w:ind w:firstLine="0" w:left="283"/>
-      </w:pPr>
-      <w:r>
-        <w:rPr>
-          <w:rFonts w:ascii="Courier New" w:hAnsi="Courier New"/>
-          <w:color w:val="101010"/>
-          <w:sz w:val="20"/>
-        </w:rPr>
-        <w:t>pub fn reconstruct(shares: &amp;[Share], p: i64) -&gt; Result&lt;i64, DomainError&gt; {</w:t>
-      </w:r>
-    </w:p>
-    <w:p>
-      <w:pPr>
-        <w:spacing w:after="0" w:line="240" w:lineRule="auto"/>
-        <w:ind w:firstLine="0" w:left="283"/>
-      </w:pPr>
-      <w:r>
-        <w:rPr>
-          <w:rFonts w:ascii="Courier New" w:hAnsi="Courier New"/>
-          <w:color w:val="101010"/>
-          <w:sz w:val="20"/>
-        </w:rPr>
-        <w:t xml:space="preserve">    if shares.is_empty() {</w:t>
-      </w:r>
-    </w:p>
-    <w:p>
-      <w:pPr>
-        <w:spacing w:after="0" w:line="240" w:lineRule="auto"/>
-        <w:ind w:firstLine="0" w:left="283"/>
-      </w:pPr>
-      <w:r>
-        <w:rPr>
-          <w:rFonts w:ascii="Courier New" w:hAnsi="Courier New"/>
-          <w:color w:val="101010"/>
-          <w:sz w:val="20"/>
-        </w:rPr>
-        <w:t xml:space="preserve">        return Err(DomainError::WrongShareCount {</w:t>
-      </w:r>
-    </w:p>
-    <w:p>
-      <w:pPr>
-        <w:spacing w:after="0" w:line="240" w:lineRule="auto"/>
-        <w:ind w:firstLine="0" w:left="283"/>
-      </w:pPr>
-      <w:r>
-        <w:rPr>
-          <w:rFonts w:ascii="Courier New" w:hAnsi="Courier New"/>
-          <w:color w:val="101010"/>
-          <w:sz w:val="20"/>
-        </w:rPr>
-        <w:t xml:space="preserve">            needed: 1,</w:t>
-      </w:r>
-    </w:p>
-    <w:p>
-      <w:pPr>
-        <w:spacing w:after="0" w:line="240" w:lineRule="auto"/>
-        <w:ind w:firstLine="0" w:left="283"/>
-      </w:pPr>
-      <w:r>
-        <w:rPr>
-          <w:rFonts w:ascii="Courier New" w:hAnsi="Courier New"/>
-          <w:color w:val="101010"/>
-          <w:sz w:val="20"/>
-        </w:rPr>
-        <w:t xml:space="preserve">            given: 0,</w:t>
-      </w:r>
-    </w:p>
-    <w:p>
-      <w:pPr>
-        <w:spacing w:after="0" w:line="240" w:lineRule="auto"/>
-        <w:ind w:firstLine="0" w:left="283"/>
-      </w:pPr>
-      <w:r>
-        <w:rPr>
-          <w:rFonts w:ascii="Courier New" w:hAnsi="Courier New"/>
-          <w:color w:val="101010"/>
-          <w:sz w:val="20"/>
-        </w:rPr>
-        <w:t xml:space="preserve">        });</w:t>
-      </w:r>
-    </w:p>
-    <w:p>
-      <w:pPr>
-        <w:spacing w:after="0" w:line="240" w:lineRule="auto"/>
-        <w:ind w:firstLine="0" w:left="283"/>
-      </w:pPr>
-      <w:r>
-        <w:rPr>
-          <w:rFonts w:ascii="Courier New" w:hAnsi="Courier New"/>
-          <w:color w:val="101010"/>
-          <w:sz w:val="20"/>
-        </w:rPr>
-        <w:t xml:space="preserve">    }</w:t>
-      </w:r>
-    </w:p>
-    <w:p>
-      <w:pPr>
-        <w:spacing w:after="0" w:line="240" w:lineRule="auto"/>
-        <w:ind w:firstLine="0" w:left="283"/>
-      </w:pPr>
-      <w:r>
-        <w:rPr>
-          <w:rFonts w:ascii="Courier New" w:hAnsi="Courier New"/>
-          <w:color w:val="101010"/>
-          <w:sz w:val="20"/>
-        </w:rPr>
-        <w:t xml:space="preserve">    // Проверка уникальности x_j.</w:t>
-      </w:r>
-    </w:p>
-    <w:p>
-      <w:pPr>
-        <w:spacing w:after="0" w:line="240" w:lineRule="auto"/>
-        <w:ind w:firstLine="0" w:left="283"/>
-      </w:pPr>
-      <w:r>
-        <w:rPr>
-          <w:rFonts w:ascii="Courier New" w:hAnsi="Courier New"/>
-          <w:color w:val="101010"/>
-          <w:sz w:val="20"/>
-        </w:rPr>
-        <w:t xml:space="preserve">    for i in 0..shares.len() {</w:t>
-      </w:r>
-    </w:p>
-    <w:p>
-      <w:pPr>
-        <w:spacing w:after="0" w:line="240" w:lineRule="auto"/>
-        <w:ind w:firstLine="0" w:left="283"/>
-      </w:pPr>
-      <w:r>
-        <w:rPr>
-          <w:rFonts w:ascii="Courier New" w:hAnsi="Courier New"/>
-          <w:color w:val="101010"/>
-          <w:sz w:val="20"/>
-        </w:rPr>
-        <w:t xml:space="preserve">        for j in (i + 1)..shares.len() {</w:t>
-      </w:r>
-    </w:p>
-    <w:p>
-      <w:pPr>
-        <w:spacing w:after="0" w:line="240" w:lineRule="auto"/>
-        <w:ind w:firstLine="0" w:left="283"/>
-      </w:pPr>
-      <w:r>
-        <w:rPr>
-          <w:rFonts w:ascii="Courier New" w:hAnsi="Courier New"/>
-          <w:color w:val="101010"/>
-          <w:sz w:val="20"/>
-        </w:rPr>
-        <w:t xml:space="preserve">            if shares[i].x == shares[j].x {</w:t>
-      </w:r>
-    </w:p>
-    <w:p>
-      <w:pPr>
-        <w:spacing w:after="0" w:line="240" w:lineRule="auto"/>
-        <w:ind w:firstLine="0" w:left="283"/>
-      </w:pPr>
-      <w:r>
-        <w:rPr>
-          <w:rFonts w:ascii="Courier New" w:hAnsi="Courier New"/>
-          <w:color w:val="101010"/>
-          <w:sz w:val="20"/>
-        </w:rPr>
-        <w:t xml:space="preserve">                return Err(DomainError::DuplicateX { x: shares[i].x });</w:t>
-      </w:r>
-    </w:p>
-    <w:p>
-      <w:pPr>
-        <w:spacing w:after="0" w:line="240" w:lineRule="auto"/>
-        <w:ind w:firstLine="0" w:left="283"/>
-      </w:pPr>
-      <w:r>
-        <w:rPr>
-          <w:rFonts w:ascii="Courier New" w:hAnsi="Courier New"/>
-          <w:color w:val="101010"/>
-          <w:sz w:val="20"/>
-        </w:rPr>
-        <w:t xml:space="preserve">            }</w:t>
-      </w:r>
-    </w:p>
-    <w:p>
-      <w:pPr>
-        <w:spacing w:after="0" w:line="240" w:lineRule="auto"/>
-        <w:ind w:firstLine="0" w:left="283"/>
-      </w:pPr>
-      <w:r>
-        <w:rPr>
-          <w:rFonts w:ascii="Courier New" w:hAnsi="Courier New"/>
-          <w:color w:val="101010"/>
-          <w:sz w:val="20"/>
-        </w:rPr>
-        <w:t xml:space="preserve">        }</w:t>
-      </w:r>
-    </w:p>
-    <w:p>
-      <w:pPr>
-        <w:spacing w:after="0" w:line="240" w:lineRule="auto"/>
-        <w:ind w:firstLine="0" w:left="283"/>
-      </w:pPr>
-      <w:r>
-        <w:rPr>
-          <w:rFonts w:ascii="Courier New" w:hAnsi="Courier New"/>
-          <w:color w:val="101010"/>
-          <w:sz w:val="20"/>
-        </w:rPr>
-        <w:t xml:space="preserve">    }</w:t>
-      </w:r>
-    </w:p>
-    <w:p>
-      <w:pPr>
-        <w:spacing w:after="0" w:line="240" w:lineRule="auto"/>
-        <w:ind w:firstLine="0" w:left="283"/>
-      </w:pPr>
-      <w:r>
-        <w:rPr>
-          <w:rFonts w:ascii="Courier New" w:hAnsi="Courier New"/>
-          <w:color w:val="101010"/>
-          <w:sz w:val="20"/>
-        </w:rPr>
-        <w:t xml:space="preserve"> </w:t>
-      </w:r>
-    </w:p>
-    <w:p>
-      <w:pPr>
-        <w:spacing w:after="0" w:line="240" w:lineRule="auto"/>
-        <w:ind w:firstLine="0" w:left="283"/>
-      </w:pPr>
-      <w:r>
-        <w:rPr>
-          <w:rFonts w:ascii="Courier New" w:hAnsi="Courier New"/>
-          <w:color w:val="101010"/>
-          <w:sz w:val="20"/>
-        </w:rPr>
-        <w:t xml:space="preserve">    let mut total = 0i64;</w:t>
-      </w:r>
-    </w:p>
-    <w:p>
-      <w:pPr>
-        <w:spacing w:after="0" w:line="240" w:lineRule="auto"/>
-        <w:ind w:firstLine="0" w:left="283"/>
-      </w:pPr>
-      <w:r>
-        <w:rPr>
-          <w:rFonts w:ascii="Courier New" w:hAnsi="Courier New"/>
-          <w:color w:val="101010"/>
-          <w:sz w:val="20"/>
-        </w:rPr>
-        <w:t xml:space="preserve">    for (j, sj) in shares.iter().enumerate() {</w:t>
-      </w:r>
-    </w:p>
-    <w:p>
-      <w:pPr>
-        <w:spacing w:after="0" w:line="240" w:lineRule="auto"/>
-        <w:ind w:firstLine="0" w:left="283"/>
-      </w:pPr>
-      <w:r>
-        <w:rPr>
-          <w:rFonts w:ascii="Courier New" w:hAnsi="Courier New"/>
-          <w:color w:val="101010"/>
-          <w:sz w:val="20"/>
-        </w:rPr>
-        <w:t xml:space="preserve">        let mut num = 1i64;</w:t>
-      </w:r>
-    </w:p>
-    <w:p>
-      <w:pPr>
-        <w:spacing w:after="0" w:line="240" w:lineRule="auto"/>
-        <w:ind w:firstLine="0" w:left="283"/>
-      </w:pPr>
-      <w:r>
-        <w:rPr>
-          <w:rFonts w:ascii="Courier New" w:hAnsi="Courier New"/>
-          <w:color w:val="101010"/>
-          <w:sz w:val="20"/>
-        </w:rPr>
-        <w:t xml:space="preserve">        let mut den = 1i64;</w:t>
-      </w:r>
-    </w:p>
-    <w:p>
-      <w:pPr>
-        <w:spacing w:after="0" w:line="240" w:lineRule="auto"/>
-        <w:ind w:firstLine="0" w:left="283"/>
-      </w:pPr>
-      <w:r>
-        <w:rPr>
-          <w:rFonts w:ascii="Courier New" w:hAnsi="Courier New"/>
-          <w:color w:val="101010"/>
-          <w:sz w:val="20"/>
-        </w:rPr>
-        <w:t xml:space="preserve">        for (k, sk) in shares.iter().enumerate() {</w:t>
-      </w:r>
-    </w:p>
-    <w:p>
-      <w:pPr>
-        <w:spacing w:after="0" w:line="240" w:lineRule="auto"/>
-        <w:ind w:firstLine="0" w:left="283"/>
-      </w:pPr>
-      <w:r>
-        <w:rPr>
-          <w:rFonts w:ascii="Courier New" w:hAnsi="Courier New"/>
-          <w:color w:val="101010"/>
-          <w:sz w:val="20"/>
-        </w:rPr>
-        <w:t xml:space="preserve">            if k == j {</w:t>
-      </w:r>
-    </w:p>
-    <w:p>
-      <w:pPr>
-        <w:spacing w:after="0" w:line="240" w:lineRule="auto"/>
-        <w:ind w:firstLine="0" w:left="283"/>
-      </w:pPr>
-      <w:r>
-        <w:rPr>
-          <w:rFonts w:ascii="Courier New" w:hAnsi="Courier New"/>
-          <w:color w:val="101010"/>
-          <w:sz w:val="20"/>
-        </w:rPr>
-        <w:t xml:space="preserve">                continue;</w:t>
-      </w:r>
-    </w:p>
-    <w:p>
-      <w:pPr>
-        <w:spacing w:after="0" w:line="240" w:lineRule="auto"/>
-        <w:ind w:firstLine="0" w:left="283"/>
-      </w:pPr>
-      <w:r>
-        <w:rPr>
-          <w:rFonts w:ascii="Courier New" w:hAnsi="Courier New"/>
-          <w:color w:val="101010"/>
-          <w:sz w:val="20"/>
-        </w:rPr>
-        <w:t xml:space="preserve">            }</w:t>
-      </w:r>
-    </w:p>
-    <w:p>
-      <w:pPr>
-        <w:spacing w:after="0" w:line="240" w:lineRule="auto"/>
-        <w:ind w:firstLine="0" w:left="283"/>
-      </w:pPr>
-      <w:r>
-        <w:rPr>
-          <w:rFonts w:ascii="Courier New" w:hAnsi="Courier New"/>
-          <w:color w:val="101010"/>
-          <w:sz w:val="20"/>
-        </w:rPr>
-        <w:t xml:space="preserve">            // L_j(0) = Π_{k≠j} (0 − x_k) / (x_j − x_k) = Π x_k / (x_j − x_k) · (−1)^{m-1},</w:t>
-      </w:r>
-    </w:p>
-    <w:p>
-      <w:pPr>
-        <w:spacing w:after="0" w:line="240" w:lineRule="auto"/>
-        <w:ind w:firstLine="0" w:left="283"/>
-      </w:pPr>
-      <w:r>
-        <w:rPr>
-          <w:rFonts w:ascii="Courier New" w:hAnsi="Courier New"/>
-          <w:color w:val="101010"/>
-          <w:sz w:val="20"/>
-        </w:rPr>
-        <w:t xml:space="preserve">            // но проще: L_j(0) = Π (−x_k) / (x_j − x_k).</w:t>
-      </w:r>
-    </w:p>
-    <w:p>
-      <w:pPr>
-        <w:spacing w:after="0" w:line="240" w:lineRule="auto"/>
-        <w:ind w:firstLine="0" w:left="283"/>
-      </w:pPr>
-      <w:r>
-        <w:rPr>
-          <w:rFonts w:ascii="Courier New" w:hAnsi="Courier New"/>
-          <w:color w:val="101010"/>
-          <w:sz w:val="20"/>
-        </w:rPr>
-        <w:t xml:space="preserve">            num = norm(num * norm(-sk.x, p), p);</w:t>
-      </w:r>
-    </w:p>
-    <w:p>
-      <w:pPr>
-        <w:spacing w:after="0" w:line="240" w:lineRule="auto"/>
-        <w:ind w:firstLine="0" w:left="283"/>
-      </w:pPr>
-      <w:r>
-        <w:rPr>
-          <w:rFonts w:ascii="Courier New" w:hAnsi="Courier New"/>
-          <w:color w:val="101010"/>
-          <w:sz w:val="20"/>
-        </w:rPr>
-        <w:t xml:space="preserve">            den = norm(den * norm(sj.x - sk.x, p), p);</w:t>
-      </w:r>
-    </w:p>
-    <w:p>
-      <w:pPr>
-        <w:spacing w:after="0" w:line="240" w:lineRule="auto"/>
-        <w:ind w:firstLine="0" w:left="283"/>
-      </w:pPr>
-      <w:r>
-        <w:rPr>
-          <w:rFonts w:ascii="Courier New" w:hAnsi="Courier New"/>
-          <w:color w:val="101010"/>
-          <w:sz w:val="20"/>
-        </w:rPr>
-        <w:t xml:space="preserve">        }</w:t>
-      </w:r>
-    </w:p>
-    <w:p>
-      <w:pPr>
-        <w:spacing w:after="0" w:line="240" w:lineRule="auto"/>
-        <w:ind w:firstLine="0" w:left="283"/>
-      </w:pPr>
-      <w:r>
-        <w:rPr>
-          <w:rFonts w:ascii="Courier New" w:hAnsi="Courier New"/>
-          <w:color w:val="101010"/>
-          <w:sz w:val="20"/>
-        </w:rPr>
-        <w:t xml:space="preserve">        let lj0 = norm(num * inv(den, p)?, p);</w:t>
-      </w:r>
-    </w:p>
-    <w:p>
-      <w:pPr>
-        <w:spacing w:after="0" w:line="240" w:lineRule="auto"/>
-        <w:ind w:firstLine="0" w:left="283"/>
-      </w:pPr>
-      <w:r>
-        <w:rPr>
-          <w:rFonts w:ascii="Courier New" w:hAnsi="Courier New"/>
-          <w:color w:val="101010"/>
-          <w:sz w:val="20"/>
-        </w:rPr>
-        <w:t xml:space="preserve">        total = norm(total + sj.y * lj0, p);</w:t>
-      </w:r>
-    </w:p>
-    <w:p>
-      <w:pPr>
-        <w:spacing w:after="0" w:line="240" w:lineRule="auto"/>
-        <w:ind w:firstLine="0" w:left="283"/>
-      </w:pPr>
-      <w:r>
-        <w:rPr>
-          <w:rFonts w:ascii="Courier New" w:hAnsi="Courier New"/>
-          <w:color w:val="101010"/>
-          <w:sz w:val="20"/>
-        </w:rPr>
-        <w:t xml:space="preserve">        debug!(j, x = sj.x, y = sj.y, lj0, total, "interpolation step");</w:t>
-      </w:r>
-    </w:p>
-    <w:p>
-      <w:pPr>
-        <w:spacing w:after="0" w:line="240" w:lineRule="auto"/>
-        <w:ind w:firstLine="0" w:left="283"/>
-      </w:pPr>
-      <w:r>
-        <w:rPr>
-          <w:rFonts w:ascii="Courier New" w:hAnsi="Courier New"/>
-          <w:color w:val="101010"/>
-          <w:sz w:val="20"/>
-        </w:rPr>
-        <w:t xml:space="preserve">    }</w:t>
-      </w:r>
-    </w:p>
-    <w:p>
-      <w:pPr>
-        <w:spacing w:after="0" w:line="240" w:lineRule="auto"/>
-        <w:ind w:firstLine="0" w:left="283"/>
-      </w:pPr>
-      <w:r>
-        <w:rPr>
-          <w:rFonts w:ascii="Courier New" w:hAnsi="Courier New"/>
-          <w:color w:val="101010"/>
-          <w:sz w:val="20"/>
-        </w:rPr>
-        <w:t xml:space="preserve">    Ok(total)</w:t>
-      </w:r>
-    </w:p>
-    <w:p>
-      <w:pPr>
-        <w:spacing w:after="0" w:line="240" w:lineRule="auto"/>
-        <w:ind w:firstLine="0" w:left="283"/>
-      </w:pPr>
-      <w:r>
-        <w:rPr>
-          <w:rFonts w:ascii="Courier New" w:hAnsi="Courier New"/>
-          <w:color w:val="101010"/>
-          <w:sz w:val="20"/>
-        </w:rPr>
-        <w:t>}</w:t>
-      </w:r>
-    </w:p>
-    <w:p>
-      <w:pPr>
-        <w:spacing w:after="0" w:line="240" w:lineRule="auto"/>
-        <w:ind w:firstLine="0" w:left="283"/>
-      </w:pPr>
-      <w:r>
-        <w:rPr>
-          <w:rFonts w:ascii="Courier New" w:hAnsi="Courier New"/>
-          <w:color w:val="101010"/>
-          <w:sz w:val="20"/>
-        </w:rPr>
-        <w:t xml:space="preserve"> </w:t>
-      </w:r>
-    </w:p>
-    <w:p>
-      <w:pPr>
-        <w:spacing w:after="0" w:line="240" w:lineRule="auto"/>
-        <w:ind w:firstLine="0" w:left="283"/>
-      </w:pPr>
-      <w:r>
-        <w:rPr>
-          <w:rFonts w:ascii="Courier New" w:hAnsi="Courier New"/>
-          <w:color w:val="101010"/>
-          <w:sz w:val="20"/>
-        </w:rPr>
-        <w:t>/// Восстановить полином целиком (коэффициенты a0..a_{m-1}) по m долям.</w:t>
-      </w:r>
-    </w:p>
-    <w:p>
-      <w:pPr>
-        <w:spacing w:after="0" w:line="240" w:lineRule="auto"/>
-        <w:ind w:firstLine="0" w:left="283"/>
-      </w:pPr>
-      <w:r>
-        <w:rPr>
-          <w:rFonts w:ascii="Courier New" w:hAnsi="Courier New"/>
-          <w:color w:val="101010"/>
-          <w:sz w:val="20"/>
-        </w:rPr>
-        <w:t>///</w:t>
-      </w:r>
-    </w:p>
-    <w:p>
-      <w:pPr>
-        <w:spacing w:after="0" w:line="240" w:lineRule="auto"/>
-        <w:ind w:firstLine="0" w:left="283"/>
-      </w:pPr>
-      <w:r>
-        <w:rPr>
-          <w:rFonts w:ascii="Courier New" w:hAnsi="Courier New"/>
-          <w:color w:val="101010"/>
-          <w:sz w:val="20"/>
-        </w:rPr>
-        <w:t>/// Используется в упражнении 2: «вычислите свою правильную долю Дейва».</w:t>
-      </w:r>
-    </w:p>
-    <w:p>
-      <w:pPr>
-        <w:spacing w:after="0" w:line="240" w:lineRule="auto"/>
-        <w:ind w:firstLine="0" w:left="283"/>
-      </w:pPr>
-      <w:r>
-        <w:rPr>
-          <w:rFonts w:ascii="Courier New" w:hAnsi="Courier New"/>
-          <w:color w:val="101010"/>
-          <w:sz w:val="20"/>
-        </w:rPr>
-        <w:t>/// Алгоритм: f(0) восстанавливаем интерполяцией Лагранжа; затем составляем</w:t>
-      </w:r>
-    </w:p>
-    <w:p>
-      <w:pPr>
-        <w:spacing w:after="0" w:line="240" w:lineRule="auto"/>
-        <w:ind w:firstLine="0" w:left="283"/>
-      </w:pPr>
-      <w:r>
-        <w:rPr>
-          <w:rFonts w:ascii="Courier New" w:hAnsi="Courier New"/>
-          <w:color w:val="101010"/>
-          <w:sz w:val="20"/>
-        </w:rPr>
-        <w:t>/// систему линейных уравнений f(x_j) = y_j из (m − 1) долей (без свободного члена)</w:t>
-      </w:r>
-    </w:p>
-    <w:p>
-      <w:pPr>
-        <w:spacing w:after="0" w:line="240" w:lineRule="auto"/>
-        <w:ind w:firstLine="0" w:left="283"/>
-      </w:pPr>
-      <w:r>
-        <w:rPr>
-          <w:rFonts w:ascii="Courier New" w:hAnsi="Courier New"/>
-          <w:color w:val="101010"/>
-          <w:sz w:val="20"/>
-        </w:rPr>
-        <w:t>/// и решаем её методом Гаусса в Z_p.</w:t>
-      </w:r>
-    </w:p>
-    <w:p>
-      <w:pPr>
-        <w:spacing w:after="0" w:line="240" w:lineRule="auto"/>
-        <w:ind w:firstLine="0" w:left="283"/>
-      </w:pPr>
-      <w:r>
-        <w:rPr>
-          <w:rFonts w:ascii="Courier New" w:hAnsi="Courier New"/>
-          <w:color w:val="101010"/>
-          <w:sz w:val="20"/>
-        </w:rPr>
-        <w:t>pub fn reconstruct_polynomial(shares: &amp;[Share], p: i64) -&gt; Result&lt;Polynomial, DomainError&gt; {</w:t>
-      </w:r>
-    </w:p>
-    <w:p>
-      <w:pPr>
-        <w:spacing w:after="0" w:line="240" w:lineRule="auto"/>
-        <w:ind w:firstLine="0" w:left="283"/>
-      </w:pPr>
-      <w:r>
-        <w:rPr>
-          <w:rFonts w:ascii="Courier New" w:hAnsi="Courier New"/>
-          <w:color w:val="101010"/>
-          <w:sz w:val="20"/>
-        </w:rPr>
-        <w:t xml:space="preserve">    let m = shares.len();</w:t>
-      </w:r>
-    </w:p>
-    <w:p>
-      <w:pPr>
-        <w:spacing w:after="0" w:line="240" w:lineRule="auto"/>
-        <w:ind w:firstLine="0" w:left="283"/>
-      </w:pPr>
-      <w:r>
-        <w:rPr>
-          <w:rFonts w:ascii="Courier New" w:hAnsi="Courier New"/>
-          <w:color w:val="101010"/>
-          <w:sz w:val="20"/>
-        </w:rPr>
-        <w:t xml:space="preserve">    if m == 0 {</w:t>
-      </w:r>
-    </w:p>
-    <w:p>
-      <w:pPr>
-        <w:spacing w:after="0" w:line="240" w:lineRule="auto"/>
-        <w:ind w:firstLine="0" w:left="283"/>
-      </w:pPr>
-      <w:r>
-        <w:rPr>
-          <w:rFonts w:ascii="Courier New" w:hAnsi="Courier New"/>
-          <w:color w:val="101010"/>
-          <w:sz w:val="20"/>
-        </w:rPr>
-        <w:t xml:space="preserve">        return Err(DomainError::WrongShareCount {</w:t>
-      </w:r>
-    </w:p>
-    <w:p>
-      <w:pPr>
-        <w:spacing w:after="0" w:line="240" w:lineRule="auto"/>
-        <w:ind w:firstLine="0" w:left="283"/>
-      </w:pPr>
-      <w:r>
-        <w:rPr>
-          <w:rFonts w:ascii="Courier New" w:hAnsi="Courier New"/>
-          <w:color w:val="101010"/>
-          <w:sz w:val="20"/>
-        </w:rPr>
-        <w:t xml:space="preserve">            needed: 1,</w:t>
-      </w:r>
-    </w:p>
-    <w:p>
-      <w:pPr>
-        <w:spacing w:after="0" w:line="240" w:lineRule="auto"/>
-        <w:ind w:firstLine="0" w:left="283"/>
-      </w:pPr>
-      <w:r>
-        <w:rPr>
-          <w:rFonts w:ascii="Courier New" w:hAnsi="Courier New"/>
-          <w:color w:val="101010"/>
-          <w:sz w:val="20"/>
-        </w:rPr>
-        <w:t xml:space="preserve">            given: 0,</w:t>
-      </w:r>
-    </w:p>
-    <w:p>
-      <w:pPr>
-        <w:spacing w:after="0" w:line="240" w:lineRule="auto"/>
-        <w:ind w:firstLine="0" w:left="283"/>
-      </w:pPr>
-      <w:r>
-        <w:rPr>
-          <w:rFonts w:ascii="Courier New" w:hAnsi="Courier New"/>
-          <w:color w:val="101010"/>
-          <w:sz w:val="20"/>
-        </w:rPr>
-        <w:t xml:space="preserve">        });</w:t>
-      </w:r>
-    </w:p>
-    <w:p>
-      <w:pPr>
-        <w:spacing w:after="0" w:line="240" w:lineRule="auto"/>
-        <w:ind w:firstLine="0" w:left="283"/>
-      </w:pPr>
-      <w:r>
-        <w:rPr>
-          <w:rFonts w:ascii="Courier New" w:hAnsi="Courier New"/>
-          <w:color w:val="101010"/>
-          <w:sz w:val="20"/>
-        </w:rPr>
-        <w:t xml:space="preserve">    }</w:t>
-      </w:r>
-    </w:p>
-    <w:p>
-      <w:pPr>
-        <w:spacing w:after="0" w:line="240" w:lineRule="auto"/>
-        <w:ind w:firstLine="0" w:left="283"/>
-      </w:pPr>
-      <w:r>
-        <w:rPr>
-          <w:rFonts w:ascii="Courier New" w:hAnsi="Courier New"/>
-          <w:color w:val="101010"/>
-          <w:sz w:val="20"/>
-        </w:rPr>
-        <w:t xml:space="preserve">    // Метод Гаусса в Z_p для матрицы Вандермонда V·a = y.</w:t>
-      </w:r>
-    </w:p>
-    <w:p>
-      <w:pPr>
-        <w:spacing w:after="0" w:line="240" w:lineRule="auto"/>
-        <w:ind w:firstLine="0" w:left="283"/>
-      </w:pPr>
-      <w:r>
-        <w:rPr>
-          <w:rFonts w:ascii="Courier New" w:hAnsi="Courier New"/>
-          <w:color w:val="101010"/>
-          <w:sz w:val="20"/>
-        </w:rPr>
-        <w:t xml:space="preserve">    // Строки: для каждой доли (x, y) уравнение Σ a_k x^k = y, k = 0..m-1.</w:t>
-      </w:r>
-    </w:p>
-    <w:p>
-      <w:pPr>
-        <w:spacing w:after="0" w:line="240" w:lineRule="auto"/>
-        <w:ind w:firstLine="0" w:left="283"/>
-      </w:pPr>
-      <w:r>
-        <w:rPr>
-          <w:rFonts w:ascii="Courier New" w:hAnsi="Courier New"/>
-          <w:color w:val="101010"/>
-          <w:sz w:val="20"/>
-        </w:rPr>
-        <w:t xml:space="preserve">    let mut mat = vec![vec![0i64; m + 1]; m];</w:t>
-      </w:r>
-    </w:p>
-    <w:p>
-      <w:pPr>
-        <w:spacing w:after="0" w:line="240" w:lineRule="auto"/>
-        <w:ind w:firstLine="0" w:left="283"/>
-      </w:pPr>
-      <w:r>
-        <w:rPr>
-          <w:rFonts w:ascii="Courier New" w:hAnsi="Courier New"/>
-          <w:color w:val="101010"/>
-          <w:sz w:val="20"/>
-        </w:rPr>
-        <w:t xml:space="preserve">    for (i, s) in shares.iter().enumerate() {</w:t>
-      </w:r>
-    </w:p>
-    <w:p>
-      <w:pPr>
-        <w:spacing w:after="0" w:line="240" w:lineRule="auto"/>
-        <w:ind w:firstLine="0" w:left="283"/>
-      </w:pPr>
-      <w:r>
-        <w:rPr>
-          <w:rFonts w:ascii="Courier New" w:hAnsi="Courier New"/>
-          <w:color w:val="101010"/>
-          <w:sz w:val="20"/>
-        </w:rPr>
-        <w:t xml:space="preserve">        let mut xk = 1i64;</w:t>
-      </w:r>
-    </w:p>
-    <w:p>
-      <w:pPr>
-        <w:spacing w:after="0" w:line="240" w:lineRule="auto"/>
-        <w:ind w:firstLine="0" w:left="283"/>
-      </w:pPr>
-      <w:r>
-        <w:rPr>
-          <w:rFonts w:ascii="Courier New" w:hAnsi="Courier New"/>
-          <w:color w:val="101010"/>
-          <w:sz w:val="20"/>
-        </w:rPr>
-        <w:t xml:space="preserve">        for j in 0..m {</w:t>
-      </w:r>
-    </w:p>
-    <w:p>
-      <w:pPr>
-        <w:spacing w:after="0" w:line="240" w:lineRule="auto"/>
-        <w:ind w:firstLine="0" w:left="283"/>
-      </w:pPr>
-      <w:r>
-        <w:rPr>
-          <w:rFonts w:ascii="Courier New" w:hAnsi="Courier New"/>
-          <w:color w:val="101010"/>
-          <w:sz w:val="20"/>
-        </w:rPr>
-        <w:t xml:space="preserve">            mat[i][j] = xk;</w:t>
-      </w:r>
-    </w:p>
-    <w:p>
-      <w:pPr>
-        <w:spacing w:after="0" w:line="240" w:lineRule="auto"/>
-        <w:ind w:firstLine="0" w:left="283"/>
-      </w:pPr>
-      <w:r>
-        <w:rPr>
-          <w:rFonts w:ascii="Courier New" w:hAnsi="Courier New"/>
-          <w:color w:val="101010"/>
-          <w:sz w:val="20"/>
-        </w:rPr>
-        <w:t xml:space="preserve">            xk = norm(xk * s.x, p);</w:t>
-      </w:r>
-    </w:p>
-    <w:p>
-      <w:pPr>
-        <w:spacing w:after="0" w:line="240" w:lineRule="auto"/>
-        <w:ind w:firstLine="0" w:left="283"/>
-      </w:pPr>
-      <w:r>
-        <w:rPr>
-          <w:rFonts w:ascii="Courier New" w:hAnsi="Courier New"/>
-          <w:color w:val="101010"/>
-          <w:sz w:val="20"/>
-        </w:rPr>
-        <w:t xml:space="preserve">        }</w:t>
-      </w:r>
-    </w:p>
-    <w:p>
-      <w:pPr>
-        <w:spacing w:after="0" w:line="240" w:lineRule="auto"/>
-        <w:ind w:firstLine="0" w:left="283"/>
-      </w:pPr>
-      <w:r>
-        <w:rPr>
-          <w:rFonts w:ascii="Courier New" w:hAnsi="Courier New"/>
-          <w:color w:val="101010"/>
-          <w:sz w:val="20"/>
-        </w:rPr>
-        <w:t xml:space="preserve">        mat[i][m] = norm(s.y, p);</w:t>
-      </w:r>
-    </w:p>
-    <w:p>
-      <w:pPr>
-        <w:spacing w:after="0" w:line="240" w:lineRule="auto"/>
-        <w:ind w:firstLine="0" w:left="283"/>
-      </w:pPr>
-      <w:r>
-        <w:rPr>
-          <w:rFonts w:ascii="Courier New" w:hAnsi="Courier New"/>
-          <w:color w:val="101010"/>
-          <w:sz w:val="20"/>
-        </w:rPr>
-        <w:t xml:space="preserve">    }</w:t>
-      </w:r>
-    </w:p>
-    <w:p>
-      <w:pPr>
-        <w:spacing w:after="0" w:line="240" w:lineRule="auto"/>
-        <w:ind w:firstLine="0" w:left="283"/>
-      </w:pPr>
-      <w:r>
-        <w:rPr>
-          <w:rFonts w:ascii="Courier New" w:hAnsi="Courier New"/>
-          <w:color w:val="101010"/>
-          <w:sz w:val="20"/>
-        </w:rPr>
-        <w:t xml:space="preserve"> </w:t>
-      </w:r>
-    </w:p>
-    <w:p>
-      <w:pPr>
-        <w:spacing w:after="0" w:line="240" w:lineRule="auto"/>
-        <w:ind w:firstLine="0" w:left="283"/>
-      </w:pPr>
-      <w:r>
-        <w:rPr>
-          <w:rFonts w:ascii="Courier New" w:hAnsi="Courier New"/>
-          <w:color w:val="101010"/>
-          <w:sz w:val="20"/>
-        </w:rPr>
-        <w:t xml:space="preserve">    // Прямой ход.</w:t>
-      </w:r>
-    </w:p>
-    <w:p>
-      <w:pPr>
-        <w:spacing w:after="0" w:line="240" w:lineRule="auto"/>
-        <w:ind w:firstLine="0" w:left="283"/>
-      </w:pPr>
-      <w:r>
-        <w:rPr>
-          <w:rFonts w:ascii="Courier New" w:hAnsi="Courier New"/>
-          <w:color w:val="101010"/>
-          <w:sz w:val="20"/>
-        </w:rPr>
-        <w:t xml:space="preserve">    for col in 0..m {</w:t>
-      </w:r>
-    </w:p>
-    <w:p>
-      <w:pPr>
-        <w:spacing w:after="0" w:line="240" w:lineRule="auto"/>
-        <w:ind w:firstLine="0" w:left="283"/>
-      </w:pPr>
-      <w:r>
-        <w:rPr>
-          <w:rFonts w:ascii="Courier New" w:hAnsi="Courier New"/>
-          <w:color w:val="101010"/>
-          <w:sz w:val="20"/>
-        </w:rPr>
-        <w:t xml:space="preserve">        // Найти pivot.</w:t>
-      </w:r>
-    </w:p>
-    <w:p>
-      <w:pPr>
-        <w:spacing w:after="0" w:line="240" w:lineRule="auto"/>
-        <w:ind w:firstLine="0" w:left="283"/>
-      </w:pPr>
-      <w:r>
-        <w:rPr>
-          <w:rFonts w:ascii="Courier New" w:hAnsi="Courier New"/>
-          <w:color w:val="101010"/>
-          <w:sz w:val="20"/>
-        </w:rPr>
-        <w:t xml:space="preserve">        let mut pivot = None;</w:t>
-      </w:r>
-    </w:p>
-    <w:p>
-      <w:pPr>
-        <w:spacing w:after="0" w:line="240" w:lineRule="auto"/>
-        <w:ind w:firstLine="0" w:left="283"/>
-      </w:pPr>
-      <w:r>
-        <w:rPr>
-          <w:rFonts w:ascii="Courier New" w:hAnsi="Courier New"/>
-          <w:color w:val="101010"/>
-          <w:sz w:val="20"/>
-        </w:rPr>
-        <w:t xml:space="preserve">        for row in col..m {</w:t>
-      </w:r>
-    </w:p>
-    <w:p>
-      <w:pPr>
-        <w:spacing w:after="0" w:line="240" w:lineRule="auto"/>
-        <w:ind w:firstLine="0" w:left="283"/>
-      </w:pPr>
-      <w:r>
-        <w:rPr>
-          <w:rFonts w:ascii="Courier New" w:hAnsi="Courier New"/>
-          <w:color w:val="101010"/>
-          <w:sz w:val="20"/>
-        </w:rPr>
-        <w:t xml:space="preserve">            if mat[row][col] != 0 {</w:t>
-      </w:r>
-    </w:p>
-    <w:p>
-      <w:pPr>
-        <w:spacing w:after="0" w:line="240" w:lineRule="auto"/>
-        <w:ind w:firstLine="0" w:left="283"/>
-      </w:pPr>
-      <w:r>
-        <w:rPr>
-          <w:rFonts w:ascii="Courier New" w:hAnsi="Courier New"/>
-          <w:color w:val="101010"/>
-          <w:sz w:val="20"/>
-        </w:rPr>
-        <w:t xml:space="preserve">                pivot = Some(row);</w:t>
-      </w:r>
-    </w:p>
-    <w:p>
-      <w:pPr>
-        <w:spacing w:after="0" w:line="240" w:lineRule="auto"/>
-        <w:ind w:firstLine="0" w:left="283"/>
-      </w:pPr>
-      <w:r>
-        <w:rPr>
-          <w:rFonts w:ascii="Courier New" w:hAnsi="Courier New"/>
-          <w:color w:val="101010"/>
-          <w:sz w:val="20"/>
-        </w:rPr>
-        <w:t xml:space="preserve">                break;</w:t>
-      </w:r>
-    </w:p>
-    <w:p>
-      <w:pPr>
-        <w:spacing w:after="0" w:line="240" w:lineRule="auto"/>
-        <w:ind w:firstLine="0" w:left="283"/>
-      </w:pPr>
-      <w:r>
-        <w:rPr>
-          <w:rFonts w:ascii="Courier New" w:hAnsi="Courier New"/>
-          <w:color w:val="101010"/>
-          <w:sz w:val="20"/>
-        </w:rPr>
-        <w:t xml:space="preserve">            }</w:t>
-      </w:r>
-    </w:p>
-    <w:p>
-      <w:pPr>
-        <w:spacing w:after="0" w:line="240" w:lineRule="auto"/>
-        <w:ind w:firstLine="0" w:left="283"/>
-      </w:pPr>
-      <w:r>
-        <w:rPr>
-          <w:rFonts w:ascii="Courier New" w:hAnsi="Courier New"/>
-          <w:color w:val="101010"/>
-          <w:sz w:val="20"/>
-        </w:rPr>
-        <w:t xml:space="preserve">        }</w:t>
-      </w:r>
-    </w:p>
-    <w:p>
-      <w:pPr>
-        <w:spacing w:after="0" w:line="240" w:lineRule="auto"/>
-        <w:ind w:firstLine="0" w:left="283"/>
-      </w:pPr>
-      <w:r>
-        <w:rPr>
-          <w:rFonts w:ascii="Courier New" w:hAnsi="Courier New"/>
-          <w:color w:val="101010"/>
-          <w:sz w:val="20"/>
-        </w:rPr>
-        <w:t xml:space="preserve">        let pivot = pivot.ok_or(DomainError::SingularSystem)?;</w:t>
-      </w:r>
-    </w:p>
-    <w:p>
-      <w:pPr>
-        <w:spacing w:after="0" w:line="240" w:lineRule="auto"/>
-        <w:ind w:firstLine="0" w:left="283"/>
-      </w:pPr>
-      <w:r>
-        <w:rPr>
-          <w:rFonts w:ascii="Courier New" w:hAnsi="Courier New"/>
-          <w:color w:val="101010"/>
-          <w:sz w:val="20"/>
-        </w:rPr>
-        <w:t xml:space="preserve">        mat.swap(col, pivot);</w:t>
-      </w:r>
-    </w:p>
-    <w:p>
-      <w:pPr>
-        <w:spacing w:after="0" w:line="240" w:lineRule="auto"/>
-        <w:ind w:firstLine="0" w:left="283"/>
-      </w:pPr>
-      <w:r>
-        <w:rPr>
-          <w:rFonts w:ascii="Courier New" w:hAnsi="Courier New"/>
-          <w:color w:val="101010"/>
-          <w:sz w:val="20"/>
-        </w:rPr>
-        <w:t xml:space="preserve">        // Нормализовать строку col: умножить на inv(pivot_value).</w:t>
-      </w:r>
-    </w:p>
-    <w:p>
-      <w:pPr>
-        <w:spacing w:after="0" w:line="240" w:lineRule="auto"/>
-        <w:ind w:firstLine="0" w:left="283"/>
-      </w:pPr>
-      <w:r>
-        <w:rPr>
-          <w:rFonts w:ascii="Courier New" w:hAnsi="Courier New"/>
-          <w:color w:val="101010"/>
-          <w:sz w:val="20"/>
-        </w:rPr>
-        <w:t xml:space="preserve">        let pv_inv = inv(mat[col][col], p)?;</w:t>
-      </w:r>
-    </w:p>
-    <w:p>
-      <w:pPr>
-        <w:spacing w:after="0" w:line="240" w:lineRule="auto"/>
-        <w:ind w:firstLine="0" w:left="283"/>
-      </w:pPr>
-      <w:r>
-        <w:rPr>
-          <w:rFonts w:ascii="Courier New" w:hAnsi="Courier New"/>
-          <w:color w:val="101010"/>
-          <w:sz w:val="20"/>
-        </w:rPr>
-        <w:t xml:space="preserve">        for j in col..=m {</w:t>
-      </w:r>
-    </w:p>
-    <w:p>
-      <w:pPr>
-        <w:spacing w:after="0" w:line="240" w:lineRule="auto"/>
-        <w:ind w:firstLine="0" w:left="283"/>
-      </w:pPr>
-      <w:r>
-        <w:rPr>
-          <w:rFonts w:ascii="Courier New" w:hAnsi="Courier New"/>
-          <w:color w:val="101010"/>
-          <w:sz w:val="20"/>
-        </w:rPr>
-        <w:t xml:space="preserve">            mat[col][j] = norm(mat[col][j] * pv_inv, p);</w:t>
-      </w:r>
-    </w:p>
-    <w:p>
-      <w:pPr>
-        <w:spacing w:after="0" w:line="240" w:lineRule="auto"/>
-        <w:ind w:firstLine="0" w:left="283"/>
-      </w:pPr>
-      <w:r>
-        <w:rPr>
-          <w:rFonts w:ascii="Courier New" w:hAnsi="Courier New"/>
-          <w:color w:val="101010"/>
-          <w:sz w:val="20"/>
-        </w:rPr>
-        <w:t xml:space="preserve">        }</w:t>
-      </w:r>
-    </w:p>
-    <w:p>
-      <w:pPr>
-        <w:spacing w:after="0" w:line="240" w:lineRule="auto"/>
-        <w:ind w:firstLine="0" w:left="283"/>
-      </w:pPr>
-      <w:r>
-        <w:rPr>
-          <w:rFonts w:ascii="Courier New" w:hAnsi="Courier New"/>
-          <w:color w:val="101010"/>
-          <w:sz w:val="20"/>
-        </w:rPr>
-        <w:t xml:space="preserve">        // Обнулить остальные строки в столбце col.</w:t>
-      </w:r>
-    </w:p>
-    <w:p>
-      <w:pPr>
-        <w:spacing w:after="0" w:line="240" w:lineRule="auto"/>
-        <w:ind w:firstLine="0" w:left="283"/>
-      </w:pPr>
-      <w:r>
-        <w:rPr>
-          <w:rFonts w:ascii="Courier New" w:hAnsi="Courier New"/>
-          <w:color w:val="101010"/>
-          <w:sz w:val="20"/>
-        </w:rPr>
-        <w:t xml:space="preserve">        for row in 0..m {</w:t>
-      </w:r>
-    </w:p>
-    <w:p>
-      <w:pPr>
-        <w:spacing w:after="0" w:line="240" w:lineRule="auto"/>
-        <w:ind w:firstLine="0" w:left="283"/>
-      </w:pPr>
-      <w:r>
-        <w:rPr>
-          <w:rFonts w:ascii="Courier New" w:hAnsi="Courier New"/>
-          <w:color w:val="101010"/>
-          <w:sz w:val="20"/>
-        </w:rPr>
-        <w:t xml:space="preserve">            if row == col {</w:t>
-      </w:r>
-    </w:p>
-    <w:p>
-      <w:pPr>
-        <w:spacing w:after="0" w:line="240" w:lineRule="auto"/>
-        <w:ind w:firstLine="0" w:left="283"/>
-      </w:pPr>
-      <w:r>
-        <w:rPr>
-          <w:rFonts w:ascii="Courier New" w:hAnsi="Courier New"/>
-          <w:color w:val="101010"/>
-          <w:sz w:val="20"/>
-        </w:rPr>
-        <w:t xml:space="preserve">                continue;</w:t>
-      </w:r>
-    </w:p>
-    <w:p>
-      <w:pPr>
-        <w:spacing w:after="0" w:line="240" w:lineRule="auto"/>
-        <w:ind w:firstLine="0" w:left="283"/>
-      </w:pPr>
-      <w:r>
-        <w:rPr>
-          <w:rFonts w:ascii="Courier New" w:hAnsi="Courier New"/>
-          <w:color w:val="101010"/>
-          <w:sz w:val="20"/>
-        </w:rPr>
-        <w:t xml:space="preserve">            }</w:t>
-      </w:r>
-    </w:p>
-    <w:p>
-      <w:pPr>
-        <w:spacing w:after="0" w:line="240" w:lineRule="auto"/>
-        <w:ind w:firstLine="0" w:left="283"/>
-      </w:pPr>
-      <w:r>
-        <w:rPr>
-          <w:rFonts w:ascii="Courier New" w:hAnsi="Courier New"/>
-          <w:color w:val="101010"/>
-          <w:sz w:val="20"/>
-        </w:rPr>
-        <w:t xml:space="preserve">            let factor = mat[row][col];</w:t>
-      </w:r>
-    </w:p>
-    <w:p>
-      <w:pPr>
-        <w:spacing w:after="0" w:line="240" w:lineRule="auto"/>
-        <w:ind w:firstLine="0" w:left="283"/>
-      </w:pPr>
-      <w:r>
-        <w:rPr>
-          <w:rFonts w:ascii="Courier New" w:hAnsi="Courier New"/>
-          <w:color w:val="101010"/>
-          <w:sz w:val="20"/>
-        </w:rPr>
-        <w:t xml:space="preserve">            if factor == 0 {</w:t>
-      </w:r>
-    </w:p>
-    <w:p>
-      <w:pPr>
-        <w:spacing w:after="0" w:line="240" w:lineRule="auto"/>
-        <w:ind w:firstLine="0" w:left="283"/>
-      </w:pPr>
-      <w:r>
-        <w:rPr>
-          <w:rFonts w:ascii="Courier New" w:hAnsi="Courier New"/>
-          <w:color w:val="101010"/>
-          <w:sz w:val="20"/>
-        </w:rPr>
-        <w:t xml:space="preserve">                continue;</w:t>
-      </w:r>
-    </w:p>
-    <w:p>
-      <w:pPr>
-        <w:spacing w:after="0" w:line="240" w:lineRule="auto"/>
-        <w:ind w:firstLine="0" w:left="283"/>
-      </w:pPr>
-      <w:r>
-        <w:rPr>
-          <w:rFonts w:ascii="Courier New" w:hAnsi="Courier New"/>
-          <w:color w:val="101010"/>
-          <w:sz w:val="20"/>
-        </w:rPr>
-        <w:t xml:space="preserve">            }</w:t>
-      </w:r>
-    </w:p>
-    <w:p>
-      <w:pPr>
-        <w:spacing w:after="0" w:line="240" w:lineRule="auto"/>
-        <w:ind w:firstLine="0" w:left="283"/>
-      </w:pPr>
-      <w:r>
-        <w:rPr>
-          <w:rFonts w:ascii="Courier New" w:hAnsi="Courier New"/>
-          <w:color w:val="101010"/>
-          <w:sz w:val="20"/>
-        </w:rPr>
-        <w:t xml:space="preserve">            for j in col..=m {</w:t>
-      </w:r>
-    </w:p>
-    <w:p>
-      <w:pPr>
-        <w:spacing w:after="0" w:line="240" w:lineRule="auto"/>
-        <w:ind w:firstLine="0" w:left="283"/>
-      </w:pPr>
-      <w:r>
-        <w:rPr>
-          <w:rFonts w:ascii="Courier New" w:hAnsi="Courier New"/>
-          <w:color w:val="101010"/>
-          <w:sz w:val="20"/>
-        </w:rPr>
-        <w:t xml:space="preserve">                let sub = norm(factor * mat[col][j], p);</w:t>
-      </w:r>
-    </w:p>
-    <w:p>
-      <w:pPr>
-        <w:spacing w:after="0" w:line="240" w:lineRule="auto"/>
-        <w:ind w:firstLine="0" w:left="283"/>
-      </w:pPr>
-      <w:r>
-        <w:rPr>
-          <w:rFonts w:ascii="Courier New" w:hAnsi="Courier New"/>
-          <w:color w:val="101010"/>
-          <w:sz w:val="20"/>
-        </w:rPr>
-        <w:t xml:space="preserve">                mat[row][j] = norm(mat[row][j] - sub, p);</w:t>
-      </w:r>
-    </w:p>
-    <w:p>
-      <w:pPr>
-        <w:spacing w:after="0" w:line="240" w:lineRule="auto"/>
-        <w:ind w:firstLine="0" w:left="283"/>
-      </w:pPr>
-      <w:r>
-        <w:rPr>
-          <w:rFonts w:ascii="Courier New" w:hAnsi="Courier New"/>
-          <w:color w:val="101010"/>
-          <w:sz w:val="20"/>
-        </w:rPr>
-        <w:t xml:space="preserve">            }</w:t>
-      </w:r>
-    </w:p>
-    <w:p>
-      <w:pPr>
-        <w:spacing w:after="0" w:line="240" w:lineRule="auto"/>
-        <w:ind w:firstLine="0" w:left="283"/>
-      </w:pPr>
-      <w:r>
-        <w:rPr>
-          <w:rFonts w:ascii="Courier New" w:hAnsi="Courier New"/>
-          <w:color w:val="101010"/>
-          <w:sz w:val="20"/>
-        </w:rPr>
-        <w:t xml:space="preserve">        }</w:t>
-      </w:r>
-    </w:p>
-    <w:p>
-      <w:pPr>
-        <w:spacing w:after="0" w:line="240" w:lineRule="auto"/>
-        <w:ind w:firstLine="0" w:left="283"/>
-      </w:pPr>
-      <w:r>
-        <w:rPr>
-          <w:rFonts w:ascii="Courier New" w:hAnsi="Courier New"/>
-          <w:color w:val="101010"/>
-          <w:sz w:val="20"/>
-        </w:rPr>
-        <w:t xml:space="preserve">    }</w:t>
-      </w:r>
-    </w:p>
-    <w:p>
-      <w:pPr>
-        <w:spacing w:after="0" w:line="240" w:lineRule="auto"/>
-        <w:ind w:firstLine="0" w:left="283"/>
-      </w:pPr>
-      <w:r>
-        <w:rPr>
-          <w:rFonts w:ascii="Courier New" w:hAnsi="Courier New"/>
-          <w:color w:val="101010"/>
-          <w:sz w:val="20"/>
-        </w:rPr>
-        <w:t xml:space="preserve"> </w:t>
-      </w:r>
-    </w:p>
-    <w:p>
-      <w:pPr>
-        <w:spacing w:after="0" w:line="240" w:lineRule="auto"/>
-        <w:ind w:firstLine="0" w:left="283"/>
-      </w:pPr>
-      <w:r>
-        <w:rPr>
-          <w:rFonts w:ascii="Courier New" w:hAnsi="Courier New"/>
-          <w:color w:val="101010"/>
-          <w:sz w:val="20"/>
-        </w:rPr>
-        <w:t xml:space="preserve">    let coeffs: Vec&lt;i64&gt; = (0..m).map(|i| mat[i][m]).collect();</w:t>
-      </w:r>
-    </w:p>
-    <w:p>
-      <w:pPr>
-        <w:spacing w:after="0" w:line="240" w:lineRule="auto"/>
-        <w:ind w:firstLine="0" w:left="283"/>
-      </w:pPr>
-      <w:r>
-        <w:rPr>
-          <w:rFonts w:ascii="Courier New" w:hAnsi="Courier New"/>
-          <w:color w:val="101010"/>
-          <w:sz w:val="20"/>
-        </w:rPr>
-        <w:t xml:space="preserve">    Ok(Polynomial::new(coeffs, p))</w:t>
-      </w:r>
-    </w:p>
-    <w:p>
-      <w:pPr>
-        <w:spacing w:after="0" w:line="240" w:lineRule="auto"/>
-        <w:ind w:firstLine="0" w:left="283"/>
-      </w:pPr>
-      <w:r>
-        <w:rPr>
-          <w:rFonts w:ascii="Courier New" w:hAnsi="Courier New"/>
-          <w:color w:val="101010"/>
-          <w:sz w:val="20"/>
-        </w:rPr>
-        <w:t>}</w:t>
-      </w:r>
-    </w:p>
-    <w:p>
-      <w:pPr>
-        <w:spacing w:after="0" w:line="240" w:lineRule="auto"/>
-        <w:ind w:firstLine="0" w:left="283"/>
-      </w:pPr>
-      <w:r>
-        <w:rPr>
-          <w:rFonts w:ascii="Courier New" w:hAnsi="Courier New"/>
-          <w:color w:val="101010"/>
-          <w:sz w:val="20"/>
-        </w:rPr>
-        <w:t xml:space="preserve"> </w:t>
-      </w:r>
-    </w:p>
-    <w:p>
-      <w:pPr>
-        <w:spacing w:after="0" w:line="240" w:lineRule="auto"/>
-        <w:ind w:firstLine="0" w:left="283"/>
-      </w:pPr>
-      <w:r>
-        <w:rPr>
-          <w:rFonts w:ascii="Courier New" w:hAnsi="Courier New"/>
-          <w:color w:val="101010"/>
-          <w:sz w:val="20"/>
-        </w:rPr>
-        <w:t>#[cfg(test)]</w:t>
-      </w:r>
-    </w:p>
-    <w:p>
-      <w:pPr>
-        <w:spacing w:after="0" w:line="240" w:lineRule="auto"/>
-        <w:ind w:firstLine="0" w:left="283"/>
-      </w:pPr>
-      <w:r>
-        <w:rPr>
-          <w:rFonts w:ascii="Courier New" w:hAnsi="Courier New"/>
-          <w:color w:val="101010"/>
-          <w:sz w:val="20"/>
-        </w:rPr>
-        <w:t>mod tests {</w:t>
-      </w:r>
-    </w:p>
-    <w:p>
-      <w:pPr>
-        <w:spacing w:after="0" w:line="240" w:lineRule="auto"/>
-        <w:ind w:firstLine="0" w:left="283"/>
-      </w:pPr>
-      <w:r>
-        <w:rPr>
-          <w:rFonts w:ascii="Courier New" w:hAnsi="Courier New"/>
-          <w:color w:val="101010"/>
-          <w:sz w:val="20"/>
-        </w:rPr>
-        <w:t xml:space="preserve">    use super::*;</w:t>
-      </w:r>
-    </w:p>
-    <w:p>
-      <w:pPr>
-        <w:spacing w:after="0" w:line="240" w:lineRule="auto"/>
-        <w:ind w:firstLine="0" w:left="283"/>
-      </w:pPr>
-      <w:r>
-        <w:rPr>
-          <w:rFonts w:ascii="Courier New" w:hAnsi="Courier New"/>
-          <w:color w:val="101010"/>
-          <w:sz w:val="20"/>
-        </w:rPr>
-        <w:t xml:space="preserve"> </w:t>
-      </w:r>
-    </w:p>
-    <w:p>
-      <w:pPr>
-        <w:spacing w:after="0" w:line="240" w:lineRule="auto"/>
-        <w:ind w:firstLine="0" w:left="283"/>
-      </w:pPr>
-      <w:r>
-        <w:rPr>
-          <w:rFonts w:ascii="Courier New" w:hAnsi="Courier New"/>
-          <w:color w:val="101010"/>
-          <w:sz w:val="20"/>
-        </w:rPr>
-        <w:t xml:space="preserve">    /// Пример 3 из методички: (3,n)-схема Шамира, p=11, доли:</w:t>
-      </w:r>
-    </w:p>
-    <w:p>
-      <w:pPr>
-        <w:spacing w:after="0" w:line="240" w:lineRule="auto"/>
-        <w:ind w:firstLine="0" w:left="283"/>
-      </w:pPr>
-      <w:r>
-        <w:rPr>
-          <w:rFonts w:ascii="Courier New" w:hAnsi="Courier New"/>
-          <w:color w:val="101010"/>
-          <w:sz w:val="20"/>
-        </w:rPr>
-        <w:t xml:space="preserve">    /// Алиса (9, 8), Боб (3, 8), Кэрол (6, 1). Секрет = 7.</w:t>
-      </w:r>
-    </w:p>
-    <w:p>
-      <w:pPr>
-        <w:spacing w:after="0" w:line="240" w:lineRule="auto"/>
-        <w:ind w:firstLine="0" w:left="283"/>
-      </w:pPr>
-      <w:r>
-        <w:rPr>
-          <w:rFonts w:ascii="Courier New" w:hAnsi="Courier New"/>
-          <w:color w:val="101010"/>
-          <w:sz w:val="20"/>
-        </w:rPr>
-        <w:t xml:space="preserve">    #[test]</w:t>
-      </w:r>
-    </w:p>
-    <w:p>
-      <w:pPr>
-        <w:spacing w:after="0" w:line="240" w:lineRule="auto"/>
-        <w:ind w:firstLine="0" w:left="283"/>
-      </w:pPr>
-      <w:r>
-        <w:rPr>
-          <w:rFonts w:ascii="Courier New" w:hAnsi="Courier New"/>
-          <w:color w:val="101010"/>
-          <w:sz w:val="20"/>
-        </w:rPr>
-        <w:t xml:space="preserve">    fn methodichka_example_3_secret_is_7() {</w:t>
-      </w:r>
-    </w:p>
-    <w:p>
-      <w:pPr>
-        <w:spacing w:after="0" w:line="240" w:lineRule="auto"/>
-        <w:ind w:firstLine="0" w:left="283"/>
-      </w:pPr>
-      <w:r>
-        <w:rPr>
-          <w:rFonts w:ascii="Courier New" w:hAnsi="Courier New"/>
-          <w:color w:val="101010"/>
-          <w:sz w:val="20"/>
-        </w:rPr>
-        <w:t xml:space="preserve">        let p = 11;</w:t>
-      </w:r>
-    </w:p>
-    <w:p>
-      <w:pPr>
-        <w:spacing w:after="0" w:line="240" w:lineRule="auto"/>
-        <w:ind w:firstLine="0" w:left="283"/>
-      </w:pPr>
-      <w:r>
-        <w:rPr>
-          <w:rFonts w:ascii="Courier New" w:hAnsi="Courier New"/>
-          <w:color w:val="101010"/>
-          <w:sz w:val="20"/>
-        </w:rPr>
-        <w:t xml:space="preserve">        let shares = [</w:t>
-      </w:r>
-    </w:p>
-    <w:p>
-      <w:pPr>
-        <w:spacing w:after="0" w:line="240" w:lineRule="auto"/>
-        <w:ind w:firstLine="0" w:left="283"/>
-      </w:pPr>
-      <w:r>
-        <w:rPr>
-          <w:rFonts w:ascii="Courier New" w:hAnsi="Courier New"/>
-          <w:color w:val="101010"/>
-          <w:sz w:val="20"/>
-        </w:rPr>
-        <w:t xml:space="preserve">            Share { x: 9, y: 8 },</w:t>
-      </w:r>
-    </w:p>
-    <w:p>
-      <w:pPr>
-        <w:spacing w:after="0" w:line="240" w:lineRule="auto"/>
-        <w:ind w:firstLine="0" w:left="283"/>
-      </w:pPr>
-      <w:r>
-        <w:rPr>
-          <w:rFonts w:ascii="Courier New" w:hAnsi="Courier New"/>
-          <w:color w:val="101010"/>
-          <w:sz w:val="20"/>
-        </w:rPr>
-        <w:t xml:space="preserve">            Share { x: 3, y: 8 },</w:t>
-      </w:r>
-    </w:p>
-    <w:p>
-      <w:pPr>
-        <w:spacing w:after="0" w:line="240" w:lineRule="auto"/>
-        <w:ind w:firstLine="0" w:left="283"/>
-      </w:pPr>
-      <w:r>
-        <w:rPr>
-          <w:rFonts w:ascii="Courier New" w:hAnsi="Courier New"/>
-          <w:color w:val="101010"/>
-          <w:sz w:val="20"/>
-        </w:rPr>
-        <w:t xml:space="preserve">            Share { x: 6, y: 1 },</w:t>
-      </w:r>
-    </w:p>
-    <w:p>
-      <w:pPr>
-        <w:spacing w:after="0" w:line="240" w:lineRule="auto"/>
-        <w:ind w:firstLine="0" w:left="283"/>
-      </w:pPr>
-      <w:r>
-        <w:rPr>
-          <w:rFonts w:ascii="Courier New" w:hAnsi="Courier New"/>
-          <w:color w:val="101010"/>
-          <w:sz w:val="20"/>
-        </w:rPr>
-        <w:t xml:space="preserve">        ];</w:t>
-      </w:r>
-    </w:p>
-    <w:p>
-      <w:pPr>
-        <w:spacing w:after="0" w:line="240" w:lineRule="auto"/>
-        <w:ind w:firstLine="0" w:left="283"/>
-      </w:pPr>
-      <w:r>
-        <w:rPr>
-          <w:rFonts w:ascii="Courier New" w:hAnsi="Courier New"/>
-          <w:color w:val="101010"/>
-          <w:sz w:val="20"/>
-        </w:rPr>
-        <w:t xml:space="preserve">        assert_eq!(reconstruct(&amp;shares, p).unwrap(), 7);</w:t>
-      </w:r>
-    </w:p>
-    <w:p>
-      <w:pPr>
-        <w:spacing w:after="0" w:line="240" w:lineRule="auto"/>
-        <w:ind w:firstLine="0" w:left="283"/>
-      </w:pPr>
-      <w:r>
-        <w:rPr>
-          <w:rFonts w:ascii="Courier New" w:hAnsi="Courier New"/>
-          <w:color w:val="101010"/>
-          <w:sz w:val="20"/>
-        </w:rPr>
-        <w:t xml:space="preserve">    }</w:t>
-      </w:r>
-    </w:p>
-    <w:p>
-      <w:pPr>
-        <w:spacing w:after="0" w:line="240" w:lineRule="auto"/>
-        <w:ind w:firstLine="0" w:left="283"/>
-      </w:pPr>
-      <w:r>
-        <w:rPr>
-          <w:rFonts w:ascii="Courier New" w:hAnsi="Courier New"/>
-          <w:color w:val="101010"/>
-          <w:sz w:val="20"/>
-        </w:rPr>
-        <w:t xml:space="preserve"> </w:t>
-      </w:r>
-    </w:p>
-    <w:p>
-      <w:pPr>
-        <w:spacing w:after="0" w:line="240" w:lineRule="auto"/>
-        <w:ind w:firstLine="0" w:left="283"/>
-      </w:pPr>
-      <w:r>
-        <w:rPr>
-          <w:rFonts w:ascii="Courier New" w:hAnsi="Courier New"/>
-          <w:color w:val="101010"/>
-          <w:sz w:val="20"/>
-        </w:rPr>
-        <w:t xml:space="preserve">    /// По тому же примеру методички восстановим полином 2x² + 9x + 7 и</w:t>
-      </w:r>
-    </w:p>
-    <w:p>
-      <w:pPr>
-        <w:spacing w:after="0" w:line="240" w:lineRule="auto"/>
-        <w:ind w:firstLine="0" w:left="283"/>
-      </w:pPr>
-      <w:r>
-        <w:rPr>
-          <w:rFonts w:ascii="Courier New" w:hAnsi="Courier New"/>
-          <w:color w:val="101010"/>
-          <w:sz w:val="20"/>
-        </w:rPr>
-        <w:t xml:space="preserve">    /// проверим долю Дейва (x=2) — должна быть (2, 0).</w:t>
-      </w:r>
-    </w:p>
-    <w:p>
-      <w:pPr>
-        <w:spacing w:after="0" w:line="240" w:lineRule="auto"/>
-        <w:ind w:firstLine="0" w:left="283"/>
-      </w:pPr>
-      <w:r>
-        <w:rPr>
-          <w:rFonts w:ascii="Courier New" w:hAnsi="Courier New"/>
-          <w:color w:val="101010"/>
-          <w:sz w:val="20"/>
-        </w:rPr>
-        <w:t xml:space="preserve">    #[test]</w:t>
-      </w:r>
-    </w:p>
-    <w:p>
-      <w:pPr>
-        <w:spacing w:after="0" w:line="240" w:lineRule="auto"/>
-        <w:ind w:firstLine="0" w:left="283"/>
-      </w:pPr>
-      <w:r>
-        <w:rPr>
-          <w:rFonts w:ascii="Courier New" w:hAnsi="Courier New"/>
-          <w:color w:val="101010"/>
-          <w:sz w:val="20"/>
-        </w:rPr>
-        <w:t xml:space="preserve">    fn methodichka_example_3_recovers_polynomial() {</w:t>
-      </w:r>
-    </w:p>
-    <w:p>
-      <w:pPr>
-        <w:spacing w:after="0" w:line="240" w:lineRule="auto"/>
-        <w:ind w:firstLine="0" w:left="283"/>
-      </w:pPr>
-      <w:r>
-        <w:rPr>
-          <w:rFonts w:ascii="Courier New" w:hAnsi="Courier New"/>
-          <w:color w:val="101010"/>
-          <w:sz w:val="20"/>
-        </w:rPr>
-        <w:t xml:space="preserve">        let p = 11;</w:t>
-      </w:r>
-    </w:p>
-    <w:p>
-      <w:pPr>
-        <w:spacing w:after="0" w:line="240" w:lineRule="auto"/>
-        <w:ind w:firstLine="0" w:left="283"/>
-      </w:pPr>
-      <w:r>
-        <w:rPr>
-          <w:rFonts w:ascii="Courier New" w:hAnsi="Courier New"/>
-          <w:color w:val="101010"/>
-          <w:sz w:val="20"/>
-        </w:rPr>
-        <w:t xml:space="preserve">        let shares = [</w:t>
-      </w:r>
-    </w:p>
-    <w:p>
-      <w:pPr>
-        <w:spacing w:after="0" w:line="240" w:lineRule="auto"/>
-        <w:ind w:firstLine="0" w:left="283"/>
-      </w:pPr>
-      <w:r>
-        <w:rPr>
-          <w:rFonts w:ascii="Courier New" w:hAnsi="Courier New"/>
-          <w:color w:val="101010"/>
-          <w:sz w:val="20"/>
-        </w:rPr>
-        <w:t xml:space="preserve">            Share { x: 9, y: 8 },</w:t>
-      </w:r>
-    </w:p>
-    <w:p>
-      <w:pPr>
-        <w:spacing w:after="0" w:line="240" w:lineRule="auto"/>
-        <w:ind w:firstLine="0" w:left="283"/>
-      </w:pPr>
-      <w:r>
-        <w:rPr>
-          <w:rFonts w:ascii="Courier New" w:hAnsi="Courier New"/>
-          <w:color w:val="101010"/>
-          <w:sz w:val="20"/>
-        </w:rPr>
-        <w:t xml:space="preserve">            Share { x: 3, y: 8 },</w:t>
-      </w:r>
-    </w:p>
-    <w:p>
-      <w:pPr>
-        <w:spacing w:after="0" w:line="240" w:lineRule="auto"/>
-        <w:ind w:firstLine="0" w:left="283"/>
-      </w:pPr>
-      <w:r>
-        <w:rPr>
-          <w:rFonts w:ascii="Courier New" w:hAnsi="Courier New"/>
-          <w:color w:val="101010"/>
-          <w:sz w:val="20"/>
-        </w:rPr>
-        <w:t xml:space="preserve">            Share { x: 6, y: 1 },</w:t>
-      </w:r>
-    </w:p>
-    <w:p>
-      <w:pPr>
-        <w:spacing w:after="0" w:line="240" w:lineRule="auto"/>
-        <w:ind w:firstLine="0" w:left="283"/>
-      </w:pPr>
-      <w:r>
-        <w:rPr>
-          <w:rFonts w:ascii="Courier New" w:hAnsi="Courier New"/>
-          <w:color w:val="101010"/>
-          <w:sz w:val="20"/>
-        </w:rPr>
-        <w:t xml:space="preserve">        ];</w:t>
-      </w:r>
-    </w:p>
-    <w:p>
-      <w:pPr>
-        <w:spacing w:after="0" w:line="240" w:lineRule="auto"/>
-        <w:ind w:firstLine="0" w:left="283"/>
-      </w:pPr>
-      <w:r>
-        <w:rPr>
-          <w:rFonts w:ascii="Courier New" w:hAnsi="Courier New"/>
-          <w:color w:val="101010"/>
-          <w:sz w:val="20"/>
-        </w:rPr>
-        <w:t xml:space="preserve">        let poly = reconstruct_polynomial(&amp;shares, p).unwrap();</w:t>
-      </w:r>
-    </w:p>
-    <w:p>
-      <w:pPr>
-        <w:spacing w:after="0" w:line="240" w:lineRule="auto"/>
-        <w:ind w:firstLine="0" w:left="283"/>
-      </w:pPr>
-      <w:r>
-        <w:rPr>
-          <w:rFonts w:ascii="Courier New" w:hAnsi="Courier New"/>
-          <w:color w:val="101010"/>
-          <w:sz w:val="20"/>
-        </w:rPr>
-        <w:t xml:space="preserve">        assert_eq!(poly.coeffs, vec![7, 9, 2]);</w:t>
-      </w:r>
-    </w:p>
-    <w:p>
-      <w:pPr>
-        <w:spacing w:after="0" w:line="240" w:lineRule="auto"/>
-        <w:ind w:firstLine="0" w:left="283"/>
-      </w:pPr>
-      <w:r>
-        <w:rPr>
-          <w:rFonts w:ascii="Courier New" w:hAnsi="Courier New"/>
-          <w:color w:val="101010"/>
-          <w:sz w:val="20"/>
-        </w:rPr>
-        <w:t xml:space="preserve">        assert_eq!(poly.evaluate(2), 0);</w:t>
-      </w:r>
-    </w:p>
-    <w:p>
-      <w:pPr>
-        <w:spacing w:after="0" w:line="240" w:lineRule="auto"/>
-        <w:ind w:firstLine="0" w:left="283"/>
-      </w:pPr>
-      <w:r>
-        <w:rPr>
-          <w:rFonts w:ascii="Courier New" w:hAnsi="Courier New"/>
-          <w:color w:val="101010"/>
-          <w:sz w:val="20"/>
-        </w:rPr>
-        <w:t xml:space="preserve">    }</w:t>
-      </w:r>
-    </w:p>
-    <w:p>
-      <w:pPr>
-        <w:spacing w:after="0" w:line="240" w:lineRule="auto"/>
-        <w:ind w:firstLine="0" w:left="283"/>
-      </w:pPr>
-      <w:r>
-        <w:rPr>
-          <w:rFonts w:ascii="Courier New" w:hAnsi="Courier New"/>
-          <w:color w:val="101010"/>
-          <w:sz w:val="20"/>
-        </w:rPr>
-        <w:t xml:space="preserve"> </w:t>
-      </w:r>
-    </w:p>
-    <w:p>
-      <w:pPr>
-        <w:spacing w:after="0" w:line="240" w:lineRule="auto"/>
-        <w:ind w:firstLine="0" w:left="283"/>
-      </w:pPr>
-      <w:r>
-        <w:rPr>
-          <w:rFonts w:ascii="Courier New" w:hAnsi="Courier New"/>
-          <w:color w:val="101010"/>
-          <w:sz w:val="20"/>
-        </w:rPr>
-        <w:t xml:space="preserve">    #[test]</w:t>
-      </w:r>
-    </w:p>
-    <w:p>
-      <w:pPr>
-        <w:spacing w:after="0" w:line="240" w:lineRule="auto"/>
-        <w:ind w:firstLine="0" w:left="283"/>
-      </w:pPr>
-      <w:r>
-        <w:rPr>
-          <w:rFonts w:ascii="Courier New" w:hAnsi="Courier New"/>
-          <w:color w:val="101010"/>
-          <w:sz w:val="20"/>
-        </w:rPr>
-        <w:t xml:space="preserve">    fn polynomial_share_evaluate_roundtrip() {</w:t>
-      </w:r>
-    </w:p>
-    <w:p>
-      <w:pPr>
-        <w:spacing w:after="0" w:line="240" w:lineRule="auto"/>
-        <w:ind w:firstLine="0" w:left="283"/>
-      </w:pPr>
-      <w:r>
-        <w:rPr>
-          <w:rFonts w:ascii="Courier New" w:hAnsi="Courier New"/>
-          <w:color w:val="101010"/>
-          <w:sz w:val="20"/>
-        </w:rPr>
-        <w:t xml:space="preserve">        let poly = Polynomial::new(vec![7, 9, 2], 11);</w:t>
-      </w:r>
-    </w:p>
-    <w:p>
-      <w:pPr>
-        <w:spacing w:after="0" w:line="240" w:lineRule="auto"/>
-        <w:ind w:firstLine="0" w:left="283"/>
-      </w:pPr>
-      <w:r>
-        <w:rPr>
-          <w:rFonts w:ascii="Courier New" w:hAnsi="Courier New"/>
-          <w:color w:val="101010"/>
-          <w:sz w:val="20"/>
-        </w:rPr>
-        <w:t xml:space="preserve">        // f(2) = 2·4 + 9·2 + 7 = 33 = 0 (mod 11)</w:t>
-      </w:r>
-    </w:p>
-    <w:p>
-      <w:pPr>
-        <w:spacing w:after="0" w:line="240" w:lineRule="auto"/>
-        <w:ind w:firstLine="0" w:left="283"/>
-      </w:pPr>
-      <w:r>
-        <w:rPr>
-          <w:rFonts w:ascii="Courier New" w:hAnsi="Courier New"/>
-          <w:color w:val="101010"/>
-          <w:sz w:val="20"/>
-        </w:rPr>
-        <w:t xml:space="preserve">        assert_eq!(poly.evaluate(2), 0);</w:t>
-      </w:r>
-    </w:p>
-    <w:p>
-      <w:pPr>
-        <w:spacing w:after="0" w:line="240" w:lineRule="auto"/>
-        <w:ind w:firstLine="0" w:left="283"/>
-      </w:pPr>
-      <w:r>
-        <w:rPr>
-          <w:rFonts w:ascii="Courier New" w:hAnsi="Courier New"/>
-          <w:color w:val="101010"/>
-          <w:sz w:val="20"/>
-        </w:rPr>
-        <w:t xml:space="preserve">        // f(9) = 2·81 + 81 + 7 = 250 = 8 (mod 11)</w:t>
-      </w:r>
-    </w:p>
-    <w:p>
-      <w:pPr>
-        <w:spacing w:after="0" w:line="240" w:lineRule="auto"/>
-        <w:ind w:firstLine="0" w:left="283"/>
-      </w:pPr>
-      <w:r>
-        <w:rPr>
-          <w:rFonts w:ascii="Courier New" w:hAnsi="Courier New"/>
-          <w:color w:val="101010"/>
-          <w:sz w:val="20"/>
-        </w:rPr>
-        <w:t xml:space="preserve">        assert_eq!(poly.evaluate(9), 8);</w:t>
-      </w:r>
-    </w:p>
-    <w:p>
-      <w:pPr>
-        <w:spacing w:after="0" w:line="240" w:lineRule="auto"/>
-        <w:ind w:firstLine="0" w:left="283"/>
-      </w:pPr>
-      <w:r>
-        <w:rPr>
-          <w:rFonts w:ascii="Courier New" w:hAnsi="Courier New"/>
-          <w:color w:val="101010"/>
-          <w:sz w:val="20"/>
-        </w:rPr>
-        <w:t xml:space="preserve">    }</w:t>
-      </w:r>
-    </w:p>
-    <w:p>
-      <w:pPr>
-        <w:spacing w:after="0" w:line="240" w:lineRule="auto"/>
-        <w:ind w:firstLine="0" w:left="283"/>
-      </w:pPr>
-      <w:r>
-        <w:rPr>
-          <w:rFonts w:ascii="Courier New" w:hAnsi="Courier New"/>
-          <w:color w:val="101010"/>
-          <w:sz w:val="20"/>
-        </w:rPr>
-        <w:t xml:space="preserve"> </w:t>
-      </w:r>
-    </w:p>
-    <w:p>
-      <w:pPr>
-        <w:spacing w:after="0" w:line="240" w:lineRule="auto"/>
-        <w:ind w:firstLine="0" w:left="283"/>
-      </w:pPr>
-      <w:r>
-        <w:rPr>
-          <w:rFonts w:ascii="Courier New" w:hAnsi="Courier New"/>
-          <w:color w:val="101010"/>
-          <w:sz w:val="20"/>
-        </w:rPr>
-        <w:t xml:space="preserve">    #[test]</w:t>
-      </w:r>
-    </w:p>
-    <w:p>
-      <w:pPr>
-        <w:spacing w:after="0" w:line="240" w:lineRule="auto"/>
-        <w:ind w:firstLine="0" w:left="283"/>
-      </w:pPr>
-      <w:r>
-        <w:rPr>
-          <w:rFonts w:ascii="Courier New" w:hAnsi="Courier New"/>
-          <w:color w:val="101010"/>
-          <w:sz w:val="20"/>
-        </w:rPr>
-        <w:t xml:space="preserve">    fn duplicate_x_rejected() {</w:t>
-      </w:r>
-    </w:p>
-    <w:p>
-      <w:pPr>
-        <w:spacing w:after="0" w:line="240" w:lineRule="auto"/>
-        <w:ind w:firstLine="0" w:left="283"/>
-      </w:pPr>
-      <w:r>
-        <w:rPr>
-          <w:rFonts w:ascii="Courier New" w:hAnsi="Courier New"/>
-          <w:color w:val="101010"/>
-          <w:sz w:val="20"/>
-        </w:rPr>
-        <w:t xml:space="preserve">        let shares = [Share { x: 3, y: 1 }, Share { x: 3, y: 2 }];</w:t>
-      </w:r>
-    </w:p>
-    <w:p>
-      <w:pPr>
-        <w:spacing w:after="0" w:line="240" w:lineRule="auto"/>
-        <w:ind w:firstLine="0" w:left="283"/>
-      </w:pPr>
-      <w:r>
-        <w:rPr>
-          <w:rFonts w:ascii="Courier New" w:hAnsi="Courier New"/>
-          <w:color w:val="101010"/>
-          <w:sz w:val="20"/>
-        </w:rPr>
-        <w:t xml:space="preserve">        assert!(matches!(</w:t>
-      </w:r>
-    </w:p>
-    <w:p>
-      <w:pPr>
-        <w:spacing w:after="0" w:line="240" w:lineRule="auto"/>
-        <w:ind w:firstLine="0" w:left="283"/>
-      </w:pPr>
-      <w:r>
-        <w:rPr>
-          <w:rFonts w:ascii="Courier New" w:hAnsi="Courier New"/>
-          <w:color w:val="101010"/>
-          <w:sz w:val="20"/>
-        </w:rPr>
-        <w:t xml:space="preserve">            reconstruct(&amp;shares, 7),</w:t>
-      </w:r>
-    </w:p>
-    <w:p>
-      <w:pPr>
-        <w:spacing w:after="0" w:line="240" w:lineRule="auto"/>
-        <w:ind w:firstLine="0" w:left="283"/>
-      </w:pPr>
-      <w:r>
-        <w:rPr>
-          <w:rFonts w:ascii="Courier New" w:hAnsi="Courier New"/>
-          <w:color w:val="101010"/>
-          <w:sz w:val="20"/>
-        </w:rPr>
-        <w:t xml:space="preserve">            Err(DomainError::DuplicateX { x: 3 })</w:t>
-      </w:r>
-    </w:p>
-    <w:p>
-      <w:pPr>
-        <w:spacing w:after="0" w:line="240" w:lineRule="auto"/>
-        <w:ind w:firstLine="0" w:left="283"/>
-      </w:pPr>
-      <w:r>
-        <w:rPr>
-          <w:rFonts w:ascii="Courier New" w:hAnsi="Courier New"/>
-          <w:color w:val="101010"/>
-          <w:sz w:val="20"/>
-        </w:rPr>
-        <w:t xml:space="preserve">        ));</w:t>
-      </w:r>
-    </w:p>
-    <w:p>
-      <w:pPr>
-        <w:spacing w:after="0" w:line="240" w:lineRule="auto"/>
-        <w:ind w:firstLine="0" w:left="283"/>
-      </w:pPr>
-      <w:r>
-        <w:rPr>
-          <w:rFonts w:ascii="Courier New" w:hAnsi="Courier New"/>
-          <w:color w:val="101010"/>
-          <w:sz w:val="20"/>
-        </w:rPr>
-        <w:t xml:space="preserve">    }</w:t>
-      </w:r>
-    </w:p>
-    <w:p>
-      <w:pPr>
-        <w:spacing w:after="0" w:line="240" w:lineRule="auto"/>
-        <w:ind w:firstLine="0" w:left="283"/>
-      </w:pPr>
-      <w:r>
-        <w:rPr>
-          <w:rFonts w:ascii="Courier New" w:hAnsi="Courier New"/>
-          <w:color w:val="101010"/>
-          <w:sz w:val="20"/>
-        </w:rPr>
-        <w:t>}</w:t>
-      </w:r>
-    </w:p>
-    <w:p>
-      <w:pPr>
-        <w:ind w:firstLine="0"/>
-        <w:jc w:val="both"/>
-      </w:pPr>
-      <w:r>
-        <w:rPr>
-          <w:rFonts w:ascii="Times New Roman" w:hAnsi="Times New Roman"/>
-          <w:sz w:val="28"/>
-        </w:rPr>
-        <w:t>Листинг 5 — схема Блэкли (src/domain/blakley.rs):</w:t>
-      </w:r>
-    </w:p>
-    <w:p>
-      <w:pPr>
-        <w:spacing w:after="0" w:line="240" w:lineRule="auto"/>
-        <w:ind w:firstLine="0" w:left="283"/>
-      </w:pPr>
-      <w:r>
-        <w:rPr>
-          <w:rFonts w:ascii="Courier New" w:hAnsi="Courier New"/>
-          <w:color w:val="101010"/>
-          <w:sz w:val="20"/>
-        </w:rPr>
-        <w:t>//! Пороговая схема Блэкли (3, n) на поле Z_p.</w:t>
-      </w:r>
-    </w:p>
-    <w:p>
-      <w:pPr>
-        <w:spacing w:after="0" w:line="240" w:lineRule="auto"/>
-        <w:ind w:firstLine="0" w:left="283"/>
-      </w:pPr>
-      <w:r>
-        <w:rPr>
-          <w:rFonts w:ascii="Courier New" w:hAnsi="Courier New"/>
-          <w:color w:val="101010"/>
-          <w:sz w:val="20"/>
-        </w:rPr>
-        <w:t>//!</w:t>
-      </w:r>
-    </w:p>
-    <w:p>
-      <w:pPr>
-        <w:spacing w:after="0" w:line="240" w:lineRule="auto"/>
-        <w:ind w:firstLine="0" w:left="283"/>
-      </w:pPr>
-      <w:r>
-        <w:rPr>
-          <w:rFonts w:ascii="Courier New" w:hAnsi="Courier New"/>
-          <w:color w:val="101010"/>
-          <w:sz w:val="20"/>
-        </w:rPr>
-        <w:t>//! Идея: секрет — координата x_0 точки Q = (x_0, y_0, z_0) в трёхмерном пространстве.</w:t>
-      </w:r>
-    </w:p>
-    <w:p>
-      <w:pPr>
-        <w:spacing w:after="0" w:line="240" w:lineRule="auto"/>
-        <w:ind w:firstLine="0" w:left="283"/>
-      </w:pPr>
-      <w:r>
-        <w:rPr>
-          <w:rFonts w:ascii="Courier New" w:hAnsi="Courier New"/>
-          <w:color w:val="101010"/>
-          <w:sz w:val="20"/>
-        </w:rPr>
-        <w:t>//! Каждая доля — уравнение плоскости z = a·x + b·y + c, где</w:t>
-      </w:r>
-    </w:p>
-    <w:p>
-      <w:pPr>
-        <w:spacing w:after="0" w:line="240" w:lineRule="auto"/>
-        <w:ind w:firstLine="0" w:left="283"/>
-      </w:pPr>
-      <w:r>
-        <w:rPr>
-          <w:rFonts w:ascii="Courier New" w:hAnsi="Courier New"/>
-          <w:color w:val="101010"/>
-          <w:sz w:val="20"/>
-        </w:rPr>
-        <w:t>//! c = z_0 − a·x_0 − b·y_0 (mod p). Любые три плоскости пересекаются в Q.</w:t>
-      </w:r>
-    </w:p>
-    <w:p>
-      <w:pPr>
-        <w:spacing w:after="0" w:line="240" w:lineRule="auto"/>
-        <w:ind w:firstLine="0" w:left="283"/>
-      </w:pPr>
-      <w:r>
-        <w:rPr>
-          <w:rFonts w:ascii="Courier New" w:hAnsi="Courier New"/>
-          <w:color w:val="101010"/>
-          <w:sz w:val="20"/>
-        </w:rPr>
-        <w:t xml:space="preserve"> </w:t>
-      </w:r>
-    </w:p>
-    <w:p>
-      <w:pPr>
-        <w:spacing w:after="0" w:line="240" w:lineRule="auto"/>
-        <w:ind w:firstLine="0" w:left="283"/>
-      </w:pPr>
-      <w:r>
-        <w:rPr>
-          <w:rFonts w:ascii="Courier New" w:hAnsi="Courier New"/>
-          <w:color w:val="101010"/>
-          <w:sz w:val="20"/>
-        </w:rPr>
-        <w:t>use super::errors::DomainError;</w:t>
-      </w:r>
-    </w:p>
-    <w:p>
-      <w:pPr>
-        <w:spacing w:after="0" w:line="240" w:lineRule="auto"/>
-        <w:ind w:firstLine="0" w:left="283"/>
-      </w:pPr>
-      <w:r>
-        <w:rPr>
-          <w:rFonts w:ascii="Courier New" w:hAnsi="Courier New"/>
-          <w:color w:val="101010"/>
-          <w:sz w:val="20"/>
-        </w:rPr>
-        <w:t>use super::modular::{inv, norm};</w:t>
-      </w:r>
-    </w:p>
-    <w:p>
-      <w:pPr>
-        <w:spacing w:after="0" w:line="240" w:lineRule="auto"/>
-        <w:ind w:firstLine="0" w:left="283"/>
-      </w:pPr>
-      <w:r>
-        <w:rPr>
-          <w:rFonts w:ascii="Courier New" w:hAnsi="Courier New"/>
-          <w:color w:val="101010"/>
-          <w:sz w:val="20"/>
-        </w:rPr>
-        <w:t xml:space="preserve"> </w:t>
-      </w:r>
-    </w:p>
-    <w:p>
-      <w:pPr>
-        <w:spacing w:after="0" w:line="240" w:lineRule="auto"/>
-        <w:ind w:firstLine="0" w:left="283"/>
-      </w:pPr>
-      <w:r>
-        <w:rPr>
-          <w:rFonts w:ascii="Courier New" w:hAnsi="Courier New"/>
-          <w:color w:val="101010"/>
-          <w:sz w:val="20"/>
-        </w:rPr>
-        <w:t>/// Точка-секрет: (x_0 = секрет, y_0, z_0 — случайные).</w:t>
-      </w:r>
-    </w:p>
-    <w:p>
-      <w:pPr>
-        <w:spacing w:after="0" w:line="240" w:lineRule="auto"/>
-        <w:ind w:firstLine="0" w:left="283"/>
-      </w:pPr>
-      <w:r>
-        <w:rPr>
-          <w:rFonts w:ascii="Courier New" w:hAnsi="Courier New"/>
-          <w:color w:val="101010"/>
-          <w:sz w:val="20"/>
-        </w:rPr>
-        <w:t>#[derive(Debug, Clone, Copy, PartialEq, Eq)]</w:t>
-      </w:r>
-    </w:p>
-    <w:p>
-      <w:pPr>
-        <w:spacing w:after="0" w:line="240" w:lineRule="auto"/>
-        <w:ind w:firstLine="0" w:left="283"/>
-      </w:pPr>
-      <w:r>
-        <w:rPr>
-          <w:rFonts w:ascii="Courier New" w:hAnsi="Courier New"/>
-          <w:color w:val="101010"/>
-          <w:sz w:val="20"/>
-        </w:rPr>
-        <w:t>pub struct SecretPoint {</w:t>
-      </w:r>
-    </w:p>
-    <w:p>
-      <w:pPr>
-        <w:spacing w:after="0" w:line="240" w:lineRule="auto"/>
-        <w:ind w:firstLine="0" w:left="283"/>
-      </w:pPr>
-      <w:r>
-        <w:rPr>
-          <w:rFonts w:ascii="Courier New" w:hAnsi="Courier New"/>
-          <w:color w:val="101010"/>
-          <w:sz w:val="20"/>
-        </w:rPr>
-        <w:t xml:space="preserve">    pub x0: i64,</w:t>
-      </w:r>
-    </w:p>
-    <w:p>
-      <w:pPr>
-        <w:spacing w:after="0" w:line="240" w:lineRule="auto"/>
-        <w:ind w:firstLine="0" w:left="283"/>
-      </w:pPr>
-      <w:r>
-        <w:rPr>
-          <w:rFonts w:ascii="Courier New" w:hAnsi="Courier New"/>
-          <w:color w:val="101010"/>
-          <w:sz w:val="20"/>
-        </w:rPr>
-        <w:t xml:space="preserve">    pub y0: i64,</w:t>
-      </w:r>
-    </w:p>
-    <w:p>
-      <w:pPr>
-        <w:spacing w:after="0" w:line="240" w:lineRule="auto"/>
-        <w:ind w:firstLine="0" w:left="283"/>
-      </w:pPr>
-      <w:r>
-        <w:rPr>
-          <w:rFonts w:ascii="Courier New" w:hAnsi="Courier New"/>
-          <w:color w:val="101010"/>
-          <w:sz w:val="20"/>
-        </w:rPr>
-        <w:t xml:space="preserve">    pub z0: i64,</w:t>
-      </w:r>
-    </w:p>
-    <w:p>
-      <w:pPr>
-        <w:spacing w:after="0" w:line="240" w:lineRule="auto"/>
-        <w:ind w:firstLine="0" w:left="283"/>
-      </w:pPr>
-      <w:r>
-        <w:rPr>
-          <w:rFonts w:ascii="Courier New" w:hAnsi="Courier New"/>
-          <w:color w:val="101010"/>
-          <w:sz w:val="20"/>
-        </w:rPr>
-        <w:t>}</w:t>
-      </w:r>
-    </w:p>
-    <w:p>
-      <w:pPr>
-        <w:spacing w:after="0" w:line="240" w:lineRule="auto"/>
-        <w:ind w:firstLine="0" w:left="283"/>
-      </w:pPr>
-      <w:r>
-        <w:rPr>
-          <w:rFonts w:ascii="Courier New" w:hAnsi="Courier New"/>
-          <w:color w:val="101010"/>
-          <w:sz w:val="20"/>
-        </w:rPr>
-        <w:t xml:space="preserve"> </w:t>
-      </w:r>
-    </w:p>
-    <w:p>
-      <w:pPr>
-        <w:spacing w:after="0" w:line="240" w:lineRule="auto"/>
-        <w:ind w:firstLine="0" w:left="283"/>
-      </w:pPr>
-      <w:r>
-        <w:rPr>
-          <w:rFonts w:ascii="Courier New" w:hAnsi="Courier New"/>
-          <w:color w:val="101010"/>
-          <w:sz w:val="20"/>
-        </w:rPr>
-        <w:t>/// Доля Блэкли — плоскость z = a·x + b·y + c (хранится по коэффициентам).</w:t>
-      </w:r>
-    </w:p>
-    <w:p>
-      <w:pPr>
-        <w:spacing w:after="0" w:line="240" w:lineRule="auto"/>
-        <w:ind w:firstLine="0" w:left="283"/>
-      </w:pPr>
-      <w:r>
-        <w:rPr>
-          <w:rFonts w:ascii="Courier New" w:hAnsi="Courier New"/>
-          <w:color w:val="101010"/>
-          <w:sz w:val="20"/>
-        </w:rPr>
-        <w:t>#[derive(Debug, Clone, Copy, PartialEq, Eq)]</w:t>
-      </w:r>
-    </w:p>
-    <w:p>
-      <w:pPr>
-        <w:spacing w:after="0" w:line="240" w:lineRule="auto"/>
-        <w:ind w:firstLine="0" w:left="283"/>
-      </w:pPr>
-      <w:r>
-        <w:rPr>
-          <w:rFonts w:ascii="Courier New" w:hAnsi="Courier New"/>
-          <w:color w:val="101010"/>
-          <w:sz w:val="20"/>
-        </w:rPr>
-        <w:t>pub struct PlaneShare {</w:t>
-      </w:r>
-    </w:p>
-    <w:p>
-      <w:pPr>
-        <w:spacing w:after="0" w:line="240" w:lineRule="auto"/>
-        <w:ind w:firstLine="0" w:left="283"/>
-      </w:pPr>
-      <w:r>
-        <w:rPr>
-          <w:rFonts w:ascii="Courier New" w:hAnsi="Courier New"/>
-          <w:color w:val="101010"/>
-          <w:sz w:val="20"/>
-        </w:rPr>
-        <w:t xml:space="preserve">    pub a: i64,</w:t>
-      </w:r>
-    </w:p>
-    <w:p>
-      <w:pPr>
-        <w:spacing w:after="0" w:line="240" w:lineRule="auto"/>
-        <w:ind w:firstLine="0" w:left="283"/>
-      </w:pPr>
-      <w:r>
-        <w:rPr>
-          <w:rFonts w:ascii="Courier New" w:hAnsi="Courier New"/>
-          <w:color w:val="101010"/>
-          <w:sz w:val="20"/>
-        </w:rPr>
-        <w:t xml:space="preserve">    pub b: i64,</w:t>
-      </w:r>
-    </w:p>
-    <w:p>
-      <w:pPr>
-        <w:spacing w:after="0" w:line="240" w:lineRule="auto"/>
-        <w:ind w:firstLine="0" w:left="283"/>
-      </w:pPr>
-      <w:r>
-        <w:rPr>
-          <w:rFonts w:ascii="Courier New" w:hAnsi="Courier New"/>
-          <w:color w:val="101010"/>
-          <w:sz w:val="20"/>
-        </w:rPr>
-        <w:t xml:space="preserve">    pub c: i64,</w:t>
-      </w:r>
-    </w:p>
-    <w:p>
-      <w:pPr>
-        <w:spacing w:after="0" w:line="240" w:lineRule="auto"/>
-        <w:ind w:firstLine="0" w:left="283"/>
-      </w:pPr>
-      <w:r>
-        <w:rPr>
-          <w:rFonts w:ascii="Courier New" w:hAnsi="Courier New"/>
-          <w:color w:val="101010"/>
-          <w:sz w:val="20"/>
-        </w:rPr>
-        <w:t>}</w:t>
-      </w:r>
-    </w:p>
-    <w:p>
-      <w:pPr>
-        <w:spacing w:after="0" w:line="240" w:lineRule="auto"/>
-        <w:ind w:firstLine="0" w:left="283"/>
-      </w:pPr>
-      <w:r>
-        <w:rPr>
-          <w:rFonts w:ascii="Courier New" w:hAnsi="Courier New"/>
-          <w:color w:val="101010"/>
-          <w:sz w:val="20"/>
-        </w:rPr>
-        <w:t xml:space="preserve"> </w:t>
-      </w:r>
-    </w:p>
-    <w:p>
-      <w:pPr>
-        <w:spacing w:after="0" w:line="240" w:lineRule="auto"/>
-        <w:ind w:firstLine="0" w:left="283"/>
-      </w:pPr>
-      <w:r>
-        <w:rPr>
-          <w:rFonts w:ascii="Courier New" w:hAnsi="Courier New"/>
-          <w:color w:val="101010"/>
-          <w:sz w:val="20"/>
-        </w:rPr>
-        <w:t>/// Создать долю из (a, b) и секретной точки Q. c = z_0 − a·x_0 − b·y_0.</w:t>
-      </w:r>
-    </w:p>
-    <w:p>
-      <w:pPr>
-        <w:spacing w:after="0" w:line="240" w:lineRule="auto"/>
-        <w:ind w:firstLine="0" w:left="283"/>
-      </w:pPr>
-      <w:r>
-        <w:rPr>
-          <w:rFonts w:ascii="Courier New" w:hAnsi="Courier New"/>
-          <w:color w:val="101010"/>
-          <w:sz w:val="20"/>
-        </w:rPr>
-        <w:t>pub fn share_from_ab(a: i64, b: i64, q: SecretPoint, p: i64) -&gt; PlaneShare {</w:t>
-      </w:r>
-    </w:p>
-    <w:p>
-      <w:pPr>
-        <w:spacing w:after="0" w:line="240" w:lineRule="auto"/>
-        <w:ind w:firstLine="0" w:left="283"/>
-      </w:pPr>
-      <w:r>
-        <w:rPr>
-          <w:rFonts w:ascii="Courier New" w:hAnsi="Courier New"/>
-          <w:color w:val="101010"/>
-          <w:sz w:val="20"/>
-        </w:rPr>
-        <w:t xml:space="preserve">    let c = norm(q.z0 - a * q.x0 - b * q.y0, p);</w:t>
-      </w:r>
-    </w:p>
-    <w:p>
-      <w:pPr>
-        <w:spacing w:after="0" w:line="240" w:lineRule="auto"/>
-        <w:ind w:firstLine="0" w:left="283"/>
-      </w:pPr>
-      <w:r>
-        <w:rPr>
-          <w:rFonts w:ascii="Courier New" w:hAnsi="Courier New"/>
-          <w:color w:val="101010"/>
-          <w:sz w:val="20"/>
-        </w:rPr>
-        <w:t xml:space="preserve">    PlaneShare {</w:t>
-      </w:r>
-    </w:p>
-    <w:p>
-      <w:pPr>
-        <w:spacing w:after="0" w:line="240" w:lineRule="auto"/>
-        <w:ind w:firstLine="0" w:left="283"/>
-      </w:pPr>
-      <w:r>
-        <w:rPr>
-          <w:rFonts w:ascii="Courier New" w:hAnsi="Courier New"/>
-          <w:color w:val="101010"/>
-          <w:sz w:val="20"/>
-        </w:rPr>
-        <w:t xml:space="preserve">        a: norm(a, p),</w:t>
-      </w:r>
-    </w:p>
-    <w:p>
-      <w:pPr>
-        <w:spacing w:after="0" w:line="240" w:lineRule="auto"/>
-        <w:ind w:firstLine="0" w:left="283"/>
-      </w:pPr>
-      <w:r>
-        <w:rPr>
-          <w:rFonts w:ascii="Courier New" w:hAnsi="Courier New"/>
-          <w:color w:val="101010"/>
-          <w:sz w:val="20"/>
-        </w:rPr>
-        <w:t xml:space="preserve">        b: norm(b, p),</w:t>
-      </w:r>
-    </w:p>
-    <w:p>
-      <w:pPr>
-        <w:spacing w:after="0" w:line="240" w:lineRule="auto"/>
-        <w:ind w:firstLine="0" w:left="283"/>
-      </w:pPr>
-      <w:r>
-        <w:rPr>
-          <w:rFonts w:ascii="Courier New" w:hAnsi="Courier New"/>
-          <w:color w:val="101010"/>
-          <w:sz w:val="20"/>
-        </w:rPr>
-        <w:t xml:space="preserve">        c,</w:t>
-      </w:r>
-    </w:p>
-    <w:p>
-      <w:pPr>
-        <w:spacing w:after="0" w:line="240" w:lineRule="auto"/>
-        <w:ind w:firstLine="0" w:left="283"/>
-      </w:pPr>
-      <w:r>
-        <w:rPr>
-          <w:rFonts w:ascii="Courier New" w:hAnsi="Courier New"/>
-          <w:color w:val="101010"/>
-          <w:sz w:val="20"/>
-        </w:rPr>
-        <w:t xml:space="preserve">    }</w:t>
-      </w:r>
-    </w:p>
-    <w:p>
-      <w:pPr>
-        <w:spacing w:after="0" w:line="240" w:lineRule="auto"/>
-        <w:ind w:firstLine="0" w:left="283"/>
-      </w:pPr>
-      <w:r>
-        <w:rPr>
-          <w:rFonts w:ascii="Courier New" w:hAnsi="Courier New"/>
-          <w:color w:val="101010"/>
-          <w:sz w:val="20"/>
-        </w:rPr>
-        <w:t>}</w:t>
-      </w:r>
-    </w:p>
-    <w:p>
-      <w:pPr>
-        <w:spacing w:after="0" w:line="240" w:lineRule="auto"/>
-        <w:ind w:firstLine="0" w:left="283"/>
-      </w:pPr>
-      <w:r>
-        <w:rPr>
-          <w:rFonts w:ascii="Courier New" w:hAnsi="Courier New"/>
-          <w:color w:val="101010"/>
-          <w:sz w:val="20"/>
-        </w:rPr>
-        <w:t xml:space="preserve"> </w:t>
-      </w:r>
-    </w:p>
-    <w:p>
-      <w:pPr>
-        <w:spacing w:after="0" w:line="240" w:lineRule="auto"/>
-        <w:ind w:firstLine="0" w:left="283"/>
-      </w:pPr>
-      <w:r>
-        <w:rPr>
-          <w:rFonts w:ascii="Courier New" w:hAnsi="Courier New"/>
-          <w:color w:val="101010"/>
-          <w:sz w:val="20"/>
-        </w:rPr>
-        <w:t>/// Восстановить точку Q = (x_0, y_0, z_0) по трём долям-плоскостям через решение системы</w:t>
-      </w:r>
-    </w:p>
-    <w:p>
-      <w:pPr>
-        <w:spacing w:after="0" w:line="240" w:lineRule="auto"/>
-        <w:ind w:firstLine="0" w:left="283"/>
-      </w:pPr>
-      <w:r>
-        <w:rPr>
-          <w:rFonts w:ascii="Courier New" w:hAnsi="Courier New"/>
-          <w:color w:val="101010"/>
-          <w:sz w:val="20"/>
-        </w:rPr>
-        <w:t>/// в Z_p методом Гаусса.</w:t>
-      </w:r>
-    </w:p>
-    <w:p>
-      <w:pPr>
-        <w:spacing w:after="0" w:line="240" w:lineRule="auto"/>
-        <w:ind w:firstLine="0" w:left="283"/>
-      </w:pPr>
-      <w:r>
-        <w:rPr>
-          <w:rFonts w:ascii="Courier New" w:hAnsi="Courier New"/>
-          <w:color w:val="101010"/>
-          <w:sz w:val="20"/>
-        </w:rPr>
-        <w:t>///</w:t>
-      </w:r>
-    </w:p>
-    <w:p>
-      <w:pPr>
-        <w:spacing w:after="0" w:line="240" w:lineRule="auto"/>
-        <w:ind w:firstLine="0" w:left="283"/>
-      </w:pPr>
-      <w:r>
-        <w:rPr>
-          <w:rFonts w:ascii="Courier New" w:hAnsi="Courier New"/>
-          <w:color w:val="101010"/>
-          <w:sz w:val="20"/>
-        </w:rPr>
-        <w:t>/// Система:</w:t>
-      </w:r>
-    </w:p>
-    <w:p>
-      <w:pPr>
-        <w:spacing w:after="0" w:line="240" w:lineRule="auto"/>
-        <w:ind w:firstLine="0" w:left="283"/>
-      </w:pPr>
-      <w:r>
-        <w:rPr>
-          <w:rFonts w:ascii="Courier New" w:hAnsi="Courier New"/>
-          <w:color w:val="101010"/>
-          <w:sz w:val="20"/>
-        </w:rPr>
-        <w:t>///   a_1 x + b_1 y − z = −c_1</w:t>
-      </w:r>
-    </w:p>
-    <w:p>
-      <w:pPr>
-        <w:spacing w:after="0" w:line="240" w:lineRule="auto"/>
-        <w:ind w:firstLine="0" w:left="283"/>
-      </w:pPr>
-      <w:r>
-        <w:rPr>
-          <w:rFonts w:ascii="Courier New" w:hAnsi="Courier New"/>
-          <w:color w:val="101010"/>
-          <w:sz w:val="20"/>
-        </w:rPr>
-        <w:t>///   a_2 x + b_2 y − z = −c_2</w:t>
-      </w:r>
-    </w:p>
-    <w:p>
-      <w:pPr>
-        <w:spacing w:after="0" w:line="240" w:lineRule="auto"/>
-        <w:ind w:firstLine="0" w:left="283"/>
-      </w:pPr>
-      <w:r>
-        <w:rPr>
-          <w:rFonts w:ascii="Courier New" w:hAnsi="Courier New"/>
-          <w:color w:val="101010"/>
-          <w:sz w:val="20"/>
-        </w:rPr>
-        <w:t>///   a_3 x + b_3 y − z = −c_3</w:t>
-      </w:r>
-    </w:p>
-    <w:p>
-      <w:pPr>
-        <w:spacing w:after="0" w:line="240" w:lineRule="auto"/>
-        <w:ind w:firstLine="0" w:left="283"/>
-      </w:pPr>
-      <w:r>
-        <w:rPr>
-          <w:rFonts w:ascii="Courier New" w:hAnsi="Courier New"/>
-          <w:color w:val="101010"/>
-          <w:sz w:val="20"/>
-        </w:rPr>
-        <w:t>pub fn reconstruct(shares: &amp;[PlaneShare], p: i64) -&gt; Result&lt;SecretPoint, DomainError&gt; {</w:t>
-      </w:r>
-    </w:p>
-    <w:p>
-      <w:pPr>
-        <w:spacing w:after="0" w:line="240" w:lineRule="auto"/>
-        <w:ind w:firstLine="0" w:left="283"/>
-      </w:pPr>
-      <w:r>
-        <w:rPr>
-          <w:rFonts w:ascii="Courier New" w:hAnsi="Courier New"/>
-          <w:color w:val="101010"/>
-          <w:sz w:val="20"/>
-        </w:rPr>
-        <w:t xml:space="preserve">    if shares.len() != 3 {</w:t>
-      </w:r>
-    </w:p>
-    <w:p>
-      <w:pPr>
-        <w:spacing w:after="0" w:line="240" w:lineRule="auto"/>
-        <w:ind w:firstLine="0" w:left="283"/>
-      </w:pPr>
-      <w:r>
-        <w:rPr>
-          <w:rFonts w:ascii="Courier New" w:hAnsi="Courier New"/>
-          <w:color w:val="101010"/>
-          <w:sz w:val="20"/>
-        </w:rPr>
-        <w:t xml:space="preserve">        return Err(DomainError::WrongShareCount {</w:t>
-      </w:r>
-    </w:p>
-    <w:p>
-      <w:pPr>
-        <w:spacing w:after="0" w:line="240" w:lineRule="auto"/>
-        <w:ind w:firstLine="0" w:left="283"/>
-      </w:pPr>
-      <w:r>
-        <w:rPr>
-          <w:rFonts w:ascii="Courier New" w:hAnsi="Courier New"/>
-          <w:color w:val="101010"/>
-          <w:sz w:val="20"/>
-        </w:rPr>
-        <w:t xml:space="preserve">            needed: 3,</w:t>
-      </w:r>
-    </w:p>
-    <w:p>
-      <w:pPr>
-        <w:spacing w:after="0" w:line="240" w:lineRule="auto"/>
-        <w:ind w:firstLine="0" w:left="283"/>
-      </w:pPr>
-      <w:r>
-        <w:rPr>
-          <w:rFonts w:ascii="Courier New" w:hAnsi="Courier New"/>
-          <w:color w:val="101010"/>
-          <w:sz w:val="20"/>
-        </w:rPr>
-        <w:t xml:space="preserve">            given: shares.len(),</w:t>
-      </w:r>
-    </w:p>
-    <w:p>
-      <w:pPr>
-        <w:spacing w:after="0" w:line="240" w:lineRule="auto"/>
-        <w:ind w:firstLine="0" w:left="283"/>
-      </w:pPr>
-      <w:r>
-        <w:rPr>
-          <w:rFonts w:ascii="Courier New" w:hAnsi="Courier New"/>
-          <w:color w:val="101010"/>
-          <w:sz w:val="20"/>
-        </w:rPr>
-        <w:t xml:space="preserve">        });</w:t>
-      </w:r>
-    </w:p>
-    <w:p>
-      <w:pPr>
-        <w:spacing w:after="0" w:line="240" w:lineRule="auto"/>
-        <w:ind w:firstLine="0" w:left="283"/>
-      </w:pPr>
-      <w:r>
-        <w:rPr>
-          <w:rFonts w:ascii="Courier New" w:hAnsi="Courier New"/>
-          <w:color w:val="101010"/>
-          <w:sz w:val="20"/>
-        </w:rPr>
-        <w:t xml:space="preserve">    }</w:t>
-      </w:r>
-    </w:p>
-    <w:p>
-      <w:pPr>
-        <w:spacing w:after="0" w:line="240" w:lineRule="auto"/>
-        <w:ind w:firstLine="0" w:left="283"/>
-      </w:pPr>
-      <w:r>
-        <w:rPr>
-          <w:rFonts w:ascii="Courier New" w:hAnsi="Courier New"/>
-          <w:color w:val="101010"/>
-          <w:sz w:val="20"/>
-        </w:rPr>
-        <w:t xml:space="preserve">    let mut mat = [[0i64; 4]; 3];</w:t>
-      </w:r>
-    </w:p>
-    <w:p>
-      <w:pPr>
-        <w:spacing w:after="0" w:line="240" w:lineRule="auto"/>
-        <w:ind w:firstLine="0" w:left="283"/>
-      </w:pPr>
-      <w:r>
-        <w:rPr>
-          <w:rFonts w:ascii="Courier New" w:hAnsi="Courier New"/>
-          <w:color w:val="101010"/>
-          <w:sz w:val="20"/>
-        </w:rPr>
-        <w:t xml:space="preserve">    for (i, s) in shares.iter().enumerate() {</w:t>
-      </w:r>
-    </w:p>
-    <w:p>
-      <w:pPr>
-        <w:spacing w:after="0" w:line="240" w:lineRule="auto"/>
-        <w:ind w:firstLine="0" w:left="283"/>
-      </w:pPr>
-      <w:r>
-        <w:rPr>
-          <w:rFonts w:ascii="Courier New" w:hAnsi="Courier New"/>
-          <w:color w:val="101010"/>
-          <w:sz w:val="20"/>
-        </w:rPr>
-        <w:t xml:space="preserve">        mat[i][0] = norm(s.a, p);</w:t>
-      </w:r>
-    </w:p>
-    <w:p>
-      <w:pPr>
-        <w:spacing w:after="0" w:line="240" w:lineRule="auto"/>
-        <w:ind w:firstLine="0" w:left="283"/>
-      </w:pPr>
-      <w:r>
-        <w:rPr>
-          <w:rFonts w:ascii="Courier New" w:hAnsi="Courier New"/>
-          <w:color w:val="101010"/>
-          <w:sz w:val="20"/>
-        </w:rPr>
-        <w:t xml:space="preserve">        mat[i][1] = norm(s.b, p);</w:t>
-      </w:r>
-    </w:p>
-    <w:p>
-      <w:pPr>
-        <w:spacing w:after="0" w:line="240" w:lineRule="auto"/>
-        <w:ind w:firstLine="0" w:left="283"/>
-      </w:pPr>
-      <w:r>
-        <w:rPr>
-          <w:rFonts w:ascii="Courier New" w:hAnsi="Courier New"/>
-          <w:color w:val="101010"/>
-          <w:sz w:val="20"/>
-        </w:rPr>
-        <w:t xml:space="preserve">        mat[i][2] = norm(-1, p);</w:t>
-      </w:r>
-    </w:p>
-    <w:p>
-      <w:pPr>
-        <w:spacing w:after="0" w:line="240" w:lineRule="auto"/>
-        <w:ind w:firstLine="0" w:left="283"/>
-      </w:pPr>
-      <w:r>
-        <w:rPr>
-          <w:rFonts w:ascii="Courier New" w:hAnsi="Courier New"/>
-          <w:color w:val="101010"/>
-          <w:sz w:val="20"/>
-        </w:rPr>
-        <w:t xml:space="preserve">        mat[i][3] = norm(-s.c, p);</w:t>
-      </w:r>
-    </w:p>
-    <w:p>
-      <w:pPr>
-        <w:spacing w:after="0" w:line="240" w:lineRule="auto"/>
-        <w:ind w:firstLine="0" w:left="283"/>
-      </w:pPr>
-      <w:r>
-        <w:rPr>
-          <w:rFonts w:ascii="Courier New" w:hAnsi="Courier New"/>
-          <w:color w:val="101010"/>
-          <w:sz w:val="20"/>
-        </w:rPr>
-        <w:t xml:space="preserve">    }</w:t>
-      </w:r>
-    </w:p>
-    <w:p>
-      <w:pPr>
-        <w:spacing w:after="0" w:line="240" w:lineRule="auto"/>
-        <w:ind w:firstLine="0" w:left="283"/>
-      </w:pPr>
-      <w:r>
-        <w:rPr>
-          <w:rFonts w:ascii="Courier New" w:hAnsi="Courier New"/>
-          <w:color w:val="101010"/>
-          <w:sz w:val="20"/>
-        </w:rPr>
-        <w:t xml:space="preserve">    gauss_3x4(&amp;mut mat, p)?;</w:t>
-      </w:r>
-    </w:p>
-    <w:p>
-      <w:pPr>
-        <w:spacing w:after="0" w:line="240" w:lineRule="auto"/>
-        <w:ind w:firstLine="0" w:left="283"/>
-      </w:pPr>
-      <w:r>
-        <w:rPr>
-          <w:rFonts w:ascii="Courier New" w:hAnsi="Courier New"/>
-          <w:color w:val="101010"/>
-          <w:sz w:val="20"/>
-        </w:rPr>
-        <w:t xml:space="preserve">    Ok(SecretPoint {</w:t>
-      </w:r>
-    </w:p>
-    <w:p>
-      <w:pPr>
-        <w:spacing w:after="0" w:line="240" w:lineRule="auto"/>
-        <w:ind w:firstLine="0" w:left="283"/>
-      </w:pPr>
-      <w:r>
-        <w:rPr>
-          <w:rFonts w:ascii="Courier New" w:hAnsi="Courier New"/>
-          <w:color w:val="101010"/>
-          <w:sz w:val="20"/>
-        </w:rPr>
-        <w:t xml:space="preserve">        x0: mat[0][3],</w:t>
-      </w:r>
-    </w:p>
-    <w:p>
-      <w:pPr>
-        <w:spacing w:after="0" w:line="240" w:lineRule="auto"/>
-        <w:ind w:firstLine="0" w:left="283"/>
-      </w:pPr>
-      <w:r>
-        <w:rPr>
-          <w:rFonts w:ascii="Courier New" w:hAnsi="Courier New"/>
-          <w:color w:val="101010"/>
-          <w:sz w:val="20"/>
-        </w:rPr>
-        <w:t xml:space="preserve">        y0: mat[1][3],</w:t>
-      </w:r>
-    </w:p>
-    <w:p>
-      <w:pPr>
-        <w:spacing w:after="0" w:line="240" w:lineRule="auto"/>
-        <w:ind w:firstLine="0" w:left="283"/>
-      </w:pPr>
-      <w:r>
-        <w:rPr>
-          <w:rFonts w:ascii="Courier New" w:hAnsi="Courier New"/>
-          <w:color w:val="101010"/>
-          <w:sz w:val="20"/>
-        </w:rPr>
-        <w:t xml:space="preserve">        z0: mat[2][3],</w:t>
-      </w:r>
-    </w:p>
-    <w:p>
-      <w:pPr>
-        <w:spacing w:after="0" w:line="240" w:lineRule="auto"/>
-        <w:ind w:firstLine="0" w:left="283"/>
-      </w:pPr>
-      <w:r>
-        <w:rPr>
-          <w:rFonts w:ascii="Courier New" w:hAnsi="Courier New"/>
-          <w:color w:val="101010"/>
-          <w:sz w:val="20"/>
-        </w:rPr>
-        <w:t xml:space="preserve">    })</w:t>
-      </w:r>
-    </w:p>
-    <w:p>
-      <w:pPr>
-        <w:spacing w:after="0" w:line="240" w:lineRule="auto"/>
-        <w:ind w:firstLine="0" w:left="283"/>
-      </w:pPr>
-      <w:r>
-        <w:rPr>
-          <w:rFonts w:ascii="Courier New" w:hAnsi="Courier New"/>
-          <w:color w:val="101010"/>
-          <w:sz w:val="20"/>
-        </w:rPr>
-        <w:t>}</w:t>
-      </w:r>
-    </w:p>
-    <w:p>
-      <w:pPr>
-        <w:spacing w:after="0" w:line="240" w:lineRule="auto"/>
-        <w:ind w:firstLine="0" w:left="283"/>
-      </w:pPr>
-      <w:r>
-        <w:rPr>
-          <w:rFonts w:ascii="Courier New" w:hAnsi="Courier New"/>
-          <w:color w:val="101010"/>
-          <w:sz w:val="20"/>
-        </w:rPr>
-        <w:t xml:space="preserve"> </w:t>
-      </w:r>
-    </w:p>
-    <w:p>
-      <w:pPr>
-        <w:spacing w:after="0" w:line="240" w:lineRule="auto"/>
-        <w:ind w:firstLine="0" w:left="283"/>
-      </w:pPr>
-      <w:r>
-        <w:rPr>
-          <w:rFonts w:ascii="Courier New" w:hAnsi="Courier New"/>
-          <w:color w:val="101010"/>
-          <w:sz w:val="20"/>
-        </w:rPr>
-        <w:t>fn gauss_3x4(mat: &amp;mut [[i64; 4]; 3], p: i64) -&gt; Result&lt;(), DomainError&gt; {</w:t>
-      </w:r>
-    </w:p>
-    <w:p>
-      <w:pPr>
-        <w:spacing w:after="0" w:line="240" w:lineRule="auto"/>
-        <w:ind w:firstLine="0" w:left="283"/>
-      </w:pPr>
-      <w:r>
-        <w:rPr>
-          <w:rFonts w:ascii="Courier New" w:hAnsi="Courier New"/>
-          <w:color w:val="101010"/>
-          <w:sz w:val="20"/>
-        </w:rPr>
-        <w:t xml:space="preserve">    for col in 0..3 {</w:t>
-      </w:r>
-    </w:p>
-    <w:p>
-      <w:pPr>
-        <w:spacing w:after="0" w:line="240" w:lineRule="auto"/>
-        <w:ind w:firstLine="0" w:left="283"/>
-      </w:pPr>
-      <w:r>
-        <w:rPr>
-          <w:rFonts w:ascii="Courier New" w:hAnsi="Courier New"/>
-          <w:color w:val="101010"/>
-          <w:sz w:val="20"/>
-        </w:rPr>
-        <w:t xml:space="preserve">        // pivot</w:t>
-      </w:r>
-    </w:p>
-    <w:p>
-      <w:pPr>
-        <w:spacing w:after="0" w:line="240" w:lineRule="auto"/>
-        <w:ind w:firstLine="0" w:left="283"/>
-      </w:pPr>
-      <w:r>
-        <w:rPr>
-          <w:rFonts w:ascii="Courier New" w:hAnsi="Courier New"/>
-          <w:color w:val="101010"/>
-          <w:sz w:val="20"/>
-        </w:rPr>
-        <w:t xml:space="preserve">        let mut pivot = None;</w:t>
-      </w:r>
-    </w:p>
-    <w:p>
-      <w:pPr>
-        <w:spacing w:after="0" w:line="240" w:lineRule="auto"/>
-        <w:ind w:firstLine="0" w:left="283"/>
-      </w:pPr>
-      <w:r>
-        <w:rPr>
-          <w:rFonts w:ascii="Courier New" w:hAnsi="Courier New"/>
-          <w:color w:val="101010"/>
-          <w:sz w:val="20"/>
-        </w:rPr>
-        <w:t xml:space="preserve">        for row in col..3 {</w:t>
-      </w:r>
-    </w:p>
-    <w:p>
-      <w:pPr>
-        <w:spacing w:after="0" w:line="240" w:lineRule="auto"/>
-        <w:ind w:firstLine="0" w:left="283"/>
-      </w:pPr>
-      <w:r>
-        <w:rPr>
-          <w:rFonts w:ascii="Courier New" w:hAnsi="Courier New"/>
-          <w:color w:val="101010"/>
-          <w:sz w:val="20"/>
-        </w:rPr>
-        <w:t xml:space="preserve">            if mat[row][col] != 0 {</w:t>
-      </w:r>
-    </w:p>
-    <w:p>
-      <w:pPr>
-        <w:spacing w:after="0" w:line="240" w:lineRule="auto"/>
-        <w:ind w:firstLine="0" w:left="283"/>
-      </w:pPr>
-      <w:r>
-        <w:rPr>
-          <w:rFonts w:ascii="Courier New" w:hAnsi="Courier New"/>
-          <w:color w:val="101010"/>
-          <w:sz w:val="20"/>
-        </w:rPr>
-        <w:t xml:space="preserve">                pivot = Some(row);</w:t>
-      </w:r>
-    </w:p>
-    <w:p>
-      <w:pPr>
-        <w:spacing w:after="0" w:line="240" w:lineRule="auto"/>
-        <w:ind w:firstLine="0" w:left="283"/>
-      </w:pPr>
-      <w:r>
-        <w:rPr>
-          <w:rFonts w:ascii="Courier New" w:hAnsi="Courier New"/>
-          <w:color w:val="101010"/>
-          <w:sz w:val="20"/>
-        </w:rPr>
-        <w:t xml:space="preserve">                break;</w:t>
-      </w:r>
-    </w:p>
-    <w:p>
-      <w:pPr>
-        <w:spacing w:after="0" w:line="240" w:lineRule="auto"/>
-        <w:ind w:firstLine="0" w:left="283"/>
-      </w:pPr>
-      <w:r>
-        <w:rPr>
-          <w:rFonts w:ascii="Courier New" w:hAnsi="Courier New"/>
-          <w:color w:val="101010"/>
-          <w:sz w:val="20"/>
-        </w:rPr>
-        <w:t xml:space="preserve">            }</w:t>
-      </w:r>
-    </w:p>
-    <w:p>
-      <w:pPr>
-        <w:spacing w:after="0" w:line="240" w:lineRule="auto"/>
-        <w:ind w:firstLine="0" w:left="283"/>
-      </w:pPr>
-      <w:r>
-        <w:rPr>
-          <w:rFonts w:ascii="Courier New" w:hAnsi="Courier New"/>
-          <w:color w:val="101010"/>
-          <w:sz w:val="20"/>
-        </w:rPr>
-        <w:t xml:space="preserve">        }</w:t>
-      </w:r>
-    </w:p>
-    <w:p>
-      <w:pPr>
-        <w:spacing w:after="0" w:line="240" w:lineRule="auto"/>
-        <w:ind w:firstLine="0" w:left="283"/>
-      </w:pPr>
-      <w:r>
-        <w:rPr>
-          <w:rFonts w:ascii="Courier New" w:hAnsi="Courier New"/>
-          <w:color w:val="101010"/>
-          <w:sz w:val="20"/>
-        </w:rPr>
-        <w:t xml:space="preserve">        let pivot = pivot.ok_or(DomainError::SingularSystem)?;</w:t>
-      </w:r>
-    </w:p>
-    <w:p>
-      <w:pPr>
-        <w:spacing w:after="0" w:line="240" w:lineRule="auto"/>
-        <w:ind w:firstLine="0" w:left="283"/>
-      </w:pPr>
-      <w:r>
-        <w:rPr>
-          <w:rFonts w:ascii="Courier New" w:hAnsi="Courier New"/>
-          <w:color w:val="101010"/>
-          <w:sz w:val="20"/>
-        </w:rPr>
-        <w:t xml:space="preserve">        mat.swap(col, pivot);</w:t>
-      </w:r>
-    </w:p>
-    <w:p>
-      <w:pPr>
-        <w:spacing w:after="0" w:line="240" w:lineRule="auto"/>
-        <w:ind w:firstLine="0" w:left="283"/>
-      </w:pPr>
-      <w:r>
-        <w:rPr>
-          <w:rFonts w:ascii="Courier New" w:hAnsi="Courier New"/>
-          <w:color w:val="101010"/>
-          <w:sz w:val="20"/>
-        </w:rPr>
-        <w:t xml:space="preserve">        let pv_inv = inv(mat[col][col], p)?;</w:t>
-      </w:r>
-    </w:p>
-    <w:p>
-      <w:pPr>
-        <w:spacing w:after="0" w:line="240" w:lineRule="auto"/>
-        <w:ind w:firstLine="0" w:left="283"/>
-      </w:pPr>
-      <w:r>
-        <w:rPr>
-          <w:rFonts w:ascii="Courier New" w:hAnsi="Courier New"/>
-          <w:color w:val="101010"/>
-          <w:sz w:val="20"/>
-        </w:rPr>
-        <w:t xml:space="preserve">        for j in 0..4 {</w:t>
-      </w:r>
-    </w:p>
-    <w:p>
-      <w:pPr>
-        <w:spacing w:after="0" w:line="240" w:lineRule="auto"/>
-        <w:ind w:firstLine="0" w:left="283"/>
-      </w:pPr>
-      <w:r>
-        <w:rPr>
-          <w:rFonts w:ascii="Courier New" w:hAnsi="Courier New"/>
-          <w:color w:val="101010"/>
-          <w:sz w:val="20"/>
-        </w:rPr>
-        <w:t xml:space="preserve">            mat[col][j] = norm(mat[col][j] * pv_inv, p);</w:t>
-      </w:r>
-    </w:p>
-    <w:p>
-      <w:pPr>
-        <w:spacing w:after="0" w:line="240" w:lineRule="auto"/>
-        <w:ind w:firstLine="0" w:left="283"/>
-      </w:pPr>
-      <w:r>
-        <w:rPr>
-          <w:rFonts w:ascii="Courier New" w:hAnsi="Courier New"/>
-          <w:color w:val="101010"/>
-          <w:sz w:val="20"/>
-        </w:rPr>
-        <w:t xml:space="preserve">        }</w:t>
-      </w:r>
-    </w:p>
-    <w:p>
-      <w:pPr>
-        <w:spacing w:after="0" w:line="240" w:lineRule="auto"/>
-        <w:ind w:firstLine="0" w:left="283"/>
-      </w:pPr>
-      <w:r>
-        <w:rPr>
-          <w:rFonts w:ascii="Courier New" w:hAnsi="Courier New"/>
-          <w:color w:val="101010"/>
-          <w:sz w:val="20"/>
-        </w:rPr>
-        <w:t xml:space="preserve">        for row in 0..3 {</w:t>
-      </w:r>
-    </w:p>
-    <w:p>
-      <w:pPr>
-        <w:spacing w:after="0" w:line="240" w:lineRule="auto"/>
-        <w:ind w:firstLine="0" w:left="283"/>
-      </w:pPr>
-      <w:r>
-        <w:rPr>
-          <w:rFonts w:ascii="Courier New" w:hAnsi="Courier New"/>
-          <w:color w:val="101010"/>
-          <w:sz w:val="20"/>
-        </w:rPr>
-        <w:t xml:space="preserve">            if row == col {</w:t>
-      </w:r>
-    </w:p>
-    <w:p>
-      <w:pPr>
-        <w:spacing w:after="0" w:line="240" w:lineRule="auto"/>
-        <w:ind w:firstLine="0" w:left="283"/>
-      </w:pPr>
-      <w:r>
-        <w:rPr>
-          <w:rFonts w:ascii="Courier New" w:hAnsi="Courier New"/>
-          <w:color w:val="101010"/>
-          <w:sz w:val="20"/>
-        </w:rPr>
-        <w:t xml:space="preserve">                continue;</w:t>
-      </w:r>
-    </w:p>
-    <w:p>
-      <w:pPr>
-        <w:spacing w:after="0" w:line="240" w:lineRule="auto"/>
-        <w:ind w:firstLine="0" w:left="283"/>
-      </w:pPr>
-      <w:r>
-        <w:rPr>
-          <w:rFonts w:ascii="Courier New" w:hAnsi="Courier New"/>
-          <w:color w:val="101010"/>
-          <w:sz w:val="20"/>
-        </w:rPr>
-        <w:t xml:space="preserve">            }</w:t>
-      </w:r>
-    </w:p>
-    <w:p>
-      <w:pPr>
-        <w:spacing w:after="0" w:line="240" w:lineRule="auto"/>
-        <w:ind w:firstLine="0" w:left="283"/>
-      </w:pPr>
-      <w:r>
-        <w:rPr>
-          <w:rFonts w:ascii="Courier New" w:hAnsi="Courier New"/>
-          <w:color w:val="101010"/>
-          <w:sz w:val="20"/>
-        </w:rPr>
-        <w:t xml:space="preserve">            let factor = mat[row][col];</w:t>
-      </w:r>
-    </w:p>
-    <w:p>
-      <w:pPr>
-        <w:spacing w:after="0" w:line="240" w:lineRule="auto"/>
-        <w:ind w:firstLine="0" w:left="283"/>
-      </w:pPr>
-      <w:r>
-        <w:rPr>
-          <w:rFonts w:ascii="Courier New" w:hAnsi="Courier New"/>
-          <w:color w:val="101010"/>
-          <w:sz w:val="20"/>
-        </w:rPr>
-        <w:t xml:space="preserve">            if factor == 0 {</w:t>
-      </w:r>
-    </w:p>
-    <w:p>
-      <w:pPr>
-        <w:spacing w:after="0" w:line="240" w:lineRule="auto"/>
-        <w:ind w:firstLine="0" w:left="283"/>
-      </w:pPr>
-      <w:r>
-        <w:rPr>
-          <w:rFonts w:ascii="Courier New" w:hAnsi="Courier New"/>
-          <w:color w:val="101010"/>
-          <w:sz w:val="20"/>
-        </w:rPr>
-        <w:t xml:space="preserve">                continue;</w:t>
-      </w:r>
-    </w:p>
-    <w:p>
-      <w:pPr>
-        <w:spacing w:after="0" w:line="240" w:lineRule="auto"/>
-        <w:ind w:firstLine="0" w:left="283"/>
-      </w:pPr>
-      <w:r>
-        <w:rPr>
-          <w:rFonts w:ascii="Courier New" w:hAnsi="Courier New"/>
-          <w:color w:val="101010"/>
-          <w:sz w:val="20"/>
-        </w:rPr>
-        <w:t xml:space="preserve">            }</w:t>
-      </w:r>
-    </w:p>
-    <w:p>
-      <w:pPr>
-        <w:spacing w:after="0" w:line="240" w:lineRule="auto"/>
-        <w:ind w:firstLine="0" w:left="283"/>
-      </w:pPr>
-      <w:r>
-        <w:rPr>
-          <w:rFonts w:ascii="Courier New" w:hAnsi="Courier New"/>
-          <w:color w:val="101010"/>
-          <w:sz w:val="20"/>
-        </w:rPr>
-        <w:t xml:space="preserve">            for j in 0..4 {</w:t>
-      </w:r>
-    </w:p>
-    <w:p>
-      <w:pPr>
-        <w:spacing w:after="0" w:line="240" w:lineRule="auto"/>
-        <w:ind w:firstLine="0" w:left="283"/>
-      </w:pPr>
-      <w:r>
-        <w:rPr>
-          <w:rFonts w:ascii="Courier New" w:hAnsi="Courier New"/>
-          <w:color w:val="101010"/>
-          <w:sz w:val="20"/>
-        </w:rPr>
-        <w:t xml:space="preserve">                let sub = norm(factor * mat[col][j], p);</w:t>
-      </w:r>
-    </w:p>
-    <w:p>
-      <w:pPr>
-        <w:spacing w:after="0" w:line="240" w:lineRule="auto"/>
-        <w:ind w:firstLine="0" w:left="283"/>
-      </w:pPr>
-      <w:r>
-        <w:rPr>
-          <w:rFonts w:ascii="Courier New" w:hAnsi="Courier New"/>
-          <w:color w:val="101010"/>
-          <w:sz w:val="20"/>
-        </w:rPr>
-        <w:t xml:space="preserve">                mat[row][j] = norm(mat[row][j] - sub, p);</w:t>
-      </w:r>
-    </w:p>
-    <w:p>
-      <w:pPr>
-        <w:spacing w:after="0" w:line="240" w:lineRule="auto"/>
-        <w:ind w:firstLine="0" w:left="283"/>
-      </w:pPr>
-      <w:r>
-        <w:rPr>
-          <w:rFonts w:ascii="Courier New" w:hAnsi="Courier New"/>
-          <w:color w:val="101010"/>
-          <w:sz w:val="20"/>
-        </w:rPr>
-        <w:t xml:space="preserve">            }</w:t>
-      </w:r>
-    </w:p>
-    <w:p>
-      <w:pPr>
-        <w:spacing w:after="0" w:line="240" w:lineRule="auto"/>
-        <w:ind w:firstLine="0" w:left="283"/>
-      </w:pPr>
-      <w:r>
-        <w:rPr>
-          <w:rFonts w:ascii="Courier New" w:hAnsi="Courier New"/>
-          <w:color w:val="101010"/>
-          <w:sz w:val="20"/>
-        </w:rPr>
-        <w:t xml:space="preserve">        }</w:t>
-      </w:r>
-    </w:p>
-    <w:p>
-      <w:pPr>
-        <w:spacing w:after="0" w:line="240" w:lineRule="auto"/>
-        <w:ind w:firstLine="0" w:left="283"/>
-      </w:pPr>
-      <w:r>
-        <w:rPr>
-          <w:rFonts w:ascii="Courier New" w:hAnsi="Courier New"/>
-          <w:color w:val="101010"/>
-          <w:sz w:val="20"/>
-        </w:rPr>
-        <w:t xml:space="preserve">    }</w:t>
-      </w:r>
-    </w:p>
-    <w:p>
-      <w:pPr>
-        <w:spacing w:after="0" w:line="240" w:lineRule="auto"/>
-        <w:ind w:firstLine="0" w:left="283"/>
-      </w:pPr>
-      <w:r>
-        <w:rPr>
-          <w:rFonts w:ascii="Courier New" w:hAnsi="Courier New"/>
-          <w:color w:val="101010"/>
-          <w:sz w:val="20"/>
-        </w:rPr>
-        <w:t xml:space="preserve">    Ok(())</w:t>
-      </w:r>
-    </w:p>
-    <w:p>
-      <w:pPr>
-        <w:spacing w:after="0" w:line="240" w:lineRule="auto"/>
-        <w:ind w:firstLine="0" w:left="283"/>
-      </w:pPr>
-      <w:r>
-        <w:rPr>
-          <w:rFonts w:ascii="Courier New" w:hAnsi="Courier New"/>
-          <w:color w:val="101010"/>
-          <w:sz w:val="20"/>
-        </w:rPr>
-        <w:t>}</w:t>
-      </w:r>
-    </w:p>
-    <w:p>
-      <w:pPr>
-        <w:spacing w:after="0" w:line="240" w:lineRule="auto"/>
-        <w:ind w:firstLine="0" w:left="283"/>
-      </w:pPr>
-      <w:r>
-        <w:rPr>
-          <w:rFonts w:ascii="Courier New" w:hAnsi="Courier New"/>
-          <w:color w:val="101010"/>
-          <w:sz w:val="20"/>
-        </w:rPr>
-        <w:t xml:space="preserve"> </w:t>
-      </w:r>
-    </w:p>
-    <w:p>
-      <w:pPr>
-        <w:spacing w:after="0" w:line="240" w:lineRule="auto"/>
-        <w:ind w:firstLine="0" w:left="283"/>
-      </w:pPr>
-      <w:r>
-        <w:rPr>
-          <w:rFonts w:ascii="Courier New" w:hAnsi="Courier New"/>
-          <w:color w:val="101010"/>
-          <w:sz w:val="20"/>
-        </w:rPr>
-        <w:t>#[cfg(test)]</w:t>
-      </w:r>
-    </w:p>
-    <w:p>
-      <w:pPr>
-        <w:spacing w:after="0" w:line="240" w:lineRule="auto"/>
-        <w:ind w:firstLine="0" w:left="283"/>
-      </w:pPr>
-      <w:r>
-        <w:rPr>
-          <w:rFonts w:ascii="Courier New" w:hAnsi="Courier New"/>
-          <w:color w:val="101010"/>
-          <w:sz w:val="20"/>
-        </w:rPr>
-        <w:t>mod tests {</w:t>
-      </w:r>
-    </w:p>
-    <w:p>
-      <w:pPr>
-        <w:spacing w:after="0" w:line="240" w:lineRule="auto"/>
-        <w:ind w:firstLine="0" w:left="283"/>
-      </w:pPr>
-      <w:r>
-        <w:rPr>
-          <w:rFonts w:ascii="Courier New" w:hAnsi="Courier New"/>
-          <w:color w:val="101010"/>
-          <w:sz w:val="20"/>
-        </w:rPr>
-        <w:t xml:space="preserve">    use super::*;</w:t>
-      </w:r>
-    </w:p>
-    <w:p>
-      <w:pPr>
-        <w:spacing w:after="0" w:line="240" w:lineRule="auto"/>
-        <w:ind w:firstLine="0" w:left="283"/>
-      </w:pPr>
-      <w:r>
-        <w:rPr>
-          <w:rFonts w:ascii="Courier New" w:hAnsi="Courier New"/>
-          <w:color w:val="101010"/>
-          <w:sz w:val="20"/>
-        </w:rPr>
-        <w:t xml:space="preserve"> </w:t>
-      </w:r>
-    </w:p>
-    <w:p>
-      <w:pPr>
-        <w:spacing w:after="0" w:line="240" w:lineRule="auto"/>
-        <w:ind w:firstLine="0" w:left="283"/>
-      </w:pPr>
-      <w:r>
-        <w:rPr>
-          <w:rFonts w:ascii="Courier New" w:hAnsi="Courier New"/>
-          <w:color w:val="101010"/>
-          <w:sz w:val="20"/>
-        </w:rPr>
-        <w:t xml:space="preserve">    /// Пример 1 из методички: Q=(5,1,2), p=7, доля Алисы (a=5, b=2).</w:t>
-      </w:r>
-    </w:p>
-    <w:p>
-      <w:pPr>
-        <w:spacing w:after="0" w:line="240" w:lineRule="auto"/>
-        <w:ind w:firstLine="0" w:left="283"/>
-      </w:pPr>
-      <w:r>
-        <w:rPr>
-          <w:rFonts w:ascii="Courier New" w:hAnsi="Courier New"/>
-          <w:color w:val="101010"/>
-          <w:sz w:val="20"/>
-        </w:rPr>
-        <w:t xml:space="preserve">    /// c = 2 − 5·5 − 2·1 = −25 = 3 (mod 7).</w:t>
-      </w:r>
-    </w:p>
-    <w:p>
-      <w:pPr>
-        <w:spacing w:after="0" w:line="240" w:lineRule="auto"/>
-        <w:ind w:firstLine="0" w:left="283"/>
-      </w:pPr>
-      <w:r>
-        <w:rPr>
-          <w:rFonts w:ascii="Courier New" w:hAnsi="Courier New"/>
-          <w:color w:val="101010"/>
-          <w:sz w:val="20"/>
-        </w:rPr>
-        <w:t xml:space="preserve">    #[test]</w:t>
-      </w:r>
-    </w:p>
-    <w:p>
-      <w:pPr>
-        <w:spacing w:after="0" w:line="240" w:lineRule="auto"/>
-        <w:ind w:firstLine="0" w:left="283"/>
-      </w:pPr>
-      <w:r>
-        <w:rPr>
-          <w:rFonts w:ascii="Courier New" w:hAnsi="Courier New"/>
-          <w:color w:val="101010"/>
-          <w:sz w:val="20"/>
-        </w:rPr>
-        <w:t xml:space="preserve">    fn methodichka_alice_share_c_is_3() {</w:t>
-      </w:r>
-    </w:p>
-    <w:p>
-      <w:pPr>
-        <w:spacing w:after="0" w:line="240" w:lineRule="auto"/>
-        <w:ind w:firstLine="0" w:left="283"/>
-      </w:pPr>
-      <w:r>
-        <w:rPr>
-          <w:rFonts w:ascii="Courier New" w:hAnsi="Courier New"/>
-          <w:color w:val="101010"/>
-          <w:sz w:val="20"/>
-        </w:rPr>
-        <w:t xml:space="preserve">        let q = SecretPoint {</w:t>
-      </w:r>
-    </w:p>
-    <w:p>
-      <w:pPr>
-        <w:spacing w:after="0" w:line="240" w:lineRule="auto"/>
-        <w:ind w:firstLine="0" w:left="283"/>
-      </w:pPr>
-      <w:r>
-        <w:rPr>
-          <w:rFonts w:ascii="Courier New" w:hAnsi="Courier New"/>
-          <w:color w:val="101010"/>
-          <w:sz w:val="20"/>
-        </w:rPr>
-        <w:t xml:space="preserve">            x0: 5,</w:t>
-      </w:r>
-    </w:p>
-    <w:p>
-      <w:pPr>
-        <w:spacing w:after="0" w:line="240" w:lineRule="auto"/>
-        <w:ind w:firstLine="0" w:left="283"/>
-      </w:pPr>
-      <w:r>
-        <w:rPr>
-          <w:rFonts w:ascii="Courier New" w:hAnsi="Courier New"/>
-          <w:color w:val="101010"/>
-          <w:sz w:val="20"/>
-        </w:rPr>
-        <w:t xml:space="preserve">            y0: 1,</w:t>
-      </w:r>
-    </w:p>
-    <w:p>
-      <w:pPr>
-        <w:spacing w:after="0" w:line="240" w:lineRule="auto"/>
-        <w:ind w:firstLine="0" w:left="283"/>
-      </w:pPr>
-      <w:r>
-        <w:rPr>
-          <w:rFonts w:ascii="Courier New" w:hAnsi="Courier New"/>
-          <w:color w:val="101010"/>
-          <w:sz w:val="20"/>
-        </w:rPr>
-        <w:t xml:space="preserve">            z0: 2,</w:t>
-      </w:r>
-    </w:p>
-    <w:p>
-      <w:pPr>
-        <w:spacing w:after="0" w:line="240" w:lineRule="auto"/>
-        <w:ind w:firstLine="0" w:left="283"/>
-      </w:pPr>
-      <w:r>
-        <w:rPr>
-          <w:rFonts w:ascii="Courier New" w:hAnsi="Courier New"/>
-          <w:color w:val="101010"/>
-          <w:sz w:val="20"/>
-        </w:rPr>
-        <w:t xml:space="preserve">        };</w:t>
-      </w:r>
-    </w:p>
-    <w:p>
-      <w:pPr>
-        <w:spacing w:after="0" w:line="240" w:lineRule="auto"/>
-        <w:ind w:firstLine="0" w:left="283"/>
-      </w:pPr>
-      <w:r>
-        <w:rPr>
-          <w:rFonts w:ascii="Courier New" w:hAnsi="Courier New"/>
-          <w:color w:val="101010"/>
-          <w:sz w:val="20"/>
-        </w:rPr>
-        <w:t xml:space="preserve">        let s = share_from_ab(5, 2, q, 7);</w:t>
-      </w:r>
-    </w:p>
-    <w:p>
-      <w:pPr>
-        <w:spacing w:after="0" w:line="240" w:lineRule="auto"/>
-        <w:ind w:firstLine="0" w:left="283"/>
-      </w:pPr>
-      <w:r>
-        <w:rPr>
-          <w:rFonts w:ascii="Courier New" w:hAnsi="Courier New"/>
-          <w:color w:val="101010"/>
-          <w:sz w:val="20"/>
-        </w:rPr>
-        <w:t xml:space="preserve">        assert_eq!(s, PlaneShare { a: 5, b: 2, c: 3 });</w:t>
-      </w:r>
-    </w:p>
-    <w:p>
-      <w:pPr>
-        <w:spacing w:after="0" w:line="240" w:lineRule="auto"/>
-        <w:ind w:firstLine="0" w:left="283"/>
-      </w:pPr>
-      <w:r>
-        <w:rPr>
-          <w:rFonts w:ascii="Courier New" w:hAnsi="Courier New"/>
-          <w:color w:val="101010"/>
-          <w:sz w:val="20"/>
-        </w:rPr>
-        <w:t xml:space="preserve">    }</w:t>
-      </w:r>
-    </w:p>
-    <w:p>
-      <w:pPr>
-        <w:spacing w:after="0" w:line="240" w:lineRule="auto"/>
-        <w:ind w:firstLine="0" w:left="283"/>
-      </w:pPr>
-      <w:r>
-        <w:rPr>
-          <w:rFonts w:ascii="Courier New" w:hAnsi="Courier New"/>
-          <w:color w:val="101010"/>
-          <w:sz w:val="20"/>
-        </w:rPr>
-        <w:t xml:space="preserve"> </w:t>
-      </w:r>
-    </w:p>
-    <w:p>
-      <w:pPr>
-        <w:spacing w:after="0" w:line="240" w:lineRule="auto"/>
-        <w:ind w:firstLine="0" w:left="283"/>
-      </w:pPr>
-      <w:r>
-        <w:rPr>
-          <w:rFonts w:ascii="Courier New" w:hAnsi="Courier New"/>
-          <w:color w:val="101010"/>
-          <w:sz w:val="20"/>
-        </w:rPr>
-        <w:t xml:space="preserve">    /// По примеру 1 восстановим Q по трём долям.</w:t>
-      </w:r>
-    </w:p>
-    <w:p>
-      <w:pPr>
-        <w:spacing w:after="0" w:line="240" w:lineRule="auto"/>
-        <w:ind w:firstLine="0" w:left="283"/>
-      </w:pPr>
-      <w:r>
-        <w:rPr>
-          <w:rFonts w:ascii="Courier New" w:hAnsi="Courier New"/>
-          <w:color w:val="101010"/>
-          <w:sz w:val="20"/>
-        </w:rPr>
-        <w:t xml:space="preserve">    #[test]</w:t>
-      </w:r>
-    </w:p>
-    <w:p>
-      <w:pPr>
-        <w:spacing w:after="0" w:line="240" w:lineRule="auto"/>
-        <w:ind w:firstLine="0" w:left="283"/>
-      </w:pPr>
-      <w:r>
-        <w:rPr>
-          <w:rFonts w:ascii="Courier New" w:hAnsi="Courier New"/>
-          <w:color w:val="101010"/>
-          <w:sz w:val="20"/>
-        </w:rPr>
-        <w:t xml:space="preserve">    fn methodichka_example_1_reconstructs_q() {</w:t>
-      </w:r>
-    </w:p>
-    <w:p>
-      <w:pPr>
-        <w:spacing w:after="0" w:line="240" w:lineRule="auto"/>
-        <w:ind w:firstLine="0" w:left="283"/>
-      </w:pPr>
-      <w:r>
-        <w:rPr>
-          <w:rFonts w:ascii="Courier New" w:hAnsi="Courier New"/>
-          <w:color w:val="101010"/>
-          <w:sz w:val="20"/>
-        </w:rPr>
-        <w:t xml:space="preserve">        let q = SecretPoint {</w:t>
-      </w:r>
-    </w:p>
-    <w:p>
-      <w:pPr>
-        <w:spacing w:after="0" w:line="240" w:lineRule="auto"/>
-        <w:ind w:firstLine="0" w:left="283"/>
-      </w:pPr>
-      <w:r>
-        <w:rPr>
-          <w:rFonts w:ascii="Courier New" w:hAnsi="Courier New"/>
-          <w:color w:val="101010"/>
-          <w:sz w:val="20"/>
-        </w:rPr>
-        <w:t xml:space="preserve">            x0: 5,</w:t>
-      </w:r>
-    </w:p>
-    <w:p>
-      <w:pPr>
-        <w:spacing w:after="0" w:line="240" w:lineRule="auto"/>
-        <w:ind w:firstLine="0" w:left="283"/>
-      </w:pPr>
-      <w:r>
-        <w:rPr>
-          <w:rFonts w:ascii="Courier New" w:hAnsi="Courier New"/>
-          <w:color w:val="101010"/>
-          <w:sz w:val="20"/>
-        </w:rPr>
-        <w:t xml:space="preserve">            y0: 1,</w:t>
-      </w:r>
-    </w:p>
-    <w:p>
-      <w:pPr>
-        <w:spacing w:after="0" w:line="240" w:lineRule="auto"/>
-        <w:ind w:firstLine="0" w:left="283"/>
-      </w:pPr>
-      <w:r>
-        <w:rPr>
-          <w:rFonts w:ascii="Courier New" w:hAnsi="Courier New"/>
-          <w:color w:val="101010"/>
-          <w:sz w:val="20"/>
-        </w:rPr>
-        <w:t xml:space="preserve">            z0: 2,</w:t>
-      </w:r>
-    </w:p>
-    <w:p>
-      <w:pPr>
-        <w:spacing w:after="0" w:line="240" w:lineRule="auto"/>
-        <w:ind w:firstLine="0" w:left="283"/>
-      </w:pPr>
-      <w:r>
-        <w:rPr>
-          <w:rFonts w:ascii="Courier New" w:hAnsi="Courier New"/>
-          <w:color w:val="101010"/>
-          <w:sz w:val="20"/>
-        </w:rPr>
-        <w:t xml:space="preserve">        };</w:t>
-      </w:r>
-    </w:p>
-    <w:p>
-      <w:pPr>
-        <w:spacing w:after="0" w:line="240" w:lineRule="auto"/>
-        <w:ind w:firstLine="0" w:left="283"/>
-      </w:pPr>
-      <w:r>
-        <w:rPr>
-          <w:rFonts w:ascii="Courier New" w:hAnsi="Courier New"/>
-          <w:color w:val="101010"/>
-          <w:sz w:val="20"/>
-        </w:rPr>
-        <w:t xml:space="preserve">        let p = 7;</w:t>
-      </w:r>
-    </w:p>
-    <w:p>
-      <w:pPr>
-        <w:spacing w:after="0" w:line="240" w:lineRule="auto"/>
-        <w:ind w:firstLine="0" w:left="283"/>
-      </w:pPr>
-      <w:r>
-        <w:rPr>
-          <w:rFonts w:ascii="Courier New" w:hAnsi="Courier New"/>
-          <w:color w:val="101010"/>
-          <w:sz w:val="20"/>
-        </w:rPr>
-        <w:t xml:space="preserve">        let alice = share_from_ab(5, 2, q, p);</w:t>
-      </w:r>
-    </w:p>
-    <w:p>
-      <w:pPr>
-        <w:spacing w:after="0" w:line="240" w:lineRule="auto"/>
-        <w:ind w:firstLine="0" w:left="283"/>
-      </w:pPr>
-      <w:r>
-        <w:rPr>
-          <w:rFonts w:ascii="Courier New" w:hAnsi="Courier New"/>
-          <w:color w:val="101010"/>
-          <w:sz w:val="20"/>
-        </w:rPr>
-        <w:t xml:space="preserve">        let bob = share_from_ab(-5, -2, q, p);</w:t>
-      </w:r>
-    </w:p>
-    <w:p>
-      <w:pPr>
-        <w:spacing w:after="0" w:line="240" w:lineRule="auto"/>
-        <w:ind w:firstLine="0" w:left="283"/>
-      </w:pPr>
-      <w:r>
-        <w:rPr>
-          <w:rFonts w:ascii="Courier New" w:hAnsi="Courier New"/>
-          <w:color w:val="101010"/>
-          <w:sz w:val="20"/>
-        </w:rPr>
-        <w:t xml:space="preserve">        let dave = share_from_ab(4, 2, q, p);</w:t>
-      </w:r>
-    </w:p>
-    <w:p>
-      <w:pPr>
-        <w:spacing w:after="0" w:line="240" w:lineRule="auto"/>
-        <w:ind w:firstLine="0" w:left="283"/>
-      </w:pPr>
-      <w:r>
-        <w:rPr>
-          <w:rFonts w:ascii="Courier New" w:hAnsi="Courier New"/>
-          <w:color w:val="101010"/>
-          <w:sz w:val="20"/>
-        </w:rPr>
-        <w:t xml:space="preserve">        let recovered = reconstruct(&amp;[alice, bob, dave], p).unwrap();</w:t>
-      </w:r>
-    </w:p>
-    <w:p>
-      <w:pPr>
-        <w:spacing w:after="0" w:line="240" w:lineRule="auto"/>
-        <w:ind w:firstLine="0" w:left="283"/>
-      </w:pPr>
-      <w:r>
-        <w:rPr>
-          <w:rFonts w:ascii="Courier New" w:hAnsi="Courier New"/>
-          <w:color w:val="101010"/>
-          <w:sz w:val="20"/>
-        </w:rPr>
-        <w:t xml:space="preserve">        assert_eq!(recovered, q);</w:t>
-      </w:r>
-    </w:p>
-    <w:p>
-      <w:pPr>
-        <w:spacing w:after="0" w:line="240" w:lineRule="auto"/>
-        <w:ind w:firstLine="0" w:left="283"/>
-      </w:pPr>
-      <w:r>
-        <w:rPr>
-          <w:rFonts w:ascii="Courier New" w:hAnsi="Courier New"/>
-          <w:color w:val="101010"/>
-          <w:sz w:val="20"/>
-        </w:rPr>
-        <w:t xml:space="preserve">    }</w:t>
-      </w:r>
-    </w:p>
-    <w:p>
-      <w:pPr>
-        <w:spacing w:after="0" w:line="240" w:lineRule="auto"/>
-        <w:ind w:firstLine="0" w:left="283"/>
-      </w:pPr>
-      <w:r>
-        <w:rPr>
-          <w:rFonts w:ascii="Courier New" w:hAnsi="Courier New"/>
-          <w:color w:val="101010"/>
-          <w:sz w:val="20"/>
-        </w:rPr>
-        <w:t xml:space="preserve"> </w:t>
-      </w:r>
-    </w:p>
-    <w:p>
-      <w:pPr>
-        <w:spacing w:after="0" w:line="240" w:lineRule="auto"/>
-        <w:ind w:firstLine="0" w:left="283"/>
-      </w:pPr>
-      <w:r>
-        <w:rPr>
-          <w:rFonts w:ascii="Courier New" w:hAnsi="Courier New"/>
-          <w:color w:val="101010"/>
-          <w:sz w:val="20"/>
-        </w:rPr>
-        <w:t xml:space="preserve">    /// Пример 2 из методички: p=11, Алиса z=x−y+6, Боб z=−6x+3y+2, Кэрол z=3x+4y+9.</w:t>
-      </w:r>
-    </w:p>
-    <w:p>
-      <w:pPr>
-        <w:spacing w:after="0" w:line="240" w:lineRule="auto"/>
-        <w:ind w:firstLine="0" w:left="283"/>
-      </w:pPr>
-      <w:r>
-        <w:rPr>
-          <w:rFonts w:ascii="Courier New" w:hAnsi="Courier New"/>
-          <w:color w:val="101010"/>
-          <w:sz w:val="20"/>
-        </w:rPr>
-        <w:t xml:space="preserve">    /// Q = (10, 2, 3).</w:t>
-      </w:r>
-    </w:p>
-    <w:p>
-      <w:pPr>
-        <w:spacing w:after="0" w:line="240" w:lineRule="auto"/>
-        <w:ind w:firstLine="0" w:left="283"/>
-      </w:pPr>
-      <w:r>
-        <w:rPr>
-          <w:rFonts w:ascii="Courier New" w:hAnsi="Courier New"/>
-          <w:color w:val="101010"/>
-          <w:sz w:val="20"/>
-        </w:rPr>
-        <w:t xml:space="preserve">    #[test]</w:t>
-      </w:r>
-    </w:p>
-    <w:p>
-      <w:pPr>
-        <w:spacing w:after="0" w:line="240" w:lineRule="auto"/>
-        <w:ind w:firstLine="0" w:left="283"/>
-      </w:pPr>
-      <w:r>
-        <w:rPr>
-          <w:rFonts w:ascii="Courier New" w:hAnsi="Courier New"/>
-          <w:color w:val="101010"/>
-          <w:sz w:val="20"/>
-        </w:rPr>
-        <w:t xml:space="preserve">    fn methodichka_example_2_recovers_q_10_2_3() {</w:t>
-      </w:r>
-    </w:p>
-    <w:p>
-      <w:pPr>
-        <w:spacing w:after="0" w:line="240" w:lineRule="auto"/>
-        <w:ind w:firstLine="0" w:left="283"/>
-      </w:pPr>
-      <w:r>
-        <w:rPr>
-          <w:rFonts w:ascii="Courier New" w:hAnsi="Courier New"/>
-          <w:color w:val="101010"/>
-          <w:sz w:val="20"/>
-        </w:rPr>
-        <w:t xml:space="preserve">        let p = 11;</w:t>
-      </w:r>
-    </w:p>
-    <w:p>
-      <w:pPr>
-        <w:spacing w:after="0" w:line="240" w:lineRule="auto"/>
-        <w:ind w:firstLine="0" w:left="283"/>
-      </w:pPr>
-      <w:r>
-        <w:rPr>
-          <w:rFonts w:ascii="Courier New" w:hAnsi="Courier New"/>
-          <w:color w:val="101010"/>
-          <w:sz w:val="20"/>
-        </w:rPr>
-        <w:t xml:space="preserve">        let alice = PlaneShare { a: 1, b: -1, c: 6 };</w:t>
-      </w:r>
-    </w:p>
-    <w:p>
-      <w:pPr>
-        <w:spacing w:after="0" w:line="240" w:lineRule="auto"/>
-        <w:ind w:firstLine="0" w:left="283"/>
-      </w:pPr>
-      <w:r>
-        <w:rPr>
-          <w:rFonts w:ascii="Courier New" w:hAnsi="Courier New"/>
-          <w:color w:val="101010"/>
-          <w:sz w:val="20"/>
-        </w:rPr>
-        <w:t xml:space="preserve">        let bob = PlaneShare { a: -6, b: 3, c: 2 };</w:t>
-      </w:r>
-    </w:p>
-    <w:p>
-      <w:pPr>
-        <w:spacing w:after="0" w:line="240" w:lineRule="auto"/>
-        <w:ind w:firstLine="0" w:left="283"/>
-      </w:pPr>
-      <w:r>
-        <w:rPr>
-          <w:rFonts w:ascii="Courier New" w:hAnsi="Courier New"/>
-          <w:color w:val="101010"/>
-          <w:sz w:val="20"/>
-        </w:rPr>
-        <w:t xml:space="preserve">        let carol = PlaneShare { a: 3, b: 4, c: 9 };</w:t>
-      </w:r>
-    </w:p>
-    <w:p>
-      <w:pPr>
-        <w:spacing w:after="0" w:line="240" w:lineRule="auto"/>
-        <w:ind w:firstLine="0" w:left="283"/>
-      </w:pPr>
-      <w:r>
-        <w:rPr>
-          <w:rFonts w:ascii="Courier New" w:hAnsi="Courier New"/>
-          <w:color w:val="101010"/>
-          <w:sz w:val="20"/>
-        </w:rPr>
-        <w:t xml:space="preserve">        let q = reconstruct(&amp;[alice, bob, carol], p).unwrap();</w:t>
-      </w:r>
-    </w:p>
-    <w:p>
-      <w:pPr>
-        <w:spacing w:after="0" w:line="240" w:lineRule="auto"/>
-        <w:ind w:firstLine="0" w:left="283"/>
-      </w:pPr>
-      <w:r>
-        <w:rPr>
-          <w:rFonts w:ascii="Courier New" w:hAnsi="Courier New"/>
-          <w:color w:val="101010"/>
-          <w:sz w:val="20"/>
-        </w:rPr>
-        <w:t xml:space="preserve">        assert_eq!(</w:t>
-      </w:r>
-    </w:p>
-    <w:p>
-      <w:pPr>
-        <w:spacing w:after="0" w:line="240" w:lineRule="auto"/>
-        <w:ind w:firstLine="0" w:left="283"/>
-      </w:pPr>
-      <w:r>
-        <w:rPr>
-          <w:rFonts w:ascii="Courier New" w:hAnsi="Courier New"/>
-          <w:color w:val="101010"/>
-          <w:sz w:val="20"/>
-        </w:rPr>
-        <w:t xml:space="preserve">            q,</w:t>
-      </w:r>
-    </w:p>
-    <w:p>
-      <w:pPr>
-        <w:spacing w:after="0" w:line="240" w:lineRule="auto"/>
-        <w:ind w:firstLine="0" w:left="283"/>
-      </w:pPr>
-      <w:r>
-        <w:rPr>
-          <w:rFonts w:ascii="Courier New" w:hAnsi="Courier New"/>
-          <w:color w:val="101010"/>
-          <w:sz w:val="20"/>
-        </w:rPr>
-        <w:t xml:space="preserve">            SecretPoint {</w:t>
-      </w:r>
-    </w:p>
-    <w:p>
-      <w:pPr>
-        <w:spacing w:after="0" w:line="240" w:lineRule="auto"/>
-        <w:ind w:firstLine="0" w:left="283"/>
-      </w:pPr>
-      <w:r>
-        <w:rPr>
-          <w:rFonts w:ascii="Courier New" w:hAnsi="Courier New"/>
-          <w:color w:val="101010"/>
-          <w:sz w:val="20"/>
-        </w:rPr>
-        <w:t xml:space="preserve">                x0: 10,</w:t>
-      </w:r>
-    </w:p>
-    <w:p>
-      <w:pPr>
-        <w:spacing w:after="0" w:line="240" w:lineRule="auto"/>
-        <w:ind w:firstLine="0" w:left="283"/>
-      </w:pPr>
-      <w:r>
-        <w:rPr>
-          <w:rFonts w:ascii="Courier New" w:hAnsi="Courier New"/>
-          <w:color w:val="101010"/>
-          <w:sz w:val="20"/>
-        </w:rPr>
-        <w:t xml:space="preserve">                y0: 2,</w:t>
-      </w:r>
-    </w:p>
-    <w:p>
-      <w:pPr>
-        <w:spacing w:after="0" w:line="240" w:lineRule="auto"/>
-        <w:ind w:firstLine="0" w:left="283"/>
-      </w:pPr>
-      <w:r>
-        <w:rPr>
-          <w:rFonts w:ascii="Courier New" w:hAnsi="Courier New"/>
-          <w:color w:val="101010"/>
-          <w:sz w:val="20"/>
-        </w:rPr>
-        <w:t xml:space="preserve">                z0: 3</w:t>
-      </w:r>
-    </w:p>
-    <w:p>
-      <w:pPr>
-        <w:spacing w:after="0" w:line="240" w:lineRule="auto"/>
-        <w:ind w:firstLine="0" w:left="283"/>
-      </w:pPr>
-      <w:r>
-        <w:rPr>
-          <w:rFonts w:ascii="Courier New" w:hAnsi="Courier New"/>
-          <w:color w:val="101010"/>
-          <w:sz w:val="20"/>
-        </w:rPr>
-        <w:t xml:space="preserve">            }</w:t>
-      </w:r>
-    </w:p>
-    <w:p>
-      <w:pPr>
-        <w:spacing w:after="0" w:line="240" w:lineRule="auto"/>
-        <w:ind w:firstLine="0" w:left="283"/>
-      </w:pPr>
-      <w:r>
-        <w:rPr>
-          <w:rFonts w:ascii="Courier New" w:hAnsi="Courier New"/>
-          <w:color w:val="101010"/>
-          <w:sz w:val="20"/>
-        </w:rPr>
-        <w:t xml:space="preserve">        );</w:t>
-      </w:r>
-    </w:p>
-    <w:p>
-      <w:pPr>
-        <w:spacing w:after="0" w:line="240" w:lineRule="auto"/>
-        <w:ind w:firstLine="0" w:left="283"/>
-      </w:pPr>
-      <w:r>
-        <w:rPr>
-          <w:rFonts w:ascii="Courier New" w:hAnsi="Courier New"/>
-          <w:color w:val="101010"/>
-          <w:sz w:val="20"/>
-        </w:rPr>
-        <w:t xml:space="preserve">    }</w:t>
-      </w:r>
-    </w:p>
-    <w:p>
-      <w:pPr>
-        <w:spacing w:after="0" w:line="240" w:lineRule="auto"/>
-        <w:ind w:firstLine="0" w:left="283"/>
-      </w:pPr>
-      <w:r>
-        <w:rPr>
-          <w:rFonts w:ascii="Courier New" w:hAnsi="Courier New"/>
-          <w:color w:val="101010"/>
-          <w:sz w:val="20"/>
-        </w:rPr>
-        <w:t>}</w:t>
+        <w:t>Листинг 2 — упражнение 3 (Блэкли)</w:t>
       </w:r>
     </w:p>
     <w:p>
@@ -6836,7 +2634,7 @@
           <w:rFonts w:ascii="Times New Roman" w:hAnsi="Times New Roman"/>
           <w:sz w:val="28"/>
         </w:rPr>
-        <w:t>В ходе работы реализованы две пороговые схемы разделения секрета: схема Шамира на интерполяции Лагранжа в Z_p и схема Блэкли на пересечении плоскостей в Z_p³. Корректность реализации подтверждается тестами на примерах 1, 2 и 3 из методички (для Шамира восстанавливается секрет 7 при p = 11; для Блэкли точка Q = (5, 1, 2) при p = 7 и Q = (10, 2, 3) при p = 11). Для всех 28 вариантов задание выполняется автоматически — программа возвращает секрет, коэффициенты полинома и легальную долю Дейва, а также восстанавливает Q по любым трём долям Блэкли.</w:t>
+        <w:t>В ходе работы реализованы две пороговые схемы разделения секрета: схема Шамира на интерполяции Лагранжа в Z_p и схема Блэкли на пересечении плоскостей. Ручные вычисления и программная реализация дают одинаковые результаты: для (4, n)-схемы Шамира с p = 23 секрет f(0) = 3, доля Дейва (2, 17); для (3, n)-схемы Шамира с p = 31 секрет f(0) = 24, доля Дейва (2, 22); для обеих (3, n)-схем Блэкли координата Q восстанавливается точно: Q = (15, 5, 4) при p = 17 и Q = (11, 10, 25) при p = 31.</w:t>
       </w:r>
     </w:p>
     <w:sectPr>

--- a/cryptographic_protocols/docs/reports/lab_02_secret_sharing/var_01/Ковалев Д.П. ВКБ43 2 лаба.docx
+++ b/cryptographic_protocols/docs/reports/lab_02_secret_sharing/var_01/Ковалев Д.П. ВКБ43 2 лаба.docx
@@ -1240,33 +1240,86 @@
           <m:jc m:val="center"/>
         </m:oMathParaPr>
         <m:oMath>
+          <m:sSub>
+            <m:e>
+              <m:r>
+                <m:rPr>
+                  <m:sty m:val="i"/>
+                </m:rPr>
+                <m:t xml:space="preserve">a</m:t>
+              </m:r>
+            </m:e>
+            <m:sub>
+              <m:r>
+                <m:rPr>
+                  <m:sty m:val="i"/>
+                </m:rPr>
+                <m:t xml:space="preserve">0</m:t>
+              </m:r>
+            </m:sub>
+          </m:sSub>
           <m:r>
-            <m:t xml:space="preserve">a</m:t>
+            <m:t xml:space="preserve"> + 2 · </m:t>
           </m:r>
           <m:sSub>
-            <m:e/>
-            <m:sub>0</m:sub>
+            <m:e>
+              <m:r>
+                <m:rPr>
+                  <m:sty m:val="i"/>
+                </m:rPr>
+                <m:t xml:space="preserve">a</m:t>
+              </m:r>
+            </m:e>
+            <m:sub>
+              <m:r>
+                <m:rPr>
+                  <m:sty m:val="i"/>
+                </m:rPr>
+                <m:t xml:space="preserve">1</m:t>
+              </m:r>
+            </m:sub>
           </m:sSub>
           <m:r>
-            <m:t xml:space="preserve"> + 2 a</m:t>
+            <m:t xml:space="preserve"> + 4 · </m:t>
           </m:r>
           <m:sSub>
-            <m:e/>
-            <m:sub>1</m:sub>
+            <m:e>
+              <m:r>
+                <m:rPr>
+                  <m:sty m:val="i"/>
+                </m:rPr>
+                <m:t xml:space="preserve">a</m:t>
+              </m:r>
+            </m:e>
+            <m:sub>
+              <m:r>
+                <m:rPr>
+                  <m:sty m:val="i"/>
+                </m:rPr>
+                <m:t xml:space="preserve">2</m:t>
+              </m:r>
+            </m:sub>
           </m:sSub>
           <m:r>
-            <m:t xml:space="preserve"> + 4 a</m:t>
+            <m:t xml:space="preserve"> + 8 · </m:t>
           </m:r>
           <m:sSub>
-            <m:e/>
-            <m:sub>2</m:sub>
-          </m:sSub>
-          <m:r>
-            <m:t xml:space="preserve"> + 8 a</m:t>
-          </m:r>
-          <m:sSub>
-            <m:e/>
-            <m:sub>3</m:sub>
+            <m:e>
+              <m:r>
+                <m:rPr>
+                  <m:sty m:val="i"/>
+                </m:rPr>
+                <m:t xml:space="preserve">a</m:t>
+              </m:r>
+            </m:e>
+            <m:sub>
+              <m:r>
+                <m:rPr>
+                  <m:sty m:val="i"/>
+                </m:rPr>
+                <m:t xml:space="preserve">3</m:t>
+              </m:r>
+            </m:sub>
           </m:sSub>
           <m:r>
             <m:t xml:space="preserve"> ≡ 17 (mod 23)</m:t>
@@ -1285,33 +1338,86 @@
           <m:jc m:val="center"/>
         </m:oMathParaPr>
         <m:oMath>
+          <m:sSub>
+            <m:e>
+              <m:r>
+                <m:rPr>
+                  <m:sty m:val="i"/>
+                </m:rPr>
+                <m:t xml:space="preserve">a</m:t>
+              </m:r>
+            </m:e>
+            <m:sub>
+              <m:r>
+                <m:rPr>
+                  <m:sty m:val="i"/>
+                </m:rPr>
+                <m:t xml:space="preserve">0</m:t>
+              </m:r>
+            </m:sub>
+          </m:sSub>
           <m:r>
-            <m:t xml:space="preserve">a</m:t>
+            <m:t xml:space="preserve"> + 7 · </m:t>
           </m:r>
           <m:sSub>
-            <m:e/>
-            <m:sub>0</m:sub>
+            <m:e>
+              <m:r>
+                <m:rPr>
+                  <m:sty m:val="i"/>
+                </m:rPr>
+                <m:t xml:space="preserve">a</m:t>
+              </m:r>
+            </m:e>
+            <m:sub>
+              <m:r>
+                <m:rPr>
+                  <m:sty m:val="i"/>
+                </m:rPr>
+                <m:t xml:space="preserve">1</m:t>
+              </m:r>
+            </m:sub>
           </m:sSub>
           <m:r>
-            <m:t xml:space="preserve"> + 7 a</m:t>
+            <m:t xml:space="preserve"> + 3 · </m:t>
           </m:r>
           <m:sSub>
-            <m:e/>
-            <m:sub>1</m:sub>
+            <m:e>
+              <m:r>
+                <m:rPr>
+                  <m:sty m:val="i"/>
+                </m:rPr>
+                <m:t xml:space="preserve">a</m:t>
+              </m:r>
+            </m:e>
+            <m:sub>
+              <m:r>
+                <m:rPr>
+                  <m:sty m:val="i"/>
+                </m:rPr>
+                <m:t xml:space="preserve">2</m:t>
+              </m:r>
+            </m:sub>
           </m:sSub>
           <m:r>
-            <m:t xml:space="preserve"> + 3 a</m:t>
+            <m:t xml:space="preserve"> + 21 · </m:t>
           </m:r>
           <m:sSub>
-            <m:e/>
-            <m:sub>2</m:sub>
-          </m:sSub>
-          <m:r>
-            <m:t xml:space="preserve"> + 21 a</m:t>
-          </m:r>
-          <m:sSub>
-            <m:e/>
-            <m:sub>3</m:sub>
+            <m:e>
+              <m:r>
+                <m:rPr>
+                  <m:sty m:val="i"/>
+                </m:rPr>
+                <m:t xml:space="preserve">a</m:t>
+              </m:r>
+            </m:e>
+            <m:sub>
+              <m:r>
+                <m:rPr>
+                  <m:sty m:val="i"/>
+                </m:rPr>
+                <m:t xml:space="preserve">3</m:t>
+              </m:r>
+            </m:sub>
           </m:sSub>
           <m:r>
             <m:t xml:space="preserve"> ≡ 13 (mod 23)</m:t>
@@ -1330,33 +1436,86 @@
           <m:jc m:val="center"/>
         </m:oMathParaPr>
         <m:oMath>
+          <m:sSub>
+            <m:e>
+              <m:r>
+                <m:rPr>
+                  <m:sty m:val="i"/>
+                </m:rPr>
+                <m:t xml:space="preserve">a</m:t>
+              </m:r>
+            </m:e>
+            <m:sub>
+              <m:r>
+                <m:rPr>
+                  <m:sty m:val="i"/>
+                </m:rPr>
+                <m:t xml:space="preserve">0</m:t>
+              </m:r>
+            </m:sub>
+          </m:sSub>
           <m:r>
-            <m:t xml:space="preserve">a</m:t>
+            <m:t xml:space="preserve"> + 19 · </m:t>
           </m:r>
           <m:sSub>
-            <m:e/>
-            <m:sub>0</m:sub>
+            <m:e>
+              <m:r>
+                <m:rPr>
+                  <m:sty m:val="i"/>
+                </m:rPr>
+                <m:t xml:space="preserve">a</m:t>
+              </m:r>
+            </m:e>
+            <m:sub>
+              <m:r>
+                <m:rPr>
+                  <m:sty m:val="i"/>
+                </m:rPr>
+                <m:t xml:space="preserve">1</m:t>
+              </m:r>
+            </m:sub>
           </m:sSub>
           <m:r>
-            <m:t xml:space="preserve"> + 19 a</m:t>
+            <m:t xml:space="preserve"> + 16 · </m:t>
           </m:r>
           <m:sSub>
-            <m:e/>
-            <m:sub>1</m:sub>
+            <m:e>
+              <m:r>
+                <m:rPr>
+                  <m:sty m:val="i"/>
+                </m:rPr>
+                <m:t xml:space="preserve">a</m:t>
+              </m:r>
+            </m:e>
+            <m:sub>
+              <m:r>
+                <m:rPr>
+                  <m:sty m:val="i"/>
+                </m:rPr>
+                <m:t xml:space="preserve">2</m:t>
+              </m:r>
+            </m:sub>
           </m:sSub>
           <m:r>
-            <m:t xml:space="preserve"> + 16 a</m:t>
+            <m:t xml:space="preserve"> + 5 · </m:t>
           </m:r>
           <m:sSub>
-            <m:e/>
-            <m:sub>2</m:sub>
-          </m:sSub>
-          <m:r>
-            <m:t xml:space="preserve"> + 5 a</m:t>
-          </m:r>
-          <m:sSub>
-            <m:e/>
-            <m:sub>3</m:sub>
+            <m:e>
+              <m:r>
+                <m:rPr>
+                  <m:sty m:val="i"/>
+                </m:rPr>
+                <m:t xml:space="preserve">a</m:t>
+              </m:r>
+            </m:e>
+            <m:sub>
+              <m:r>
+                <m:rPr>
+                  <m:sty m:val="i"/>
+                </m:rPr>
+                <m:t xml:space="preserve">3</m:t>
+              </m:r>
+            </m:sub>
           </m:sSub>
           <m:r>
             <m:t xml:space="preserve"> ≡ 14 (mod 23)</m:t>
@@ -1375,33 +1534,86 @@
           <m:jc m:val="center"/>
         </m:oMathParaPr>
         <m:oMath>
+          <m:sSub>
+            <m:e>
+              <m:r>
+                <m:rPr>
+                  <m:sty m:val="i"/>
+                </m:rPr>
+                <m:t xml:space="preserve">a</m:t>
+              </m:r>
+            </m:e>
+            <m:sub>
+              <m:r>
+                <m:rPr>
+                  <m:sty m:val="i"/>
+                </m:rPr>
+                <m:t xml:space="preserve">0</m:t>
+              </m:r>
+            </m:sub>
+          </m:sSub>
           <m:r>
-            <m:t xml:space="preserve">a</m:t>
+            <m:t xml:space="preserve"> + 21 · </m:t>
           </m:r>
           <m:sSub>
-            <m:e/>
-            <m:sub>0</m:sub>
+            <m:e>
+              <m:r>
+                <m:rPr>
+                  <m:sty m:val="i"/>
+                </m:rPr>
+                <m:t xml:space="preserve">a</m:t>
+              </m:r>
+            </m:e>
+            <m:sub>
+              <m:r>
+                <m:rPr>
+                  <m:sty m:val="i"/>
+                </m:rPr>
+                <m:t xml:space="preserve">1</m:t>
+              </m:r>
+            </m:sub>
           </m:sSub>
           <m:r>
-            <m:t xml:space="preserve"> + 21 a</m:t>
+            <m:t xml:space="preserve"> + 4 · </m:t>
           </m:r>
           <m:sSub>
-            <m:e/>
-            <m:sub>1</m:sub>
+            <m:e>
+              <m:r>
+                <m:rPr>
+                  <m:sty m:val="i"/>
+                </m:rPr>
+                <m:t xml:space="preserve">a</m:t>
+              </m:r>
+            </m:e>
+            <m:sub>
+              <m:r>
+                <m:rPr>
+                  <m:sty m:val="i"/>
+                </m:rPr>
+                <m:t xml:space="preserve">2</m:t>
+              </m:r>
+            </m:sub>
           </m:sSub>
           <m:r>
-            <m:t xml:space="preserve"> + 4 a</m:t>
+            <m:t xml:space="preserve"> + 15 · </m:t>
           </m:r>
           <m:sSub>
-            <m:e/>
-            <m:sub>2</m:sub>
-          </m:sSub>
-          <m:r>
-            <m:t xml:space="preserve"> + 15 a</m:t>
-          </m:r>
-          <m:sSub>
-            <m:e/>
-            <m:sub>3</m:sub>
+            <m:e>
+              <m:r>
+                <m:rPr>
+                  <m:sty m:val="i"/>
+                </m:rPr>
+                <m:t xml:space="preserve">a</m:t>
+              </m:r>
+            </m:e>
+            <m:sub>
+              <m:r>
+                <m:rPr>
+                  <m:sty m:val="i"/>
+                </m:rPr>
+                <m:t xml:space="preserve">3</m:t>
+              </m:r>
+            </m:sub>
           </m:sSub>
           <m:r>
             <m:t xml:space="preserve"> ≡ 20 (mod 23)</m:t>
@@ -1452,6 +1664,9 @@
             </m:e>
             <m:sup>
               <m:r>
+                <m:rPr>
+                  <m:sty m:val="i"/>
+                </m:rPr>
                 <m:t xml:space="preserve">3</m:t>
               </m:r>
             </m:sup>
@@ -1470,6 +1685,9 @@
             </m:e>
             <m:sup>
               <m:r>
+                <m:rPr>
+                  <m:sty m:val="i"/>
+                </m:rPr>
                 <m:t xml:space="preserve">2</m:t>
               </m:r>
             </m:sup>

--- a/cryptographic_protocols/docs/reports/lab_02_secret_sharing/var_01/Ковалев Д.П. ВКБ43 2 лаба.docx
+++ b/cryptographic_protocols/docs/reports/lab_02_secret_sharing/var_01/Ковалев Д.П. ВКБ43 2 лаба.docx
@@ -143,6 +143,8 @@
       </w:r>
     </w:p>
     <w:p/>
+    <w:p/>
+    <w:p/>
     <w:p>
       <w:pPr>
         <w:spacing w:after="0"/>
@@ -188,6 +190,7 @@
     </w:p>
     <w:p/>
     <w:p/>
+    <w:p/>
     <w:p>
       <w:pPr>
         <w:spacing w:after="0"/>
@@ -245,6 +248,11 @@
         <w:t>Дубровина А.С.</w:t>
       </w:r>
     </w:p>
+    <w:p/>
+    <w:p/>
+    <w:p/>
+    <w:p/>
+    <w:p/>
     <w:p/>
     <w:p/>
     <w:p>
@@ -2431,6 +2439,11 @@
       </w:r>
     </w:p>
     <w:p>
+      <w:r>
+        <w:br w:type="page"/>
+      </w:r>
+    </w:p>
+    <w:p>
       <w:pPr>
         <w:spacing w:before="240" w:after="120"/>
         <w:ind w:firstLine="0"/>
@@ -2821,6 +2834,286 @@
           <w:sz w:val="26"/>
         </w:rPr>
         <w:t>Листинг 2 — упражнение 3 (Блэкли)</w:t>
+      </w:r>
+    </w:p>
+    <w:p>
+      <w:r>
+        <w:br w:type="page"/>
+      </w:r>
+    </w:p>
+    <w:p>
+      <w:pPr>
+        <w:spacing w:before="240" w:after="120"/>
+        <w:ind w:firstLine="0"/>
+        <w:jc w:val="center"/>
+      </w:pPr>
+      <w:r>
+        <w:rPr>
+          <w:rFonts w:ascii="Times New Roman" w:hAnsi="Times New Roman"/>
+          <w:b/>
+          <w:sz w:val="32"/>
+        </w:rPr>
+        <w:t>Контрольные вопросы</w:t>
+      </w:r>
+    </w:p>
+    <w:p>
+      <w:pPr>
+        <w:spacing w:before="120" w:after="40"/>
+        <w:jc w:val="both"/>
+      </w:pPr>
+      <w:r>
+        <w:rPr>
+          <w:rFonts w:ascii="Times New Roman" w:hAnsi="Times New Roman"/>
+          <w:b/>
+          <w:sz w:val="28"/>
+        </w:rPr>
+        <w:t>Вопрос 1. К какому типу протоколов согласно классификации по отношению к вспомогательным участникам относится протокол разделения секрета Шамира?</w:t>
+      </w:r>
+    </w:p>
+    <w:p>
+      <w:pPr>
+        <w:jc w:val="both"/>
+      </w:pPr>
+      <w:r>
+        <w:rPr>
+          <w:rFonts w:ascii="Times New Roman" w:hAnsi="Times New Roman"/>
+          <w:sz w:val="28"/>
+        </w:rPr>
+        <w:t>Ответ. К протоколам с арбитром (дилером): доверенный участник-дилер генерирует полином f(x), раздаёт доли (x_j, f(x_j)) другим участникам и затем выходит из системы. Восстановление секрета участниками идёт уже без него — но изначально схема не самодостаточна без посредника.</w:t>
+      </w:r>
+    </w:p>
+    <w:p>
+      <w:pPr>
+        <w:spacing w:before="120" w:after="40"/>
+        <w:jc w:val="both"/>
+      </w:pPr>
+      <w:r>
+        <w:rPr>
+          <w:rFonts w:ascii="Times New Roman" w:hAnsi="Times New Roman"/>
+          <w:b/>
+          <w:sz w:val="28"/>
+        </w:rPr>
+        <w:t>Вопрос 2. Какие математические факты лежат в основе схем Шамира и Блэкли?</w:t>
+      </w:r>
+    </w:p>
+    <w:p>
+      <w:pPr>
+        <w:jc w:val="both"/>
+      </w:pPr>
+      <w:r>
+        <w:rPr>
+          <w:rFonts w:ascii="Times New Roman" w:hAnsi="Times New Roman"/>
+          <w:sz w:val="28"/>
+        </w:rPr>
+        <w:t>Ответ. Схема Шамира опирается на единственность полинома степени m − 1, проходящего через m различных точек (интерполяция Лагранжа в конечном поле Z_p). Схема Блэкли — на однозначность пересечения трёх плоскостей общего положения в трёхмерном пространстве (линейная алгебра в Z_p).</w:t>
+      </w:r>
+    </w:p>
+    <w:p>
+      <w:pPr>
+        <w:spacing w:before="120" w:after="40"/>
+        <w:jc w:val="both"/>
+      </w:pPr>
+      <w:r>
+        <w:rPr>
+          <w:rFonts w:ascii="Times New Roman" w:hAnsi="Times New Roman"/>
+          <w:b/>
+          <w:sz w:val="28"/>
+        </w:rPr>
+        <w:t>Вопрос 3. Полином какой степени нужно создать для (3, n)-схемы Шамира для трёх оппозиционных партий, где для восстановления требуется не менее 3 человек из одной партии, 2 из другой и 4 из третьей?</w:t>
+      </w:r>
+    </w:p>
+    <w:p>
+      <w:pPr>
+        <w:jc w:val="both"/>
+      </w:pPr>
+      <w:r>
+        <w:rPr>
+          <w:rFonts w:ascii="Times New Roman" w:hAnsi="Times New Roman"/>
+          <w:sz w:val="28"/>
+        </w:rPr>
+        <w:t>Ответ. Для каждой партии создаётся свой полином: степени 2, 1 и 3 соответственно (m − 1 для каждой группы). Итоговый секрет = произведению свободных членов всех трёх полиномов.</w:t>
+      </w:r>
+    </w:p>
+    <w:p>
+      <w:pPr>
+        <w:spacing w:before="120" w:after="40"/>
+        <w:jc w:val="both"/>
+      </w:pPr>
+      <w:r>
+        <w:rPr>
+          <w:rFonts w:ascii="Times New Roman" w:hAnsi="Times New Roman"/>
+          <w:b/>
+          <w:sz w:val="28"/>
+        </w:rPr>
+        <w:t>Вопрос 4. Параметры (m, n)-схемы для 3 генералов и 7 полковников: секрет восстанавливается «2 генерала и 1 полковник», или «1 генерал и 3 полковника», или «5 полковников».</w:t>
+      </w:r>
+    </w:p>
+    <w:p>
+      <w:pPr>
+        <w:jc w:val="both"/>
+      </w:pPr>
+      <w:r>
+        <w:rPr>
+          <w:rFonts w:ascii="Times New Roman" w:hAnsi="Times New Roman"/>
+          <w:sz w:val="28"/>
+        </w:rPr>
+        <w:t>Ответ. Каждый генерал получает 3 доли, каждый полковник — 1 долю. Порог m = 5. Тогда комбинации (2 · 3 + 1 · 1 = 7 ≥ 5), (1 · 3 + 3 · 1 = 6 ≥ 5), (5 · 1 = 5) восстанавливают секрет, а более слабые — нет. Общее n = 3 · 3 + 7 · 1 = 16 долей.</w:t>
+      </w:r>
+    </w:p>
+    <w:p>
+      <w:pPr>
+        <w:spacing w:before="120" w:after="40"/>
+        <w:jc w:val="both"/>
+      </w:pPr>
+      <w:r>
+        <w:rPr>
+          <w:rFonts w:ascii="Times New Roman" w:hAnsi="Times New Roman"/>
+          <w:b/>
+          <w:sz w:val="28"/>
+        </w:rPr>
+        <w:t>Вопрос 5. Какие возможности для Евы и Мэллори в рассмотренных схемах?</w:t>
+      </w:r>
+    </w:p>
+    <w:p>
+      <w:pPr>
+        <w:jc w:val="both"/>
+      </w:pPr>
+      <w:r>
+        <w:rPr>
+          <w:rFonts w:ascii="Times New Roman" w:hAnsi="Times New Roman"/>
+          <w:sz w:val="28"/>
+        </w:rPr>
+        <w:t>Ответ. Ева — пассивный наблюдатель: имея &lt; m долей, она не получает никакой информации о секрете (для Шамира — строго, для Блэкли — также). Мэллори — активный: может выдавать себя за участника, имея m − 1 честных долей и подбирая собственную, которая удовлетворит сборщика; схемы без аутентификации долей от этого не защищают.</w:t>
+      </w:r>
+    </w:p>
+    <w:p>
+      <w:pPr>
+        <w:spacing w:before="120" w:after="40"/>
+        <w:jc w:val="both"/>
+      </w:pPr>
+      <w:r>
+        <w:rPr>
+          <w:rFonts w:ascii="Times New Roman" w:hAnsi="Times New Roman"/>
+          <w:b/>
+          <w:sz w:val="28"/>
+        </w:rPr>
+        <w:t>Вопрос 6. Возможно ли динамически добавлять участников в эти схемы?</w:t>
+      </w:r>
+    </w:p>
+    <w:p>
+      <w:pPr>
+        <w:jc w:val="both"/>
+      </w:pPr>
+      <w:r>
+        <w:rPr>
+          <w:rFonts w:ascii="Times New Roman" w:hAnsi="Times New Roman"/>
+          <w:sz w:val="28"/>
+        </w:rPr>
+        <w:t>Ответ. Да, для схемы Шамира — пока полином f(x) известен дилеру: достаточно выдать новому участнику пару (x', f(x')) для новой x'. Для Блэкли — также: дилер строит новую плоскость, проходящую через Q. Без дилера процедура расширения сложнее и требует proactive secret sharing.</w:t>
+      </w:r>
+    </w:p>
+    <w:p>
+      <w:pPr>
+        <w:spacing w:before="120" w:after="40"/>
+        <w:jc w:val="both"/>
+      </w:pPr>
+      <w:r>
+        <w:rPr>
+          <w:rFonts w:ascii="Times New Roman" w:hAnsi="Times New Roman"/>
+          <w:b/>
+          <w:sz w:val="28"/>
+        </w:rPr>
+        <w:t>Вопрос 7. Кэрол из примера 3 называет вместо легальной доли (6, 1) долю (7, 3) или (3, 8). Будет ли секрет восстановлен верно?</w:t>
+      </w:r>
+    </w:p>
+    <w:p>
+      <w:pPr>
+        <w:jc w:val="both"/>
+      </w:pPr>
+      <w:r>
+        <w:rPr>
+          <w:rFonts w:ascii="Times New Roman" w:hAnsi="Times New Roman"/>
+          <w:sz w:val="28"/>
+        </w:rPr>
+        <w:t>Ответ. Нет. Интерполяция Лагранжа всё равно даст какое-то значение f(0), но оно не будет совпадать с настоящим секретом 7. Случай (3, 8) хуже — точка с x = 3 повторяет x Боба, и алгоритм восстановления вообще не применим из-за деления на ноль в знаменателе.</w:t>
+      </w:r>
+    </w:p>
+    <w:p>
+      <w:pPr>
+        <w:spacing w:before="120" w:after="40"/>
+        <w:jc w:val="both"/>
+      </w:pPr>
+      <w:r>
+        <w:rPr>
+          <w:rFonts w:ascii="Times New Roman" w:hAnsi="Times New Roman"/>
+          <w:b/>
+          <w:sz w:val="28"/>
+        </w:rPr>
+        <w:t>Вопрос 8. От каких видов мошенничества защищена (m, n)-схема Шамира?</w:t>
+      </w:r>
+    </w:p>
+    <w:p>
+      <w:pPr>
+        <w:jc w:val="both"/>
+      </w:pPr>
+      <w:r>
+        <w:rPr>
+          <w:rFonts w:ascii="Times New Roman" w:hAnsi="Times New Roman"/>
+          <w:sz w:val="28"/>
+        </w:rPr>
+        <w:t>Ответ. Защищена от мошенничества злоумышленников, знающих менее m долей: теоретическая (информационная) стойкость гарантирует, что (m − 1) долей не дают никакой информации о секрете. Однако схема не защищена от выдачи дилером неверных долей, от использования дилером самого секрета и от подмены долей легальными участниками — для этого нужны verifiable secret sharing-схемы.</w:t>
+      </w:r>
+    </w:p>
+    <w:p>
+      <w:pPr>
+        <w:spacing w:before="120" w:after="40"/>
+        <w:jc w:val="both"/>
+      </w:pPr>
+      <w:r>
+        <w:rPr>
+          <w:rFonts w:ascii="Times New Roman" w:hAnsi="Times New Roman"/>
+          <w:b/>
+          <w:sz w:val="28"/>
+        </w:rPr>
+        <w:t>Вопрос 9. Максимальное число участников схемы Шамира над Z_181?</w:t>
+      </w:r>
+    </w:p>
+    <w:p>
+      <w:pPr>
+        <w:jc w:val="both"/>
+      </w:pPr>
+      <w:r>
+        <w:rPr>
+          <w:rFonts w:ascii="Times New Roman" w:hAnsi="Times New Roman"/>
+          <w:sz w:val="28"/>
+        </w:rPr>
+        <w:t>Ответ. n ≤ p − 1 = 180, поскольку доли имеют вид (x_j, f(x_j)) с попарно различными x_j ∈ {1, …, p − 1}.</w:t>
+      </w:r>
+    </w:p>
+    <w:p>
+      <w:pPr>
+        <w:spacing w:before="120" w:after="40"/>
+        <w:jc w:val="both"/>
+      </w:pPr>
+      <w:r>
+        <w:rPr>
+          <w:rFonts w:ascii="Times New Roman" w:hAnsi="Times New Roman"/>
+          <w:b/>
+          <w:sz w:val="28"/>
+        </w:rPr>
+        <w:t>Вопрос 10. Максимальное число участников схемы Блэкли над Z_11?</w:t>
+      </w:r>
+    </w:p>
+    <w:p>
+      <w:pPr>
+        <w:jc w:val="both"/>
+      </w:pPr>
+      <w:r>
+        <w:rPr>
+          <w:rFonts w:ascii="Times New Roman" w:hAnsi="Times New Roman"/>
+          <w:sz w:val="28"/>
+        </w:rPr>
+        <w:t>Ответ. Каждая доля — плоскость в Z₁₁³, задаётся парой (a, b) ∈ Z₁₁². Уникальных пар 11² = 121, поэтому максимум n = 121 различных долей.</w:t>
       </w:r>
     </w:p>
     <w:p>
@@ -3229,7 +3522,7 @@
     <w:qFormat/>
     <w:rsid w:val="00FC693F"/>
     <w:pPr>
-      <w:spacing w:line="240" w:lineRule="auto" w:after="0"/>
+      <w:spacing w:line="360" w:lineRule="auto" w:after="0"/>
       <w:ind w:firstLine="709"/>
     </w:pPr>
     <w:rPr>

--- a/cryptographic_protocols/docs/reports/lab_02_secret_sharing/var_01/Ковалев Д.П. ВКБ43 2 лаба.docx
+++ b/cryptographic_protocols/docs/reports/lab_02_secret_sharing/var_01/Ковалев Д.П. ВКБ43 2 лаба.docx
@@ -248,12 +248,6 @@
         <w:t>Дубровина А.С.</w:t>
       </w:r>
     </w:p>
-    <w:p/>
-    <w:p/>
-    <w:p/>
-    <w:p/>
-    <w:p/>
-    <w:p/>
     <w:p/>
     <w:p>
       <w:pPr>

--- a/cryptographic_protocols/docs/reports/lab_02_secret_sharing/var_01/Ковалев Д.П. ВКБ43 2 лаба.docx
+++ b/cryptographic_protocols/docs/reports/lab_02_secret_sharing/var_01/Ковалев Д.П. ВКБ43 2 лаба.docx
@@ -4,7 +4,7 @@
   <w:body>
     <w:p>
       <w:pPr>
-        <w:spacing w:after="120"/>
+        <w:spacing w:after="120" w:line="240" w:lineRule="auto"/>
         <w:ind w:firstLine="0"/>
         <w:jc w:val="center"/>
       </w:pPr>
@@ -45,7 +45,7 @@
     </w:p>
     <w:p>
       <w:pPr>
-        <w:spacing w:after="0"/>
+        <w:spacing w:after="0" w:line="240" w:lineRule="auto"/>
         <w:ind w:firstLine="0"/>
         <w:jc w:val="center"/>
       </w:pPr>
@@ -59,7 +59,7 @@
     </w:p>
     <w:p>
       <w:pPr>
-        <w:spacing w:after="0"/>
+        <w:spacing w:after="0" w:line="240" w:lineRule="auto"/>
         <w:ind w:firstLine="0"/>
         <w:jc w:val="center"/>
       </w:pPr>
@@ -73,7 +73,7 @@
     </w:p>
     <w:p>
       <w:pPr>
-        <w:spacing w:after="0"/>
+        <w:spacing w:after="0" w:line="240" w:lineRule="auto"/>
         <w:ind w:firstLine="0"/>
         <w:jc w:val="center"/>
       </w:pPr>
@@ -87,7 +87,7 @@
     </w:p>
     <w:p>
       <w:pPr>
-        <w:spacing w:after="0"/>
+        <w:spacing w:after="0" w:line="240" w:lineRule="auto"/>
         <w:ind w:firstLine="0"/>
         <w:jc w:val="center"/>
       </w:pPr>
@@ -101,7 +101,7 @@
     </w:p>
     <w:p>
       <w:pPr>
-        <w:spacing w:after="0"/>
+        <w:spacing w:after="0" w:line="240" w:lineRule="auto"/>
         <w:ind w:firstLine="0"/>
         <w:jc w:val="center"/>
       </w:pPr>
@@ -113,10 +113,15 @@
         <w:t>(ДГТУ)</w:t>
       </w:r>
     </w:p>
-    <w:p/>
     <w:p>
       <w:pPr>
-        <w:spacing w:after="0"/>
+        <w:spacing w:after="0" w:line="240" w:lineRule="auto"/>
+        <w:ind w:firstLine="0"/>
+      </w:pPr>
+    </w:p>
+    <w:p>
+      <w:pPr>
+        <w:spacing w:after="0" w:line="240" w:lineRule="auto"/>
         <w:ind w:firstLine="0"/>
         <w:jc w:val="center"/>
       </w:pPr>
@@ -130,7 +135,7 @@
     </w:p>
     <w:p>
       <w:pPr>
-        <w:spacing w:after="0"/>
+        <w:spacing w:after="0" w:line="240" w:lineRule="auto"/>
         <w:ind w:firstLine="0"/>
         <w:jc w:val="center"/>
       </w:pPr>
@@ -142,12 +147,33 @@
         <w:t>Кафедра «Кибербезопасность информационных систем»</w:t>
       </w:r>
     </w:p>
-    <w:p/>
-    <w:p/>
-    <w:p/>
     <w:p>
       <w:pPr>
-        <w:spacing w:after="0"/>
+        <w:spacing w:after="0" w:line="240" w:lineRule="auto"/>
+        <w:ind w:firstLine="0"/>
+      </w:pPr>
+    </w:p>
+    <w:p>
+      <w:pPr>
+        <w:spacing w:after="0" w:line="240" w:lineRule="auto"/>
+        <w:ind w:firstLine="0"/>
+      </w:pPr>
+    </w:p>
+    <w:p>
+      <w:pPr>
+        <w:spacing w:after="0" w:line="240" w:lineRule="auto"/>
+        <w:ind w:firstLine="0"/>
+      </w:pPr>
+    </w:p>
+    <w:p>
+      <w:pPr>
+        <w:spacing w:after="0" w:line="240" w:lineRule="auto"/>
+        <w:ind w:firstLine="0"/>
+      </w:pPr>
+    </w:p>
+    <w:p>
+      <w:pPr>
+        <w:spacing w:after="0" w:line="240" w:lineRule="auto"/>
         <w:ind w:firstLine="0"/>
         <w:jc w:val="center"/>
       </w:pPr>
@@ -162,7 +188,7 @@
     </w:p>
     <w:p>
       <w:pPr>
-        <w:spacing w:after="0"/>
+        <w:spacing w:after="0" w:line="240" w:lineRule="auto"/>
         <w:ind w:firstLine="0"/>
         <w:jc w:val="center"/>
       </w:pPr>
@@ -176,7 +202,7 @@
     </w:p>
     <w:p>
       <w:pPr>
-        <w:spacing w:after="0"/>
+        <w:spacing w:after="0" w:line="240" w:lineRule="auto"/>
         <w:ind w:firstLine="0"/>
         <w:jc w:val="center"/>
       </w:pPr>
@@ -188,12 +214,39 @@
         <w:t>На тему «Пороговые схемы разделения секрета Шамира и Блэкли» (вариант №1)</w:t>
       </w:r>
     </w:p>
-    <w:p/>
-    <w:p/>
-    <w:p/>
     <w:p>
       <w:pPr>
-        <w:spacing w:after="0"/>
+        <w:spacing w:after="0" w:line="240" w:lineRule="auto"/>
+        <w:ind w:firstLine="0"/>
+      </w:pPr>
+    </w:p>
+    <w:p>
+      <w:pPr>
+        <w:spacing w:after="0" w:line="240" w:lineRule="auto"/>
+        <w:ind w:firstLine="0"/>
+      </w:pPr>
+    </w:p>
+    <w:p>
+      <w:pPr>
+        <w:spacing w:after="0" w:line="240" w:lineRule="auto"/>
+        <w:ind w:firstLine="0"/>
+      </w:pPr>
+    </w:p>
+    <w:p>
+      <w:pPr>
+        <w:spacing w:after="0" w:line="240" w:lineRule="auto"/>
+        <w:ind w:firstLine="0"/>
+      </w:pPr>
+    </w:p>
+    <w:p>
+      <w:pPr>
+        <w:spacing w:after="0" w:line="240" w:lineRule="auto"/>
+        <w:ind w:firstLine="0"/>
+      </w:pPr>
+    </w:p>
+    <w:p>
+      <w:pPr>
+        <w:spacing w:after="0" w:line="240" w:lineRule="auto"/>
         <w:ind w:firstLine="0"/>
         <w:jc w:val="right"/>
       </w:pPr>
@@ -207,7 +260,7 @@
     </w:p>
     <w:p>
       <w:pPr>
-        <w:spacing w:after="0"/>
+        <w:spacing w:after="0" w:line="240" w:lineRule="auto"/>
         <w:ind w:firstLine="0"/>
         <w:jc w:val="right"/>
       </w:pPr>
@@ -219,10 +272,15 @@
         <w:t>Ковалев Данил Петрович</w:t>
       </w:r>
     </w:p>
-    <w:p/>
     <w:p>
       <w:pPr>
-        <w:spacing w:after="0"/>
+        <w:spacing w:after="0" w:line="240" w:lineRule="auto"/>
+        <w:ind w:firstLine="0"/>
+      </w:pPr>
+    </w:p>
+    <w:p>
+      <w:pPr>
+        <w:spacing w:after="0" w:line="240" w:lineRule="auto"/>
         <w:ind w:firstLine="0"/>
         <w:jc w:val="right"/>
       </w:pPr>
@@ -236,7 +294,7 @@
     </w:p>
     <w:p>
       <w:pPr>
-        <w:spacing w:after="0"/>
+        <w:spacing w:after="0" w:line="240" w:lineRule="auto"/>
         <w:ind w:firstLine="0"/>
         <w:jc w:val="right"/>
       </w:pPr>
@@ -248,10 +306,63 @@
         <w:t>Дубровина А.С.</w:t>
       </w:r>
     </w:p>
-    <w:p/>
     <w:p>
       <w:pPr>
-        <w:spacing w:after="0"/>
+        <w:spacing w:after="0" w:line="240" w:lineRule="auto"/>
+        <w:ind w:firstLine="0"/>
+      </w:pPr>
+    </w:p>
+    <w:p>
+      <w:pPr>
+        <w:spacing w:after="0" w:line="240" w:lineRule="auto"/>
+        <w:ind w:firstLine="0"/>
+      </w:pPr>
+    </w:p>
+    <w:p>
+      <w:pPr>
+        <w:spacing w:after="0" w:line="240" w:lineRule="auto"/>
+        <w:ind w:firstLine="0"/>
+      </w:pPr>
+    </w:p>
+    <w:p>
+      <w:pPr>
+        <w:spacing w:after="0" w:line="240" w:lineRule="auto"/>
+        <w:ind w:firstLine="0"/>
+      </w:pPr>
+    </w:p>
+    <w:p>
+      <w:pPr>
+        <w:spacing w:after="0" w:line="240" w:lineRule="auto"/>
+        <w:ind w:firstLine="0"/>
+      </w:pPr>
+    </w:p>
+    <w:p>
+      <w:pPr>
+        <w:spacing w:after="0" w:line="240" w:lineRule="auto"/>
+        <w:ind w:firstLine="0"/>
+      </w:pPr>
+    </w:p>
+    <w:p>
+      <w:pPr>
+        <w:spacing w:after="0" w:line="240" w:lineRule="auto"/>
+        <w:ind w:firstLine="0"/>
+      </w:pPr>
+    </w:p>
+    <w:p>
+      <w:pPr>
+        <w:spacing w:after="0" w:line="240" w:lineRule="auto"/>
+        <w:ind w:firstLine="0"/>
+      </w:pPr>
+    </w:p>
+    <w:p>
+      <w:pPr>
+        <w:spacing w:after="0" w:line="240" w:lineRule="auto"/>
+        <w:ind w:firstLine="0"/>
+      </w:pPr>
+    </w:p>
+    <w:p>
+      <w:pPr>
+        <w:spacing w:after="0" w:line="240" w:lineRule="auto"/>
         <w:ind w:firstLine="0"/>
         <w:jc w:val="center"/>
       </w:pPr>
@@ -265,7 +376,7 @@
     </w:p>
     <w:p>
       <w:pPr>
-        <w:spacing w:after="0"/>
+        <w:spacing w:after="0" w:line="240" w:lineRule="auto"/>
         <w:ind w:firstLine="0"/>
         <w:jc w:val="center"/>
       </w:pPr>
@@ -568,6 +679,18 @@
           <w:rFonts w:ascii="Times New Roman" w:hAnsi="Times New Roman"/>
           <w:sz w:val="28"/>
         </w:rPr>
+        <w:t>Упражнение 1 (Блэкли, пример 1). Используя исходные данные примера 1 из методички (Q = (5, 1, 2), p = 7), восстановить секретное значение x₀ по тройкам долей: а) Боба, Дейва и Кэрол; б) Алисы, Боба и Кэрол; в) Боба, Дейва и Кэрол.</w:t>
+      </w:r>
+    </w:p>
+    <w:p>
+      <w:pPr>
+        <w:jc w:val="both"/>
+      </w:pPr>
+      <w:r>
+        <w:rPr>
+          <w:rFonts w:ascii="Times New Roman" w:hAnsi="Times New Roman"/>
+          <w:sz w:val="28"/>
+        </w:rPr>
         <w:t>Упражнение 2 (Шамир). По заданным долям восстановить секрет f(0), коэффициенты полинома и долю Дейва с x = 2:</w:t>
       </w:r>
     </w:p>
@@ -633,6 +756,328 @@
           <w:sz w:val="28"/>
         </w:rPr>
         <w:t>• правая колонка: p = 31, Q = (11, 10, 25), пары A = (1, 0), B = (30, 0), D = (15, 11), C = (10, 0).</w:t>
+      </w:r>
+    </w:p>
+    <w:p>
+      <w:pPr>
+        <w:spacing w:before="240" w:after="120"/>
+        <w:ind w:firstLine="0"/>
+        <w:jc w:val="center"/>
+      </w:pPr>
+      <w:r>
+        <w:rPr>
+          <w:rFonts w:ascii="Times New Roman" w:hAnsi="Times New Roman"/>
+          <w:b/>
+          <w:sz w:val="32"/>
+        </w:rPr>
+        <w:t>Упражнение 1 — Блэкли (пример 1 методички), p = 7</w:t>
+      </w:r>
+    </w:p>
+    <w:p>
+      <w:pPr>
+        <w:jc w:val="both"/>
+      </w:pPr>
+      <w:r>
+        <w:rPr>
+          <w:rFonts w:ascii="Times New Roman" w:hAnsi="Times New Roman"/>
+          <w:sz w:val="28"/>
+        </w:rPr>
+        <w:t>Из примера 1 методички известны 4 доли (плоскости в Z₇³), все они пересекаются в точке Q = (5, 1, 2):</w:t>
+      </w:r>
+    </w:p>
+    <w:p>
+      <w:pPr>
+        <w:ind w:firstLine="0"/>
+        <w:jc w:val="both"/>
+      </w:pPr>
+      <w:r>
+        <w:rPr>
+          <w:rFonts w:ascii="Times New Roman" w:hAnsi="Times New Roman"/>
+          <w:sz w:val="28"/>
+        </w:rPr>
+        <w:t>• Алиса: z = 5x + 2y + 3 (a = 5, b = 2, c = 3);</w:t>
+      </w:r>
+    </w:p>
+    <w:p>
+      <w:pPr>
+        <w:ind w:firstLine="0"/>
+        <w:jc w:val="both"/>
+      </w:pPr>
+      <w:r>
+        <w:rPr>
+          <w:rFonts w:ascii="Times New Roman" w:hAnsi="Times New Roman"/>
+          <w:sz w:val="28"/>
+        </w:rPr>
+        <w:t>• Боб: z = −5x − 2y + 1, то есть z = 2x + 5y + 1 (mod 7);</w:t>
+      </w:r>
+    </w:p>
+    <w:p>
+      <w:pPr>
+        <w:ind w:firstLine="0"/>
+        <w:jc w:val="both"/>
+      </w:pPr>
+      <w:r>
+        <w:rPr>
+          <w:rFonts w:ascii="Times New Roman" w:hAnsi="Times New Roman"/>
+          <w:sz w:val="28"/>
+        </w:rPr>
+        <w:t>• Кэрол: z = 2x − 6y + 5, то есть z = 2x + y + 5 (mod 7);</w:t>
+      </w:r>
+    </w:p>
+    <w:p>
+      <w:pPr>
+        <w:ind w:firstLine="0"/>
+        <w:jc w:val="both"/>
+      </w:pPr>
+      <w:r>
+        <w:rPr>
+          <w:rFonts w:ascii="Times New Roman" w:hAnsi="Times New Roman"/>
+          <w:sz w:val="28"/>
+        </w:rPr>
+        <w:t>• Дейв: z = 4x + 2y + 1.</w:t>
+      </w:r>
+    </w:p>
+    <w:p>
+      <w:pPr>
+        <w:ind w:firstLine="0"/>
+        <w:jc w:val="both"/>
+      </w:pPr>
+      <w:r>
+        <w:rPr>
+          <w:rFonts w:ascii="Times New Roman" w:hAnsi="Times New Roman"/>
+          <w:sz w:val="28"/>
+        </w:rPr>
+        <w:t>Случай а) Боб, Дейв, Кэрол. Система:</w:t>
+      </w:r>
+    </w:p>
+    <w:p>
+      <w:pPr>
+        <w:spacing w:before="120" w:after="120"/>
+        <w:ind w:firstLine="0"/>
+        <w:jc w:val="center"/>
+      </w:pPr>
+      <m:oMathPara>
+        <m:oMathParaPr>
+          <m:jc m:val="center"/>
+        </m:oMathParaPr>
+        <m:oMath>
+          <m:r>
+            <m:t xml:space="preserve">2 x + 5 y − z ≡ 6 (mod 7)</m:t>
+          </m:r>
+        </m:oMath>
+      </m:oMathPara>
+    </w:p>
+    <w:p>
+      <w:pPr>
+        <w:spacing w:before="120" w:after="120"/>
+        <w:ind w:firstLine="0"/>
+        <w:jc w:val="center"/>
+      </w:pPr>
+      <m:oMathPara>
+        <m:oMathParaPr>
+          <m:jc m:val="center"/>
+        </m:oMathParaPr>
+        <m:oMath>
+          <m:r>
+            <m:t xml:space="preserve">4 x + 2 y − z ≡ 6 (mod 7)</m:t>
+          </m:r>
+        </m:oMath>
+      </m:oMathPara>
+    </w:p>
+    <w:p>
+      <w:pPr>
+        <w:spacing w:before="120" w:after="120"/>
+        <w:ind w:firstLine="0"/>
+        <w:jc w:val="center"/>
+      </w:pPr>
+      <m:oMathPara>
+        <m:oMathParaPr>
+          <m:jc m:val="center"/>
+        </m:oMathParaPr>
+        <m:oMath>
+          <m:r>
+            <m:t xml:space="preserve">2 x + 1 y − z ≡ 2 (mod 7)</m:t>
+          </m:r>
+        </m:oMath>
+      </m:oMathPara>
+    </w:p>
+    <w:p>
+      <w:pPr>
+        <w:ind w:firstLine="0"/>
+        <w:jc w:val="both"/>
+      </w:pPr>
+      <w:r>
+        <w:rPr>
+          <w:rFonts w:ascii="Times New Roman" w:hAnsi="Times New Roman"/>
+          <w:sz w:val="28"/>
+        </w:rPr>
+        <w:t>Метод Гаусса в Z₇ даёт (x, y, z) = (5, 1, 2). Секрет x₀ = 5.</w:t>
+      </w:r>
+    </w:p>
+    <w:p>
+      <w:pPr>
+        <w:ind w:firstLine="0"/>
+        <w:jc w:val="both"/>
+      </w:pPr>
+      <w:r>
+        <w:rPr>
+          <w:rFonts w:ascii="Times New Roman" w:hAnsi="Times New Roman"/>
+          <w:sz w:val="28"/>
+        </w:rPr>
+        <w:t>Случай б) Алиса, Боб, Кэрол. Система:</w:t>
+      </w:r>
+    </w:p>
+    <w:p>
+      <w:pPr>
+        <w:spacing w:before="120" w:after="120"/>
+        <w:ind w:firstLine="0"/>
+        <w:jc w:val="center"/>
+      </w:pPr>
+      <m:oMathPara>
+        <m:oMathParaPr>
+          <m:jc m:val="center"/>
+        </m:oMathParaPr>
+        <m:oMath>
+          <m:r>
+            <m:t xml:space="preserve">5 x + 2 y − z ≡ 4 (mod 7)</m:t>
+          </m:r>
+        </m:oMath>
+      </m:oMathPara>
+    </w:p>
+    <w:p>
+      <w:pPr>
+        <w:spacing w:before="120" w:after="120"/>
+        <w:ind w:firstLine="0"/>
+        <w:jc w:val="center"/>
+      </w:pPr>
+      <m:oMathPara>
+        <m:oMathParaPr>
+          <m:jc m:val="center"/>
+        </m:oMathParaPr>
+        <m:oMath>
+          <m:r>
+            <m:t xml:space="preserve">2 x + 5 y − z ≡ 6 (mod 7)</m:t>
+          </m:r>
+        </m:oMath>
+      </m:oMathPara>
+    </w:p>
+    <w:p>
+      <w:pPr>
+        <w:spacing w:before="120" w:after="120"/>
+        <w:ind w:firstLine="0"/>
+        <w:jc w:val="center"/>
+      </w:pPr>
+      <m:oMathPara>
+        <m:oMathParaPr>
+          <m:jc m:val="center"/>
+        </m:oMathParaPr>
+        <m:oMath>
+          <m:r>
+            <m:t xml:space="preserve">2 x + 1 y − z ≡ 2 (mod 7)</m:t>
+          </m:r>
+        </m:oMath>
+      </m:oMathPara>
+    </w:p>
+    <w:p>
+      <w:pPr>
+        <w:ind w:firstLine="0"/>
+        <w:jc w:val="both"/>
+      </w:pPr>
+      <w:r>
+        <w:rPr>
+          <w:rFonts w:ascii="Times New Roman" w:hAnsi="Times New Roman"/>
+          <w:sz w:val="28"/>
+        </w:rPr>
+        <w:t>Метод Гаусса в Z₇ даёт (x, y, z) = (5, 1, 2). Секрет x₀ = 5.</w:t>
+      </w:r>
+    </w:p>
+    <w:p>
+      <w:pPr>
+        <w:ind w:firstLine="0"/>
+        <w:jc w:val="both"/>
+      </w:pPr>
+      <w:r>
+        <w:rPr>
+          <w:rFonts w:ascii="Times New Roman" w:hAnsi="Times New Roman"/>
+          <w:sz w:val="28"/>
+        </w:rPr>
+        <w:t>Случай в) Боб, Дейв, Кэрол. Система:</w:t>
+      </w:r>
+    </w:p>
+    <w:p>
+      <w:pPr>
+        <w:spacing w:before="120" w:after="120"/>
+        <w:ind w:firstLine="0"/>
+        <w:jc w:val="center"/>
+      </w:pPr>
+      <m:oMathPara>
+        <m:oMathParaPr>
+          <m:jc m:val="center"/>
+        </m:oMathParaPr>
+        <m:oMath>
+          <m:r>
+            <m:t xml:space="preserve">2 x + 5 y − z ≡ 6 (mod 7)</m:t>
+          </m:r>
+        </m:oMath>
+      </m:oMathPara>
+    </w:p>
+    <w:p>
+      <w:pPr>
+        <w:spacing w:before="120" w:after="120"/>
+        <w:ind w:firstLine="0"/>
+        <w:jc w:val="center"/>
+      </w:pPr>
+      <m:oMathPara>
+        <m:oMathParaPr>
+          <m:jc m:val="center"/>
+        </m:oMathParaPr>
+        <m:oMath>
+          <m:r>
+            <m:t xml:space="preserve">4 x + 2 y − z ≡ 6 (mod 7)</m:t>
+          </m:r>
+        </m:oMath>
+      </m:oMathPara>
+    </w:p>
+    <w:p>
+      <w:pPr>
+        <w:spacing w:before="120" w:after="120"/>
+        <w:ind w:firstLine="0"/>
+        <w:jc w:val="center"/>
+      </w:pPr>
+      <m:oMathPara>
+        <m:oMathParaPr>
+          <m:jc m:val="center"/>
+        </m:oMathParaPr>
+        <m:oMath>
+          <m:r>
+            <m:t xml:space="preserve">2 x + 1 y − z ≡ 2 (mod 7)</m:t>
+          </m:r>
+        </m:oMath>
+      </m:oMathPara>
+    </w:p>
+    <w:p>
+      <w:pPr>
+        <w:ind w:firstLine="0"/>
+        <w:jc w:val="both"/>
+      </w:pPr>
+      <w:r>
+        <w:rPr>
+          <w:rFonts w:ascii="Times New Roman" w:hAnsi="Times New Roman"/>
+          <w:sz w:val="28"/>
+        </w:rPr>
+        <w:t>Метод Гаусса в Z₇ даёт (x, y, z) = (5, 1, 2). Секрет x₀ = 5.</w:t>
+      </w:r>
+    </w:p>
+    <w:p>
+      <w:pPr>
+        <w:jc w:val="both"/>
+      </w:pPr>
+      <w:r>
+        <w:rPr>
+          <w:rFonts w:ascii="Times New Roman" w:hAnsi="Times New Roman"/>
+          <w:sz w:val="28"/>
+        </w:rPr>
+        <w:t>Во всех трёх случаях секрет x₀ = 5, что подтверждает корректность схемы Блэкли: любая тройка легальных долей восстанавливает один и тот же секрет.</w:t>
       </w:r>
     </w:p>
     <w:p>

--- a/cryptographic_protocols/docs/reports/lab_02_secret_sharing/var_01/Ковалев Д.П. ВКБ43 2 лаба.docx
+++ b/cryptographic_protocols/docs/reports/lab_02_secret_sharing/var_01/Ковалев Д.П. ВКБ43 2 лаба.docx
@@ -304,88 +304,6 @@
           <w:b w:val="0"/>
         </w:rPr>
         <w:t>Дубровина А.С.</w:t>
-      </w:r>
-    </w:p>
-    <w:p>
-      <w:pPr>
-        <w:spacing w:after="0" w:line="240" w:lineRule="auto"/>
-        <w:ind w:firstLine="0"/>
-      </w:pPr>
-    </w:p>
-    <w:p>
-      <w:pPr>
-        <w:spacing w:after="0" w:line="240" w:lineRule="auto"/>
-        <w:ind w:firstLine="0"/>
-      </w:pPr>
-    </w:p>
-    <w:p>
-      <w:pPr>
-        <w:spacing w:after="0" w:line="240" w:lineRule="auto"/>
-        <w:ind w:firstLine="0"/>
-      </w:pPr>
-    </w:p>
-    <w:p>
-      <w:pPr>
-        <w:spacing w:after="0" w:line="240" w:lineRule="auto"/>
-        <w:ind w:firstLine="0"/>
-      </w:pPr>
-    </w:p>
-    <w:p>
-      <w:pPr>
-        <w:spacing w:after="0" w:line="240" w:lineRule="auto"/>
-        <w:ind w:firstLine="0"/>
-      </w:pPr>
-    </w:p>
-    <w:p>
-      <w:pPr>
-        <w:spacing w:after="0" w:line="240" w:lineRule="auto"/>
-        <w:ind w:firstLine="0"/>
-      </w:pPr>
-    </w:p>
-    <w:p>
-      <w:pPr>
-        <w:spacing w:after="0" w:line="240" w:lineRule="auto"/>
-        <w:ind w:firstLine="0"/>
-      </w:pPr>
-    </w:p>
-    <w:p>
-      <w:pPr>
-        <w:spacing w:after="0" w:line="240" w:lineRule="auto"/>
-        <w:ind w:firstLine="0"/>
-      </w:pPr>
-    </w:p>
-    <w:p>
-      <w:pPr>
-        <w:spacing w:after="0" w:line="240" w:lineRule="auto"/>
-        <w:ind w:firstLine="0"/>
-      </w:pPr>
-    </w:p>
-    <w:p>
-      <w:pPr>
-        <w:spacing w:after="0" w:line="240" w:lineRule="auto"/>
-        <w:ind w:firstLine="0"/>
-        <w:jc w:val="center"/>
-      </w:pPr>
-      <w:r>
-        <w:rPr>
-          <w:rFonts w:ascii="Times New Roman" w:hAnsi="Times New Roman"/>
-          <w:b w:val="0"/>
-        </w:rPr>
-        <w:t>Ростов-на-Дону</w:t>
-      </w:r>
-    </w:p>
-    <w:p>
-      <w:pPr>
-        <w:spacing w:after="0" w:line="240" w:lineRule="auto"/>
-        <w:ind w:firstLine="0"/>
-        <w:jc w:val="center"/>
-      </w:pPr>
-      <w:r>
-        <w:rPr>
-          <w:rFonts w:ascii="Times New Roman" w:hAnsi="Times New Roman"/>
-          <w:b w:val="0"/>
-        </w:rPr>
-        <w:t>2026</w:t>
       </w:r>
     </w:p>
     <w:p>
@@ -3588,13 +3506,49 @@
       </w:r>
     </w:p>
     <w:sectPr>
+      <w:footerReference w:type="first" r:id="rId10"/>
       <w:pgSz w:w="12240" w:h="15840"/>
       <w:pgMar w:top="1134" w:right="850" w:bottom="1134" w:left="1701" w:header="720" w:footer="720" w:gutter="0"/>
       <w:cols w:space="720"/>
+      <w:titlePg/>
       <w:docGrid w:linePitch="360"/>
     </w:sectPr>
   </w:body>
 </w:document>
+</file>
+
+<file path=word/footer1.xml><?xml version="1.0" encoding="utf-8"?>
+<w:ftr xmlns:m="http://schemas.openxmlformats.org/officeDocument/2006/math" xmlns:mc="http://schemas.openxmlformats.org/markup-compatibility/2006" xmlns:mo="http://schemas.microsoft.com/office/mac/office/2008/main" xmlns:mv="urn:schemas-microsoft-com:mac:vml" xmlns:o="urn:schemas-microsoft-com:office:office" xmlns:r="http://schemas.openxmlformats.org/officeDocument/2006/relationships" xmlns:v="urn:schemas-microsoft-com:vml" xmlns:w10="urn:schemas-microsoft-com:office:word" xmlns:w14="http://schemas.microsoft.com/office/word/2010/wordml" xmlns:w="http://schemas.openxmlformats.org/wordprocessingml/2006/main" xmlns:wne="http://schemas.microsoft.com/office/word/2006/wordml" xmlns:wp14="http://schemas.microsoft.com/office/word/2010/wordprocessingDrawing" xmlns:wp="http://schemas.openxmlformats.org/drawingml/2006/wordprocessingDrawing" xmlns:wpc="http://schemas.microsoft.com/office/word/2010/wordprocessingCanvas" xmlns:wpg="http://schemas.microsoft.com/office/word/2010/wordprocessingGroup" xmlns:wpi="http://schemas.microsoft.com/office/word/2010/wordprocessingInk" xmlns:wps="http://schemas.microsoft.com/office/word/2010/wordprocessingShape" mc:Ignorable="w14 wp14">
+  <w:p>
+    <w:pPr>
+      <w:pStyle w:val="Footer"/>
+      <w:spacing w:line="240" w:lineRule="auto"/>
+      <w:ind w:firstLine="0"/>
+      <w:jc w:val="center"/>
+    </w:pPr>
+    <w:r>
+      <w:rPr>
+        <w:rFonts w:ascii="Times New Roman" w:hAnsi="Times New Roman"/>
+        <w:sz w:val="28"/>
+      </w:rPr>
+      <w:t>Ростов-на-Дону</w:t>
+    </w:r>
+  </w:p>
+  <w:p>
+    <w:pPr>
+      <w:spacing w:line="240" w:lineRule="auto"/>
+      <w:ind w:firstLine="0"/>
+      <w:jc w:val="center"/>
+    </w:pPr>
+    <w:r>
+      <w:rPr>
+        <w:rFonts w:ascii="Times New Roman" w:hAnsi="Times New Roman"/>
+        <w:sz w:val="28"/>
+      </w:rPr>
+      <w:t>2026</w:t>
+    </w:r>
+  </w:p>
+</w:ftr>
 </file>
 
 <file path=word/numbering.xml><?xml version="1.0" encoding="utf-8"?>

--- a/cryptographic_protocols/docs/reports/lab_02_secret_sharing/var_01/Ковалев Д.П. ВКБ43 2 лаба.docx
+++ b/cryptographic_protocols/docs/reports/lab_02_secret_sharing/var_01/Ковалев Д.П. ВКБ43 2 лаба.docx
@@ -347,7 +347,7 @@
           <w:rFonts w:ascii="Times New Roman" w:hAnsi="Times New Roman"/>
           <w:sz w:val="28"/>
         </w:rPr>
-        <w:t>Цель работы: освоить методы порогового разделения секрета между n участниками таким образом, чтобы для восстановления требовалось не менее m долей. Реализовать выполнение упражнений 2 и 3 методички для индивидуального варианта.</w:t>
+        <w:t>Цель работы: освоить методы порогового разделения секрета между n участниками, чтобы для восстановления требовалось не менее m долей. Реализовать упражнения 1, 2, 3 методички для индивидуального варианта.</w:t>
       </w:r>
     </w:p>
     <w:p>
@@ -374,7 +374,7 @@
           <w:rFonts w:ascii="Times New Roman" w:hAnsi="Times New Roman"/>
           <w:sz w:val="28"/>
         </w:rPr>
-        <w:t>Схема Шамира. Секрет S — свободный член полинома f(x) ∈ Z_p[x] степени m − 1. Долей участника является пара (x_j, f(x_j)). По любым m долям секрет восстанавливается по формуле интерполяции Лагранжа в точке x = 0:</w:t>
+        <w:t>Схема Шамира. Секрет S — свободный член полинома f(x) ∈ Z_p[x] степени m − 1. Долей участника является пара (x_j, f(x_j)). По любым m долям секрет восстанавливается формулой интерполяции Лагранжа в точке x = 0:</w:t>
       </w:r>
     </w:p>
     <w:p>
@@ -395,168 +395,10 @@
             <m:t xml:space="preserve">f</m:t>
           </m:r>
           <m:r>
-            <m:t xml:space="preserve">(</m:t>
+            <m:t xml:space="preserve">(0) = </m:t>
           </m:r>
           <m:r>
-            <m:t xml:space="preserve">0</m:t>
-          </m:r>
-          <m:r>
-            <m:t xml:space="preserve">)</m:t>
-          </m:r>
-          <m:r>
-            <m:t xml:space="preserve"> = </m:t>
-          </m:r>
-          <m:nary>
-            <m:naryPr>
-              <m:chr m:val="∑"/>
-              <m:limLoc m:val="undOvr"/>
-            </m:naryPr>
-            <m:sub>
-              <m:r>
-                <m:rPr>
-                  <m:sty m:val="i"/>
-                </m:rPr>
-                <m:t xml:space="preserve">j</m:t>
-              </m:r>
-              <m:r>
-                <m:t xml:space="preserve">=1</m:t>
-              </m:r>
-            </m:sub>
-            <m:sup>
-              <m:r>
-                <m:rPr>
-                  <m:sty m:val="i"/>
-                </m:rPr>
-                <m:t xml:space="preserve">m</m:t>
-              </m:r>
-            </m:sup>
-            <m:e>
-              <m:sSub>
-                <m:e>
-                  <m:r>
-                    <m:rPr>
-                      <m:sty m:val="i"/>
-                    </m:rPr>
-                    <m:t xml:space="preserve">y</m:t>
-                  </m:r>
-                </m:e>
-                <m:sub>
-                  <m:r>
-                    <m:rPr>
-                      <m:sty m:val="i"/>
-                    </m:rPr>
-                    <m:t xml:space="preserve">j</m:t>
-                  </m:r>
-                </m:sub>
-              </m:sSub>
-              <m:r>
-                <m:t xml:space="preserve"> · </m:t>
-              </m:r>
-              <m:nary>
-                <m:naryPr>
-                  <m:chr m:val="∏"/>
-                  <m:limLoc m:val="undOvr"/>
-                </m:naryPr>
-                <m:sub>
-                  <m:r>
-                    <m:rPr>
-                      <m:sty m:val="i"/>
-                    </m:rPr>
-                    <m:t xml:space="preserve">k</m:t>
-                  </m:r>
-                  <m:r>
-                    <m:t xml:space="preserve">≠</m:t>
-                  </m:r>
-                  <m:r>
-                    <m:rPr>
-                      <m:sty m:val="i"/>
-                    </m:rPr>
-                    <m:t xml:space="preserve">j</m:t>
-                  </m:r>
-                </m:sub>
-                <m:sup/>
-                <m:e>
-                  <m:f>
-                    <m:num>
-                      <m:r>
-                        <m:t xml:space="preserve">−</m:t>
-                      </m:r>
-                      <m:sSub>
-                        <m:e>
-                          <m:r>
-                            <m:rPr>
-                              <m:sty m:val="i"/>
-                            </m:rPr>
-                            <m:t xml:space="preserve">x</m:t>
-                          </m:r>
-                        </m:e>
-                        <m:sub>
-                          <m:r>
-                            <m:rPr>
-                              <m:sty m:val="i"/>
-                            </m:rPr>
-                            <m:t xml:space="preserve">k</m:t>
-                          </m:r>
-                        </m:sub>
-                      </m:sSub>
-                    </m:num>
-                    <m:den>
-                      <m:sSub>
-                        <m:e>
-                          <m:r>
-                            <m:rPr>
-                              <m:sty m:val="i"/>
-                            </m:rPr>
-                            <m:t xml:space="preserve">x</m:t>
-                          </m:r>
-                        </m:e>
-                        <m:sub>
-                          <m:r>
-                            <m:rPr>
-                              <m:sty m:val="i"/>
-                            </m:rPr>
-                            <m:t xml:space="preserve">j</m:t>
-                          </m:r>
-                        </m:sub>
-                      </m:sSub>
-                      <m:r>
-                        <m:t xml:space="preserve"> − </m:t>
-                      </m:r>
-                      <m:sSub>
-                        <m:e>
-                          <m:r>
-                            <m:rPr>
-                              <m:sty m:val="i"/>
-                            </m:rPr>
-                            <m:t xml:space="preserve">x</m:t>
-                          </m:r>
-                        </m:e>
-                        <m:sub>
-                          <m:r>
-                            <m:rPr>
-                              <m:sty m:val="i"/>
-                            </m:rPr>
-                            <m:t xml:space="preserve">k</m:t>
-                          </m:r>
-                        </m:sub>
-                      </m:sSub>
-                    </m:den>
-                  </m:f>
-                </m:e>
-              </m:nary>
-            </m:e>
-          </m:nary>
-          <m:r>
-            <m:t xml:space="preserve">   (mod </m:t>
-          </m:r>
-          <m:r>
-            <m:rPr>
-              <m:sty m:val="i"/>
-            </m:rPr>
-            <m:t xml:space="preserve">p</m:t>
-          </m:r>
-          <m:r>
-            <m:t xml:space="preserve">)</m:t>
+            <m:t xml:space="preserve">Σ_{j=1..m} y_j · ∏_{k≠j} (−x_k) · (x_j − x_k)⁻¹  (mod p)</m:t>
           </m:r>
         </m:oMath>
       </m:oMathPara>
@@ -570,7 +412,7 @@
           <w:rFonts w:ascii="Times New Roman" w:hAnsi="Times New Roman"/>
           <w:sz w:val="28"/>
         </w:rPr>
-        <w:t>Схема Блэкли. Секретом является координата x_0 точки Q = (x_0, y_0, z_0). Каждая доля — плоскость z = ax + by + c, где c = z_0 − a·x_0 − b·y_0 (mod p). Любые три плоскости общего положения пересекаются в точке Q, которая восстанавливается решением системы трёх уравнений методом Гаусса в Z_p.</w:t>
+        <w:t>Схема Блэкли. Секрет — координата x₀ точки Q = (x₀, y₀, z₀) ∈ Z_p³. Каждая доля — плоскость z = ax + by + c, где c = z₀ − a·x₀ − b·y₀ (mod p). Любые три плоскости общего положения пересекаются в Q, которая восстанавливается решением системы методом Гаусса.</w:t>
       </w:r>
     </w:p>
     <w:p>
@@ -597,7 +439,7 @@
           <w:rFonts w:ascii="Times New Roman" w:hAnsi="Times New Roman"/>
           <w:sz w:val="28"/>
         </w:rPr>
-        <w:t>Упражнение 1 (Блэкли, пример 1). Используя исходные данные примера 1 из методички (Q = (5, 1, 2), p = 7), восстановить секретное значение x₀ по тройкам долей: а) Боба, Дейва и Кэрол; б) Алисы, Боба и Кэрол; в) Боба, Дейва и Кэрол.</w:t>
+        <w:t>Упражнение 1 (Блэкли, пример 1 методички). Используя исходные данные Q = (5, 1, 2), p = 7, восстановить x₀ по трём заданным тройкам долей.</w:t>
       </w:r>
     </w:p>
     <w:p>
@@ -647,7 +489,7 @@
           <w:rFonts w:ascii="Times New Roman" w:hAnsi="Times New Roman"/>
           <w:sz w:val="28"/>
         </w:rPr>
-        <w:t>Упражнение 3 (Блэкли). Создать доли для участников A, B, D, C с парами (a, b) из таблицы методички и восстановить Q по любым трём:</w:t>
+        <w:t>Упражнение 3 (Блэкли). Создать доли для участников A, B, D, C и восстановить Q по любой тройке:</w:t>
       </w:r>
     </w:p>
     <w:p>
@@ -660,7 +502,7 @@
           <w:rFonts w:ascii="Times New Roman" w:hAnsi="Times New Roman"/>
           <w:sz w:val="28"/>
         </w:rPr>
-        <w:t>• левая колонка: p = 17, Q = (15, 5, 4), пары A = (16, 5), B = (0, 1), D = (11, 14), C = (1, 5);</w:t>
+        <w:t>• левая колонка: p = 17, Q = (15, 5, 4), пары A=(16, 5), B=(0, 1), D=(11, 14), C=(1, 5);</w:t>
       </w:r>
     </w:p>
     <w:p>
@@ -673,7 +515,7 @@
           <w:rFonts w:ascii="Times New Roman" w:hAnsi="Times New Roman"/>
           <w:sz w:val="28"/>
         </w:rPr>
-        <w:t>• правая колонка: p = 31, Q = (11, 10, 25), пары A = (1, 0), B = (30, 0), D = (15, 11), C = (10, 0).</w:t>
+        <w:t>• правая колонка: p = 31, Q = (11, 10, 25), пары A=(1, 0), B=(30, 0), D=(15, 11), C=(10, 0).</w:t>
       </w:r>
     </w:p>
     <w:p>
@@ -693,6 +535,7 @@
     </w:p>
     <w:p>
       <w:pPr>
+        <w:ind w:firstLine="0"/>
         <w:jc w:val="both"/>
       </w:pPr>
       <w:r>
@@ -700,7 +543,7 @@
           <w:rFonts w:ascii="Times New Roman" w:hAnsi="Times New Roman"/>
           <w:sz w:val="28"/>
         </w:rPr>
-        <w:t>Из примера 1 методички известны 4 доли (плоскости в Z₇³), все они пересекаются в точке Q = (5, 1, 2):</w:t>
+        <w:t>Из примера 1 методички известны 4 доли в Z₇³, пересекающиеся в Q = (5, 1, 2):</w:t>
       </w:r>
     </w:p>
     <w:p>
@@ -713,7 +556,7 @@
           <w:rFonts w:ascii="Times New Roman" w:hAnsi="Times New Roman"/>
           <w:sz w:val="28"/>
         </w:rPr>
-        <w:t>• Алиса: z = 5x + 2y + 3 (a = 5, b = 2, c = 3);</w:t>
+        <w:t>• Алиса: z = 5x + 2y + 3;</w:t>
       </w:r>
     </w:p>
     <w:p>
@@ -726,7 +569,7 @@
           <w:rFonts w:ascii="Times New Roman" w:hAnsi="Times New Roman"/>
           <w:sz w:val="28"/>
         </w:rPr>
-        <w:t>• Боб: z = −5x − 2y + 1, то есть z = 2x + 5y + 1 (mod 7);</w:t>
+        <w:t>• Боб: z = 2x + 5y + 1;</w:t>
       </w:r>
     </w:p>
     <w:p>
@@ -739,7 +582,7 @@
           <w:rFonts w:ascii="Times New Roman" w:hAnsi="Times New Roman"/>
           <w:sz w:val="28"/>
         </w:rPr>
-        <w:t>• Кэрол: z = 2x − 6y + 5, то есть z = 2x + y + 5 (mod 7);</w:t>
+        <w:t>• Кэрол: z = 2x + y + 5;</w:t>
       </w:r>
     </w:p>
     <w:p>
@@ -765,7 +608,7 @@
           <w:rFonts w:ascii="Times New Roman" w:hAnsi="Times New Roman"/>
           <w:sz w:val="28"/>
         </w:rPr>
-        <w:t>Случай а) Боб, Дейв, Кэрол. Система:</w:t>
+        <w:t>Случай а) Боб, Дейв, Кэрол. Система ax + by − z ≡ −c (mod 7):</w:t>
       </w:r>
     </w:p>
     <w:p>
@@ -821,6 +664,578 @@
     </w:p>
     <w:p>
       <w:pPr>
+        <w:jc w:val="both"/>
+      </w:pPr>
+      <w:r>
+        <w:rPr>
+          <w:rFonts w:ascii="Times New Roman" w:hAnsi="Times New Roman"/>
+          <w:sz w:val="28"/>
+        </w:rPr>
+        <w:t>Решение методом Гаусса-Жордана:</w:t>
+      </w:r>
+    </w:p>
+    <w:p>
+      <w:pPr>
+        <w:spacing w:after="0" w:line="240" w:lineRule="auto"/>
+        <w:ind w:firstLine="0" w:left="283"/>
+      </w:pPr>
+      <w:r>
+        <w:rPr>
+          <w:rFonts w:ascii="Courier New" w:hAnsi="Courier New"/>
+          <w:color w:val="101010"/>
+          <w:sz w:val="20"/>
+        </w:rPr>
+        <w:t>Начальная расширенная матрица:</w:t>
+      </w:r>
+    </w:p>
+    <w:p>
+      <w:pPr>
+        <w:spacing w:after="0" w:line="240" w:lineRule="auto"/>
+        <w:ind w:firstLine="0" w:left="283"/>
+      </w:pPr>
+      <w:r>
+        <w:rPr>
+          <w:rFonts w:ascii="Courier New" w:hAnsi="Courier New"/>
+          <w:color w:val="101010"/>
+          <w:sz w:val="20"/>
+        </w:rPr>
+        <w:t xml:space="preserve">    ( 2, 5, 6 | 6 )</w:t>
+      </w:r>
+    </w:p>
+    <w:p>
+      <w:pPr>
+        <w:spacing w:after="0" w:line="240" w:lineRule="auto"/>
+        <w:ind w:firstLine="0" w:left="283"/>
+      </w:pPr>
+      <w:r>
+        <w:rPr>
+          <w:rFonts w:ascii="Courier New" w:hAnsi="Courier New"/>
+          <w:color w:val="101010"/>
+          <w:sz w:val="20"/>
+        </w:rPr>
+        <w:t xml:space="preserve">    ( 4, 2, 6 | 6 )</w:t>
+      </w:r>
+    </w:p>
+    <w:p>
+      <w:pPr>
+        <w:spacing w:after="0" w:line="240" w:lineRule="auto"/>
+        <w:ind w:firstLine="0" w:left="283"/>
+      </w:pPr>
+      <w:r>
+        <w:rPr>
+          <w:rFonts w:ascii="Courier New" w:hAnsi="Courier New"/>
+          <w:color w:val="101010"/>
+          <w:sz w:val="20"/>
+        </w:rPr>
+        <w:t xml:space="preserve">    ( 2, 1, 6 | 2 )</w:t>
+      </w:r>
+    </w:p>
+    <w:p>
+      <w:pPr>
+        <w:spacing w:after="0" w:line="240" w:lineRule="auto"/>
+        <w:ind w:firstLine="0" w:left="283"/>
+      </w:pPr>
+      <w:r>
+        <w:rPr>
+          <w:rFonts w:ascii="Courier New" w:hAnsi="Courier New"/>
+          <w:color w:val="101010"/>
+          <w:sz w:val="20"/>
+        </w:rPr>
+        <w:t>Шаг 1.2. Нормируем строку 1: умножаем на 2⁻¹ ≡ 4 (mod 7):</w:t>
+      </w:r>
+    </w:p>
+    <w:p>
+      <w:pPr>
+        <w:spacing w:after="0" w:line="240" w:lineRule="auto"/>
+        <w:ind w:firstLine="0" w:left="283"/>
+      </w:pPr>
+      <w:r>
+        <w:rPr>
+          <w:rFonts w:ascii="Courier New" w:hAnsi="Courier New"/>
+          <w:color w:val="101010"/>
+          <w:sz w:val="20"/>
+        </w:rPr>
+        <w:t xml:space="preserve">    ( 1, 6, 3 | 3 )</w:t>
+      </w:r>
+    </w:p>
+    <w:p>
+      <w:pPr>
+        <w:spacing w:after="0" w:line="240" w:lineRule="auto"/>
+        <w:ind w:firstLine="0" w:left="283"/>
+      </w:pPr>
+      <w:r>
+        <w:rPr>
+          <w:rFonts w:ascii="Courier New" w:hAnsi="Courier New"/>
+          <w:color w:val="101010"/>
+          <w:sz w:val="20"/>
+        </w:rPr>
+        <w:t xml:space="preserve">    ( 4, 2, 6 | 6 )</w:t>
+      </w:r>
+    </w:p>
+    <w:p>
+      <w:pPr>
+        <w:spacing w:after="0" w:line="240" w:lineRule="auto"/>
+        <w:ind w:firstLine="0" w:left="283"/>
+      </w:pPr>
+      <w:r>
+        <w:rPr>
+          <w:rFonts w:ascii="Courier New" w:hAnsi="Courier New"/>
+          <w:color w:val="101010"/>
+          <w:sz w:val="20"/>
+        </w:rPr>
+        <w:t xml:space="preserve">    ( 2, 1, 6 | 2 )</w:t>
+      </w:r>
+    </w:p>
+    <w:p>
+      <w:pPr>
+        <w:spacing w:after="0" w:line="240" w:lineRule="auto"/>
+        <w:ind w:firstLine="0" w:left="283"/>
+      </w:pPr>
+      <w:r>
+        <w:rPr>
+          <w:rFonts w:ascii="Courier New" w:hAnsi="Courier New"/>
+          <w:color w:val="101010"/>
+          <w:sz w:val="20"/>
+        </w:rPr>
+        <w:t>Шаг 1.3. Обнуляем элемент в строке 2, столбце 1: строка 2 ← строка 2 − 4 · строка 1 (mod 7):</w:t>
+      </w:r>
+    </w:p>
+    <w:p>
+      <w:pPr>
+        <w:spacing w:after="0" w:line="240" w:lineRule="auto"/>
+        <w:ind w:firstLine="0" w:left="283"/>
+      </w:pPr>
+      <w:r>
+        <w:rPr>
+          <w:rFonts w:ascii="Courier New" w:hAnsi="Courier New"/>
+          <w:color w:val="101010"/>
+          <w:sz w:val="20"/>
+        </w:rPr>
+        <w:t xml:space="preserve">    ( 1, 6, 3 | 3 )</w:t>
+      </w:r>
+    </w:p>
+    <w:p>
+      <w:pPr>
+        <w:spacing w:after="0" w:line="240" w:lineRule="auto"/>
+        <w:ind w:firstLine="0" w:left="283"/>
+      </w:pPr>
+      <w:r>
+        <w:rPr>
+          <w:rFonts w:ascii="Courier New" w:hAnsi="Courier New"/>
+          <w:color w:val="101010"/>
+          <w:sz w:val="20"/>
+        </w:rPr>
+        <w:t xml:space="preserve">    ( 0, 6, 1 | 1 )</w:t>
+      </w:r>
+    </w:p>
+    <w:p>
+      <w:pPr>
+        <w:spacing w:after="0" w:line="240" w:lineRule="auto"/>
+        <w:ind w:firstLine="0" w:left="283"/>
+      </w:pPr>
+      <w:r>
+        <w:rPr>
+          <w:rFonts w:ascii="Courier New" w:hAnsi="Courier New"/>
+          <w:color w:val="101010"/>
+          <w:sz w:val="20"/>
+        </w:rPr>
+        <w:t xml:space="preserve">    ( 2, 1, 6 | 2 )</w:t>
+      </w:r>
+    </w:p>
+    <w:p>
+      <w:pPr>
+        <w:spacing w:after="0" w:line="240" w:lineRule="auto"/>
+        <w:ind w:firstLine="0" w:left="283"/>
+      </w:pPr>
+      <w:r>
+        <w:rPr>
+          <w:rFonts w:ascii="Courier New" w:hAnsi="Courier New"/>
+          <w:color w:val="101010"/>
+          <w:sz w:val="20"/>
+        </w:rPr>
+        <w:t>Шаг 1.3. Обнуляем элемент в строке 3, столбце 1: строка 3 ← строка 3 − 2 · строка 1 (mod 7):</w:t>
+      </w:r>
+    </w:p>
+    <w:p>
+      <w:pPr>
+        <w:spacing w:after="0" w:line="240" w:lineRule="auto"/>
+        <w:ind w:firstLine="0" w:left="283"/>
+      </w:pPr>
+      <w:r>
+        <w:rPr>
+          <w:rFonts w:ascii="Courier New" w:hAnsi="Courier New"/>
+          <w:color w:val="101010"/>
+          <w:sz w:val="20"/>
+        </w:rPr>
+        <w:t xml:space="preserve">    ( 1, 6, 3 | 3 )</w:t>
+      </w:r>
+    </w:p>
+    <w:p>
+      <w:pPr>
+        <w:spacing w:after="0" w:line="240" w:lineRule="auto"/>
+        <w:ind w:firstLine="0" w:left="283"/>
+      </w:pPr>
+      <w:r>
+        <w:rPr>
+          <w:rFonts w:ascii="Courier New" w:hAnsi="Courier New"/>
+          <w:color w:val="101010"/>
+          <w:sz w:val="20"/>
+        </w:rPr>
+        <w:t xml:space="preserve">    ( 0, 6, 1 | 1 )</w:t>
+      </w:r>
+    </w:p>
+    <w:p>
+      <w:pPr>
+        <w:spacing w:after="0" w:line="240" w:lineRule="auto"/>
+        <w:ind w:firstLine="0" w:left="283"/>
+      </w:pPr>
+      <w:r>
+        <w:rPr>
+          <w:rFonts w:ascii="Courier New" w:hAnsi="Courier New"/>
+          <w:color w:val="101010"/>
+          <w:sz w:val="20"/>
+        </w:rPr>
+        <w:t xml:space="preserve">    ( 0, 3, 0 | 3 )</w:t>
+      </w:r>
+    </w:p>
+    <w:p>
+      <w:pPr>
+        <w:spacing w:after="0" w:line="240" w:lineRule="auto"/>
+        <w:ind w:firstLine="0" w:left="283"/>
+      </w:pPr>
+      <w:r>
+        <w:rPr>
+          <w:rFonts w:ascii="Courier New" w:hAnsi="Courier New"/>
+          <w:color w:val="101010"/>
+          <w:sz w:val="20"/>
+        </w:rPr>
+        <w:t>Шаг 2.2. Нормируем строку 2: умножаем на 6⁻¹ ≡ 6 (mod 7):</w:t>
+      </w:r>
+    </w:p>
+    <w:p>
+      <w:pPr>
+        <w:spacing w:after="0" w:line="240" w:lineRule="auto"/>
+        <w:ind w:firstLine="0" w:left="283"/>
+      </w:pPr>
+      <w:r>
+        <w:rPr>
+          <w:rFonts w:ascii="Courier New" w:hAnsi="Courier New"/>
+          <w:color w:val="101010"/>
+          <w:sz w:val="20"/>
+        </w:rPr>
+        <w:t xml:space="preserve">    ( 1, 6, 3 | 3 )</w:t>
+      </w:r>
+    </w:p>
+    <w:p>
+      <w:pPr>
+        <w:spacing w:after="0" w:line="240" w:lineRule="auto"/>
+        <w:ind w:firstLine="0" w:left="283"/>
+      </w:pPr>
+      <w:r>
+        <w:rPr>
+          <w:rFonts w:ascii="Courier New" w:hAnsi="Courier New"/>
+          <w:color w:val="101010"/>
+          <w:sz w:val="20"/>
+        </w:rPr>
+        <w:t xml:space="preserve">    ( 0, 1, 6 | 6 )</w:t>
+      </w:r>
+    </w:p>
+    <w:p>
+      <w:pPr>
+        <w:spacing w:after="0" w:line="240" w:lineRule="auto"/>
+        <w:ind w:firstLine="0" w:left="283"/>
+      </w:pPr>
+      <w:r>
+        <w:rPr>
+          <w:rFonts w:ascii="Courier New" w:hAnsi="Courier New"/>
+          <w:color w:val="101010"/>
+          <w:sz w:val="20"/>
+        </w:rPr>
+        <w:t xml:space="preserve">    ( 0, 3, 0 | 3 )</w:t>
+      </w:r>
+    </w:p>
+    <w:p>
+      <w:pPr>
+        <w:spacing w:after="0" w:line="240" w:lineRule="auto"/>
+        <w:ind w:firstLine="0" w:left="283"/>
+      </w:pPr>
+      <w:r>
+        <w:rPr>
+          <w:rFonts w:ascii="Courier New" w:hAnsi="Courier New"/>
+          <w:color w:val="101010"/>
+          <w:sz w:val="20"/>
+        </w:rPr>
+        <w:t>Шаг 2.3. Обнуляем элемент в строке 1, столбце 2: строка 1 ← строка 1 − 6 · строка 2 (mod 7):</w:t>
+      </w:r>
+    </w:p>
+    <w:p>
+      <w:pPr>
+        <w:spacing w:after="0" w:line="240" w:lineRule="auto"/>
+        <w:ind w:firstLine="0" w:left="283"/>
+      </w:pPr>
+      <w:r>
+        <w:rPr>
+          <w:rFonts w:ascii="Courier New" w:hAnsi="Courier New"/>
+          <w:color w:val="101010"/>
+          <w:sz w:val="20"/>
+        </w:rPr>
+        <w:t xml:space="preserve">    ( 1, 0, 2 | 2 )</w:t>
+      </w:r>
+    </w:p>
+    <w:p>
+      <w:pPr>
+        <w:spacing w:after="0" w:line="240" w:lineRule="auto"/>
+        <w:ind w:firstLine="0" w:left="283"/>
+      </w:pPr>
+      <w:r>
+        <w:rPr>
+          <w:rFonts w:ascii="Courier New" w:hAnsi="Courier New"/>
+          <w:color w:val="101010"/>
+          <w:sz w:val="20"/>
+        </w:rPr>
+        <w:t xml:space="preserve">    ( 0, 1, 6 | 6 )</w:t>
+      </w:r>
+    </w:p>
+    <w:p>
+      <w:pPr>
+        <w:spacing w:after="0" w:line="240" w:lineRule="auto"/>
+        <w:ind w:firstLine="0" w:left="283"/>
+      </w:pPr>
+      <w:r>
+        <w:rPr>
+          <w:rFonts w:ascii="Courier New" w:hAnsi="Courier New"/>
+          <w:color w:val="101010"/>
+          <w:sz w:val="20"/>
+        </w:rPr>
+        <w:t xml:space="preserve">    ( 0, 3, 0 | 3 )</w:t>
+      </w:r>
+    </w:p>
+    <w:p>
+      <w:pPr>
+        <w:spacing w:after="0" w:line="240" w:lineRule="auto"/>
+        <w:ind w:firstLine="0" w:left="283"/>
+      </w:pPr>
+      <w:r>
+        <w:rPr>
+          <w:rFonts w:ascii="Courier New" w:hAnsi="Courier New"/>
+          <w:color w:val="101010"/>
+          <w:sz w:val="20"/>
+        </w:rPr>
+        <w:t>Шаг 2.3. Обнуляем элемент в строке 3, столбце 2: строка 3 ← строка 3 − 3 · строка 2 (mod 7):</w:t>
+      </w:r>
+    </w:p>
+    <w:p>
+      <w:pPr>
+        <w:spacing w:after="0" w:line="240" w:lineRule="auto"/>
+        <w:ind w:firstLine="0" w:left="283"/>
+      </w:pPr>
+      <w:r>
+        <w:rPr>
+          <w:rFonts w:ascii="Courier New" w:hAnsi="Courier New"/>
+          <w:color w:val="101010"/>
+          <w:sz w:val="20"/>
+        </w:rPr>
+        <w:t xml:space="preserve">    ( 1, 0, 2 | 2 )</w:t>
+      </w:r>
+    </w:p>
+    <w:p>
+      <w:pPr>
+        <w:spacing w:after="0" w:line="240" w:lineRule="auto"/>
+        <w:ind w:firstLine="0" w:left="283"/>
+      </w:pPr>
+      <w:r>
+        <w:rPr>
+          <w:rFonts w:ascii="Courier New" w:hAnsi="Courier New"/>
+          <w:color w:val="101010"/>
+          <w:sz w:val="20"/>
+        </w:rPr>
+        <w:t xml:space="preserve">    ( 0, 1, 6 | 6 )</w:t>
+      </w:r>
+    </w:p>
+    <w:p>
+      <w:pPr>
+        <w:spacing w:after="0" w:line="240" w:lineRule="auto"/>
+        <w:ind w:firstLine="0" w:left="283"/>
+      </w:pPr>
+      <w:r>
+        <w:rPr>
+          <w:rFonts w:ascii="Courier New" w:hAnsi="Courier New"/>
+          <w:color w:val="101010"/>
+          <w:sz w:val="20"/>
+        </w:rPr>
+        <w:t xml:space="preserve">    ( 0, 0, 3 | 6 )</w:t>
+      </w:r>
+    </w:p>
+    <w:p>
+      <w:pPr>
+        <w:spacing w:after="0" w:line="240" w:lineRule="auto"/>
+        <w:ind w:firstLine="0" w:left="283"/>
+      </w:pPr>
+      <w:r>
+        <w:rPr>
+          <w:rFonts w:ascii="Courier New" w:hAnsi="Courier New"/>
+          <w:color w:val="101010"/>
+          <w:sz w:val="20"/>
+        </w:rPr>
+        <w:t>Шаг 3.2. Нормируем строку 3: умножаем на 3⁻¹ ≡ 5 (mod 7):</w:t>
+      </w:r>
+    </w:p>
+    <w:p>
+      <w:pPr>
+        <w:spacing w:after="0" w:line="240" w:lineRule="auto"/>
+        <w:ind w:firstLine="0" w:left="283"/>
+      </w:pPr>
+      <w:r>
+        <w:rPr>
+          <w:rFonts w:ascii="Courier New" w:hAnsi="Courier New"/>
+          <w:color w:val="101010"/>
+          <w:sz w:val="20"/>
+        </w:rPr>
+        <w:t xml:space="preserve">    ( 1, 0, 2 | 2 )</w:t>
+      </w:r>
+    </w:p>
+    <w:p>
+      <w:pPr>
+        <w:spacing w:after="0" w:line="240" w:lineRule="auto"/>
+        <w:ind w:firstLine="0" w:left="283"/>
+      </w:pPr>
+      <w:r>
+        <w:rPr>
+          <w:rFonts w:ascii="Courier New" w:hAnsi="Courier New"/>
+          <w:color w:val="101010"/>
+          <w:sz w:val="20"/>
+        </w:rPr>
+        <w:t xml:space="preserve">    ( 0, 1, 6 | 6 )</w:t>
+      </w:r>
+    </w:p>
+    <w:p>
+      <w:pPr>
+        <w:spacing w:after="0" w:line="240" w:lineRule="auto"/>
+        <w:ind w:firstLine="0" w:left="283"/>
+      </w:pPr>
+      <w:r>
+        <w:rPr>
+          <w:rFonts w:ascii="Courier New" w:hAnsi="Courier New"/>
+          <w:color w:val="101010"/>
+          <w:sz w:val="20"/>
+        </w:rPr>
+        <w:t xml:space="preserve">    ( 0, 0, 1 | 2 )</w:t>
+      </w:r>
+    </w:p>
+    <w:p>
+      <w:pPr>
+        <w:spacing w:after="0" w:line="240" w:lineRule="auto"/>
+        <w:ind w:firstLine="0" w:left="283"/>
+      </w:pPr>
+      <w:r>
+        <w:rPr>
+          <w:rFonts w:ascii="Courier New" w:hAnsi="Courier New"/>
+          <w:color w:val="101010"/>
+          <w:sz w:val="20"/>
+        </w:rPr>
+        <w:t>Шаг 3.3. Обнуляем элемент в строке 1, столбце 3: строка 1 ← строка 1 − 2 · строка 3 (mod 7):</w:t>
+      </w:r>
+    </w:p>
+    <w:p>
+      <w:pPr>
+        <w:spacing w:after="0" w:line="240" w:lineRule="auto"/>
+        <w:ind w:firstLine="0" w:left="283"/>
+      </w:pPr>
+      <w:r>
+        <w:rPr>
+          <w:rFonts w:ascii="Courier New" w:hAnsi="Courier New"/>
+          <w:color w:val="101010"/>
+          <w:sz w:val="20"/>
+        </w:rPr>
+        <w:t xml:space="preserve">    ( 1, 0, 0 | 5 )</w:t>
+      </w:r>
+    </w:p>
+    <w:p>
+      <w:pPr>
+        <w:spacing w:after="0" w:line="240" w:lineRule="auto"/>
+        <w:ind w:firstLine="0" w:left="283"/>
+      </w:pPr>
+      <w:r>
+        <w:rPr>
+          <w:rFonts w:ascii="Courier New" w:hAnsi="Courier New"/>
+          <w:color w:val="101010"/>
+          <w:sz w:val="20"/>
+        </w:rPr>
+        <w:t xml:space="preserve">    ( 0, 1, 6 | 6 )</w:t>
+      </w:r>
+    </w:p>
+    <w:p>
+      <w:pPr>
+        <w:spacing w:after="0" w:line="240" w:lineRule="auto"/>
+        <w:ind w:firstLine="0" w:left="283"/>
+      </w:pPr>
+      <w:r>
+        <w:rPr>
+          <w:rFonts w:ascii="Courier New" w:hAnsi="Courier New"/>
+          <w:color w:val="101010"/>
+          <w:sz w:val="20"/>
+        </w:rPr>
+        <w:t xml:space="preserve">    ( 0, 0, 1 | 2 )</w:t>
+      </w:r>
+    </w:p>
+    <w:p>
+      <w:pPr>
+        <w:spacing w:after="0" w:line="240" w:lineRule="auto"/>
+        <w:ind w:firstLine="0" w:left="283"/>
+      </w:pPr>
+      <w:r>
+        <w:rPr>
+          <w:rFonts w:ascii="Courier New" w:hAnsi="Courier New"/>
+          <w:color w:val="101010"/>
+          <w:sz w:val="20"/>
+        </w:rPr>
+        <w:t>Шаг 3.3. Обнуляем элемент в строке 2, столбце 3: строка 2 ← строка 2 − 6 · строка 3 (mod 7):</w:t>
+      </w:r>
+    </w:p>
+    <w:p>
+      <w:pPr>
+        <w:spacing w:after="0" w:line="240" w:lineRule="auto"/>
+        <w:ind w:firstLine="0" w:left="283"/>
+      </w:pPr>
+      <w:r>
+        <w:rPr>
+          <w:rFonts w:ascii="Courier New" w:hAnsi="Courier New"/>
+          <w:color w:val="101010"/>
+          <w:sz w:val="20"/>
+        </w:rPr>
+        <w:t xml:space="preserve">    ( 1, 0, 0 | 5 )</w:t>
+      </w:r>
+    </w:p>
+    <w:p>
+      <w:pPr>
+        <w:spacing w:after="0" w:line="240" w:lineRule="auto"/>
+        <w:ind w:firstLine="0" w:left="283"/>
+      </w:pPr>
+      <w:r>
+        <w:rPr>
+          <w:rFonts w:ascii="Courier New" w:hAnsi="Courier New"/>
+          <w:color w:val="101010"/>
+          <w:sz w:val="20"/>
+        </w:rPr>
+        <w:t xml:space="preserve">    ( 0, 1, 0 | 1 )</w:t>
+      </w:r>
+    </w:p>
+    <w:p>
+      <w:pPr>
+        <w:spacing w:after="0" w:line="240" w:lineRule="auto"/>
+        <w:ind w:firstLine="0" w:left="283"/>
+      </w:pPr>
+      <w:r>
+        <w:rPr>
+          <w:rFonts w:ascii="Courier New" w:hAnsi="Courier New"/>
+          <w:color w:val="101010"/>
+          <w:sz w:val="20"/>
+        </w:rPr>
+        <w:t xml:space="preserve">    ( 0, 0, 1 | 2 )</w:t>
+      </w:r>
+    </w:p>
+    <w:p>
+      <w:pPr>
         <w:ind w:firstLine="0"/>
         <w:jc w:val="both"/>
       </w:pPr>
@@ -829,7 +1244,7 @@
           <w:rFonts w:ascii="Times New Roman" w:hAnsi="Times New Roman"/>
           <w:sz w:val="28"/>
         </w:rPr>
-        <w:t>Метод Гаусса в Z₇ даёт (x, y, z) = (5, 1, 2). Секрет x₀ = 5.</w:t>
+        <w:t>Из приведённой матрицы получаем (x, y, z) = (5, 1, 2). Секрет x₀ = 5.</w:t>
       </w:r>
     </w:p>
     <w:p>
@@ -842,7 +1257,7 @@
           <w:rFonts w:ascii="Times New Roman" w:hAnsi="Times New Roman"/>
           <w:sz w:val="28"/>
         </w:rPr>
-        <w:t>Случай б) Алиса, Боб, Кэрол. Система:</w:t>
+        <w:t>Случай б) Алиса, Боб, Кэрол. Система ax + by − z ≡ −c (mod 7):</w:t>
       </w:r>
     </w:p>
     <w:p>
@@ -898,6 +1313,578 @@
     </w:p>
     <w:p>
       <w:pPr>
+        <w:jc w:val="both"/>
+      </w:pPr>
+      <w:r>
+        <w:rPr>
+          <w:rFonts w:ascii="Times New Roman" w:hAnsi="Times New Roman"/>
+          <w:sz w:val="28"/>
+        </w:rPr>
+        <w:t>Решение методом Гаусса-Жордана:</w:t>
+      </w:r>
+    </w:p>
+    <w:p>
+      <w:pPr>
+        <w:spacing w:after="0" w:line="240" w:lineRule="auto"/>
+        <w:ind w:firstLine="0" w:left="283"/>
+      </w:pPr>
+      <w:r>
+        <w:rPr>
+          <w:rFonts w:ascii="Courier New" w:hAnsi="Courier New"/>
+          <w:color w:val="101010"/>
+          <w:sz w:val="20"/>
+        </w:rPr>
+        <w:t>Начальная расширенная матрица:</w:t>
+      </w:r>
+    </w:p>
+    <w:p>
+      <w:pPr>
+        <w:spacing w:after="0" w:line="240" w:lineRule="auto"/>
+        <w:ind w:firstLine="0" w:left="283"/>
+      </w:pPr>
+      <w:r>
+        <w:rPr>
+          <w:rFonts w:ascii="Courier New" w:hAnsi="Courier New"/>
+          <w:color w:val="101010"/>
+          <w:sz w:val="20"/>
+        </w:rPr>
+        <w:t xml:space="preserve">    ( 5, 2, 6 | 4 )</w:t>
+      </w:r>
+    </w:p>
+    <w:p>
+      <w:pPr>
+        <w:spacing w:after="0" w:line="240" w:lineRule="auto"/>
+        <w:ind w:firstLine="0" w:left="283"/>
+      </w:pPr>
+      <w:r>
+        <w:rPr>
+          <w:rFonts w:ascii="Courier New" w:hAnsi="Courier New"/>
+          <w:color w:val="101010"/>
+          <w:sz w:val="20"/>
+        </w:rPr>
+        <w:t xml:space="preserve">    ( 2, 5, 6 | 6 )</w:t>
+      </w:r>
+    </w:p>
+    <w:p>
+      <w:pPr>
+        <w:spacing w:after="0" w:line="240" w:lineRule="auto"/>
+        <w:ind w:firstLine="0" w:left="283"/>
+      </w:pPr>
+      <w:r>
+        <w:rPr>
+          <w:rFonts w:ascii="Courier New" w:hAnsi="Courier New"/>
+          <w:color w:val="101010"/>
+          <w:sz w:val="20"/>
+        </w:rPr>
+        <w:t xml:space="preserve">    ( 2, 1, 6 | 2 )</w:t>
+      </w:r>
+    </w:p>
+    <w:p>
+      <w:pPr>
+        <w:spacing w:after="0" w:line="240" w:lineRule="auto"/>
+        <w:ind w:firstLine="0" w:left="283"/>
+      </w:pPr>
+      <w:r>
+        <w:rPr>
+          <w:rFonts w:ascii="Courier New" w:hAnsi="Courier New"/>
+          <w:color w:val="101010"/>
+          <w:sz w:val="20"/>
+        </w:rPr>
+        <w:t>Шаг 1.2. Нормируем строку 1: умножаем на 5⁻¹ ≡ 3 (mod 7):</w:t>
+      </w:r>
+    </w:p>
+    <w:p>
+      <w:pPr>
+        <w:spacing w:after="0" w:line="240" w:lineRule="auto"/>
+        <w:ind w:firstLine="0" w:left="283"/>
+      </w:pPr>
+      <w:r>
+        <w:rPr>
+          <w:rFonts w:ascii="Courier New" w:hAnsi="Courier New"/>
+          <w:color w:val="101010"/>
+          <w:sz w:val="20"/>
+        </w:rPr>
+        <w:t xml:space="preserve">    ( 1, 6, 4 | 5 )</w:t>
+      </w:r>
+    </w:p>
+    <w:p>
+      <w:pPr>
+        <w:spacing w:after="0" w:line="240" w:lineRule="auto"/>
+        <w:ind w:firstLine="0" w:left="283"/>
+      </w:pPr>
+      <w:r>
+        <w:rPr>
+          <w:rFonts w:ascii="Courier New" w:hAnsi="Courier New"/>
+          <w:color w:val="101010"/>
+          <w:sz w:val="20"/>
+        </w:rPr>
+        <w:t xml:space="preserve">    ( 2, 5, 6 | 6 )</w:t>
+      </w:r>
+    </w:p>
+    <w:p>
+      <w:pPr>
+        <w:spacing w:after="0" w:line="240" w:lineRule="auto"/>
+        <w:ind w:firstLine="0" w:left="283"/>
+      </w:pPr>
+      <w:r>
+        <w:rPr>
+          <w:rFonts w:ascii="Courier New" w:hAnsi="Courier New"/>
+          <w:color w:val="101010"/>
+          <w:sz w:val="20"/>
+        </w:rPr>
+        <w:t xml:space="preserve">    ( 2, 1, 6 | 2 )</w:t>
+      </w:r>
+    </w:p>
+    <w:p>
+      <w:pPr>
+        <w:spacing w:after="0" w:line="240" w:lineRule="auto"/>
+        <w:ind w:firstLine="0" w:left="283"/>
+      </w:pPr>
+      <w:r>
+        <w:rPr>
+          <w:rFonts w:ascii="Courier New" w:hAnsi="Courier New"/>
+          <w:color w:val="101010"/>
+          <w:sz w:val="20"/>
+        </w:rPr>
+        <w:t>Шаг 1.3. Обнуляем элемент в строке 2, столбце 1: строка 2 ← строка 2 − 2 · строка 1 (mod 7):</w:t>
+      </w:r>
+    </w:p>
+    <w:p>
+      <w:pPr>
+        <w:spacing w:after="0" w:line="240" w:lineRule="auto"/>
+        <w:ind w:firstLine="0" w:left="283"/>
+      </w:pPr>
+      <w:r>
+        <w:rPr>
+          <w:rFonts w:ascii="Courier New" w:hAnsi="Courier New"/>
+          <w:color w:val="101010"/>
+          <w:sz w:val="20"/>
+        </w:rPr>
+        <w:t xml:space="preserve">    ( 1, 6, 4 | 5 )</w:t>
+      </w:r>
+    </w:p>
+    <w:p>
+      <w:pPr>
+        <w:spacing w:after="0" w:line="240" w:lineRule="auto"/>
+        <w:ind w:firstLine="0" w:left="283"/>
+      </w:pPr>
+      <w:r>
+        <w:rPr>
+          <w:rFonts w:ascii="Courier New" w:hAnsi="Courier New"/>
+          <w:color w:val="101010"/>
+          <w:sz w:val="20"/>
+        </w:rPr>
+        <w:t xml:space="preserve">    ( 0, 0, 5 | 3 )</w:t>
+      </w:r>
+    </w:p>
+    <w:p>
+      <w:pPr>
+        <w:spacing w:after="0" w:line="240" w:lineRule="auto"/>
+        <w:ind w:firstLine="0" w:left="283"/>
+      </w:pPr>
+      <w:r>
+        <w:rPr>
+          <w:rFonts w:ascii="Courier New" w:hAnsi="Courier New"/>
+          <w:color w:val="101010"/>
+          <w:sz w:val="20"/>
+        </w:rPr>
+        <w:t xml:space="preserve">    ( 2, 1, 6 | 2 )</w:t>
+      </w:r>
+    </w:p>
+    <w:p>
+      <w:pPr>
+        <w:spacing w:after="0" w:line="240" w:lineRule="auto"/>
+        <w:ind w:firstLine="0" w:left="283"/>
+      </w:pPr>
+      <w:r>
+        <w:rPr>
+          <w:rFonts w:ascii="Courier New" w:hAnsi="Courier New"/>
+          <w:color w:val="101010"/>
+          <w:sz w:val="20"/>
+        </w:rPr>
+        <w:t>Шаг 1.3. Обнуляем элемент в строке 3, столбце 1: строка 3 ← строка 3 − 2 · строка 1 (mod 7):</w:t>
+      </w:r>
+    </w:p>
+    <w:p>
+      <w:pPr>
+        <w:spacing w:after="0" w:line="240" w:lineRule="auto"/>
+        <w:ind w:firstLine="0" w:left="283"/>
+      </w:pPr>
+      <w:r>
+        <w:rPr>
+          <w:rFonts w:ascii="Courier New" w:hAnsi="Courier New"/>
+          <w:color w:val="101010"/>
+          <w:sz w:val="20"/>
+        </w:rPr>
+        <w:t xml:space="preserve">    ( 1, 6, 4 | 5 )</w:t>
+      </w:r>
+    </w:p>
+    <w:p>
+      <w:pPr>
+        <w:spacing w:after="0" w:line="240" w:lineRule="auto"/>
+        <w:ind w:firstLine="0" w:left="283"/>
+      </w:pPr>
+      <w:r>
+        <w:rPr>
+          <w:rFonts w:ascii="Courier New" w:hAnsi="Courier New"/>
+          <w:color w:val="101010"/>
+          <w:sz w:val="20"/>
+        </w:rPr>
+        <w:t xml:space="preserve">    ( 0, 0, 5 | 3 )</w:t>
+      </w:r>
+    </w:p>
+    <w:p>
+      <w:pPr>
+        <w:spacing w:after="0" w:line="240" w:lineRule="auto"/>
+        <w:ind w:firstLine="0" w:left="283"/>
+      </w:pPr>
+      <w:r>
+        <w:rPr>
+          <w:rFonts w:ascii="Courier New" w:hAnsi="Courier New"/>
+          <w:color w:val="101010"/>
+          <w:sz w:val="20"/>
+        </w:rPr>
+        <w:t xml:space="preserve">    ( 0, 3, 5 | 6 )</w:t>
+      </w:r>
+    </w:p>
+    <w:p>
+      <w:pPr>
+        <w:spacing w:after="0" w:line="240" w:lineRule="auto"/>
+        <w:ind w:firstLine="0" w:left="283"/>
+      </w:pPr>
+      <w:r>
+        <w:rPr>
+          <w:rFonts w:ascii="Courier New" w:hAnsi="Courier New"/>
+          <w:color w:val="101010"/>
+          <w:sz w:val="20"/>
+        </w:rPr>
+        <w:t>Шаг 2.1. Меняем местами строки 2 и 3 (нужен ненулевой ведущий элемент в столбце 2):</w:t>
+      </w:r>
+    </w:p>
+    <w:p>
+      <w:pPr>
+        <w:spacing w:after="0" w:line="240" w:lineRule="auto"/>
+        <w:ind w:firstLine="0" w:left="283"/>
+      </w:pPr>
+      <w:r>
+        <w:rPr>
+          <w:rFonts w:ascii="Courier New" w:hAnsi="Courier New"/>
+          <w:color w:val="101010"/>
+          <w:sz w:val="20"/>
+        </w:rPr>
+        <w:t xml:space="preserve">    ( 1, 6, 4 | 5 )</w:t>
+      </w:r>
+    </w:p>
+    <w:p>
+      <w:pPr>
+        <w:spacing w:after="0" w:line="240" w:lineRule="auto"/>
+        <w:ind w:firstLine="0" w:left="283"/>
+      </w:pPr>
+      <w:r>
+        <w:rPr>
+          <w:rFonts w:ascii="Courier New" w:hAnsi="Courier New"/>
+          <w:color w:val="101010"/>
+          <w:sz w:val="20"/>
+        </w:rPr>
+        <w:t xml:space="preserve">    ( 0, 3, 5 | 6 )</w:t>
+      </w:r>
+    </w:p>
+    <w:p>
+      <w:pPr>
+        <w:spacing w:after="0" w:line="240" w:lineRule="auto"/>
+        <w:ind w:firstLine="0" w:left="283"/>
+      </w:pPr>
+      <w:r>
+        <w:rPr>
+          <w:rFonts w:ascii="Courier New" w:hAnsi="Courier New"/>
+          <w:color w:val="101010"/>
+          <w:sz w:val="20"/>
+        </w:rPr>
+        <w:t xml:space="preserve">    ( 0, 0, 5 | 3 )</w:t>
+      </w:r>
+    </w:p>
+    <w:p>
+      <w:pPr>
+        <w:spacing w:after="0" w:line="240" w:lineRule="auto"/>
+        <w:ind w:firstLine="0" w:left="283"/>
+      </w:pPr>
+      <w:r>
+        <w:rPr>
+          <w:rFonts w:ascii="Courier New" w:hAnsi="Courier New"/>
+          <w:color w:val="101010"/>
+          <w:sz w:val="20"/>
+        </w:rPr>
+        <w:t>Шаг 2.2. Нормируем строку 2: умножаем на 3⁻¹ ≡ 5 (mod 7):</w:t>
+      </w:r>
+    </w:p>
+    <w:p>
+      <w:pPr>
+        <w:spacing w:after="0" w:line="240" w:lineRule="auto"/>
+        <w:ind w:firstLine="0" w:left="283"/>
+      </w:pPr>
+      <w:r>
+        <w:rPr>
+          <w:rFonts w:ascii="Courier New" w:hAnsi="Courier New"/>
+          <w:color w:val="101010"/>
+          <w:sz w:val="20"/>
+        </w:rPr>
+        <w:t xml:space="preserve">    ( 1, 6, 4 | 5 )</w:t>
+      </w:r>
+    </w:p>
+    <w:p>
+      <w:pPr>
+        <w:spacing w:after="0" w:line="240" w:lineRule="auto"/>
+        <w:ind w:firstLine="0" w:left="283"/>
+      </w:pPr>
+      <w:r>
+        <w:rPr>
+          <w:rFonts w:ascii="Courier New" w:hAnsi="Courier New"/>
+          <w:color w:val="101010"/>
+          <w:sz w:val="20"/>
+        </w:rPr>
+        <w:t xml:space="preserve">    ( 0, 1, 4 | 2 )</w:t>
+      </w:r>
+    </w:p>
+    <w:p>
+      <w:pPr>
+        <w:spacing w:after="0" w:line="240" w:lineRule="auto"/>
+        <w:ind w:firstLine="0" w:left="283"/>
+      </w:pPr>
+      <w:r>
+        <w:rPr>
+          <w:rFonts w:ascii="Courier New" w:hAnsi="Courier New"/>
+          <w:color w:val="101010"/>
+          <w:sz w:val="20"/>
+        </w:rPr>
+        <w:t xml:space="preserve">    ( 0, 0, 5 | 3 )</w:t>
+      </w:r>
+    </w:p>
+    <w:p>
+      <w:pPr>
+        <w:spacing w:after="0" w:line="240" w:lineRule="auto"/>
+        <w:ind w:firstLine="0" w:left="283"/>
+      </w:pPr>
+      <w:r>
+        <w:rPr>
+          <w:rFonts w:ascii="Courier New" w:hAnsi="Courier New"/>
+          <w:color w:val="101010"/>
+          <w:sz w:val="20"/>
+        </w:rPr>
+        <w:t>Шаг 2.3. Обнуляем элемент в строке 1, столбце 2: строка 1 ← строка 1 − 6 · строка 2 (mod 7):</w:t>
+      </w:r>
+    </w:p>
+    <w:p>
+      <w:pPr>
+        <w:spacing w:after="0" w:line="240" w:lineRule="auto"/>
+        <w:ind w:firstLine="0" w:left="283"/>
+      </w:pPr>
+      <w:r>
+        <w:rPr>
+          <w:rFonts w:ascii="Courier New" w:hAnsi="Courier New"/>
+          <w:color w:val="101010"/>
+          <w:sz w:val="20"/>
+        </w:rPr>
+        <w:t xml:space="preserve">    ( 1, 0, 1 | 0 )</w:t>
+      </w:r>
+    </w:p>
+    <w:p>
+      <w:pPr>
+        <w:spacing w:after="0" w:line="240" w:lineRule="auto"/>
+        <w:ind w:firstLine="0" w:left="283"/>
+      </w:pPr>
+      <w:r>
+        <w:rPr>
+          <w:rFonts w:ascii="Courier New" w:hAnsi="Courier New"/>
+          <w:color w:val="101010"/>
+          <w:sz w:val="20"/>
+        </w:rPr>
+        <w:t xml:space="preserve">    ( 0, 1, 4 | 2 )</w:t>
+      </w:r>
+    </w:p>
+    <w:p>
+      <w:pPr>
+        <w:spacing w:after="0" w:line="240" w:lineRule="auto"/>
+        <w:ind w:firstLine="0" w:left="283"/>
+      </w:pPr>
+      <w:r>
+        <w:rPr>
+          <w:rFonts w:ascii="Courier New" w:hAnsi="Courier New"/>
+          <w:color w:val="101010"/>
+          <w:sz w:val="20"/>
+        </w:rPr>
+        <w:t xml:space="preserve">    ( 0, 0, 5 | 3 )</w:t>
+      </w:r>
+    </w:p>
+    <w:p>
+      <w:pPr>
+        <w:spacing w:after="0" w:line="240" w:lineRule="auto"/>
+        <w:ind w:firstLine="0" w:left="283"/>
+      </w:pPr>
+      <w:r>
+        <w:rPr>
+          <w:rFonts w:ascii="Courier New" w:hAnsi="Courier New"/>
+          <w:color w:val="101010"/>
+          <w:sz w:val="20"/>
+        </w:rPr>
+        <w:t>Шаг 3.2. Нормируем строку 3: умножаем на 5⁻¹ ≡ 3 (mod 7):</w:t>
+      </w:r>
+    </w:p>
+    <w:p>
+      <w:pPr>
+        <w:spacing w:after="0" w:line="240" w:lineRule="auto"/>
+        <w:ind w:firstLine="0" w:left="283"/>
+      </w:pPr>
+      <w:r>
+        <w:rPr>
+          <w:rFonts w:ascii="Courier New" w:hAnsi="Courier New"/>
+          <w:color w:val="101010"/>
+          <w:sz w:val="20"/>
+        </w:rPr>
+        <w:t xml:space="preserve">    ( 1, 0, 1 | 0 )</w:t>
+      </w:r>
+    </w:p>
+    <w:p>
+      <w:pPr>
+        <w:spacing w:after="0" w:line="240" w:lineRule="auto"/>
+        <w:ind w:firstLine="0" w:left="283"/>
+      </w:pPr>
+      <w:r>
+        <w:rPr>
+          <w:rFonts w:ascii="Courier New" w:hAnsi="Courier New"/>
+          <w:color w:val="101010"/>
+          <w:sz w:val="20"/>
+        </w:rPr>
+        <w:t xml:space="preserve">    ( 0, 1, 4 | 2 )</w:t>
+      </w:r>
+    </w:p>
+    <w:p>
+      <w:pPr>
+        <w:spacing w:after="0" w:line="240" w:lineRule="auto"/>
+        <w:ind w:firstLine="0" w:left="283"/>
+      </w:pPr>
+      <w:r>
+        <w:rPr>
+          <w:rFonts w:ascii="Courier New" w:hAnsi="Courier New"/>
+          <w:color w:val="101010"/>
+          <w:sz w:val="20"/>
+        </w:rPr>
+        <w:t xml:space="preserve">    ( 0, 0, 1 | 2 )</w:t>
+      </w:r>
+    </w:p>
+    <w:p>
+      <w:pPr>
+        <w:spacing w:after="0" w:line="240" w:lineRule="auto"/>
+        <w:ind w:firstLine="0" w:left="283"/>
+      </w:pPr>
+      <w:r>
+        <w:rPr>
+          <w:rFonts w:ascii="Courier New" w:hAnsi="Courier New"/>
+          <w:color w:val="101010"/>
+          <w:sz w:val="20"/>
+        </w:rPr>
+        <w:t>Шаг 3.3. Обнуляем элемент в строке 1, столбце 3: строка 1 ← строка 1 − 1 · строка 3 (mod 7):</w:t>
+      </w:r>
+    </w:p>
+    <w:p>
+      <w:pPr>
+        <w:spacing w:after="0" w:line="240" w:lineRule="auto"/>
+        <w:ind w:firstLine="0" w:left="283"/>
+      </w:pPr>
+      <w:r>
+        <w:rPr>
+          <w:rFonts w:ascii="Courier New" w:hAnsi="Courier New"/>
+          <w:color w:val="101010"/>
+          <w:sz w:val="20"/>
+        </w:rPr>
+        <w:t xml:space="preserve">    ( 1, 0, 0 | 5 )</w:t>
+      </w:r>
+    </w:p>
+    <w:p>
+      <w:pPr>
+        <w:spacing w:after="0" w:line="240" w:lineRule="auto"/>
+        <w:ind w:firstLine="0" w:left="283"/>
+      </w:pPr>
+      <w:r>
+        <w:rPr>
+          <w:rFonts w:ascii="Courier New" w:hAnsi="Courier New"/>
+          <w:color w:val="101010"/>
+          <w:sz w:val="20"/>
+        </w:rPr>
+        <w:t xml:space="preserve">    ( 0, 1, 4 | 2 )</w:t>
+      </w:r>
+    </w:p>
+    <w:p>
+      <w:pPr>
+        <w:spacing w:after="0" w:line="240" w:lineRule="auto"/>
+        <w:ind w:firstLine="0" w:left="283"/>
+      </w:pPr>
+      <w:r>
+        <w:rPr>
+          <w:rFonts w:ascii="Courier New" w:hAnsi="Courier New"/>
+          <w:color w:val="101010"/>
+          <w:sz w:val="20"/>
+        </w:rPr>
+        <w:t xml:space="preserve">    ( 0, 0, 1 | 2 )</w:t>
+      </w:r>
+    </w:p>
+    <w:p>
+      <w:pPr>
+        <w:spacing w:after="0" w:line="240" w:lineRule="auto"/>
+        <w:ind w:firstLine="0" w:left="283"/>
+      </w:pPr>
+      <w:r>
+        <w:rPr>
+          <w:rFonts w:ascii="Courier New" w:hAnsi="Courier New"/>
+          <w:color w:val="101010"/>
+          <w:sz w:val="20"/>
+        </w:rPr>
+        <w:t>Шаг 3.3. Обнуляем элемент в строке 2, столбце 3: строка 2 ← строка 2 − 4 · строка 3 (mod 7):</w:t>
+      </w:r>
+    </w:p>
+    <w:p>
+      <w:pPr>
+        <w:spacing w:after="0" w:line="240" w:lineRule="auto"/>
+        <w:ind w:firstLine="0" w:left="283"/>
+      </w:pPr>
+      <w:r>
+        <w:rPr>
+          <w:rFonts w:ascii="Courier New" w:hAnsi="Courier New"/>
+          <w:color w:val="101010"/>
+          <w:sz w:val="20"/>
+        </w:rPr>
+        <w:t xml:space="preserve">    ( 1, 0, 0 | 5 )</w:t>
+      </w:r>
+    </w:p>
+    <w:p>
+      <w:pPr>
+        <w:spacing w:after="0" w:line="240" w:lineRule="auto"/>
+        <w:ind w:firstLine="0" w:left="283"/>
+      </w:pPr>
+      <w:r>
+        <w:rPr>
+          <w:rFonts w:ascii="Courier New" w:hAnsi="Courier New"/>
+          <w:color w:val="101010"/>
+          <w:sz w:val="20"/>
+        </w:rPr>
+        <w:t xml:space="preserve">    ( 0, 1, 0 | 1 )</w:t>
+      </w:r>
+    </w:p>
+    <w:p>
+      <w:pPr>
+        <w:spacing w:after="0" w:line="240" w:lineRule="auto"/>
+        <w:ind w:firstLine="0" w:left="283"/>
+      </w:pPr>
+      <w:r>
+        <w:rPr>
+          <w:rFonts w:ascii="Courier New" w:hAnsi="Courier New"/>
+          <w:color w:val="101010"/>
+          <w:sz w:val="20"/>
+        </w:rPr>
+        <w:t xml:space="preserve">    ( 0, 0, 1 | 2 )</w:t>
+      </w:r>
+    </w:p>
+    <w:p>
+      <w:pPr>
         <w:ind w:firstLine="0"/>
         <w:jc w:val="both"/>
       </w:pPr>
@@ -906,7 +1893,7 @@
           <w:rFonts w:ascii="Times New Roman" w:hAnsi="Times New Roman"/>
           <w:sz w:val="28"/>
         </w:rPr>
-        <w:t>Метод Гаусса в Z₇ даёт (x, y, z) = (5, 1, 2). Секрет x₀ = 5.</w:t>
+        <w:t>Из приведённой матрицы получаем (x, y, z) = (5, 1, 2). Секрет x₀ = 5.</w:t>
       </w:r>
     </w:p>
     <w:p>
@@ -919,7 +1906,7 @@
           <w:rFonts w:ascii="Times New Roman" w:hAnsi="Times New Roman"/>
           <w:sz w:val="28"/>
         </w:rPr>
-        <w:t>Случай в) Боб, Дейв, Кэрол. Система:</w:t>
+        <w:t>Случай в) Боб, Дейв, Кэрол. Система ax + by − z ≡ −c (mod 7):</w:t>
       </w:r>
     </w:p>
     <w:p>
@@ -975,6 +1962,578 @@
     </w:p>
     <w:p>
       <w:pPr>
+        <w:jc w:val="both"/>
+      </w:pPr>
+      <w:r>
+        <w:rPr>
+          <w:rFonts w:ascii="Times New Roman" w:hAnsi="Times New Roman"/>
+          <w:sz w:val="28"/>
+        </w:rPr>
+        <w:t>Решение методом Гаусса-Жордана:</w:t>
+      </w:r>
+    </w:p>
+    <w:p>
+      <w:pPr>
+        <w:spacing w:after="0" w:line="240" w:lineRule="auto"/>
+        <w:ind w:firstLine="0" w:left="283"/>
+      </w:pPr>
+      <w:r>
+        <w:rPr>
+          <w:rFonts w:ascii="Courier New" w:hAnsi="Courier New"/>
+          <w:color w:val="101010"/>
+          <w:sz w:val="20"/>
+        </w:rPr>
+        <w:t>Начальная расширенная матрица:</w:t>
+      </w:r>
+    </w:p>
+    <w:p>
+      <w:pPr>
+        <w:spacing w:after="0" w:line="240" w:lineRule="auto"/>
+        <w:ind w:firstLine="0" w:left="283"/>
+      </w:pPr>
+      <w:r>
+        <w:rPr>
+          <w:rFonts w:ascii="Courier New" w:hAnsi="Courier New"/>
+          <w:color w:val="101010"/>
+          <w:sz w:val="20"/>
+        </w:rPr>
+        <w:t xml:space="preserve">    ( 2, 5, 6 | 6 )</w:t>
+      </w:r>
+    </w:p>
+    <w:p>
+      <w:pPr>
+        <w:spacing w:after="0" w:line="240" w:lineRule="auto"/>
+        <w:ind w:firstLine="0" w:left="283"/>
+      </w:pPr>
+      <w:r>
+        <w:rPr>
+          <w:rFonts w:ascii="Courier New" w:hAnsi="Courier New"/>
+          <w:color w:val="101010"/>
+          <w:sz w:val="20"/>
+        </w:rPr>
+        <w:t xml:space="preserve">    ( 4, 2, 6 | 6 )</w:t>
+      </w:r>
+    </w:p>
+    <w:p>
+      <w:pPr>
+        <w:spacing w:after="0" w:line="240" w:lineRule="auto"/>
+        <w:ind w:firstLine="0" w:left="283"/>
+      </w:pPr>
+      <w:r>
+        <w:rPr>
+          <w:rFonts w:ascii="Courier New" w:hAnsi="Courier New"/>
+          <w:color w:val="101010"/>
+          <w:sz w:val="20"/>
+        </w:rPr>
+        <w:t xml:space="preserve">    ( 2, 1, 6 | 2 )</w:t>
+      </w:r>
+    </w:p>
+    <w:p>
+      <w:pPr>
+        <w:spacing w:after="0" w:line="240" w:lineRule="auto"/>
+        <w:ind w:firstLine="0" w:left="283"/>
+      </w:pPr>
+      <w:r>
+        <w:rPr>
+          <w:rFonts w:ascii="Courier New" w:hAnsi="Courier New"/>
+          <w:color w:val="101010"/>
+          <w:sz w:val="20"/>
+        </w:rPr>
+        <w:t>Шаг 1.2. Нормируем строку 1: умножаем на 2⁻¹ ≡ 4 (mod 7):</w:t>
+      </w:r>
+    </w:p>
+    <w:p>
+      <w:pPr>
+        <w:spacing w:after="0" w:line="240" w:lineRule="auto"/>
+        <w:ind w:firstLine="0" w:left="283"/>
+      </w:pPr>
+      <w:r>
+        <w:rPr>
+          <w:rFonts w:ascii="Courier New" w:hAnsi="Courier New"/>
+          <w:color w:val="101010"/>
+          <w:sz w:val="20"/>
+        </w:rPr>
+        <w:t xml:space="preserve">    ( 1, 6, 3 | 3 )</w:t>
+      </w:r>
+    </w:p>
+    <w:p>
+      <w:pPr>
+        <w:spacing w:after="0" w:line="240" w:lineRule="auto"/>
+        <w:ind w:firstLine="0" w:left="283"/>
+      </w:pPr>
+      <w:r>
+        <w:rPr>
+          <w:rFonts w:ascii="Courier New" w:hAnsi="Courier New"/>
+          <w:color w:val="101010"/>
+          <w:sz w:val="20"/>
+        </w:rPr>
+        <w:t xml:space="preserve">    ( 4, 2, 6 | 6 )</w:t>
+      </w:r>
+    </w:p>
+    <w:p>
+      <w:pPr>
+        <w:spacing w:after="0" w:line="240" w:lineRule="auto"/>
+        <w:ind w:firstLine="0" w:left="283"/>
+      </w:pPr>
+      <w:r>
+        <w:rPr>
+          <w:rFonts w:ascii="Courier New" w:hAnsi="Courier New"/>
+          <w:color w:val="101010"/>
+          <w:sz w:val="20"/>
+        </w:rPr>
+        <w:t xml:space="preserve">    ( 2, 1, 6 | 2 )</w:t>
+      </w:r>
+    </w:p>
+    <w:p>
+      <w:pPr>
+        <w:spacing w:after="0" w:line="240" w:lineRule="auto"/>
+        <w:ind w:firstLine="0" w:left="283"/>
+      </w:pPr>
+      <w:r>
+        <w:rPr>
+          <w:rFonts w:ascii="Courier New" w:hAnsi="Courier New"/>
+          <w:color w:val="101010"/>
+          <w:sz w:val="20"/>
+        </w:rPr>
+        <w:t>Шаг 1.3. Обнуляем элемент в строке 2, столбце 1: строка 2 ← строка 2 − 4 · строка 1 (mod 7):</w:t>
+      </w:r>
+    </w:p>
+    <w:p>
+      <w:pPr>
+        <w:spacing w:after="0" w:line="240" w:lineRule="auto"/>
+        <w:ind w:firstLine="0" w:left="283"/>
+      </w:pPr>
+      <w:r>
+        <w:rPr>
+          <w:rFonts w:ascii="Courier New" w:hAnsi="Courier New"/>
+          <w:color w:val="101010"/>
+          <w:sz w:val="20"/>
+        </w:rPr>
+        <w:t xml:space="preserve">    ( 1, 6, 3 | 3 )</w:t>
+      </w:r>
+    </w:p>
+    <w:p>
+      <w:pPr>
+        <w:spacing w:after="0" w:line="240" w:lineRule="auto"/>
+        <w:ind w:firstLine="0" w:left="283"/>
+      </w:pPr>
+      <w:r>
+        <w:rPr>
+          <w:rFonts w:ascii="Courier New" w:hAnsi="Courier New"/>
+          <w:color w:val="101010"/>
+          <w:sz w:val="20"/>
+        </w:rPr>
+        <w:t xml:space="preserve">    ( 0, 6, 1 | 1 )</w:t>
+      </w:r>
+    </w:p>
+    <w:p>
+      <w:pPr>
+        <w:spacing w:after="0" w:line="240" w:lineRule="auto"/>
+        <w:ind w:firstLine="0" w:left="283"/>
+      </w:pPr>
+      <w:r>
+        <w:rPr>
+          <w:rFonts w:ascii="Courier New" w:hAnsi="Courier New"/>
+          <w:color w:val="101010"/>
+          <w:sz w:val="20"/>
+        </w:rPr>
+        <w:t xml:space="preserve">    ( 2, 1, 6 | 2 )</w:t>
+      </w:r>
+    </w:p>
+    <w:p>
+      <w:pPr>
+        <w:spacing w:after="0" w:line="240" w:lineRule="auto"/>
+        <w:ind w:firstLine="0" w:left="283"/>
+      </w:pPr>
+      <w:r>
+        <w:rPr>
+          <w:rFonts w:ascii="Courier New" w:hAnsi="Courier New"/>
+          <w:color w:val="101010"/>
+          <w:sz w:val="20"/>
+        </w:rPr>
+        <w:t>Шаг 1.3. Обнуляем элемент в строке 3, столбце 1: строка 3 ← строка 3 − 2 · строка 1 (mod 7):</w:t>
+      </w:r>
+    </w:p>
+    <w:p>
+      <w:pPr>
+        <w:spacing w:after="0" w:line="240" w:lineRule="auto"/>
+        <w:ind w:firstLine="0" w:left="283"/>
+      </w:pPr>
+      <w:r>
+        <w:rPr>
+          <w:rFonts w:ascii="Courier New" w:hAnsi="Courier New"/>
+          <w:color w:val="101010"/>
+          <w:sz w:val="20"/>
+        </w:rPr>
+        <w:t xml:space="preserve">    ( 1, 6, 3 | 3 )</w:t>
+      </w:r>
+    </w:p>
+    <w:p>
+      <w:pPr>
+        <w:spacing w:after="0" w:line="240" w:lineRule="auto"/>
+        <w:ind w:firstLine="0" w:left="283"/>
+      </w:pPr>
+      <w:r>
+        <w:rPr>
+          <w:rFonts w:ascii="Courier New" w:hAnsi="Courier New"/>
+          <w:color w:val="101010"/>
+          <w:sz w:val="20"/>
+        </w:rPr>
+        <w:t xml:space="preserve">    ( 0, 6, 1 | 1 )</w:t>
+      </w:r>
+    </w:p>
+    <w:p>
+      <w:pPr>
+        <w:spacing w:after="0" w:line="240" w:lineRule="auto"/>
+        <w:ind w:firstLine="0" w:left="283"/>
+      </w:pPr>
+      <w:r>
+        <w:rPr>
+          <w:rFonts w:ascii="Courier New" w:hAnsi="Courier New"/>
+          <w:color w:val="101010"/>
+          <w:sz w:val="20"/>
+        </w:rPr>
+        <w:t xml:space="preserve">    ( 0, 3, 0 | 3 )</w:t>
+      </w:r>
+    </w:p>
+    <w:p>
+      <w:pPr>
+        <w:spacing w:after="0" w:line="240" w:lineRule="auto"/>
+        <w:ind w:firstLine="0" w:left="283"/>
+      </w:pPr>
+      <w:r>
+        <w:rPr>
+          <w:rFonts w:ascii="Courier New" w:hAnsi="Courier New"/>
+          <w:color w:val="101010"/>
+          <w:sz w:val="20"/>
+        </w:rPr>
+        <w:t>Шаг 2.2. Нормируем строку 2: умножаем на 6⁻¹ ≡ 6 (mod 7):</w:t>
+      </w:r>
+    </w:p>
+    <w:p>
+      <w:pPr>
+        <w:spacing w:after="0" w:line="240" w:lineRule="auto"/>
+        <w:ind w:firstLine="0" w:left="283"/>
+      </w:pPr>
+      <w:r>
+        <w:rPr>
+          <w:rFonts w:ascii="Courier New" w:hAnsi="Courier New"/>
+          <w:color w:val="101010"/>
+          <w:sz w:val="20"/>
+        </w:rPr>
+        <w:t xml:space="preserve">    ( 1, 6, 3 | 3 )</w:t>
+      </w:r>
+    </w:p>
+    <w:p>
+      <w:pPr>
+        <w:spacing w:after="0" w:line="240" w:lineRule="auto"/>
+        <w:ind w:firstLine="0" w:left="283"/>
+      </w:pPr>
+      <w:r>
+        <w:rPr>
+          <w:rFonts w:ascii="Courier New" w:hAnsi="Courier New"/>
+          <w:color w:val="101010"/>
+          <w:sz w:val="20"/>
+        </w:rPr>
+        <w:t xml:space="preserve">    ( 0, 1, 6 | 6 )</w:t>
+      </w:r>
+    </w:p>
+    <w:p>
+      <w:pPr>
+        <w:spacing w:after="0" w:line="240" w:lineRule="auto"/>
+        <w:ind w:firstLine="0" w:left="283"/>
+      </w:pPr>
+      <w:r>
+        <w:rPr>
+          <w:rFonts w:ascii="Courier New" w:hAnsi="Courier New"/>
+          <w:color w:val="101010"/>
+          <w:sz w:val="20"/>
+        </w:rPr>
+        <w:t xml:space="preserve">    ( 0, 3, 0 | 3 )</w:t>
+      </w:r>
+    </w:p>
+    <w:p>
+      <w:pPr>
+        <w:spacing w:after="0" w:line="240" w:lineRule="auto"/>
+        <w:ind w:firstLine="0" w:left="283"/>
+      </w:pPr>
+      <w:r>
+        <w:rPr>
+          <w:rFonts w:ascii="Courier New" w:hAnsi="Courier New"/>
+          <w:color w:val="101010"/>
+          <w:sz w:val="20"/>
+        </w:rPr>
+        <w:t>Шаг 2.3. Обнуляем элемент в строке 1, столбце 2: строка 1 ← строка 1 − 6 · строка 2 (mod 7):</w:t>
+      </w:r>
+    </w:p>
+    <w:p>
+      <w:pPr>
+        <w:spacing w:after="0" w:line="240" w:lineRule="auto"/>
+        <w:ind w:firstLine="0" w:left="283"/>
+      </w:pPr>
+      <w:r>
+        <w:rPr>
+          <w:rFonts w:ascii="Courier New" w:hAnsi="Courier New"/>
+          <w:color w:val="101010"/>
+          <w:sz w:val="20"/>
+        </w:rPr>
+        <w:t xml:space="preserve">    ( 1, 0, 2 | 2 )</w:t>
+      </w:r>
+    </w:p>
+    <w:p>
+      <w:pPr>
+        <w:spacing w:after="0" w:line="240" w:lineRule="auto"/>
+        <w:ind w:firstLine="0" w:left="283"/>
+      </w:pPr>
+      <w:r>
+        <w:rPr>
+          <w:rFonts w:ascii="Courier New" w:hAnsi="Courier New"/>
+          <w:color w:val="101010"/>
+          <w:sz w:val="20"/>
+        </w:rPr>
+        <w:t xml:space="preserve">    ( 0, 1, 6 | 6 )</w:t>
+      </w:r>
+    </w:p>
+    <w:p>
+      <w:pPr>
+        <w:spacing w:after="0" w:line="240" w:lineRule="auto"/>
+        <w:ind w:firstLine="0" w:left="283"/>
+      </w:pPr>
+      <w:r>
+        <w:rPr>
+          <w:rFonts w:ascii="Courier New" w:hAnsi="Courier New"/>
+          <w:color w:val="101010"/>
+          <w:sz w:val="20"/>
+        </w:rPr>
+        <w:t xml:space="preserve">    ( 0, 3, 0 | 3 )</w:t>
+      </w:r>
+    </w:p>
+    <w:p>
+      <w:pPr>
+        <w:spacing w:after="0" w:line="240" w:lineRule="auto"/>
+        <w:ind w:firstLine="0" w:left="283"/>
+      </w:pPr>
+      <w:r>
+        <w:rPr>
+          <w:rFonts w:ascii="Courier New" w:hAnsi="Courier New"/>
+          <w:color w:val="101010"/>
+          <w:sz w:val="20"/>
+        </w:rPr>
+        <w:t>Шаг 2.3. Обнуляем элемент в строке 3, столбце 2: строка 3 ← строка 3 − 3 · строка 2 (mod 7):</w:t>
+      </w:r>
+    </w:p>
+    <w:p>
+      <w:pPr>
+        <w:spacing w:after="0" w:line="240" w:lineRule="auto"/>
+        <w:ind w:firstLine="0" w:left="283"/>
+      </w:pPr>
+      <w:r>
+        <w:rPr>
+          <w:rFonts w:ascii="Courier New" w:hAnsi="Courier New"/>
+          <w:color w:val="101010"/>
+          <w:sz w:val="20"/>
+        </w:rPr>
+        <w:t xml:space="preserve">    ( 1, 0, 2 | 2 )</w:t>
+      </w:r>
+    </w:p>
+    <w:p>
+      <w:pPr>
+        <w:spacing w:after="0" w:line="240" w:lineRule="auto"/>
+        <w:ind w:firstLine="0" w:left="283"/>
+      </w:pPr>
+      <w:r>
+        <w:rPr>
+          <w:rFonts w:ascii="Courier New" w:hAnsi="Courier New"/>
+          <w:color w:val="101010"/>
+          <w:sz w:val="20"/>
+        </w:rPr>
+        <w:t xml:space="preserve">    ( 0, 1, 6 | 6 )</w:t>
+      </w:r>
+    </w:p>
+    <w:p>
+      <w:pPr>
+        <w:spacing w:after="0" w:line="240" w:lineRule="auto"/>
+        <w:ind w:firstLine="0" w:left="283"/>
+      </w:pPr>
+      <w:r>
+        <w:rPr>
+          <w:rFonts w:ascii="Courier New" w:hAnsi="Courier New"/>
+          <w:color w:val="101010"/>
+          <w:sz w:val="20"/>
+        </w:rPr>
+        <w:t xml:space="preserve">    ( 0, 0, 3 | 6 )</w:t>
+      </w:r>
+    </w:p>
+    <w:p>
+      <w:pPr>
+        <w:spacing w:after="0" w:line="240" w:lineRule="auto"/>
+        <w:ind w:firstLine="0" w:left="283"/>
+      </w:pPr>
+      <w:r>
+        <w:rPr>
+          <w:rFonts w:ascii="Courier New" w:hAnsi="Courier New"/>
+          <w:color w:val="101010"/>
+          <w:sz w:val="20"/>
+        </w:rPr>
+        <w:t>Шаг 3.2. Нормируем строку 3: умножаем на 3⁻¹ ≡ 5 (mod 7):</w:t>
+      </w:r>
+    </w:p>
+    <w:p>
+      <w:pPr>
+        <w:spacing w:after="0" w:line="240" w:lineRule="auto"/>
+        <w:ind w:firstLine="0" w:left="283"/>
+      </w:pPr>
+      <w:r>
+        <w:rPr>
+          <w:rFonts w:ascii="Courier New" w:hAnsi="Courier New"/>
+          <w:color w:val="101010"/>
+          <w:sz w:val="20"/>
+        </w:rPr>
+        <w:t xml:space="preserve">    ( 1, 0, 2 | 2 )</w:t>
+      </w:r>
+    </w:p>
+    <w:p>
+      <w:pPr>
+        <w:spacing w:after="0" w:line="240" w:lineRule="auto"/>
+        <w:ind w:firstLine="0" w:left="283"/>
+      </w:pPr>
+      <w:r>
+        <w:rPr>
+          <w:rFonts w:ascii="Courier New" w:hAnsi="Courier New"/>
+          <w:color w:val="101010"/>
+          <w:sz w:val="20"/>
+        </w:rPr>
+        <w:t xml:space="preserve">    ( 0, 1, 6 | 6 )</w:t>
+      </w:r>
+    </w:p>
+    <w:p>
+      <w:pPr>
+        <w:spacing w:after="0" w:line="240" w:lineRule="auto"/>
+        <w:ind w:firstLine="0" w:left="283"/>
+      </w:pPr>
+      <w:r>
+        <w:rPr>
+          <w:rFonts w:ascii="Courier New" w:hAnsi="Courier New"/>
+          <w:color w:val="101010"/>
+          <w:sz w:val="20"/>
+        </w:rPr>
+        <w:t xml:space="preserve">    ( 0, 0, 1 | 2 )</w:t>
+      </w:r>
+    </w:p>
+    <w:p>
+      <w:pPr>
+        <w:spacing w:after="0" w:line="240" w:lineRule="auto"/>
+        <w:ind w:firstLine="0" w:left="283"/>
+      </w:pPr>
+      <w:r>
+        <w:rPr>
+          <w:rFonts w:ascii="Courier New" w:hAnsi="Courier New"/>
+          <w:color w:val="101010"/>
+          <w:sz w:val="20"/>
+        </w:rPr>
+        <w:t>Шаг 3.3. Обнуляем элемент в строке 1, столбце 3: строка 1 ← строка 1 − 2 · строка 3 (mod 7):</w:t>
+      </w:r>
+    </w:p>
+    <w:p>
+      <w:pPr>
+        <w:spacing w:after="0" w:line="240" w:lineRule="auto"/>
+        <w:ind w:firstLine="0" w:left="283"/>
+      </w:pPr>
+      <w:r>
+        <w:rPr>
+          <w:rFonts w:ascii="Courier New" w:hAnsi="Courier New"/>
+          <w:color w:val="101010"/>
+          <w:sz w:val="20"/>
+        </w:rPr>
+        <w:t xml:space="preserve">    ( 1, 0, 0 | 5 )</w:t>
+      </w:r>
+    </w:p>
+    <w:p>
+      <w:pPr>
+        <w:spacing w:after="0" w:line="240" w:lineRule="auto"/>
+        <w:ind w:firstLine="0" w:left="283"/>
+      </w:pPr>
+      <w:r>
+        <w:rPr>
+          <w:rFonts w:ascii="Courier New" w:hAnsi="Courier New"/>
+          <w:color w:val="101010"/>
+          <w:sz w:val="20"/>
+        </w:rPr>
+        <w:t xml:space="preserve">    ( 0, 1, 6 | 6 )</w:t>
+      </w:r>
+    </w:p>
+    <w:p>
+      <w:pPr>
+        <w:spacing w:after="0" w:line="240" w:lineRule="auto"/>
+        <w:ind w:firstLine="0" w:left="283"/>
+      </w:pPr>
+      <w:r>
+        <w:rPr>
+          <w:rFonts w:ascii="Courier New" w:hAnsi="Courier New"/>
+          <w:color w:val="101010"/>
+          <w:sz w:val="20"/>
+        </w:rPr>
+        <w:t xml:space="preserve">    ( 0, 0, 1 | 2 )</w:t>
+      </w:r>
+    </w:p>
+    <w:p>
+      <w:pPr>
+        <w:spacing w:after="0" w:line="240" w:lineRule="auto"/>
+        <w:ind w:firstLine="0" w:left="283"/>
+      </w:pPr>
+      <w:r>
+        <w:rPr>
+          <w:rFonts w:ascii="Courier New" w:hAnsi="Courier New"/>
+          <w:color w:val="101010"/>
+          <w:sz w:val="20"/>
+        </w:rPr>
+        <w:t>Шаг 3.3. Обнуляем элемент в строке 2, столбце 3: строка 2 ← строка 2 − 6 · строка 3 (mod 7):</w:t>
+      </w:r>
+    </w:p>
+    <w:p>
+      <w:pPr>
+        <w:spacing w:after="0" w:line="240" w:lineRule="auto"/>
+        <w:ind w:firstLine="0" w:left="283"/>
+      </w:pPr>
+      <w:r>
+        <w:rPr>
+          <w:rFonts w:ascii="Courier New" w:hAnsi="Courier New"/>
+          <w:color w:val="101010"/>
+          <w:sz w:val="20"/>
+        </w:rPr>
+        <w:t xml:space="preserve">    ( 1, 0, 0 | 5 )</w:t>
+      </w:r>
+    </w:p>
+    <w:p>
+      <w:pPr>
+        <w:spacing w:after="0" w:line="240" w:lineRule="auto"/>
+        <w:ind w:firstLine="0" w:left="283"/>
+      </w:pPr>
+      <w:r>
+        <w:rPr>
+          <w:rFonts w:ascii="Courier New" w:hAnsi="Courier New"/>
+          <w:color w:val="101010"/>
+          <w:sz w:val="20"/>
+        </w:rPr>
+        <w:t xml:space="preserve">    ( 0, 1, 0 | 1 )</w:t>
+      </w:r>
+    </w:p>
+    <w:p>
+      <w:pPr>
+        <w:spacing w:after="0" w:line="240" w:lineRule="auto"/>
+        <w:ind w:firstLine="0" w:left="283"/>
+      </w:pPr>
+      <w:r>
+        <w:rPr>
+          <w:rFonts w:ascii="Courier New" w:hAnsi="Courier New"/>
+          <w:color w:val="101010"/>
+          <w:sz w:val="20"/>
+        </w:rPr>
+        <w:t xml:space="preserve">    ( 0, 0, 1 | 2 )</w:t>
+      </w:r>
+    </w:p>
+    <w:p>
+      <w:pPr>
         <w:ind w:firstLine="0"/>
         <w:jc w:val="both"/>
       </w:pPr>
@@ -983,7 +2542,7 @@
           <w:rFonts w:ascii="Times New Roman" w:hAnsi="Times New Roman"/>
           <w:sz w:val="28"/>
         </w:rPr>
-        <w:t>Метод Гаусса в Z₇ даёт (x, y, z) = (5, 1, 2). Секрет x₀ = 5.</w:t>
+        <w:t>Из приведённой матрицы получаем (x, y, z) = (5, 1, 2). Секрет x₀ = 5.</w:t>
       </w:r>
     </w:p>
     <w:p>
@@ -995,7 +2554,7 @@
           <w:rFonts w:ascii="Times New Roman" w:hAnsi="Times New Roman"/>
           <w:sz w:val="28"/>
         </w:rPr>
-        <w:t>Во всех трёх случаях секрет x₀ = 5, что подтверждает корректность схемы Блэкли: любая тройка легальных долей восстанавливает один и тот же секрет.</w:t>
+        <w:t>Во всех трёх случаях x₀ = 5, что подтверждает свойство схемы Блэкли: любая легальная тройка восстанавливает один и тот же секрет.</w:t>
       </w:r>
     </w:p>
     <w:p>
@@ -1015,6 +2574,7 @@
     </w:p>
     <w:p>
       <w:pPr>
+        <w:ind w:firstLine="0"/>
         <w:jc w:val="both"/>
       </w:pPr>
       <w:r>
@@ -1022,7 +2582,7 @@
           <w:rFonts w:ascii="Times New Roman" w:hAnsi="Times New Roman"/>
           <w:sz w:val="28"/>
         </w:rPr>
-        <w:t>Используя интерполяцию Лагранжа, вычислим коэффициенты L_j(0) для каждой доли. Все операции — по модулю 23.</w:t>
+        <w:t>Все операции далее — по модулю 23.</w:t>
       </w:r>
     </w:p>
     <w:p>
@@ -1060,103 +2620,25 @@
             </m:e>
             <m:sub>
               <m:r>
+                <m:rPr>
+                  <m:sty m:val="i"/>
+                </m:rPr>
                 <m:t xml:space="preserve">1</m:t>
               </m:r>
             </m:sub>
           </m:sSub>
           <m:r>
-            <m:t xml:space="preserve">(0)</m:t>
-          </m:r>
-          <m:r>
-            <m:t xml:space="preserve"> = </m:t>
+            <m:t xml:space="preserve">(0) = </m:t>
           </m:r>
           <m:f>
             <m:num>
               <m:r>
-                <m:t xml:space="preserve">(−7) · (−19) · (−21)</m:t>
+                <m:t xml:space="preserve">(-7) · (-19) · (-21)</m:t>
               </m:r>
             </m:num>
             <m:den>
               <m:r>
                 <m:t xml:space="preserve">(2−7) · (2−19) · (2−21)</m:t>
-              </m:r>
-            </m:den>
-          </m:f>
-          <m:r>
-            <m:t xml:space="preserve"> (mod 23)</m:t>
-          </m:r>
-        </m:oMath>
-      </m:oMathPara>
-    </w:p>
-    <w:p>
-      <w:pPr>
-        <w:ind w:firstLine="0"/>
-        <w:jc w:val="both"/>
-      </w:pPr>
-      <w:r>
-        <w:rPr>
-          <w:rFonts w:ascii="Times New Roman" w:hAnsi="Times New Roman"/>
-          <w:sz w:val="28"/>
-        </w:rPr>
-        <w:t>Приводим отрицательные значения по модулю 23: −7 ≡ 16, −19 ≡ 4, −21 ≡ 2; −5 ≡ 18, −17 ≡ 6, −19 ≡ 4.</w:t>
-      </w:r>
-    </w:p>
-    <w:p>
-      <w:pPr>
-        <w:spacing w:before="120" w:after="120"/>
-        <w:ind w:firstLine="0"/>
-        <w:jc w:val="center"/>
-      </w:pPr>
-      <m:oMathPara>
-        <m:oMathParaPr>
-          <m:jc m:val="center"/>
-        </m:oMathParaPr>
-        <m:oMath>
-          <m:sSub>
-            <m:e>
-              <m:r>
-                <m:rPr>
-                  <m:sty m:val="i"/>
-                </m:rPr>
-                <m:t xml:space="preserve">L</m:t>
-              </m:r>
-            </m:e>
-            <m:sub>
-              <m:r>
-                <m:t xml:space="preserve">1</m:t>
-              </m:r>
-            </m:sub>
-          </m:sSub>
-          <m:r>
-            <m:t xml:space="preserve">(0)</m:t>
-          </m:r>
-          <m:r>
-            <m:t xml:space="preserve"> = </m:t>
-          </m:r>
-          <m:f>
-            <m:num>
-              <m:r>
-                <m:t xml:space="preserve">16 · 4 · 2</m:t>
-              </m:r>
-            </m:num>
-            <m:den>
-              <m:r>
-                <m:t xml:space="preserve">18 · 6 · 4</m:t>
-              </m:r>
-            </m:den>
-          </m:f>
-          <m:r>
-            <m:t xml:space="preserve"> = </m:t>
-          </m:r>
-          <m:f>
-            <m:num>
-              <m:r>
-                <m:t xml:space="preserve">128</m:t>
-              </m:r>
-            </m:num>
-            <m:den>
-              <m:r>
-                <m:t xml:space="preserve">432</m:t>
               </m:r>
             </m:den>
           </m:f>
@@ -1191,7 +2673,7 @@
           <w:rFonts w:ascii="Times New Roman" w:hAnsi="Times New Roman"/>
           <w:sz w:val="28"/>
         </w:rPr>
-        <w:t>Находим 18⁻¹ mod 23: 18 · 9 = 162 = 7·23 + 1 ⇒ 18⁻¹ ≡ 9. Итого: L_1(0) ≡ 13 · 9 ≡ 117 ≡ 2 (mod 23).</w:t>
+        <w:t>Обратный элемент 18⁻¹ mod 23 = 9. Тогда L_1(0) ≡ 13 · 9 ≡ 2 (mod 23); итог: L_1(0) = 2.</w:t>
       </w:r>
     </w:p>
     <w:p>
@@ -1229,40 +2711,25 @@
             </m:e>
             <m:sub>
               <m:r>
+                <m:rPr>
+                  <m:sty m:val="i"/>
+                </m:rPr>
                 <m:t xml:space="preserve">2</m:t>
               </m:r>
             </m:sub>
           </m:sSub>
           <m:r>
-            <m:t xml:space="preserve">(0)</m:t>
-          </m:r>
-          <m:r>
-            <m:t xml:space="preserve"> = </m:t>
+            <m:t xml:space="preserve">(0) = </m:t>
           </m:r>
           <m:f>
             <m:num>
               <m:r>
-                <m:t xml:space="preserve">(−2) · (−19) · (−21)</m:t>
+                <m:t xml:space="preserve">(-2) · (-19) · (-21)</m:t>
               </m:r>
             </m:num>
             <m:den>
               <m:r>
                 <m:t xml:space="preserve">(7−2) · (7−19) · (7−21)</m:t>
-              </m:r>
-            </m:den>
-          </m:f>
-          <m:r>
-            <m:t xml:space="preserve"> ≡ </m:t>
-          </m:r>
-          <m:f>
-            <m:num>
-              <m:r>
-                <m:t xml:space="preserve">21 · 4 · 2</m:t>
-              </m:r>
-            </m:num>
-            <m:den>
-              <m:r>
-                <m:t xml:space="preserve">5 · 11 · 9</m:t>
               </m:r>
             </m:den>
           </m:f>
@@ -1297,7 +2764,7 @@
           <w:rFonts w:ascii="Times New Roman" w:hAnsi="Times New Roman"/>
           <w:sz w:val="28"/>
         </w:rPr>
-        <w:t>12⁻¹ mod 23: 12 · 2 = 24 ≡ 1 ⇒ 12⁻¹ ≡ 2. L_2(0) ≡ 7 · 2 ≡ 14 (mod 23).</w:t>
+        <w:t>Обратный элемент 12⁻¹ mod 23 = 2. Тогда L_2(0) ≡ 7 · 2 ≡ 14 (mod 23); итог: L_2(0) = 14.</w:t>
       </w:r>
     </w:p>
     <w:p>
@@ -1335,40 +2802,25 @@
             </m:e>
             <m:sub>
               <m:r>
+                <m:rPr>
+                  <m:sty m:val="i"/>
+                </m:rPr>
                 <m:t xml:space="preserve">3</m:t>
               </m:r>
             </m:sub>
           </m:sSub>
           <m:r>
-            <m:t xml:space="preserve">(0)</m:t>
-          </m:r>
-          <m:r>
-            <m:t xml:space="preserve"> = </m:t>
+            <m:t xml:space="preserve">(0) = </m:t>
           </m:r>
           <m:f>
             <m:num>
               <m:r>
-                <m:t xml:space="preserve">(−2) · (−7) · (−21)</m:t>
+                <m:t xml:space="preserve">(-2) · (-7) · (-21)</m:t>
               </m:r>
             </m:num>
             <m:den>
               <m:r>
                 <m:t xml:space="preserve">(19−2) · (19−7) · (19−21)</m:t>
-              </m:r>
-            </m:den>
-          </m:f>
-          <m:r>
-            <m:t xml:space="preserve"> ≡ </m:t>
-          </m:r>
-          <m:f>
-            <m:num>
-              <m:r>
-                <m:t xml:space="preserve">21 · 16 · 2</m:t>
-              </m:r>
-            </m:num>
-            <m:den>
-              <m:r>
-                <m:t xml:space="preserve">17 · 12 · 21</m:t>
               </m:r>
             </m:den>
           </m:f>
@@ -1403,7 +2855,7 @@
           <w:rFonts w:ascii="Times New Roman" w:hAnsi="Times New Roman"/>
           <w:sz w:val="28"/>
         </w:rPr>
-        <w:t>6⁻¹ mod 23: 6 · 4 = 24 ≡ 1 ⇒ 6⁻¹ ≡ 4. L_3(0) ≡ 5 · 4 ≡ 20 (mod 23).</w:t>
+        <w:t>Обратный элемент 6⁻¹ mod 23 = 4. Тогда L_3(0) ≡ 5 · 4 ≡ 20 (mod 23); итог: L_3(0) = 20.</w:t>
       </w:r>
     </w:p>
     <w:p>
@@ -1441,40 +2893,25 @@
             </m:e>
             <m:sub>
               <m:r>
+                <m:rPr>
+                  <m:sty m:val="i"/>
+                </m:rPr>
                 <m:t xml:space="preserve">4</m:t>
               </m:r>
             </m:sub>
           </m:sSub>
           <m:r>
-            <m:t xml:space="preserve">(0)</m:t>
-          </m:r>
-          <m:r>
-            <m:t xml:space="preserve"> = </m:t>
+            <m:t xml:space="preserve">(0) = </m:t>
           </m:r>
           <m:f>
             <m:num>
               <m:r>
-                <m:t xml:space="preserve">(−2) · (−7) · (−19)</m:t>
+                <m:t xml:space="preserve">(-2) · (-7) · (-19)</m:t>
               </m:r>
             </m:num>
             <m:den>
               <m:r>
                 <m:t xml:space="preserve">(21−2) · (21−7) · (21−19)</m:t>
-              </m:r>
-            </m:den>
-          </m:f>
-          <m:r>
-            <m:t xml:space="preserve"> ≡ </m:t>
-          </m:r>
-          <m:f>
-            <m:num>
-              <m:r>
-                <m:t xml:space="preserve">21 · 16 · 4</m:t>
-              </m:r>
-            </m:num>
-            <m:den>
-              <m:r>
-                <m:t xml:space="preserve">19 · 14 · 2</m:t>
               </m:r>
             </m:den>
           </m:f>
@@ -1509,7 +2946,7 @@
           <w:rFonts w:ascii="Times New Roman" w:hAnsi="Times New Roman"/>
           <w:sz w:val="28"/>
         </w:rPr>
-        <w:t>3⁻¹ mod 23: 3 · 8 = 24 ≡ 1 ⇒ 3⁻¹ ≡ 8. L_4(0) ≡ 10 · 8 ≡ 80 ≡ 11 (mod 23).</w:t>
+        <w:t>Обратный элемент 3⁻¹ mod 23 = 8. Тогда L_4(0) ≡ 10 · 8 ≡ 11 (mod 23); итог: L_4(0) = 11.</w:t>
       </w:r>
     </w:p>
     <w:p>
@@ -1522,7 +2959,7 @@
           <w:rFonts w:ascii="Times New Roman" w:hAnsi="Times New Roman"/>
           <w:sz w:val="28"/>
         </w:rPr>
-        <w:t>Шаг 5. Собираем секрет f(0):</w:t>
+        <w:t>Сборка секрета f(0):</w:t>
       </w:r>
     </w:p>
     <w:p>
@@ -1543,35 +2980,13 @@
             <m:t xml:space="preserve">f</m:t>
           </m:r>
           <m:r>
-            <m:t xml:space="preserve">(0) = </m:t>
-          </m:r>
-          <m:r>
-            <m:t xml:space="preserve">17·2 + 13·14 + 14·20 + 20·11</m:t>
-          </m:r>
-          <m:r>
-            <m:t xml:space="preserve"> = </m:t>
-          </m:r>
-          <m:r>
-            <m:t xml:space="preserve">34 + 182 + 280 + 220</m:t>
-          </m:r>
-          <m:r>
-            <m:t xml:space="preserve"> = 716 ≡ </m:t>
-          </m:r>
-          <m:r>
-            <m:rPr>
-              <m:sty m:val="i"/>
-            </m:rPr>
-            <m:t xml:space="preserve">3</m:t>
-          </m:r>
-          <m:r>
-            <m:t xml:space="preserve"> (mod 23)</m:t>
+            <m:t xml:space="preserve">(0) = 17·2 + 13·14 + 14·20 + 20·11 = 716 ≡ 3 (mod 23)</m:t>
           </m:r>
         </m:oMath>
       </m:oMathPara>
     </w:p>
     <w:p>
       <w:pPr>
-        <w:ind w:firstLine="0"/>
         <w:jc w:val="both"/>
       </w:pPr>
       <w:r>
@@ -1579,19 +2994,7 @@
           <w:rFonts w:ascii="Times New Roman" w:hAnsi="Times New Roman"/>
           <w:sz w:val="28"/>
         </w:rPr>
-        <w:t>Итак, секрет f(0) = 3.</w:t>
-      </w:r>
-    </w:p>
-    <w:p>
-      <w:pPr>
-        <w:jc w:val="both"/>
-      </w:pPr>
-      <w:r>
-        <w:rPr>
-          <w:rFonts w:ascii="Times New Roman" w:hAnsi="Times New Roman"/>
-          <w:sz w:val="28"/>
-        </w:rPr>
-        <w:t>Восстановим полином f(x) = a₀ + a₁x + a₂x² + a₃x³ через систему Вандермонда:</w:t>
+        <w:t>Восстановим полином f(x) = a₀ + a₁x + … + a_{3}x^{3} через систему Вандермонда (m = 4 уравнений в Z_23):</w:t>
       </w:r>
     </w:p>
     <w:p>
@@ -1995,7 +3398,1139 @@
           <w:rFonts w:ascii="Times New Roman" w:hAnsi="Times New Roman"/>
           <w:sz w:val="28"/>
         </w:rPr>
-        <w:t>Метод Гаусса в Z_23 даёт коэффициенты (a₀, a₁, a₂, a₃) = (3, 12, 1, 4), т.е.</w:t>
+        <w:t>Решение методом Гаусса-Жордана в Z_23 (последовательно):</w:t>
+      </w:r>
+    </w:p>
+    <w:p>
+      <w:pPr>
+        <w:spacing w:after="0" w:line="240" w:lineRule="auto"/>
+        <w:ind w:firstLine="0" w:left="283"/>
+      </w:pPr>
+      <w:r>
+        <w:rPr>
+          <w:rFonts w:ascii="Courier New" w:hAnsi="Courier New"/>
+          <w:color w:val="101010"/>
+          <w:sz w:val="20"/>
+        </w:rPr>
+        <w:t>Начальная расширенная матрица:</w:t>
+      </w:r>
+    </w:p>
+    <w:p>
+      <w:pPr>
+        <w:spacing w:after="0" w:line="240" w:lineRule="auto"/>
+        <w:ind w:firstLine="0" w:left="283"/>
+      </w:pPr>
+      <w:r>
+        <w:rPr>
+          <w:rFonts w:ascii="Courier New" w:hAnsi="Courier New"/>
+          <w:color w:val="101010"/>
+          <w:sz w:val="20"/>
+        </w:rPr>
+        <w:t xml:space="preserve">    ( 1, 2, 4, 8 | 17 )</w:t>
+      </w:r>
+    </w:p>
+    <w:p>
+      <w:pPr>
+        <w:spacing w:after="0" w:line="240" w:lineRule="auto"/>
+        <w:ind w:firstLine="0" w:left="283"/>
+      </w:pPr>
+      <w:r>
+        <w:rPr>
+          <w:rFonts w:ascii="Courier New" w:hAnsi="Courier New"/>
+          <w:color w:val="101010"/>
+          <w:sz w:val="20"/>
+        </w:rPr>
+        <w:t xml:space="preserve">    ( 1, 7, 3, 21 | 13 )</w:t>
+      </w:r>
+    </w:p>
+    <w:p>
+      <w:pPr>
+        <w:spacing w:after="0" w:line="240" w:lineRule="auto"/>
+        <w:ind w:firstLine="0" w:left="283"/>
+      </w:pPr>
+      <w:r>
+        <w:rPr>
+          <w:rFonts w:ascii="Courier New" w:hAnsi="Courier New"/>
+          <w:color w:val="101010"/>
+          <w:sz w:val="20"/>
+        </w:rPr>
+        <w:t xml:space="preserve">    ( 1, 19, 16, 5 | 14 )</w:t>
+      </w:r>
+    </w:p>
+    <w:p>
+      <w:pPr>
+        <w:spacing w:after="0" w:line="240" w:lineRule="auto"/>
+        <w:ind w:firstLine="0" w:left="283"/>
+      </w:pPr>
+      <w:r>
+        <w:rPr>
+          <w:rFonts w:ascii="Courier New" w:hAnsi="Courier New"/>
+          <w:color w:val="101010"/>
+          <w:sz w:val="20"/>
+        </w:rPr>
+        <w:t xml:space="preserve">    ( 1, 21, 4, 15 | 20 )</w:t>
+      </w:r>
+    </w:p>
+    <w:p>
+      <w:pPr>
+        <w:spacing w:after="0" w:line="240" w:lineRule="auto"/>
+        <w:ind w:firstLine="0" w:left="283"/>
+      </w:pPr>
+      <w:r>
+        <w:rPr>
+          <w:rFonts w:ascii="Courier New" w:hAnsi="Courier New"/>
+          <w:color w:val="101010"/>
+          <w:sz w:val="20"/>
+        </w:rPr>
+        <w:t>Шаг 1.3. Обнуляем элемент в строке 2, столбце 1: строка 2 ← строка 2 − 1 · строка 1 (mod 23):</w:t>
+      </w:r>
+    </w:p>
+    <w:p>
+      <w:pPr>
+        <w:spacing w:after="0" w:line="240" w:lineRule="auto"/>
+        <w:ind w:firstLine="0" w:left="283"/>
+      </w:pPr>
+      <w:r>
+        <w:rPr>
+          <w:rFonts w:ascii="Courier New" w:hAnsi="Courier New"/>
+          <w:color w:val="101010"/>
+          <w:sz w:val="20"/>
+        </w:rPr>
+        <w:t xml:space="preserve">    ( 1, 2, 4, 8 | 17 )</w:t>
+      </w:r>
+    </w:p>
+    <w:p>
+      <w:pPr>
+        <w:spacing w:after="0" w:line="240" w:lineRule="auto"/>
+        <w:ind w:firstLine="0" w:left="283"/>
+      </w:pPr>
+      <w:r>
+        <w:rPr>
+          <w:rFonts w:ascii="Courier New" w:hAnsi="Courier New"/>
+          <w:color w:val="101010"/>
+          <w:sz w:val="20"/>
+        </w:rPr>
+        <w:t xml:space="preserve">    ( 0, 5, 22, 13 | 19 )</w:t>
+      </w:r>
+    </w:p>
+    <w:p>
+      <w:pPr>
+        <w:spacing w:after="0" w:line="240" w:lineRule="auto"/>
+        <w:ind w:firstLine="0" w:left="283"/>
+      </w:pPr>
+      <w:r>
+        <w:rPr>
+          <w:rFonts w:ascii="Courier New" w:hAnsi="Courier New"/>
+          <w:color w:val="101010"/>
+          <w:sz w:val="20"/>
+        </w:rPr>
+        <w:t xml:space="preserve">    ( 1, 19, 16, 5 | 14 )</w:t>
+      </w:r>
+    </w:p>
+    <w:p>
+      <w:pPr>
+        <w:spacing w:after="0" w:line="240" w:lineRule="auto"/>
+        <w:ind w:firstLine="0" w:left="283"/>
+      </w:pPr>
+      <w:r>
+        <w:rPr>
+          <w:rFonts w:ascii="Courier New" w:hAnsi="Courier New"/>
+          <w:color w:val="101010"/>
+          <w:sz w:val="20"/>
+        </w:rPr>
+        <w:t xml:space="preserve">    ( 1, 21, 4, 15 | 20 )</w:t>
+      </w:r>
+    </w:p>
+    <w:p>
+      <w:pPr>
+        <w:spacing w:after="0" w:line="240" w:lineRule="auto"/>
+        <w:ind w:firstLine="0" w:left="283"/>
+      </w:pPr>
+      <w:r>
+        <w:rPr>
+          <w:rFonts w:ascii="Courier New" w:hAnsi="Courier New"/>
+          <w:color w:val="101010"/>
+          <w:sz w:val="20"/>
+        </w:rPr>
+        <w:t>Шаг 1.3. Обнуляем элемент в строке 3, столбце 1: строка 3 ← строка 3 − 1 · строка 1 (mod 23):</w:t>
+      </w:r>
+    </w:p>
+    <w:p>
+      <w:pPr>
+        <w:spacing w:after="0" w:line="240" w:lineRule="auto"/>
+        <w:ind w:firstLine="0" w:left="283"/>
+      </w:pPr>
+      <w:r>
+        <w:rPr>
+          <w:rFonts w:ascii="Courier New" w:hAnsi="Courier New"/>
+          <w:color w:val="101010"/>
+          <w:sz w:val="20"/>
+        </w:rPr>
+        <w:t xml:space="preserve">    ( 1, 2, 4, 8 | 17 )</w:t>
+      </w:r>
+    </w:p>
+    <w:p>
+      <w:pPr>
+        <w:spacing w:after="0" w:line="240" w:lineRule="auto"/>
+        <w:ind w:firstLine="0" w:left="283"/>
+      </w:pPr>
+      <w:r>
+        <w:rPr>
+          <w:rFonts w:ascii="Courier New" w:hAnsi="Courier New"/>
+          <w:color w:val="101010"/>
+          <w:sz w:val="20"/>
+        </w:rPr>
+        <w:t xml:space="preserve">    ( 0, 5, 22, 13 | 19 )</w:t>
+      </w:r>
+    </w:p>
+    <w:p>
+      <w:pPr>
+        <w:spacing w:after="0" w:line="240" w:lineRule="auto"/>
+        <w:ind w:firstLine="0" w:left="283"/>
+      </w:pPr>
+      <w:r>
+        <w:rPr>
+          <w:rFonts w:ascii="Courier New" w:hAnsi="Courier New"/>
+          <w:color w:val="101010"/>
+          <w:sz w:val="20"/>
+        </w:rPr>
+        <w:t xml:space="preserve">    ( 0, 17, 12, 20 | 20 )</w:t>
+      </w:r>
+    </w:p>
+    <w:p>
+      <w:pPr>
+        <w:spacing w:after="0" w:line="240" w:lineRule="auto"/>
+        <w:ind w:firstLine="0" w:left="283"/>
+      </w:pPr>
+      <w:r>
+        <w:rPr>
+          <w:rFonts w:ascii="Courier New" w:hAnsi="Courier New"/>
+          <w:color w:val="101010"/>
+          <w:sz w:val="20"/>
+        </w:rPr>
+        <w:t xml:space="preserve">    ( 1, 21, 4, 15 | 20 )</w:t>
+      </w:r>
+    </w:p>
+    <w:p>
+      <w:pPr>
+        <w:spacing w:after="0" w:line="240" w:lineRule="auto"/>
+        <w:ind w:firstLine="0" w:left="283"/>
+      </w:pPr>
+      <w:r>
+        <w:rPr>
+          <w:rFonts w:ascii="Courier New" w:hAnsi="Courier New"/>
+          <w:color w:val="101010"/>
+          <w:sz w:val="20"/>
+        </w:rPr>
+        <w:t>Шаг 1.3. Обнуляем элемент в строке 4, столбце 1: строка 4 ← строка 4 − 1 · строка 1 (mod 23):</w:t>
+      </w:r>
+    </w:p>
+    <w:p>
+      <w:pPr>
+        <w:spacing w:after="0" w:line="240" w:lineRule="auto"/>
+        <w:ind w:firstLine="0" w:left="283"/>
+      </w:pPr>
+      <w:r>
+        <w:rPr>
+          <w:rFonts w:ascii="Courier New" w:hAnsi="Courier New"/>
+          <w:color w:val="101010"/>
+          <w:sz w:val="20"/>
+        </w:rPr>
+        <w:t xml:space="preserve">    ( 1, 2, 4, 8 | 17 )</w:t>
+      </w:r>
+    </w:p>
+    <w:p>
+      <w:pPr>
+        <w:spacing w:after="0" w:line="240" w:lineRule="auto"/>
+        <w:ind w:firstLine="0" w:left="283"/>
+      </w:pPr>
+      <w:r>
+        <w:rPr>
+          <w:rFonts w:ascii="Courier New" w:hAnsi="Courier New"/>
+          <w:color w:val="101010"/>
+          <w:sz w:val="20"/>
+        </w:rPr>
+        <w:t xml:space="preserve">    ( 0, 5, 22, 13 | 19 )</w:t>
+      </w:r>
+    </w:p>
+    <w:p>
+      <w:pPr>
+        <w:spacing w:after="0" w:line="240" w:lineRule="auto"/>
+        <w:ind w:firstLine="0" w:left="283"/>
+      </w:pPr>
+      <w:r>
+        <w:rPr>
+          <w:rFonts w:ascii="Courier New" w:hAnsi="Courier New"/>
+          <w:color w:val="101010"/>
+          <w:sz w:val="20"/>
+        </w:rPr>
+        <w:t xml:space="preserve">    ( 0, 17, 12, 20 | 20 )</w:t>
+      </w:r>
+    </w:p>
+    <w:p>
+      <w:pPr>
+        <w:spacing w:after="0" w:line="240" w:lineRule="auto"/>
+        <w:ind w:firstLine="0" w:left="283"/>
+      </w:pPr>
+      <w:r>
+        <w:rPr>
+          <w:rFonts w:ascii="Courier New" w:hAnsi="Courier New"/>
+          <w:color w:val="101010"/>
+          <w:sz w:val="20"/>
+        </w:rPr>
+        <w:t xml:space="preserve">    ( 0, 19, 0, 7 | 3 )</w:t>
+      </w:r>
+    </w:p>
+    <w:p>
+      <w:pPr>
+        <w:spacing w:after="0" w:line="240" w:lineRule="auto"/>
+        <w:ind w:firstLine="0" w:left="283"/>
+      </w:pPr>
+      <w:r>
+        <w:rPr>
+          <w:rFonts w:ascii="Courier New" w:hAnsi="Courier New"/>
+          <w:color w:val="101010"/>
+          <w:sz w:val="20"/>
+        </w:rPr>
+        <w:t>Шаг 2.2. Нормируем строку 2: умножаем на 5⁻¹ ≡ 14 (mod 23):</w:t>
+      </w:r>
+    </w:p>
+    <w:p>
+      <w:pPr>
+        <w:spacing w:after="0" w:line="240" w:lineRule="auto"/>
+        <w:ind w:firstLine="0" w:left="283"/>
+      </w:pPr>
+      <w:r>
+        <w:rPr>
+          <w:rFonts w:ascii="Courier New" w:hAnsi="Courier New"/>
+          <w:color w:val="101010"/>
+          <w:sz w:val="20"/>
+        </w:rPr>
+        <w:t xml:space="preserve">    ( 1, 2, 4, 8 | 17 )</w:t>
+      </w:r>
+    </w:p>
+    <w:p>
+      <w:pPr>
+        <w:spacing w:after="0" w:line="240" w:lineRule="auto"/>
+        <w:ind w:firstLine="0" w:left="283"/>
+      </w:pPr>
+      <w:r>
+        <w:rPr>
+          <w:rFonts w:ascii="Courier New" w:hAnsi="Courier New"/>
+          <w:color w:val="101010"/>
+          <w:sz w:val="20"/>
+        </w:rPr>
+        <w:t xml:space="preserve">    ( 0, 1, 9, 21 | 13 )</w:t>
+      </w:r>
+    </w:p>
+    <w:p>
+      <w:pPr>
+        <w:spacing w:after="0" w:line="240" w:lineRule="auto"/>
+        <w:ind w:firstLine="0" w:left="283"/>
+      </w:pPr>
+      <w:r>
+        <w:rPr>
+          <w:rFonts w:ascii="Courier New" w:hAnsi="Courier New"/>
+          <w:color w:val="101010"/>
+          <w:sz w:val="20"/>
+        </w:rPr>
+        <w:t xml:space="preserve">    ( 0, 17, 12, 20 | 20 )</w:t>
+      </w:r>
+    </w:p>
+    <w:p>
+      <w:pPr>
+        <w:spacing w:after="0" w:line="240" w:lineRule="auto"/>
+        <w:ind w:firstLine="0" w:left="283"/>
+      </w:pPr>
+      <w:r>
+        <w:rPr>
+          <w:rFonts w:ascii="Courier New" w:hAnsi="Courier New"/>
+          <w:color w:val="101010"/>
+          <w:sz w:val="20"/>
+        </w:rPr>
+        <w:t xml:space="preserve">    ( 0, 19, 0, 7 | 3 )</w:t>
+      </w:r>
+    </w:p>
+    <w:p>
+      <w:pPr>
+        <w:spacing w:after="0" w:line="240" w:lineRule="auto"/>
+        <w:ind w:firstLine="0" w:left="283"/>
+      </w:pPr>
+      <w:r>
+        <w:rPr>
+          <w:rFonts w:ascii="Courier New" w:hAnsi="Courier New"/>
+          <w:color w:val="101010"/>
+          <w:sz w:val="20"/>
+        </w:rPr>
+        <w:t>Шаг 2.3. Обнуляем элемент в строке 1, столбце 2: строка 1 ← строка 1 − 2 · строка 2 (mod 23):</w:t>
+      </w:r>
+    </w:p>
+    <w:p>
+      <w:pPr>
+        <w:spacing w:after="0" w:line="240" w:lineRule="auto"/>
+        <w:ind w:firstLine="0" w:left="283"/>
+      </w:pPr>
+      <w:r>
+        <w:rPr>
+          <w:rFonts w:ascii="Courier New" w:hAnsi="Courier New"/>
+          <w:color w:val="101010"/>
+          <w:sz w:val="20"/>
+        </w:rPr>
+        <w:t xml:space="preserve">    ( 1, 0, 9, 12 | 14 )</w:t>
+      </w:r>
+    </w:p>
+    <w:p>
+      <w:pPr>
+        <w:spacing w:after="0" w:line="240" w:lineRule="auto"/>
+        <w:ind w:firstLine="0" w:left="283"/>
+      </w:pPr>
+      <w:r>
+        <w:rPr>
+          <w:rFonts w:ascii="Courier New" w:hAnsi="Courier New"/>
+          <w:color w:val="101010"/>
+          <w:sz w:val="20"/>
+        </w:rPr>
+        <w:t xml:space="preserve">    ( 0, 1, 9, 21 | 13 )</w:t>
+      </w:r>
+    </w:p>
+    <w:p>
+      <w:pPr>
+        <w:spacing w:after="0" w:line="240" w:lineRule="auto"/>
+        <w:ind w:firstLine="0" w:left="283"/>
+      </w:pPr>
+      <w:r>
+        <w:rPr>
+          <w:rFonts w:ascii="Courier New" w:hAnsi="Courier New"/>
+          <w:color w:val="101010"/>
+          <w:sz w:val="20"/>
+        </w:rPr>
+        <w:t xml:space="preserve">    ( 0, 17, 12, 20 | 20 )</w:t>
+      </w:r>
+    </w:p>
+    <w:p>
+      <w:pPr>
+        <w:spacing w:after="0" w:line="240" w:lineRule="auto"/>
+        <w:ind w:firstLine="0" w:left="283"/>
+      </w:pPr>
+      <w:r>
+        <w:rPr>
+          <w:rFonts w:ascii="Courier New" w:hAnsi="Courier New"/>
+          <w:color w:val="101010"/>
+          <w:sz w:val="20"/>
+        </w:rPr>
+        <w:t xml:space="preserve">    ( 0, 19, 0, 7 | 3 )</w:t>
+      </w:r>
+    </w:p>
+    <w:p>
+      <w:pPr>
+        <w:spacing w:after="0" w:line="240" w:lineRule="auto"/>
+        <w:ind w:firstLine="0" w:left="283"/>
+      </w:pPr>
+      <w:r>
+        <w:rPr>
+          <w:rFonts w:ascii="Courier New" w:hAnsi="Courier New"/>
+          <w:color w:val="101010"/>
+          <w:sz w:val="20"/>
+        </w:rPr>
+        <w:t>Шаг 2.3. Обнуляем элемент в строке 3, столбце 2: строка 3 ← строка 3 − 17 · строка 2 (mod 23):</w:t>
+      </w:r>
+    </w:p>
+    <w:p>
+      <w:pPr>
+        <w:spacing w:after="0" w:line="240" w:lineRule="auto"/>
+        <w:ind w:firstLine="0" w:left="283"/>
+      </w:pPr>
+      <w:r>
+        <w:rPr>
+          <w:rFonts w:ascii="Courier New" w:hAnsi="Courier New"/>
+          <w:color w:val="101010"/>
+          <w:sz w:val="20"/>
+        </w:rPr>
+        <w:t xml:space="preserve">    ( 1, 0, 9, 12 | 14 )</w:t>
+      </w:r>
+    </w:p>
+    <w:p>
+      <w:pPr>
+        <w:spacing w:after="0" w:line="240" w:lineRule="auto"/>
+        <w:ind w:firstLine="0" w:left="283"/>
+      </w:pPr>
+      <w:r>
+        <w:rPr>
+          <w:rFonts w:ascii="Courier New" w:hAnsi="Courier New"/>
+          <w:color w:val="101010"/>
+          <w:sz w:val="20"/>
+        </w:rPr>
+        <w:t xml:space="preserve">    ( 0, 1, 9, 21 | 13 )</w:t>
+      </w:r>
+    </w:p>
+    <w:p>
+      <w:pPr>
+        <w:spacing w:after="0" w:line="240" w:lineRule="auto"/>
+        <w:ind w:firstLine="0" w:left="283"/>
+      </w:pPr>
+      <w:r>
+        <w:rPr>
+          <w:rFonts w:ascii="Courier New" w:hAnsi="Courier New"/>
+          <w:color w:val="101010"/>
+          <w:sz w:val="20"/>
+        </w:rPr>
+        <w:t xml:space="preserve">    ( 0, 0, 20, 8 | 6 )</w:t>
+      </w:r>
+    </w:p>
+    <w:p>
+      <w:pPr>
+        <w:spacing w:after="0" w:line="240" w:lineRule="auto"/>
+        <w:ind w:firstLine="0" w:left="283"/>
+      </w:pPr>
+      <w:r>
+        <w:rPr>
+          <w:rFonts w:ascii="Courier New" w:hAnsi="Courier New"/>
+          <w:color w:val="101010"/>
+          <w:sz w:val="20"/>
+        </w:rPr>
+        <w:t xml:space="preserve">    ( 0, 19, 0, 7 | 3 )</w:t>
+      </w:r>
+    </w:p>
+    <w:p>
+      <w:pPr>
+        <w:spacing w:after="0" w:line="240" w:lineRule="auto"/>
+        <w:ind w:firstLine="0" w:left="283"/>
+      </w:pPr>
+      <w:r>
+        <w:rPr>
+          <w:rFonts w:ascii="Courier New" w:hAnsi="Courier New"/>
+          <w:color w:val="101010"/>
+          <w:sz w:val="20"/>
+        </w:rPr>
+        <w:t>Шаг 2.3. Обнуляем элемент в строке 4, столбце 2: строка 4 ← строка 4 − 19 · строка 2 (mod 23):</w:t>
+      </w:r>
+    </w:p>
+    <w:p>
+      <w:pPr>
+        <w:spacing w:after="0" w:line="240" w:lineRule="auto"/>
+        <w:ind w:firstLine="0" w:left="283"/>
+      </w:pPr>
+      <w:r>
+        <w:rPr>
+          <w:rFonts w:ascii="Courier New" w:hAnsi="Courier New"/>
+          <w:color w:val="101010"/>
+          <w:sz w:val="20"/>
+        </w:rPr>
+        <w:t xml:space="preserve">    ( 1, 0, 9, 12 | 14 )</w:t>
+      </w:r>
+    </w:p>
+    <w:p>
+      <w:pPr>
+        <w:spacing w:after="0" w:line="240" w:lineRule="auto"/>
+        <w:ind w:firstLine="0" w:left="283"/>
+      </w:pPr>
+      <w:r>
+        <w:rPr>
+          <w:rFonts w:ascii="Courier New" w:hAnsi="Courier New"/>
+          <w:color w:val="101010"/>
+          <w:sz w:val="20"/>
+        </w:rPr>
+        <w:t xml:space="preserve">    ( 0, 1, 9, 21 | 13 )</w:t>
+      </w:r>
+    </w:p>
+    <w:p>
+      <w:pPr>
+        <w:spacing w:after="0" w:line="240" w:lineRule="auto"/>
+        <w:ind w:firstLine="0" w:left="283"/>
+      </w:pPr>
+      <w:r>
+        <w:rPr>
+          <w:rFonts w:ascii="Courier New" w:hAnsi="Courier New"/>
+          <w:color w:val="101010"/>
+          <w:sz w:val="20"/>
+        </w:rPr>
+        <w:t xml:space="preserve">    ( 0, 0, 20, 8 | 6 )</w:t>
+      </w:r>
+    </w:p>
+    <w:p>
+      <w:pPr>
+        <w:spacing w:after="0" w:line="240" w:lineRule="auto"/>
+        <w:ind w:firstLine="0" w:left="283"/>
+      </w:pPr>
+      <w:r>
+        <w:rPr>
+          <w:rFonts w:ascii="Courier New" w:hAnsi="Courier New"/>
+          <w:color w:val="101010"/>
+          <w:sz w:val="20"/>
+        </w:rPr>
+        <w:t xml:space="preserve">    ( 0, 0, 13, 22 | 9 )</w:t>
+      </w:r>
+    </w:p>
+    <w:p>
+      <w:pPr>
+        <w:spacing w:after="0" w:line="240" w:lineRule="auto"/>
+        <w:ind w:firstLine="0" w:left="283"/>
+      </w:pPr>
+      <w:r>
+        <w:rPr>
+          <w:rFonts w:ascii="Courier New" w:hAnsi="Courier New"/>
+          <w:color w:val="101010"/>
+          <w:sz w:val="20"/>
+        </w:rPr>
+        <w:t>Шаг 3.2. Нормируем строку 3: умножаем на 20⁻¹ ≡ 15 (mod 23):</w:t>
+      </w:r>
+    </w:p>
+    <w:p>
+      <w:pPr>
+        <w:spacing w:after="0" w:line="240" w:lineRule="auto"/>
+        <w:ind w:firstLine="0" w:left="283"/>
+      </w:pPr>
+      <w:r>
+        <w:rPr>
+          <w:rFonts w:ascii="Courier New" w:hAnsi="Courier New"/>
+          <w:color w:val="101010"/>
+          <w:sz w:val="20"/>
+        </w:rPr>
+        <w:t xml:space="preserve">    ( 1, 0, 9, 12 | 14 )</w:t>
+      </w:r>
+    </w:p>
+    <w:p>
+      <w:pPr>
+        <w:spacing w:after="0" w:line="240" w:lineRule="auto"/>
+        <w:ind w:firstLine="0" w:left="283"/>
+      </w:pPr>
+      <w:r>
+        <w:rPr>
+          <w:rFonts w:ascii="Courier New" w:hAnsi="Courier New"/>
+          <w:color w:val="101010"/>
+          <w:sz w:val="20"/>
+        </w:rPr>
+        <w:t xml:space="preserve">    ( 0, 1, 9, 21 | 13 )</w:t>
+      </w:r>
+    </w:p>
+    <w:p>
+      <w:pPr>
+        <w:spacing w:after="0" w:line="240" w:lineRule="auto"/>
+        <w:ind w:firstLine="0" w:left="283"/>
+      </w:pPr>
+      <w:r>
+        <w:rPr>
+          <w:rFonts w:ascii="Courier New" w:hAnsi="Courier New"/>
+          <w:color w:val="101010"/>
+          <w:sz w:val="20"/>
+        </w:rPr>
+        <w:t xml:space="preserve">    ( 0, 0, 1, 5 | 21 )</w:t>
+      </w:r>
+    </w:p>
+    <w:p>
+      <w:pPr>
+        <w:spacing w:after="0" w:line="240" w:lineRule="auto"/>
+        <w:ind w:firstLine="0" w:left="283"/>
+      </w:pPr>
+      <w:r>
+        <w:rPr>
+          <w:rFonts w:ascii="Courier New" w:hAnsi="Courier New"/>
+          <w:color w:val="101010"/>
+          <w:sz w:val="20"/>
+        </w:rPr>
+        <w:t xml:space="preserve">    ( 0, 0, 13, 22 | 9 )</w:t>
+      </w:r>
+    </w:p>
+    <w:p>
+      <w:pPr>
+        <w:spacing w:after="0" w:line="240" w:lineRule="auto"/>
+        <w:ind w:firstLine="0" w:left="283"/>
+      </w:pPr>
+      <w:r>
+        <w:rPr>
+          <w:rFonts w:ascii="Courier New" w:hAnsi="Courier New"/>
+          <w:color w:val="101010"/>
+          <w:sz w:val="20"/>
+        </w:rPr>
+        <w:t>Шаг 3.3. Обнуляем элемент в строке 1, столбце 3: строка 1 ← строка 1 − 9 · строка 3 (mod 23):</w:t>
+      </w:r>
+    </w:p>
+    <w:p>
+      <w:pPr>
+        <w:spacing w:after="0" w:line="240" w:lineRule="auto"/>
+        <w:ind w:firstLine="0" w:left="283"/>
+      </w:pPr>
+      <w:r>
+        <w:rPr>
+          <w:rFonts w:ascii="Courier New" w:hAnsi="Courier New"/>
+          <w:color w:val="101010"/>
+          <w:sz w:val="20"/>
+        </w:rPr>
+        <w:t xml:space="preserve">    ( 1, 0, 0, 13 | 9 )</w:t>
+      </w:r>
+    </w:p>
+    <w:p>
+      <w:pPr>
+        <w:spacing w:after="0" w:line="240" w:lineRule="auto"/>
+        <w:ind w:firstLine="0" w:left="283"/>
+      </w:pPr>
+      <w:r>
+        <w:rPr>
+          <w:rFonts w:ascii="Courier New" w:hAnsi="Courier New"/>
+          <w:color w:val="101010"/>
+          <w:sz w:val="20"/>
+        </w:rPr>
+        <w:t xml:space="preserve">    ( 0, 1, 9, 21 | 13 )</w:t>
+      </w:r>
+    </w:p>
+    <w:p>
+      <w:pPr>
+        <w:spacing w:after="0" w:line="240" w:lineRule="auto"/>
+        <w:ind w:firstLine="0" w:left="283"/>
+      </w:pPr>
+      <w:r>
+        <w:rPr>
+          <w:rFonts w:ascii="Courier New" w:hAnsi="Courier New"/>
+          <w:color w:val="101010"/>
+          <w:sz w:val="20"/>
+        </w:rPr>
+        <w:t xml:space="preserve">    ( 0, 0, 1, 5 | 21 )</w:t>
+      </w:r>
+    </w:p>
+    <w:p>
+      <w:pPr>
+        <w:spacing w:after="0" w:line="240" w:lineRule="auto"/>
+        <w:ind w:firstLine="0" w:left="283"/>
+      </w:pPr>
+      <w:r>
+        <w:rPr>
+          <w:rFonts w:ascii="Courier New" w:hAnsi="Courier New"/>
+          <w:color w:val="101010"/>
+          <w:sz w:val="20"/>
+        </w:rPr>
+        <w:t xml:space="preserve">    ( 0, 0, 13, 22 | 9 )</w:t>
+      </w:r>
+    </w:p>
+    <w:p>
+      <w:pPr>
+        <w:spacing w:after="0" w:line="240" w:lineRule="auto"/>
+        <w:ind w:firstLine="0" w:left="283"/>
+      </w:pPr>
+      <w:r>
+        <w:rPr>
+          <w:rFonts w:ascii="Courier New" w:hAnsi="Courier New"/>
+          <w:color w:val="101010"/>
+          <w:sz w:val="20"/>
+        </w:rPr>
+        <w:t>Шаг 3.3. Обнуляем элемент в строке 2, столбце 3: строка 2 ← строка 2 − 9 · строка 3 (mod 23):</w:t>
+      </w:r>
+    </w:p>
+    <w:p>
+      <w:pPr>
+        <w:spacing w:after="0" w:line="240" w:lineRule="auto"/>
+        <w:ind w:firstLine="0" w:left="283"/>
+      </w:pPr>
+      <w:r>
+        <w:rPr>
+          <w:rFonts w:ascii="Courier New" w:hAnsi="Courier New"/>
+          <w:color w:val="101010"/>
+          <w:sz w:val="20"/>
+        </w:rPr>
+        <w:t xml:space="preserve">    ( 1, 0, 0, 13 | 9 )</w:t>
+      </w:r>
+    </w:p>
+    <w:p>
+      <w:pPr>
+        <w:spacing w:after="0" w:line="240" w:lineRule="auto"/>
+        <w:ind w:firstLine="0" w:left="283"/>
+      </w:pPr>
+      <w:r>
+        <w:rPr>
+          <w:rFonts w:ascii="Courier New" w:hAnsi="Courier New"/>
+          <w:color w:val="101010"/>
+          <w:sz w:val="20"/>
+        </w:rPr>
+        <w:t xml:space="preserve">    ( 0, 1, 0, 22 | 8 )</w:t>
+      </w:r>
+    </w:p>
+    <w:p>
+      <w:pPr>
+        <w:spacing w:after="0" w:line="240" w:lineRule="auto"/>
+        <w:ind w:firstLine="0" w:left="283"/>
+      </w:pPr>
+      <w:r>
+        <w:rPr>
+          <w:rFonts w:ascii="Courier New" w:hAnsi="Courier New"/>
+          <w:color w:val="101010"/>
+          <w:sz w:val="20"/>
+        </w:rPr>
+        <w:t xml:space="preserve">    ( 0, 0, 1, 5 | 21 )</w:t>
+      </w:r>
+    </w:p>
+    <w:p>
+      <w:pPr>
+        <w:spacing w:after="0" w:line="240" w:lineRule="auto"/>
+        <w:ind w:firstLine="0" w:left="283"/>
+      </w:pPr>
+      <w:r>
+        <w:rPr>
+          <w:rFonts w:ascii="Courier New" w:hAnsi="Courier New"/>
+          <w:color w:val="101010"/>
+          <w:sz w:val="20"/>
+        </w:rPr>
+        <w:t xml:space="preserve">    ( 0, 0, 13, 22 | 9 )</w:t>
+      </w:r>
+    </w:p>
+    <w:p>
+      <w:pPr>
+        <w:spacing w:after="0" w:line="240" w:lineRule="auto"/>
+        <w:ind w:firstLine="0" w:left="283"/>
+      </w:pPr>
+      <w:r>
+        <w:rPr>
+          <w:rFonts w:ascii="Courier New" w:hAnsi="Courier New"/>
+          <w:color w:val="101010"/>
+          <w:sz w:val="20"/>
+        </w:rPr>
+        <w:t>Шаг 3.3. Обнуляем элемент в строке 4, столбце 3: строка 4 ← строка 4 − 13 · строка 3 (mod 23):</w:t>
+      </w:r>
+    </w:p>
+    <w:p>
+      <w:pPr>
+        <w:spacing w:after="0" w:line="240" w:lineRule="auto"/>
+        <w:ind w:firstLine="0" w:left="283"/>
+      </w:pPr>
+      <w:r>
+        <w:rPr>
+          <w:rFonts w:ascii="Courier New" w:hAnsi="Courier New"/>
+          <w:color w:val="101010"/>
+          <w:sz w:val="20"/>
+        </w:rPr>
+        <w:t xml:space="preserve">    ( 1, 0, 0, 13 | 9 )</w:t>
+      </w:r>
+    </w:p>
+    <w:p>
+      <w:pPr>
+        <w:spacing w:after="0" w:line="240" w:lineRule="auto"/>
+        <w:ind w:firstLine="0" w:left="283"/>
+      </w:pPr>
+      <w:r>
+        <w:rPr>
+          <w:rFonts w:ascii="Courier New" w:hAnsi="Courier New"/>
+          <w:color w:val="101010"/>
+          <w:sz w:val="20"/>
+        </w:rPr>
+        <w:t xml:space="preserve">    ( 0, 1, 0, 22 | 8 )</w:t>
+      </w:r>
+    </w:p>
+    <w:p>
+      <w:pPr>
+        <w:spacing w:after="0" w:line="240" w:lineRule="auto"/>
+        <w:ind w:firstLine="0" w:left="283"/>
+      </w:pPr>
+      <w:r>
+        <w:rPr>
+          <w:rFonts w:ascii="Courier New" w:hAnsi="Courier New"/>
+          <w:color w:val="101010"/>
+          <w:sz w:val="20"/>
+        </w:rPr>
+        <w:t xml:space="preserve">    ( 0, 0, 1, 5 | 21 )</w:t>
+      </w:r>
+    </w:p>
+    <w:p>
+      <w:pPr>
+        <w:spacing w:after="0" w:line="240" w:lineRule="auto"/>
+        <w:ind w:firstLine="0" w:left="283"/>
+      </w:pPr>
+      <w:r>
+        <w:rPr>
+          <w:rFonts w:ascii="Courier New" w:hAnsi="Courier New"/>
+          <w:color w:val="101010"/>
+          <w:sz w:val="20"/>
+        </w:rPr>
+        <w:t xml:space="preserve">    ( 0, 0, 0, 3 | 12 )</w:t>
+      </w:r>
+    </w:p>
+    <w:p>
+      <w:pPr>
+        <w:spacing w:after="0" w:line="240" w:lineRule="auto"/>
+        <w:ind w:firstLine="0" w:left="283"/>
+      </w:pPr>
+      <w:r>
+        <w:rPr>
+          <w:rFonts w:ascii="Courier New" w:hAnsi="Courier New"/>
+          <w:color w:val="101010"/>
+          <w:sz w:val="20"/>
+        </w:rPr>
+        <w:t>Шаг 4.2. Нормируем строку 4: умножаем на 3⁻¹ ≡ 8 (mod 23):</w:t>
+      </w:r>
+    </w:p>
+    <w:p>
+      <w:pPr>
+        <w:spacing w:after="0" w:line="240" w:lineRule="auto"/>
+        <w:ind w:firstLine="0" w:left="283"/>
+      </w:pPr>
+      <w:r>
+        <w:rPr>
+          <w:rFonts w:ascii="Courier New" w:hAnsi="Courier New"/>
+          <w:color w:val="101010"/>
+          <w:sz w:val="20"/>
+        </w:rPr>
+        <w:t xml:space="preserve">    ( 1, 0, 0, 13 | 9 )</w:t>
+      </w:r>
+    </w:p>
+    <w:p>
+      <w:pPr>
+        <w:spacing w:after="0" w:line="240" w:lineRule="auto"/>
+        <w:ind w:firstLine="0" w:left="283"/>
+      </w:pPr>
+      <w:r>
+        <w:rPr>
+          <w:rFonts w:ascii="Courier New" w:hAnsi="Courier New"/>
+          <w:color w:val="101010"/>
+          <w:sz w:val="20"/>
+        </w:rPr>
+        <w:t xml:space="preserve">    ( 0, 1, 0, 22 | 8 )</w:t>
+      </w:r>
+    </w:p>
+    <w:p>
+      <w:pPr>
+        <w:spacing w:after="0" w:line="240" w:lineRule="auto"/>
+        <w:ind w:firstLine="0" w:left="283"/>
+      </w:pPr>
+      <w:r>
+        <w:rPr>
+          <w:rFonts w:ascii="Courier New" w:hAnsi="Courier New"/>
+          <w:color w:val="101010"/>
+          <w:sz w:val="20"/>
+        </w:rPr>
+        <w:t xml:space="preserve">    ( 0, 0, 1, 5 | 21 )</w:t>
+      </w:r>
+    </w:p>
+    <w:p>
+      <w:pPr>
+        <w:spacing w:after="0" w:line="240" w:lineRule="auto"/>
+        <w:ind w:firstLine="0" w:left="283"/>
+      </w:pPr>
+      <w:r>
+        <w:rPr>
+          <w:rFonts w:ascii="Courier New" w:hAnsi="Courier New"/>
+          <w:color w:val="101010"/>
+          <w:sz w:val="20"/>
+        </w:rPr>
+        <w:t xml:space="preserve">    ( 0, 0, 0, 1 | 4 )</w:t>
+      </w:r>
+    </w:p>
+    <w:p>
+      <w:pPr>
+        <w:spacing w:after="0" w:line="240" w:lineRule="auto"/>
+        <w:ind w:firstLine="0" w:left="283"/>
+      </w:pPr>
+      <w:r>
+        <w:rPr>
+          <w:rFonts w:ascii="Courier New" w:hAnsi="Courier New"/>
+          <w:color w:val="101010"/>
+          <w:sz w:val="20"/>
+        </w:rPr>
+        <w:t>Шаг 4.3. Обнуляем элемент в строке 1, столбце 4: строка 1 ← строка 1 − 13 · строка 4 (mod 23):</w:t>
+      </w:r>
+    </w:p>
+    <w:p>
+      <w:pPr>
+        <w:spacing w:after="0" w:line="240" w:lineRule="auto"/>
+        <w:ind w:firstLine="0" w:left="283"/>
+      </w:pPr>
+      <w:r>
+        <w:rPr>
+          <w:rFonts w:ascii="Courier New" w:hAnsi="Courier New"/>
+          <w:color w:val="101010"/>
+          <w:sz w:val="20"/>
+        </w:rPr>
+        <w:t xml:space="preserve">    ( 1, 0, 0, 0 | 3 )</w:t>
+      </w:r>
+    </w:p>
+    <w:p>
+      <w:pPr>
+        <w:spacing w:after="0" w:line="240" w:lineRule="auto"/>
+        <w:ind w:firstLine="0" w:left="283"/>
+      </w:pPr>
+      <w:r>
+        <w:rPr>
+          <w:rFonts w:ascii="Courier New" w:hAnsi="Courier New"/>
+          <w:color w:val="101010"/>
+          <w:sz w:val="20"/>
+        </w:rPr>
+        <w:t xml:space="preserve">    ( 0, 1, 0, 22 | 8 )</w:t>
+      </w:r>
+    </w:p>
+    <w:p>
+      <w:pPr>
+        <w:spacing w:after="0" w:line="240" w:lineRule="auto"/>
+        <w:ind w:firstLine="0" w:left="283"/>
+      </w:pPr>
+      <w:r>
+        <w:rPr>
+          <w:rFonts w:ascii="Courier New" w:hAnsi="Courier New"/>
+          <w:color w:val="101010"/>
+          <w:sz w:val="20"/>
+        </w:rPr>
+        <w:t xml:space="preserve">    ( 0, 0, 1, 5 | 21 )</w:t>
+      </w:r>
+    </w:p>
+    <w:p>
+      <w:pPr>
+        <w:spacing w:after="0" w:line="240" w:lineRule="auto"/>
+        <w:ind w:firstLine="0" w:left="283"/>
+      </w:pPr>
+      <w:r>
+        <w:rPr>
+          <w:rFonts w:ascii="Courier New" w:hAnsi="Courier New"/>
+          <w:color w:val="101010"/>
+          <w:sz w:val="20"/>
+        </w:rPr>
+        <w:t xml:space="preserve">    ( 0, 0, 0, 1 | 4 )</w:t>
+      </w:r>
+    </w:p>
+    <w:p>
+      <w:pPr>
+        <w:spacing w:after="0" w:line="240" w:lineRule="auto"/>
+        <w:ind w:firstLine="0" w:left="283"/>
+      </w:pPr>
+      <w:r>
+        <w:rPr>
+          <w:rFonts w:ascii="Courier New" w:hAnsi="Courier New"/>
+          <w:color w:val="101010"/>
+          <w:sz w:val="20"/>
+        </w:rPr>
+        <w:t>Шаг 4.3. Обнуляем элемент в строке 2, столбце 4: строка 2 ← строка 2 − 22 · строка 4 (mod 23):</w:t>
+      </w:r>
+    </w:p>
+    <w:p>
+      <w:pPr>
+        <w:spacing w:after="0" w:line="240" w:lineRule="auto"/>
+        <w:ind w:firstLine="0" w:left="283"/>
+      </w:pPr>
+      <w:r>
+        <w:rPr>
+          <w:rFonts w:ascii="Courier New" w:hAnsi="Courier New"/>
+          <w:color w:val="101010"/>
+          <w:sz w:val="20"/>
+        </w:rPr>
+        <w:t xml:space="preserve">    ( 1, 0, 0, 0 | 3 )</w:t>
+      </w:r>
+    </w:p>
+    <w:p>
+      <w:pPr>
+        <w:spacing w:after="0" w:line="240" w:lineRule="auto"/>
+        <w:ind w:firstLine="0" w:left="283"/>
+      </w:pPr>
+      <w:r>
+        <w:rPr>
+          <w:rFonts w:ascii="Courier New" w:hAnsi="Courier New"/>
+          <w:color w:val="101010"/>
+          <w:sz w:val="20"/>
+        </w:rPr>
+        <w:t xml:space="preserve">    ( 0, 1, 0, 0 | 12 )</w:t>
+      </w:r>
+    </w:p>
+    <w:p>
+      <w:pPr>
+        <w:spacing w:after="0" w:line="240" w:lineRule="auto"/>
+        <w:ind w:firstLine="0" w:left="283"/>
+      </w:pPr>
+      <w:r>
+        <w:rPr>
+          <w:rFonts w:ascii="Courier New" w:hAnsi="Courier New"/>
+          <w:color w:val="101010"/>
+          <w:sz w:val="20"/>
+        </w:rPr>
+        <w:t xml:space="preserve">    ( 0, 0, 1, 5 | 21 )</w:t>
+      </w:r>
+    </w:p>
+    <w:p>
+      <w:pPr>
+        <w:spacing w:after="0" w:line="240" w:lineRule="auto"/>
+        <w:ind w:firstLine="0" w:left="283"/>
+      </w:pPr>
+      <w:r>
+        <w:rPr>
+          <w:rFonts w:ascii="Courier New" w:hAnsi="Courier New"/>
+          <w:color w:val="101010"/>
+          <w:sz w:val="20"/>
+        </w:rPr>
+        <w:t xml:space="preserve">    ( 0, 0, 0, 1 | 4 )</w:t>
+      </w:r>
+    </w:p>
+    <w:p>
+      <w:pPr>
+        <w:spacing w:after="0" w:line="240" w:lineRule="auto"/>
+        <w:ind w:firstLine="0" w:left="283"/>
+      </w:pPr>
+      <w:r>
+        <w:rPr>
+          <w:rFonts w:ascii="Courier New" w:hAnsi="Courier New"/>
+          <w:color w:val="101010"/>
+          <w:sz w:val="20"/>
+        </w:rPr>
+        <w:t>Шаг 4.3. Обнуляем элемент в строке 3, столбце 4: строка 3 ← строка 3 − 5 · строка 4 (mod 23):</w:t>
+      </w:r>
+    </w:p>
+    <w:p>
+      <w:pPr>
+        <w:spacing w:after="0" w:line="240" w:lineRule="auto"/>
+        <w:ind w:firstLine="0" w:left="283"/>
+      </w:pPr>
+      <w:r>
+        <w:rPr>
+          <w:rFonts w:ascii="Courier New" w:hAnsi="Courier New"/>
+          <w:color w:val="101010"/>
+          <w:sz w:val="20"/>
+        </w:rPr>
+        <w:t xml:space="preserve">    ( 1, 0, 0, 0 | 3 )</w:t>
+      </w:r>
+    </w:p>
+    <w:p>
+      <w:pPr>
+        <w:spacing w:after="0" w:line="240" w:lineRule="auto"/>
+        <w:ind w:firstLine="0" w:left="283"/>
+      </w:pPr>
+      <w:r>
+        <w:rPr>
+          <w:rFonts w:ascii="Courier New" w:hAnsi="Courier New"/>
+          <w:color w:val="101010"/>
+          <w:sz w:val="20"/>
+        </w:rPr>
+        <w:t xml:space="preserve">    ( 0, 1, 0, 0 | 12 )</w:t>
+      </w:r>
+    </w:p>
+    <w:p>
+      <w:pPr>
+        <w:spacing w:after="0" w:line="240" w:lineRule="auto"/>
+        <w:ind w:firstLine="0" w:left="283"/>
+      </w:pPr>
+      <w:r>
+        <w:rPr>
+          <w:rFonts w:ascii="Courier New" w:hAnsi="Courier New"/>
+          <w:color w:val="101010"/>
+          <w:sz w:val="20"/>
+        </w:rPr>
+        <w:t xml:space="preserve">    ( 0, 0, 1, 0 | 1 )</w:t>
+      </w:r>
+    </w:p>
+    <w:p>
+      <w:pPr>
+        <w:spacing w:after="0" w:line="240" w:lineRule="auto"/>
+        <w:ind w:firstLine="0" w:left="283"/>
+      </w:pPr>
+      <w:r>
+        <w:rPr>
+          <w:rFonts w:ascii="Courier New" w:hAnsi="Courier New"/>
+          <w:color w:val="101010"/>
+          <w:sz w:val="20"/>
+        </w:rPr>
+        <w:t xml:space="preserve">    ( 0, 0, 0, 1 | 4 )</w:t>
+      </w:r>
+    </w:p>
+    <w:p>
+      <w:pPr>
+        <w:jc w:val="both"/>
+      </w:pPr>
+      <w:r>
+        <w:rPr>
+          <w:rFonts w:ascii="Times New Roman" w:hAnsi="Times New Roman"/>
+          <w:sz w:val="28"/>
+        </w:rPr>
+        <w:t>После приведения к ступенчатому виду получаем коэффициенты (a₀, …, a_{3}) = (3, 12, 1, 4). Итоговый полином:</w:t>
       </w:r>
     </w:p>
     <w:p>
@@ -2016,49 +4551,7 @@
             <m:t xml:space="preserve">f</m:t>
           </m:r>
           <m:r>
-            <m:t xml:space="preserve">(x) = 4</m:t>
-          </m:r>
-          <m:sSup>
-            <m:e>
-              <m:r>
-                <m:rPr>
-                  <m:sty m:val="i"/>
-                </m:rPr>
-                <m:t xml:space="preserve">x</m:t>
-              </m:r>
-            </m:e>
-            <m:sup>
-              <m:r>
-                <m:rPr>
-                  <m:sty m:val="i"/>
-                </m:rPr>
-                <m:t xml:space="preserve">3</m:t>
-              </m:r>
-            </m:sup>
-          </m:sSup>
-          <m:r>
-            <m:t xml:space="preserve"> + </m:t>
-          </m:r>
-          <m:sSup>
-            <m:e>
-              <m:r>
-                <m:rPr>
-                  <m:sty m:val="i"/>
-                </m:rPr>
-                <m:t xml:space="preserve">x</m:t>
-              </m:r>
-            </m:e>
-            <m:sup>
-              <m:r>
-                <m:rPr>
-                  <m:sty m:val="i"/>
-                </m:rPr>
-                <m:t xml:space="preserve">2</m:t>
-              </m:r>
-            </m:sup>
-          </m:sSup>
-          <m:r>
-            <m:t xml:space="preserve"> + 12 x + 3 (mod 23)</m:t>
+            <m:t xml:space="preserve">(x) = 4x^3 + 1x^2 + 12x + 3 (mod 23)</m:t>
           </m:r>
         </m:oMath>
       </m:oMathPara>
@@ -2094,7 +4587,7 @@
             <m:t xml:space="preserve">f</m:t>
           </m:r>
           <m:r>
-            <m:t xml:space="preserve">(2) = 4·8 + 4 + 24 + 3 = 63 ≡ 17 (mod 23)</m:t>
+            <m:t xml:space="preserve">(2) = 3 + 12·2 + 1·4 + 4·8 ≡ 17 (mod 23)</m:t>
           </m:r>
         </m:oMath>
       </m:oMathPara>
@@ -2109,7 +4602,7 @@
           <w:rFonts w:ascii="Times New Roman" w:hAnsi="Times New Roman"/>
           <w:sz w:val="28"/>
         </w:rPr>
-        <w:t>Итог: доля Дейва (2, 17).</w:t>
+        <w:t>Итог: доля Дейва — (2, 17).</w:t>
       </w:r>
     </w:p>
     <w:p>
@@ -2129,6 +4622,7 @@
     </w:p>
     <w:p>
       <w:pPr>
+        <w:ind w:firstLine="0"/>
         <w:jc w:val="both"/>
       </w:pPr>
       <w:r>
@@ -2136,7 +4630,7 @@
           <w:rFonts w:ascii="Times New Roman" w:hAnsi="Times New Roman"/>
           <w:sz w:val="28"/>
         </w:rPr>
-        <w:t>Доли (9, 14), (19, 23), (21, 7). Применяем ту же формулу Лагранжа по модулю 31.</w:t>
+        <w:t>Все операции — по модулю 31.</w:t>
       </w:r>
     </w:p>
     <w:p>
@@ -2149,7 +4643,7 @@
           <w:rFonts w:ascii="Times New Roman" w:hAnsi="Times New Roman"/>
           <w:sz w:val="28"/>
         </w:rPr>
-        <w:t>Шаг 1. L_1(0) для (9, 14):</w:t>
+        <w:t>Шаг 1. Для (x_1, y_1) = (9, 14):</w:t>
       </w:r>
     </w:p>
     <w:p>
@@ -2174,6 +4668,9 @@
             </m:e>
             <m:sub>
               <m:r>
+                <m:rPr>
+                  <m:sty m:val="i"/>
+                </m:rPr>
                 <m:t xml:space="preserve">1</m:t>
               </m:r>
             </m:sub>
@@ -2184,42 +4681,12 @@
           <m:f>
             <m:num>
               <m:r>
-                <m:t xml:space="preserve">(−19) · (−21)</m:t>
+                <m:t xml:space="preserve">(-19) · (-21)</m:t>
               </m:r>
             </m:num>
             <m:den>
               <m:r>
                 <m:t xml:space="preserve">(9−19) · (9−21)</m:t>
-              </m:r>
-            </m:den>
-          </m:f>
-          <m:r>
-            <m:t xml:space="preserve"> ≡ </m:t>
-          </m:r>
-          <m:f>
-            <m:num>
-              <m:r>
-                <m:t xml:space="preserve">12 · 10</m:t>
-              </m:r>
-            </m:num>
-            <m:den>
-              <m:r>
-                <m:t xml:space="preserve">21 · 19</m:t>
-              </m:r>
-            </m:den>
-          </m:f>
-          <m:r>
-            <m:t xml:space="preserve"> ≡ </m:t>
-          </m:r>
-          <m:f>
-            <m:num>
-              <m:r>
-                <m:t xml:space="preserve">120</m:t>
-              </m:r>
-            </m:num>
-            <m:den>
-              <m:r>
-                <m:t xml:space="preserve">399</m:t>
               </m:r>
             </m:den>
           </m:f>
@@ -2239,7 +4706,7 @@
             </m:den>
           </m:f>
           <m:r>
-            <m:t xml:space="preserve"> ≡ 1 (mod 31)</m:t>
+            <m:t xml:space="preserve"> (mod 31)</m:t>
           </m:r>
         </m:oMath>
       </m:oMathPara>
@@ -2254,7 +4721,7 @@
           <w:rFonts w:ascii="Times New Roman" w:hAnsi="Times New Roman"/>
           <w:sz w:val="28"/>
         </w:rPr>
-        <w:t>Действительно: 120 mod 31 = 27; 399 mod 31 = 27. 27 · 27⁻¹ ≡ 1.</w:t>
+        <w:t>Обратный элемент 27⁻¹ mod 31 = 23. Тогда L_1(0) ≡ 27 · 23 ≡ 1 (mod 31); итог: L_1(0) = 1.</w:t>
       </w:r>
     </w:p>
     <w:p>
@@ -2267,7 +4734,7 @@
           <w:rFonts w:ascii="Times New Roman" w:hAnsi="Times New Roman"/>
           <w:sz w:val="28"/>
         </w:rPr>
-        <w:t>Шаг 2. L_2(0) для (19, 23):</w:t>
+        <w:t>Шаг 2. Для (x_2, y_2) = (19, 23):</w:t>
       </w:r>
     </w:p>
     <w:p>
@@ -2292,6 +4759,9 @@
             </m:e>
             <m:sub>
               <m:r>
+                <m:rPr>
+                  <m:sty m:val="i"/>
+                </m:rPr>
                 <m:t xml:space="preserve">2</m:t>
               </m:r>
             </m:sub>
@@ -2302,7 +4772,7 @@
           <m:f>
             <m:num>
               <m:r>
-                <m:t xml:space="preserve">(−9) · (−21)</m:t>
+                <m:t xml:space="preserve">(-9) · (-21)</m:t>
               </m:r>
             </m:num>
             <m:den>
@@ -2317,27 +4787,12 @@
           <m:f>
             <m:num>
               <m:r>
-                <m:t xml:space="preserve">22 · 10</m:t>
+                <m:t xml:space="preserve">3</m:t>
               </m:r>
             </m:num>
             <m:den>
               <m:r>
-                <m:t xml:space="preserve">10 · 29</m:t>
-              </m:r>
-            </m:den>
-          </m:f>
-          <m:r>
-            <m:t xml:space="preserve"> ≡ </m:t>
-          </m:r>
-          <m:f>
-            <m:num>
-              <m:r>
-                <m:t xml:space="preserve">220</m:t>
-              </m:r>
-            </m:num>
-            <m:den>
-              <m:r>
-                <m:t xml:space="preserve">290</m:t>
+                <m:t xml:space="preserve">11</m:t>
               </m:r>
             </m:den>
           </m:f>
@@ -2357,7 +4812,7 @@
           <w:rFonts w:ascii="Times New Roman" w:hAnsi="Times New Roman"/>
           <w:sz w:val="28"/>
         </w:rPr>
-        <w:t>220 mod 31 = 220 − 6·31 = 220 − 186 = 34 → 34 − 31 = 3. 290 mod 31 = 290 − 9·31 = 290 − 279 = 11. 11⁻¹ mod 31: 11·17 = 187 = 6·31 + 1 ⇒ 11⁻¹ ≡ 17. L_2(0) ≡ 3·17 = 51 ≡ 20 (mod 31).</w:t>
+        <w:t>Обратный элемент 11⁻¹ mod 31 = 17. Тогда L_2(0) ≡ 3 · 17 ≡ 20 (mod 31); итог: L_2(0) = 20.</w:t>
       </w:r>
     </w:p>
     <w:p>
@@ -2370,7 +4825,7 @@
           <w:rFonts w:ascii="Times New Roman" w:hAnsi="Times New Roman"/>
           <w:sz w:val="28"/>
         </w:rPr>
-        <w:t>Шаг 3. L_3(0) для (21, 7):</w:t>
+        <w:t>Шаг 3. Для (x_3, y_3) = (21, 7):</w:t>
       </w:r>
     </w:p>
     <w:p>
@@ -2395,6 +4850,9 @@
             </m:e>
             <m:sub>
               <m:r>
+                <m:rPr>
+                  <m:sty m:val="i"/>
+                </m:rPr>
                 <m:t xml:space="preserve">3</m:t>
               </m:r>
             </m:sub>
@@ -2405,7 +4863,7 @@
           <m:f>
             <m:num>
               <m:r>
-                <m:t xml:space="preserve">(−9) · (−19)</m:t>
+                <m:t xml:space="preserve">(-9) · (-19)</m:t>
               </m:r>
             </m:num>
             <m:den>
@@ -2420,32 +4878,17 @@
           <m:f>
             <m:num>
               <m:r>
-                <m:t xml:space="preserve">22 · 12</m:t>
+                <m:t xml:space="preserve">16</m:t>
               </m:r>
             </m:num>
             <m:den>
               <m:r>
-                <m:t xml:space="preserve">12 · 2</m:t>
+                <m:t xml:space="preserve">24</m:t>
               </m:r>
             </m:den>
           </m:f>
           <m:r>
-            <m:t xml:space="preserve"> ≡ </m:t>
-          </m:r>
-          <m:f>
-            <m:num>
-              <m:r>
-                <m:t xml:space="preserve">22</m:t>
-              </m:r>
-            </m:num>
-            <m:den>
-              <m:r>
-                <m:t xml:space="preserve">2</m:t>
-              </m:r>
-            </m:den>
-          </m:f>
-          <m:r>
-            <m:t xml:space="preserve"> ≡ 11 (mod 31)</m:t>
+            <m:t xml:space="preserve"> (mod 31)</m:t>
           </m:r>
         </m:oMath>
       </m:oMathPara>
@@ -2460,7 +4903,20 @@
           <w:rFonts w:ascii="Times New Roman" w:hAnsi="Times New Roman"/>
           <w:sz w:val="28"/>
         </w:rPr>
-        <w:t>Шаг 4. Собираем секрет f(0):</w:t>
+        <w:t>Обратный элемент 24⁻¹ mod 31 = 22. Тогда L_3(0) ≡ 16 · 22 ≡ 11 (mod 31); итог: L_3(0) = 11.</w:t>
+      </w:r>
+    </w:p>
+    <w:p>
+      <w:pPr>
+        <w:ind w:firstLine="0"/>
+        <w:jc w:val="both"/>
+      </w:pPr>
+      <w:r>
+        <w:rPr>
+          <w:rFonts w:ascii="Times New Roman" w:hAnsi="Times New Roman"/>
+          <w:sz w:val="28"/>
+        </w:rPr>
+        <w:t>Сборка секрета f(0):</w:t>
       </w:r>
     </w:p>
     <w:p>
@@ -2481,14 +4937,13 @@
             <m:t xml:space="preserve">f</m:t>
           </m:r>
           <m:r>
-            <m:t xml:space="preserve">(0) = 14·1 + 23·20 + 7·11 = 14 + 460 + 77 = 551 ≡ 24 (mod 31)</m:t>
+            <m:t xml:space="preserve">(0) = 14·1 + 23·20 + 7·11 = 551 ≡ 24 (mod 31)</m:t>
           </m:r>
         </m:oMath>
       </m:oMathPara>
     </w:p>
     <w:p>
       <w:pPr>
-        <w:ind w:firstLine="0"/>
         <w:jc w:val="both"/>
       </w:pPr>
       <w:r>
@@ -2496,8 +4951,239 @@
           <w:rFonts w:ascii="Times New Roman" w:hAnsi="Times New Roman"/>
           <w:sz w:val="28"/>
         </w:rPr>
-        <w:t>Секрет f(0) = 24.</w:t>
-      </w:r>
+        <w:t>Восстановим полином f(x) = a₀ + a₁x + … + a_{2}x^{2} через систему Вандермонда (m = 3 уравнений в Z_31):</w:t>
+      </w:r>
+    </w:p>
+    <w:p>
+      <w:pPr>
+        <w:spacing w:before="120" w:after="120"/>
+        <w:ind w:firstLine="0"/>
+        <w:jc w:val="center"/>
+      </w:pPr>
+      <m:oMathPara>
+        <m:oMathParaPr>
+          <m:jc m:val="center"/>
+        </m:oMathParaPr>
+        <m:oMath>
+          <m:sSub>
+            <m:e>
+              <m:r>
+                <m:rPr>
+                  <m:sty m:val="i"/>
+                </m:rPr>
+                <m:t xml:space="preserve">a</m:t>
+              </m:r>
+            </m:e>
+            <m:sub>
+              <m:r>
+                <m:rPr>
+                  <m:sty m:val="i"/>
+                </m:rPr>
+                <m:t xml:space="preserve">0</m:t>
+              </m:r>
+            </m:sub>
+          </m:sSub>
+          <m:r>
+            <m:t xml:space="preserve"> + 9 · </m:t>
+          </m:r>
+          <m:sSub>
+            <m:e>
+              <m:r>
+                <m:rPr>
+                  <m:sty m:val="i"/>
+                </m:rPr>
+                <m:t xml:space="preserve">a</m:t>
+              </m:r>
+            </m:e>
+            <m:sub>
+              <m:r>
+                <m:rPr>
+                  <m:sty m:val="i"/>
+                </m:rPr>
+                <m:t xml:space="preserve">1</m:t>
+              </m:r>
+            </m:sub>
+          </m:sSub>
+          <m:r>
+            <m:t xml:space="preserve"> + 19 · </m:t>
+          </m:r>
+          <m:sSub>
+            <m:e>
+              <m:r>
+                <m:rPr>
+                  <m:sty m:val="i"/>
+                </m:rPr>
+                <m:t xml:space="preserve">a</m:t>
+              </m:r>
+            </m:e>
+            <m:sub>
+              <m:r>
+                <m:rPr>
+                  <m:sty m:val="i"/>
+                </m:rPr>
+                <m:t xml:space="preserve">2</m:t>
+              </m:r>
+            </m:sub>
+          </m:sSub>
+          <m:r>
+            <m:t xml:space="preserve"> ≡ 14 (mod 31)</m:t>
+          </m:r>
+        </m:oMath>
+      </m:oMathPara>
+    </w:p>
+    <w:p>
+      <w:pPr>
+        <w:spacing w:before="120" w:after="120"/>
+        <w:ind w:firstLine="0"/>
+        <w:jc w:val="center"/>
+      </w:pPr>
+      <m:oMathPara>
+        <m:oMathParaPr>
+          <m:jc m:val="center"/>
+        </m:oMathParaPr>
+        <m:oMath>
+          <m:sSub>
+            <m:e>
+              <m:r>
+                <m:rPr>
+                  <m:sty m:val="i"/>
+                </m:rPr>
+                <m:t xml:space="preserve">a</m:t>
+              </m:r>
+            </m:e>
+            <m:sub>
+              <m:r>
+                <m:rPr>
+                  <m:sty m:val="i"/>
+                </m:rPr>
+                <m:t xml:space="preserve">0</m:t>
+              </m:r>
+            </m:sub>
+          </m:sSub>
+          <m:r>
+            <m:t xml:space="preserve"> + 19 · </m:t>
+          </m:r>
+          <m:sSub>
+            <m:e>
+              <m:r>
+                <m:rPr>
+                  <m:sty m:val="i"/>
+                </m:rPr>
+                <m:t xml:space="preserve">a</m:t>
+              </m:r>
+            </m:e>
+            <m:sub>
+              <m:r>
+                <m:rPr>
+                  <m:sty m:val="i"/>
+                </m:rPr>
+                <m:t xml:space="preserve">1</m:t>
+              </m:r>
+            </m:sub>
+          </m:sSub>
+          <m:r>
+            <m:t xml:space="preserve"> + 20 · </m:t>
+          </m:r>
+          <m:sSub>
+            <m:e>
+              <m:r>
+                <m:rPr>
+                  <m:sty m:val="i"/>
+                </m:rPr>
+                <m:t xml:space="preserve">a</m:t>
+              </m:r>
+            </m:e>
+            <m:sub>
+              <m:r>
+                <m:rPr>
+                  <m:sty m:val="i"/>
+                </m:rPr>
+                <m:t xml:space="preserve">2</m:t>
+              </m:r>
+            </m:sub>
+          </m:sSub>
+          <m:r>
+            <m:t xml:space="preserve"> ≡ 23 (mod 31)</m:t>
+          </m:r>
+        </m:oMath>
+      </m:oMathPara>
+    </w:p>
+    <w:p>
+      <w:pPr>
+        <w:spacing w:before="120" w:after="120"/>
+        <w:ind w:firstLine="0"/>
+        <w:jc w:val="center"/>
+      </w:pPr>
+      <m:oMathPara>
+        <m:oMathParaPr>
+          <m:jc m:val="center"/>
+        </m:oMathParaPr>
+        <m:oMath>
+          <m:sSub>
+            <m:e>
+              <m:r>
+                <m:rPr>
+                  <m:sty m:val="i"/>
+                </m:rPr>
+                <m:t xml:space="preserve">a</m:t>
+              </m:r>
+            </m:e>
+            <m:sub>
+              <m:r>
+                <m:rPr>
+                  <m:sty m:val="i"/>
+                </m:rPr>
+                <m:t xml:space="preserve">0</m:t>
+              </m:r>
+            </m:sub>
+          </m:sSub>
+          <m:r>
+            <m:t xml:space="preserve"> + 21 · </m:t>
+          </m:r>
+          <m:sSub>
+            <m:e>
+              <m:r>
+                <m:rPr>
+                  <m:sty m:val="i"/>
+                </m:rPr>
+                <m:t xml:space="preserve">a</m:t>
+              </m:r>
+            </m:e>
+            <m:sub>
+              <m:r>
+                <m:rPr>
+                  <m:sty m:val="i"/>
+                </m:rPr>
+                <m:t xml:space="preserve">1</m:t>
+              </m:r>
+            </m:sub>
+          </m:sSub>
+          <m:r>
+            <m:t xml:space="preserve"> + 7 · </m:t>
+          </m:r>
+          <m:sSub>
+            <m:e>
+              <m:r>
+                <m:rPr>
+                  <m:sty m:val="i"/>
+                </m:rPr>
+                <m:t xml:space="preserve">a</m:t>
+              </m:r>
+            </m:e>
+            <m:sub>
+              <m:r>
+                <m:rPr>
+                  <m:sty m:val="i"/>
+                </m:rPr>
+                <m:t xml:space="preserve">2</m:t>
+              </m:r>
+            </m:sub>
+          </m:sSub>
+          <m:r>
+            <m:t xml:space="preserve"> ≡ 7 (mod 31)</m:t>
+          </m:r>
+        </m:oMath>
+      </m:oMathPara>
     </w:p>
     <w:p>
       <w:pPr>
@@ -2508,22 +5194,511 @@
           <w:rFonts w:ascii="Times New Roman" w:hAnsi="Times New Roman"/>
           <w:sz w:val="28"/>
         </w:rPr>
-        <w:t>Решение системы Вандермонда (3 уравнения в Z_31) даёт коэффициенты (a₀, a₁, a₂) = (24, 1, 30). Полином f(x) = 30x² + x + 24 (mod 31). Доля Дейва: f(2) = 30·4 + 2 + 24 = 146 ≡ 22 (mod 31). Итог: доля (2, 22).</w:t>
-      </w:r>
-    </w:p>
-    <w:p>
-      <w:pPr>
-        <w:spacing w:before="240" w:after="120"/>
-        <w:ind w:firstLine="0"/>
-        <w:jc w:val="center"/>
-      </w:pPr>
-      <w:r>
-        <w:rPr>
-          <w:rFonts w:ascii="Times New Roman" w:hAnsi="Times New Roman"/>
-          <w:b/>
-          <w:sz w:val="32"/>
-        </w:rPr>
-        <w:t>Упражнение 3 (а) — Блэкли, p = 17, Q = (15, 5, 4)</w:t>
+        <w:t>Решение методом Гаусса-Жордана в Z_31 (последовательно):</w:t>
+      </w:r>
+    </w:p>
+    <w:p>
+      <w:pPr>
+        <w:spacing w:after="0" w:line="240" w:lineRule="auto"/>
+        <w:ind w:firstLine="0" w:left="283"/>
+      </w:pPr>
+      <w:r>
+        <w:rPr>
+          <w:rFonts w:ascii="Courier New" w:hAnsi="Courier New"/>
+          <w:color w:val="101010"/>
+          <w:sz w:val="20"/>
+        </w:rPr>
+        <w:t>Начальная расширенная матрица:</w:t>
+      </w:r>
+    </w:p>
+    <w:p>
+      <w:pPr>
+        <w:spacing w:after="0" w:line="240" w:lineRule="auto"/>
+        <w:ind w:firstLine="0" w:left="283"/>
+      </w:pPr>
+      <w:r>
+        <w:rPr>
+          <w:rFonts w:ascii="Courier New" w:hAnsi="Courier New"/>
+          <w:color w:val="101010"/>
+          <w:sz w:val="20"/>
+        </w:rPr>
+        <w:t xml:space="preserve">    ( 1, 9, 19 | 14 )</w:t>
+      </w:r>
+    </w:p>
+    <w:p>
+      <w:pPr>
+        <w:spacing w:after="0" w:line="240" w:lineRule="auto"/>
+        <w:ind w:firstLine="0" w:left="283"/>
+      </w:pPr>
+      <w:r>
+        <w:rPr>
+          <w:rFonts w:ascii="Courier New" w:hAnsi="Courier New"/>
+          <w:color w:val="101010"/>
+          <w:sz w:val="20"/>
+        </w:rPr>
+        <w:t xml:space="preserve">    ( 1, 19, 20 | 23 )</w:t>
+      </w:r>
+    </w:p>
+    <w:p>
+      <w:pPr>
+        <w:spacing w:after="0" w:line="240" w:lineRule="auto"/>
+        <w:ind w:firstLine="0" w:left="283"/>
+      </w:pPr>
+      <w:r>
+        <w:rPr>
+          <w:rFonts w:ascii="Courier New" w:hAnsi="Courier New"/>
+          <w:color w:val="101010"/>
+          <w:sz w:val="20"/>
+        </w:rPr>
+        <w:t xml:space="preserve">    ( 1, 21, 7 | 7 )</w:t>
+      </w:r>
+    </w:p>
+    <w:p>
+      <w:pPr>
+        <w:spacing w:after="0" w:line="240" w:lineRule="auto"/>
+        <w:ind w:firstLine="0" w:left="283"/>
+      </w:pPr>
+      <w:r>
+        <w:rPr>
+          <w:rFonts w:ascii="Courier New" w:hAnsi="Courier New"/>
+          <w:color w:val="101010"/>
+          <w:sz w:val="20"/>
+        </w:rPr>
+        <w:t>Шаг 1.3. Обнуляем элемент в строке 2, столбце 1: строка 2 ← строка 2 − 1 · строка 1 (mod 31):</w:t>
+      </w:r>
+    </w:p>
+    <w:p>
+      <w:pPr>
+        <w:spacing w:after="0" w:line="240" w:lineRule="auto"/>
+        <w:ind w:firstLine="0" w:left="283"/>
+      </w:pPr>
+      <w:r>
+        <w:rPr>
+          <w:rFonts w:ascii="Courier New" w:hAnsi="Courier New"/>
+          <w:color w:val="101010"/>
+          <w:sz w:val="20"/>
+        </w:rPr>
+        <w:t xml:space="preserve">    ( 1, 9, 19 | 14 )</w:t>
+      </w:r>
+    </w:p>
+    <w:p>
+      <w:pPr>
+        <w:spacing w:after="0" w:line="240" w:lineRule="auto"/>
+        <w:ind w:firstLine="0" w:left="283"/>
+      </w:pPr>
+      <w:r>
+        <w:rPr>
+          <w:rFonts w:ascii="Courier New" w:hAnsi="Courier New"/>
+          <w:color w:val="101010"/>
+          <w:sz w:val="20"/>
+        </w:rPr>
+        <w:t xml:space="preserve">    ( 0, 10, 1 | 9 )</w:t>
+      </w:r>
+    </w:p>
+    <w:p>
+      <w:pPr>
+        <w:spacing w:after="0" w:line="240" w:lineRule="auto"/>
+        <w:ind w:firstLine="0" w:left="283"/>
+      </w:pPr>
+      <w:r>
+        <w:rPr>
+          <w:rFonts w:ascii="Courier New" w:hAnsi="Courier New"/>
+          <w:color w:val="101010"/>
+          <w:sz w:val="20"/>
+        </w:rPr>
+        <w:t xml:space="preserve">    ( 1, 21, 7 | 7 )</w:t>
+      </w:r>
+    </w:p>
+    <w:p>
+      <w:pPr>
+        <w:spacing w:after="0" w:line="240" w:lineRule="auto"/>
+        <w:ind w:firstLine="0" w:left="283"/>
+      </w:pPr>
+      <w:r>
+        <w:rPr>
+          <w:rFonts w:ascii="Courier New" w:hAnsi="Courier New"/>
+          <w:color w:val="101010"/>
+          <w:sz w:val="20"/>
+        </w:rPr>
+        <w:t>Шаг 1.3. Обнуляем элемент в строке 3, столбце 1: строка 3 ← строка 3 − 1 · строка 1 (mod 31):</w:t>
+      </w:r>
+    </w:p>
+    <w:p>
+      <w:pPr>
+        <w:spacing w:after="0" w:line="240" w:lineRule="auto"/>
+        <w:ind w:firstLine="0" w:left="283"/>
+      </w:pPr>
+      <w:r>
+        <w:rPr>
+          <w:rFonts w:ascii="Courier New" w:hAnsi="Courier New"/>
+          <w:color w:val="101010"/>
+          <w:sz w:val="20"/>
+        </w:rPr>
+        <w:t xml:space="preserve">    ( 1, 9, 19 | 14 )</w:t>
+      </w:r>
+    </w:p>
+    <w:p>
+      <w:pPr>
+        <w:spacing w:after="0" w:line="240" w:lineRule="auto"/>
+        <w:ind w:firstLine="0" w:left="283"/>
+      </w:pPr>
+      <w:r>
+        <w:rPr>
+          <w:rFonts w:ascii="Courier New" w:hAnsi="Courier New"/>
+          <w:color w:val="101010"/>
+          <w:sz w:val="20"/>
+        </w:rPr>
+        <w:t xml:space="preserve">    ( 0, 10, 1 | 9 )</w:t>
+      </w:r>
+    </w:p>
+    <w:p>
+      <w:pPr>
+        <w:spacing w:after="0" w:line="240" w:lineRule="auto"/>
+        <w:ind w:firstLine="0" w:left="283"/>
+      </w:pPr>
+      <w:r>
+        <w:rPr>
+          <w:rFonts w:ascii="Courier New" w:hAnsi="Courier New"/>
+          <w:color w:val="101010"/>
+          <w:sz w:val="20"/>
+        </w:rPr>
+        <w:t xml:space="preserve">    ( 0, 12, 19 | 24 )</w:t>
+      </w:r>
+    </w:p>
+    <w:p>
+      <w:pPr>
+        <w:spacing w:after="0" w:line="240" w:lineRule="auto"/>
+        <w:ind w:firstLine="0" w:left="283"/>
+      </w:pPr>
+      <w:r>
+        <w:rPr>
+          <w:rFonts w:ascii="Courier New" w:hAnsi="Courier New"/>
+          <w:color w:val="101010"/>
+          <w:sz w:val="20"/>
+        </w:rPr>
+        <w:t>Шаг 2.2. Нормируем строку 2: умножаем на 10⁻¹ ≡ 28 (mod 31):</w:t>
+      </w:r>
+    </w:p>
+    <w:p>
+      <w:pPr>
+        <w:spacing w:after="0" w:line="240" w:lineRule="auto"/>
+        <w:ind w:firstLine="0" w:left="283"/>
+      </w:pPr>
+      <w:r>
+        <w:rPr>
+          <w:rFonts w:ascii="Courier New" w:hAnsi="Courier New"/>
+          <w:color w:val="101010"/>
+          <w:sz w:val="20"/>
+        </w:rPr>
+        <w:t xml:space="preserve">    ( 1, 9, 19 | 14 )</w:t>
+      </w:r>
+    </w:p>
+    <w:p>
+      <w:pPr>
+        <w:spacing w:after="0" w:line="240" w:lineRule="auto"/>
+        <w:ind w:firstLine="0" w:left="283"/>
+      </w:pPr>
+      <w:r>
+        <w:rPr>
+          <w:rFonts w:ascii="Courier New" w:hAnsi="Courier New"/>
+          <w:color w:val="101010"/>
+          <w:sz w:val="20"/>
+        </w:rPr>
+        <w:t xml:space="preserve">    ( 0, 1, 28 | 4 )</w:t>
+      </w:r>
+    </w:p>
+    <w:p>
+      <w:pPr>
+        <w:spacing w:after="0" w:line="240" w:lineRule="auto"/>
+        <w:ind w:firstLine="0" w:left="283"/>
+      </w:pPr>
+      <w:r>
+        <w:rPr>
+          <w:rFonts w:ascii="Courier New" w:hAnsi="Courier New"/>
+          <w:color w:val="101010"/>
+          <w:sz w:val="20"/>
+        </w:rPr>
+        <w:t xml:space="preserve">    ( 0, 12, 19 | 24 )</w:t>
+      </w:r>
+    </w:p>
+    <w:p>
+      <w:pPr>
+        <w:spacing w:after="0" w:line="240" w:lineRule="auto"/>
+        <w:ind w:firstLine="0" w:left="283"/>
+      </w:pPr>
+      <w:r>
+        <w:rPr>
+          <w:rFonts w:ascii="Courier New" w:hAnsi="Courier New"/>
+          <w:color w:val="101010"/>
+          <w:sz w:val="20"/>
+        </w:rPr>
+        <w:t>Шаг 2.3. Обнуляем элемент в строке 1, столбце 2: строка 1 ← строка 1 − 9 · строка 2 (mod 31):</w:t>
+      </w:r>
+    </w:p>
+    <w:p>
+      <w:pPr>
+        <w:spacing w:after="0" w:line="240" w:lineRule="auto"/>
+        <w:ind w:firstLine="0" w:left="283"/>
+      </w:pPr>
+      <w:r>
+        <w:rPr>
+          <w:rFonts w:ascii="Courier New" w:hAnsi="Courier New"/>
+          <w:color w:val="101010"/>
+          <w:sz w:val="20"/>
+        </w:rPr>
+        <w:t xml:space="preserve">    ( 1, 0, 15 | 9 )</w:t>
+      </w:r>
+    </w:p>
+    <w:p>
+      <w:pPr>
+        <w:spacing w:after="0" w:line="240" w:lineRule="auto"/>
+        <w:ind w:firstLine="0" w:left="283"/>
+      </w:pPr>
+      <w:r>
+        <w:rPr>
+          <w:rFonts w:ascii="Courier New" w:hAnsi="Courier New"/>
+          <w:color w:val="101010"/>
+          <w:sz w:val="20"/>
+        </w:rPr>
+        <w:t xml:space="preserve">    ( 0, 1, 28 | 4 )</w:t>
+      </w:r>
+    </w:p>
+    <w:p>
+      <w:pPr>
+        <w:spacing w:after="0" w:line="240" w:lineRule="auto"/>
+        <w:ind w:firstLine="0" w:left="283"/>
+      </w:pPr>
+      <w:r>
+        <w:rPr>
+          <w:rFonts w:ascii="Courier New" w:hAnsi="Courier New"/>
+          <w:color w:val="101010"/>
+          <w:sz w:val="20"/>
+        </w:rPr>
+        <w:t xml:space="preserve">    ( 0, 12, 19 | 24 )</w:t>
+      </w:r>
+    </w:p>
+    <w:p>
+      <w:pPr>
+        <w:spacing w:after="0" w:line="240" w:lineRule="auto"/>
+        <w:ind w:firstLine="0" w:left="283"/>
+      </w:pPr>
+      <w:r>
+        <w:rPr>
+          <w:rFonts w:ascii="Courier New" w:hAnsi="Courier New"/>
+          <w:color w:val="101010"/>
+          <w:sz w:val="20"/>
+        </w:rPr>
+        <w:t>Шаг 2.3. Обнуляем элемент в строке 3, столбце 2: строка 3 ← строка 3 − 12 · строка 2 (mod 31):</w:t>
+      </w:r>
+    </w:p>
+    <w:p>
+      <w:pPr>
+        <w:spacing w:after="0" w:line="240" w:lineRule="auto"/>
+        <w:ind w:firstLine="0" w:left="283"/>
+      </w:pPr>
+      <w:r>
+        <w:rPr>
+          <w:rFonts w:ascii="Courier New" w:hAnsi="Courier New"/>
+          <w:color w:val="101010"/>
+          <w:sz w:val="20"/>
+        </w:rPr>
+        <w:t xml:space="preserve">    ( 1, 0, 15 | 9 )</w:t>
+      </w:r>
+    </w:p>
+    <w:p>
+      <w:pPr>
+        <w:spacing w:after="0" w:line="240" w:lineRule="auto"/>
+        <w:ind w:firstLine="0" w:left="283"/>
+      </w:pPr>
+      <w:r>
+        <w:rPr>
+          <w:rFonts w:ascii="Courier New" w:hAnsi="Courier New"/>
+          <w:color w:val="101010"/>
+          <w:sz w:val="20"/>
+        </w:rPr>
+        <w:t xml:space="preserve">    ( 0, 1, 28 | 4 )</w:t>
+      </w:r>
+    </w:p>
+    <w:p>
+      <w:pPr>
+        <w:spacing w:after="0" w:line="240" w:lineRule="auto"/>
+        <w:ind w:firstLine="0" w:left="283"/>
+      </w:pPr>
+      <w:r>
+        <w:rPr>
+          <w:rFonts w:ascii="Courier New" w:hAnsi="Courier New"/>
+          <w:color w:val="101010"/>
+          <w:sz w:val="20"/>
+        </w:rPr>
+        <w:t xml:space="preserve">    ( 0, 0, 24 | 7 )</w:t>
+      </w:r>
+    </w:p>
+    <w:p>
+      <w:pPr>
+        <w:spacing w:after="0" w:line="240" w:lineRule="auto"/>
+        <w:ind w:firstLine="0" w:left="283"/>
+      </w:pPr>
+      <w:r>
+        <w:rPr>
+          <w:rFonts w:ascii="Courier New" w:hAnsi="Courier New"/>
+          <w:color w:val="101010"/>
+          <w:sz w:val="20"/>
+        </w:rPr>
+        <w:t>Шаг 3.2. Нормируем строку 3: умножаем на 24⁻¹ ≡ 22 (mod 31):</w:t>
+      </w:r>
+    </w:p>
+    <w:p>
+      <w:pPr>
+        <w:spacing w:after="0" w:line="240" w:lineRule="auto"/>
+        <w:ind w:firstLine="0" w:left="283"/>
+      </w:pPr>
+      <w:r>
+        <w:rPr>
+          <w:rFonts w:ascii="Courier New" w:hAnsi="Courier New"/>
+          <w:color w:val="101010"/>
+          <w:sz w:val="20"/>
+        </w:rPr>
+        <w:t xml:space="preserve">    ( 1, 0, 15 | 9 )</w:t>
+      </w:r>
+    </w:p>
+    <w:p>
+      <w:pPr>
+        <w:spacing w:after="0" w:line="240" w:lineRule="auto"/>
+        <w:ind w:firstLine="0" w:left="283"/>
+      </w:pPr>
+      <w:r>
+        <w:rPr>
+          <w:rFonts w:ascii="Courier New" w:hAnsi="Courier New"/>
+          <w:color w:val="101010"/>
+          <w:sz w:val="20"/>
+        </w:rPr>
+        <w:t xml:space="preserve">    ( 0, 1, 28 | 4 )</w:t>
+      </w:r>
+    </w:p>
+    <w:p>
+      <w:pPr>
+        <w:spacing w:after="0" w:line="240" w:lineRule="auto"/>
+        <w:ind w:firstLine="0" w:left="283"/>
+      </w:pPr>
+      <w:r>
+        <w:rPr>
+          <w:rFonts w:ascii="Courier New" w:hAnsi="Courier New"/>
+          <w:color w:val="101010"/>
+          <w:sz w:val="20"/>
+        </w:rPr>
+        <w:t xml:space="preserve">    ( 0, 0, 1 | 30 )</w:t>
+      </w:r>
+    </w:p>
+    <w:p>
+      <w:pPr>
+        <w:spacing w:after="0" w:line="240" w:lineRule="auto"/>
+        <w:ind w:firstLine="0" w:left="283"/>
+      </w:pPr>
+      <w:r>
+        <w:rPr>
+          <w:rFonts w:ascii="Courier New" w:hAnsi="Courier New"/>
+          <w:color w:val="101010"/>
+          <w:sz w:val="20"/>
+        </w:rPr>
+        <w:t>Шаг 3.3. Обнуляем элемент в строке 1, столбце 3: строка 1 ← строка 1 − 15 · строка 3 (mod 31):</w:t>
+      </w:r>
+    </w:p>
+    <w:p>
+      <w:pPr>
+        <w:spacing w:after="0" w:line="240" w:lineRule="auto"/>
+        <w:ind w:firstLine="0" w:left="283"/>
+      </w:pPr>
+      <w:r>
+        <w:rPr>
+          <w:rFonts w:ascii="Courier New" w:hAnsi="Courier New"/>
+          <w:color w:val="101010"/>
+          <w:sz w:val="20"/>
+        </w:rPr>
+        <w:t xml:space="preserve">    ( 1, 0, 0 | 24 )</w:t>
+      </w:r>
+    </w:p>
+    <w:p>
+      <w:pPr>
+        <w:spacing w:after="0" w:line="240" w:lineRule="auto"/>
+        <w:ind w:firstLine="0" w:left="283"/>
+      </w:pPr>
+      <w:r>
+        <w:rPr>
+          <w:rFonts w:ascii="Courier New" w:hAnsi="Courier New"/>
+          <w:color w:val="101010"/>
+          <w:sz w:val="20"/>
+        </w:rPr>
+        <w:t xml:space="preserve">    ( 0, 1, 28 | 4 )</w:t>
+      </w:r>
+    </w:p>
+    <w:p>
+      <w:pPr>
+        <w:spacing w:after="0" w:line="240" w:lineRule="auto"/>
+        <w:ind w:firstLine="0" w:left="283"/>
+      </w:pPr>
+      <w:r>
+        <w:rPr>
+          <w:rFonts w:ascii="Courier New" w:hAnsi="Courier New"/>
+          <w:color w:val="101010"/>
+          <w:sz w:val="20"/>
+        </w:rPr>
+        <w:t xml:space="preserve">    ( 0, 0, 1 | 30 )</w:t>
+      </w:r>
+    </w:p>
+    <w:p>
+      <w:pPr>
+        <w:spacing w:after="0" w:line="240" w:lineRule="auto"/>
+        <w:ind w:firstLine="0" w:left="283"/>
+      </w:pPr>
+      <w:r>
+        <w:rPr>
+          <w:rFonts w:ascii="Courier New" w:hAnsi="Courier New"/>
+          <w:color w:val="101010"/>
+          <w:sz w:val="20"/>
+        </w:rPr>
+        <w:t>Шаг 3.3. Обнуляем элемент в строке 2, столбце 3: строка 2 ← строка 2 − 28 · строка 3 (mod 31):</w:t>
+      </w:r>
+    </w:p>
+    <w:p>
+      <w:pPr>
+        <w:spacing w:after="0" w:line="240" w:lineRule="auto"/>
+        <w:ind w:firstLine="0" w:left="283"/>
+      </w:pPr>
+      <w:r>
+        <w:rPr>
+          <w:rFonts w:ascii="Courier New" w:hAnsi="Courier New"/>
+          <w:color w:val="101010"/>
+          <w:sz w:val="20"/>
+        </w:rPr>
+        <w:t xml:space="preserve">    ( 1, 0, 0 | 24 )</w:t>
+      </w:r>
+    </w:p>
+    <w:p>
+      <w:pPr>
+        <w:spacing w:after="0" w:line="240" w:lineRule="auto"/>
+        <w:ind w:firstLine="0" w:left="283"/>
+      </w:pPr>
+      <w:r>
+        <w:rPr>
+          <w:rFonts w:ascii="Courier New" w:hAnsi="Courier New"/>
+          <w:color w:val="101010"/>
+          <w:sz w:val="20"/>
+        </w:rPr>
+        <w:t xml:space="preserve">    ( 0, 1, 0 | 1 )</w:t>
+      </w:r>
+    </w:p>
+    <w:p>
+      <w:pPr>
+        <w:spacing w:after="0" w:line="240" w:lineRule="auto"/>
+        <w:ind w:firstLine="0" w:left="283"/>
+      </w:pPr>
+      <w:r>
+        <w:rPr>
+          <w:rFonts w:ascii="Courier New" w:hAnsi="Courier New"/>
+          <w:color w:val="101010"/>
+          <w:sz w:val="20"/>
+        </w:rPr>
+        <w:t xml:space="preserve">    ( 0, 0, 1 | 30 )</w:t>
       </w:r>
     </w:p>
     <w:p>
@@ -2535,71 +5710,7 @@
           <w:rFonts w:ascii="Times New Roman" w:hAnsi="Times New Roman"/>
           <w:sz w:val="28"/>
         </w:rPr>
-        <w:t>Создаём по 4 доли — плоскости z = a·x + b·y + c, где c = z₀ − a·x₀ − b·y₀ (mod 17) = 4 − 15a − 5b (mod 17).</w:t>
-      </w:r>
-    </w:p>
-    <w:p>
-      <w:pPr>
-        <w:ind w:firstLine="0"/>
-        <w:jc w:val="both"/>
-      </w:pPr>
-      <w:r>
-        <w:rPr>
-          <w:rFonts w:ascii="Times New Roman" w:hAnsi="Times New Roman"/>
-          <w:sz w:val="28"/>
-        </w:rPr>
-        <w:t>Доля A: a = 16, b = 5. c = 4 − 15·16 − 5·5 = -261 ≡ 11 (mod 17). Плоскость: z = 16x + 5y + 11.</w:t>
-      </w:r>
-    </w:p>
-    <w:p>
-      <w:pPr>
-        <w:ind w:firstLine="0"/>
-        <w:jc w:val="both"/>
-      </w:pPr>
-      <w:r>
-        <w:rPr>
-          <w:rFonts w:ascii="Times New Roman" w:hAnsi="Times New Roman"/>
-          <w:sz w:val="28"/>
-        </w:rPr>
-        <w:t>Доля B: a = 0, b = 1. c = 4 − 15·0 − 5·1 = -1 ≡ 16 (mod 17). Плоскость: z = 0x + 1y + 16.</w:t>
-      </w:r>
-    </w:p>
-    <w:p>
-      <w:pPr>
-        <w:ind w:firstLine="0"/>
-        <w:jc w:val="both"/>
-      </w:pPr>
-      <w:r>
-        <w:rPr>
-          <w:rFonts w:ascii="Times New Roman" w:hAnsi="Times New Roman"/>
-          <w:sz w:val="28"/>
-        </w:rPr>
-        <w:t>Доля D: a = 11, b = 14. c = 4 − 15·11 − 5·14 = -231 ≡ 7 (mod 17). Плоскость: z = 11x + 14y + 7.</w:t>
-      </w:r>
-    </w:p>
-    <w:p>
-      <w:pPr>
-        <w:ind w:firstLine="0"/>
-        <w:jc w:val="both"/>
-      </w:pPr>
-      <w:r>
-        <w:rPr>
-          <w:rFonts w:ascii="Times New Roman" w:hAnsi="Times New Roman"/>
-          <w:sz w:val="28"/>
-        </w:rPr>
-        <w:t>Доля C: a = 1, b = 5. c = 4 − 15·1 − 5·5 = -36 ≡ 15 (mod 17). Плоскость: z = 1x + 5y + 15.</w:t>
-      </w:r>
-    </w:p>
-    <w:p>
-      <w:pPr>
-        <w:jc w:val="both"/>
-      </w:pPr>
-      <w:r>
-        <w:rPr>
-          <w:rFonts w:ascii="Times New Roman" w:hAnsi="Times New Roman"/>
-          <w:sz w:val="28"/>
-        </w:rPr>
-        <w:t>Для восстановления Q решаем систему из любых трёх плоскостей. Возьмём A, B, D:</w:t>
+        <w:t>После приведения к ступенчатому виду получаем коэффициенты (a₀, …, a_{2}) = (24, 1, 30). Итоговый полином:</w:t>
       </w:r>
     </w:p>
     <w:p>
@@ -2614,10 +5725,29 @@
         </m:oMathParaPr>
         <m:oMath>
           <m:r>
-            <m:t xml:space="preserve">16 x + 5 y − z = −11</m:t>
+            <m:rPr>
+              <m:sty m:val="i"/>
+            </m:rPr>
+            <m:t xml:space="preserve">f</m:t>
+          </m:r>
+          <m:r>
+            <m:t xml:space="preserve">(x) = 30x^2 + 1x + 24 (mod 31)</m:t>
           </m:r>
         </m:oMath>
       </m:oMathPara>
+    </w:p>
+    <w:p>
+      <w:pPr>
+        <w:ind w:firstLine="0"/>
+        <w:jc w:val="both"/>
+      </w:pPr>
+      <w:r>
+        <w:rPr>
+          <w:rFonts w:ascii="Times New Roman" w:hAnsi="Times New Roman"/>
+          <w:sz w:val="28"/>
+        </w:rPr>
+        <w:t>Доля Дейва — f(2):</w:t>
+      </w:r>
     </w:p>
     <w:p>
       <w:pPr>
@@ -2631,10 +5761,120 @@
         </m:oMathParaPr>
         <m:oMath>
           <m:r>
-            <m:t xml:space="preserve">0 x + 1 y − z = −16</m:t>
+            <m:rPr>
+              <m:sty m:val="i"/>
+            </m:rPr>
+            <m:t xml:space="preserve">f</m:t>
+          </m:r>
+          <m:r>
+            <m:t xml:space="preserve">(2) = 24 + 1·2 + 30·4 ≡ 22 (mod 31)</m:t>
           </m:r>
         </m:oMath>
       </m:oMathPara>
+    </w:p>
+    <w:p>
+      <w:pPr>
+        <w:ind w:firstLine="0"/>
+        <w:jc w:val="both"/>
+      </w:pPr>
+      <w:r>
+        <w:rPr>
+          <w:rFonts w:ascii="Times New Roman" w:hAnsi="Times New Roman"/>
+          <w:sz w:val="28"/>
+        </w:rPr>
+        <w:t>Итог: доля Дейва — (2, 22).</w:t>
+      </w:r>
+    </w:p>
+    <w:p>
+      <w:pPr>
+        <w:spacing w:before="240" w:after="120"/>
+        <w:ind w:firstLine="0"/>
+        <w:jc w:val="center"/>
+      </w:pPr>
+      <w:r>
+        <w:rPr>
+          <w:rFonts w:ascii="Times New Roman" w:hAnsi="Times New Roman"/>
+          <w:b/>
+          <w:sz w:val="32"/>
+        </w:rPr>
+        <w:t>Упражнение 3 (а) — Блэкли, p = 17, Q = (15, 5, 4)</w:t>
+      </w:r>
+    </w:p>
+    <w:p>
+      <w:pPr>
+        <w:jc w:val="both"/>
+      </w:pPr>
+      <w:r>
+        <w:rPr>
+          <w:rFonts w:ascii="Times New Roman" w:hAnsi="Times New Roman"/>
+          <w:sz w:val="28"/>
+        </w:rPr>
+        <w:t>Создаём по 4 доли — плоскости z = a·x + b·y + c, где c = z₀ − a·x₀ − b·y₀ (mod 17) = 4 − 15·a − 5·b (mod 17).</w:t>
+      </w:r>
+    </w:p>
+    <w:p>
+      <w:pPr>
+        <w:ind w:firstLine="0"/>
+        <w:jc w:val="both"/>
+      </w:pPr>
+      <w:r>
+        <w:rPr>
+          <w:rFonts w:ascii="Times New Roman" w:hAnsi="Times New Roman"/>
+          <w:sz w:val="28"/>
+        </w:rPr>
+        <w:t>Доля A: a = 16, b = 5. c = 4 − 15·16 − 5·5 = -261 ≡ 11 (mod 17). Плоскость: z = 16x + 5y + 11.</w:t>
+      </w:r>
+    </w:p>
+    <w:p>
+      <w:pPr>
+        <w:ind w:firstLine="0"/>
+        <w:jc w:val="both"/>
+      </w:pPr>
+      <w:r>
+        <w:rPr>
+          <w:rFonts w:ascii="Times New Roman" w:hAnsi="Times New Roman"/>
+          <w:sz w:val="28"/>
+        </w:rPr>
+        <w:t>Доля B: a = 0, b = 1. c = 4 − 15·0 − 5·1 = -1 ≡ 16 (mod 17). Плоскость: z = 0x + 1y + 16.</w:t>
+      </w:r>
+    </w:p>
+    <w:p>
+      <w:pPr>
+        <w:ind w:firstLine="0"/>
+        <w:jc w:val="both"/>
+      </w:pPr>
+      <w:r>
+        <w:rPr>
+          <w:rFonts w:ascii="Times New Roman" w:hAnsi="Times New Roman"/>
+          <w:sz w:val="28"/>
+        </w:rPr>
+        <w:t>Доля D: a = 11, b = 14. c = 4 − 15·11 − 5·14 = -231 ≡ 7 (mod 17). Плоскость: z = 11x + 14y + 7.</w:t>
+      </w:r>
+    </w:p>
+    <w:p>
+      <w:pPr>
+        <w:ind w:firstLine="0"/>
+        <w:jc w:val="both"/>
+      </w:pPr>
+      <w:r>
+        <w:rPr>
+          <w:rFonts w:ascii="Times New Roman" w:hAnsi="Times New Roman"/>
+          <w:sz w:val="28"/>
+        </w:rPr>
+        <w:t>Доля C: a = 1, b = 5. c = 4 − 15·1 − 5·5 = -36 ≡ 15 (mod 17). Плоскость: z = 1x + 5y + 15.</w:t>
+      </w:r>
+    </w:p>
+    <w:p>
+      <w:pPr>
+        <w:jc w:val="both"/>
+      </w:pPr>
+      <w:r>
+        <w:rPr>
+          <w:rFonts w:ascii="Times New Roman" w:hAnsi="Times New Roman"/>
+          <w:sz w:val="28"/>
+        </w:rPr>
+        <w:t>Для восстановления Q возьмём тройку {A, B, D}. Система уравнений вида ax + by − z ≡ −c (mod 17):</w:t>
+      </w:r>
     </w:p>
     <w:p>
       <w:pPr>
@@ -2648,13 +5888,47 @@
         </m:oMathParaPr>
         <m:oMath>
           <m:r>
-            <m:t xml:space="preserve">11 x + 14 y − z = −7</m:t>
+            <m:t xml:space="preserve">16 x + 5 y − z ≡ 6 (mod 17)</m:t>
           </m:r>
         </m:oMath>
       </m:oMathPara>
     </w:p>
     <w:p>
       <w:pPr>
+        <w:spacing w:before="120" w:after="120"/>
+        <w:ind w:firstLine="0"/>
+        <w:jc w:val="center"/>
+      </w:pPr>
+      <m:oMathPara>
+        <m:oMathParaPr>
+          <m:jc m:val="center"/>
+        </m:oMathParaPr>
+        <m:oMath>
+          <m:r>
+            <m:t xml:space="preserve">0 x + 1 y − z ≡ 1 (mod 17)</m:t>
+          </m:r>
+        </m:oMath>
+      </m:oMathPara>
+    </w:p>
+    <w:p>
+      <w:pPr>
+        <w:spacing w:before="120" w:after="120"/>
+        <w:ind w:firstLine="0"/>
+        <w:jc w:val="center"/>
+      </w:pPr>
+      <m:oMathPara>
+        <m:oMathParaPr>
+          <m:jc m:val="center"/>
+        </m:oMathParaPr>
+        <m:oMath>
+          <m:r>
+            <m:t xml:space="preserve">11 x + 14 y − z ≡ 10 (mod 17)</m:t>
+          </m:r>
+        </m:oMath>
+      </m:oMathPara>
+    </w:p>
+    <w:p>
+      <w:pPr>
         <w:jc w:val="both"/>
       </w:pPr>
       <w:r>
@@ -2662,12 +5936,459 @@
           <w:rFonts w:ascii="Times New Roman" w:hAnsi="Times New Roman"/>
           <w:sz w:val="28"/>
         </w:rPr>
-        <w:t>Метод Гаусса в Z_17 (привести к ступенчатому виду, обратный ход):</w:t>
-      </w:r>
-    </w:p>
-    <w:p>
-      <w:pPr>
-        <w:ind w:firstLine="0"/>
+        <w:t>Пошаговое решение методом Гаусса-Жордана в Z_17:</w:t>
+      </w:r>
+    </w:p>
+    <w:p>
+      <w:pPr>
+        <w:spacing w:after="0" w:line="240" w:lineRule="auto"/>
+        <w:ind w:firstLine="0" w:left="283"/>
+      </w:pPr>
+      <w:r>
+        <w:rPr>
+          <w:rFonts w:ascii="Courier New" w:hAnsi="Courier New"/>
+          <w:color w:val="101010"/>
+          <w:sz w:val="20"/>
+        </w:rPr>
+        <w:t>Начальная расширенная матрица:</w:t>
+      </w:r>
+    </w:p>
+    <w:p>
+      <w:pPr>
+        <w:spacing w:after="0" w:line="240" w:lineRule="auto"/>
+        <w:ind w:firstLine="0" w:left="283"/>
+      </w:pPr>
+      <w:r>
+        <w:rPr>
+          <w:rFonts w:ascii="Courier New" w:hAnsi="Courier New"/>
+          <w:color w:val="101010"/>
+          <w:sz w:val="20"/>
+        </w:rPr>
+        <w:t xml:space="preserve">    ( 16, 5, 16 | 6 )</w:t>
+      </w:r>
+    </w:p>
+    <w:p>
+      <w:pPr>
+        <w:spacing w:after="0" w:line="240" w:lineRule="auto"/>
+        <w:ind w:firstLine="0" w:left="283"/>
+      </w:pPr>
+      <w:r>
+        <w:rPr>
+          <w:rFonts w:ascii="Courier New" w:hAnsi="Courier New"/>
+          <w:color w:val="101010"/>
+          <w:sz w:val="20"/>
+        </w:rPr>
+        <w:t xml:space="preserve">    ( 0, 1, 16 | 1 )</w:t>
+      </w:r>
+    </w:p>
+    <w:p>
+      <w:pPr>
+        <w:spacing w:after="0" w:line="240" w:lineRule="auto"/>
+        <w:ind w:firstLine="0" w:left="283"/>
+      </w:pPr>
+      <w:r>
+        <w:rPr>
+          <w:rFonts w:ascii="Courier New" w:hAnsi="Courier New"/>
+          <w:color w:val="101010"/>
+          <w:sz w:val="20"/>
+        </w:rPr>
+        <w:t xml:space="preserve">    ( 11, 14, 16 | 10 )</w:t>
+      </w:r>
+    </w:p>
+    <w:p>
+      <w:pPr>
+        <w:spacing w:after="0" w:line="240" w:lineRule="auto"/>
+        <w:ind w:firstLine="0" w:left="283"/>
+      </w:pPr>
+      <w:r>
+        <w:rPr>
+          <w:rFonts w:ascii="Courier New" w:hAnsi="Courier New"/>
+          <w:color w:val="101010"/>
+          <w:sz w:val="20"/>
+        </w:rPr>
+        <w:t>Шаг 1.2. Нормируем строку 1: умножаем на 16⁻¹ ≡ 16 (mod 17):</w:t>
+      </w:r>
+    </w:p>
+    <w:p>
+      <w:pPr>
+        <w:spacing w:after="0" w:line="240" w:lineRule="auto"/>
+        <w:ind w:firstLine="0" w:left="283"/>
+      </w:pPr>
+      <w:r>
+        <w:rPr>
+          <w:rFonts w:ascii="Courier New" w:hAnsi="Courier New"/>
+          <w:color w:val="101010"/>
+          <w:sz w:val="20"/>
+        </w:rPr>
+        <w:t xml:space="preserve">    ( 1, 12, 1 | 11 )</w:t>
+      </w:r>
+    </w:p>
+    <w:p>
+      <w:pPr>
+        <w:spacing w:after="0" w:line="240" w:lineRule="auto"/>
+        <w:ind w:firstLine="0" w:left="283"/>
+      </w:pPr>
+      <w:r>
+        <w:rPr>
+          <w:rFonts w:ascii="Courier New" w:hAnsi="Courier New"/>
+          <w:color w:val="101010"/>
+          <w:sz w:val="20"/>
+        </w:rPr>
+        <w:t xml:space="preserve">    ( 0, 1, 16 | 1 )</w:t>
+      </w:r>
+    </w:p>
+    <w:p>
+      <w:pPr>
+        <w:spacing w:after="0" w:line="240" w:lineRule="auto"/>
+        <w:ind w:firstLine="0" w:left="283"/>
+      </w:pPr>
+      <w:r>
+        <w:rPr>
+          <w:rFonts w:ascii="Courier New" w:hAnsi="Courier New"/>
+          <w:color w:val="101010"/>
+          <w:sz w:val="20"/>
+        </w:rPr>
+        <w:t xml:space="preserve">    ( 11, 14, 16 | 10 )</w:t>
+      </w:r>
+    </w:p>
+    <w:p>
+      <w:pPr>
+        <w:spacing w:after="0" w:line="240" w:lineRule="auto"/>
+        <w:ind w:firstLine="0" w:left="283"/>
+      </w:pPr>
+      <w:r>
+        <w:rPr>
+          <w:rFonts w:ascii="Courier New" w:hAnsi="Courier New"/>
+          <w:color w:val="101010"/>
+          <w:sz w:val="20"/>
+        </w:rPr>
+        <w:t>Шаг 1.3. Обнуляем элемент в строке 3, столбце 1: строка 3 ← строка 3 − 11 · строка 1 (mod 17):</w:t>
+      </w:r>
+    </w:p>
+    <w:p>
+      <w:pPr>
+        <w:spacing w:after="0" w:line="240" w:lineRule="auto"/>
+        <w:ind w:firstLine="0" w:left="283"/>
+      </w:pPr>
+      <w:r>
+        <w:rPr>
+          <w:rFonts w:ascii="Courier New" w:hAnsi="Courier New"/>
+          <w:color w:val="101010"/>
+          <w:sz w:val="20"/>
+        </w:rPr>
+        <w:t xml:space="preserve">    ( 1, 12, 1 | 11 )</w:t>
+      </w:r>
+    </w:p>
+    <w:p>
+      <w:pPr>
+        <w:spacing w:after="0" w:line="240" w:lineRule="auto"/>
+        <w:ind w:firstLine="0" w:left="283"/>
+      </w:pPr>
+      <w:r>
+        <w:rPr>
+          <w:rFonts w:ascii="Courier New" w:hAnsi="Courier New"/>
+          <w:color w:val="101010"/>
+          <w:sz w:val="20"/>
+        </w:rPr>
+        <w:t xml:space="preserve">    ( 0, 1, 16 | 1 )</w:t>
+      </w:r>
+    </w:p>
+    <w:p>
+      <w:pPr>
+        <w:spacing w:after="0" w:line="240" w:lineRule="auto"/>
+        <w:ind w:firstLine="0" w:left="283"/>
+      </w:pPr>
+      <w:r>
+        <w:rPr>
+          <w:rFonts w:ascii="Courier New" w:hAnsi="Courier New"/>
+          <w:color w:val="101010"/>
+          <w:sz w:val="20"/>
+        </w:rPr>
+        <w:t xml:space="preserve">    ( 0, 1, 5 | 8 )</w:t>
+      </w:r>
+    </w:p>
+    <w:p>
+      <w:pPr>
+        <w:spacing w:after="0" w:line="240" w:lineRule="auto"/>
+        <w:ind w:firstLine="0" w:left="283"/>
+      </w:pPr>
+      <w:r>
+        <w:rPr>
+          <w:rFonts w:ascii="Courier New" w:hAnsi="Courier New"/>
+          <w:color w:val="101010"/>
+          <w:sz w:val="20"/>
+        </w:rPr>
+        <w:t>Шаг 2.3. Обнуляем элемент в строке 1, столбце 2: строка 1 ← строка 1 − 12 · строка 2 (mod 17):</w:t>
+      </w:r>
+    </w:p>
+    <w:p>
+      <w:pPr>
+        <w:spacing w:after="0" w:line="240" w:lineRule="auto"/>
+        <w:ind w:firstLine="0" w:left="283"/>
+      </w:pPr>
+      <w:r>
+        <w:rPr>
+          <w:rFonts w:ascii="Courier New" w:hAnsi="Courier New"/>
+          <w:color w:val="101010"/>
+          <w:sz w:val="20"/>
+        </w:rPr>
+        <w:t xml:space="preserve">    ( 1, 0, 13 | 16 )</w:t>
+      </w:r>
+    </w:p>
+    <w:p>
+      <w:pPr>
+        <w:spacing w:after="0" w:line="240" w:lineRule="auto"/>
+        <w:ind w:firstLine="0" w:left="283"/>
+      </w:pPr>
+      <w:r>
+        <w:rPr>
+          <w:rFonts w:ascii="Courier New" w:hAnsi="Courier New"/>
+          <w:color w:val="101010"/>
+          <w:sz w:val="20"/>
+        </w:rPr>
+        <w:t xml:space="preserve">    ( 0, 1, 16 | 1 )</w:t>
+      </w:r>
+    </w:p>
+    <w:p>
+      <w:pPr>
+        <w:spacing w:after="0" w:line="240" w:lineRule="auto"/>
+        <w:ind w:firstLine="0" w:left="283"/>
+      </w:pPr>
+      <w:r>
+        <w:rPr>
+          <w:rFonts w:ascii="Courier New" w:hAnsi="Courier New"/>
+          <w:color w:val="101010"/>
+          <w:sz w:val="20"/>
+        </w:rPr>
+        <w:t xml:space="preserve">    ( 0, 1, 5 | 8 )</w:t>
+      </w:r>
+    </w:p>
+    <w:p>
+      <w:pPr>
+        <w:spacing w:after="0" w:line="240" w:lineRule="auto"/>
+        <w:ind w:firstLine="0" w:left="283"/>
+      </w:pPr>
+      <w:r>
+        <w:rPr>
+          <w:rFonts w:ascii="Courier New" w:hAnsi="Courier New"/>
+          <w:color w:val="101010"/>
+          <w:sz w:val="20"/>
+        </w:rPr>
+        <w:t>Шаг 2.3. Обнуляем элемент в строке 3, столбце 2: строка 3 ← строка 3 − 1 · строка 2 (mod 17):</w:t>
+      </w:r>
+    </w:p>
+    <w:p>
+      <w:pPr>
+        <w:spacing w:after="0" w:line="240" w:lineRule="auto"/>
+        <w:ind w:firstLine="0" w:left="283"/>
+      </w:pPr>
+      <w:r>
+        <w:rPr>
+          <w:rFonts w:ascii="Courier New" w:hAnsi="Courier New"/>
+          <w:color w:val="101010"/>
+          <w:sz w:val="20"/>
+        </w:rPr>
+        <w:t xml:space="preserve">    ( 1, 0, 13 | 16 )</w:t>
+      </w:r>
+    </w:p>
+    <w:p>
+      <w:pPr>
+        <w:spacing w:after="0" w:line="240" w:lineRule="auto"/>
+        <w:ind w:firstLine="0" w:left="283"/>
+      </w:pPr>
+      <w:r>
+        <w:rPr>
+          <w:rFonts w:ascii="Courier New" w:hAnsi="Courier New"/>
+          <w:color w:val="101010"/>
+          <w:sz w:val="20"/>
+        </w:rPr>
+        <w:t xml:space="preserve">    ( 0, 1, 16 | 1 )</w:t>
+      </w:r>
+    </w:p>
+    <w:p>
+      <w:pPr>
+        <w:spacing w:after="0" w:line="240" w:lineRule="auto"/>
+        <w:ind w:firstLine="0" w:left="283"/>
+      </w:pPr>
+      <w:r>
+        <w:rPr>
+          <w:rFonts w:ascii="Courier New" w:hAnsi="Courier New"/>
+          <w:color w:val="101010"/>
+          <w:sz w:val="20"/>
+        </w:rPr>
+        <w:t xml:space="preserve">    ( 0, 0, 6 | 7 )</w:t>
+      </w:r>
+    </w:p>
+    <w:p>
+      <w:pPr>
+        <w:spacing w:after="0" w:line="240" w:lineRule="auto"/>
+        <w:ind w:firstLine="0" w:left="283"/>
+      </w:pPr>
+      <w:r>
+        <w:rPr>
+          <w:rFonts w:ascii="Courier New" w:hAnsi="Courier New"/>
+          <w:color w:val="101010"/>
+          <w:sz w:val="20"/>
+        </w:rPr>
+        <w:t>Шаг 3.2. Нормируем строку 3: умножаем на 6⁻¹ ≡ 3 (mod 17):</w:t>
+      </w:r>
+    </w:p>
+    <w:p>
+      <w:pPr>
+        <w:spacing w:after="0" w:line="240" w:lineRule="auto"/>
+        <w:ind w:firstLine="0" w:left="283"/>
+      </w:pPr>
+      <w:r>
+        <w:rPr>
+          <w:rFonts w:ascii="Courier New" w:hAnsi="Courier New"/>
+          <w:color w:val="101010"/>
+          <w:sz w:val="20"/>
+        </w:rPr>
+        <w:t xml:space="preserve">    ( 1, 0, 13 | 16 )</w:t>
+      </w:r>
+    </w:p>
+    <w:p>
+      <w:pPr>
+        <w:spacing w:after="0" w:line="240" w:lineRule="auto"/>
+        <w:ind w:firstLine="0" w:left="283"/>
+      </w:pPr>
+      <w:r>
+        <w:rPr>
+          <w:rFonts w:ascii="Courier New" w:hAnsi="Courier New"/>
+          <w:color w:val="101010"/>
+          <w:sz w:val="20"/>
+        </w:rPr>
+        <w:t xml:space="preserve">    ( 0, 1, 16 | 1 )</w:t>
+      </w:r>
+    </w:p>
+    <w:p>
+      <w:pPr>
+        <w:spacing w:after="0" w:line="240" w:lineRule="auto"/>
+        <w:ind w:firstLine="0" w:left="283"/>
+      </w:pPr>
+      <w:r>
+        <w:rPr>
+          <w:rFonts w:ascii="Courier New" w:hAnsi="Courier New"/>
+          <w:color w:val="101010"/>
+          <w:sz w:val="20"/>
+        </w:rPr>
+        <w:t xml:space="preserve">    ( 0, 0, 1 | 4 )</w:t>
+      </w:r>
+    </w:p>
+    <w:p>
+      <w:pPr>
+        <w:spacing w:after="0" w:line="240" w:lineRule="auto"/>
+        <w:ind w:firstLine="0" w:left="283"/>
+      </w:pPr>
+      <w:r>
+        <w:rPr>
+          <w:rFonts w:ascii="Courier New" w:hAnsi="Courier New"/>
+          <w:color w:val="101010"/>
+          <w:sz w:val="20"/>
+        </w:rPr>
+        <w:t>Шаг 3.3. Обнуляем элемент в строке 1, столбце 3: строка 1 ← строка 1 − 13 · строка 3 (mod 17):</w:t>
+      </w:r>
+    </w:p>
+    <w:p>
+      <w:pPr>
+        <w:spacing w:after="0" w:line="240" w:lineRule="auto"/>
+        <w:ind w:firstLine="0" w:left="283"/>
+      </w:pPr>
+      <w:r>
+        <w:rPr>
+          <w:rFonts w:ascii="Courier New" w:hAnsi="Courier New"/>
+          <w:color w:val="101010"/>
+          <w:sz w:val="20"/>
+        </w:rPr>
+        <w:t xml:space="preserve">    ( 1, 0, 0 | 15 )</w:t>
+      </w:r>
+    </w:p>
+    <w:p>
+      <w:pPr>
+        <w:spacing w:after="0" w:line="240" w:lineRule="auto"/>
+        <w:ind w:firstLine="0" w:left="283"/>
+      </w:pPr>
+      <w:r>
+        <w:rPr>
+          <w:rFonts w:ascii="Courier New" w:hAnsi="Courier New"/>
+          <w:color w:val="101010"/>
+          <w:sz w:val="20"/>
+        </w:rPr>
+        <w:t xml:space="preserve">    ( 0, 1, 16 | 1 )</w:t>
+      </w:r>
+    </w:p>
+    <w:p>
+      <w:pPr>
+        <w:spacing w:after="0" w:line="240" w:lineRule="auto"/>
+        <w:ind w:firstLine="0" w:left="283"/>
+      </w:pPr>
+      <w:r>
+        <w:rPr>
+          <w:rFonts w:ascii="Courier New" w:hAnsi="Courier New"/>
+          <w:color w:val="101010"/>
+          <w:sz w:val="20"/>
+        </w:rPr>
+        <w:t xml:space="preserve">    ( 0, 0, 1 | 4 )</w:t>
+      </w:r>
+    </w:p>
+    <w:p>
+      <w:pPr>
+        <w:spacing w:after="0" w:line="240" w:lineRule="auto"/>
+        <w:ind w:firstLine="0" w:left="283"/>
+      </w:pPr>
+      <w:r>
+        <w:rPr>
+          <w:rFonts w:ascii="Courier New" w:hAnsi="Courier New"/>
+          <w:color w:val="101010"/>
+          <w:sz w:val="20"/>
+        </w:rPr>
+        <w:t>Шаг 3.3. Обнуляем элемент в строке 2, столбце 3: строка 2 ← строка 2 − 16 · строка 3 (mod 17):</w:t>
+      </w:r>
+    </w:p>
+    <w:p>
+      <w:pPr>
+        <w:spacing w:after="0" w:line="240" w:lineRule="auto"/>
+        <w:ind w:firstLine="0" w:left="283"/>
+      </w:pPr>
+      <w:r>
+        <w:rPr>
+          <w:rFonts w:ascii="Courier New" w:hAnsi="Courier New"/>
+          <w:color w:val="101010"/>
+          <w:sz w:val="20"/>
+        </w:rPr>
+        <w:t xml:space="preserve">    ( 1, 0, 0 | 15 )</w:t>
+      </w:r>
+    </w:p>
+    <w:p>
+      <w:pPr>
+        <w:spacing w:after="0" w:line="240" w:lineRule="auto"/>
+        <w:ind w:firstLine="0" w:left="283"/>
+      </w:pPr>
+      <w:r>
+        <w:rPr>
+          <w:rFonts w:ascii="Courier New" w:hAnsi="Courier New"/>
+          <w:color w:val="101010"/>
+          <w:sz w:val="20"/>
+        </w:rPr>
+        <w:t xml:space="preserve">    ( 0, 1, 0 | 5 )</w:t>
+      </w:r>
+    </w:p>
+    <w:p>
+      <w:pPr>
+        <w:spacing w:after="0" w:line="240" w:lineRule="auto"/>
+        <w:ind w:firstLine="0" w:left="283"/>
+      </w:pPr>
+      <w:r>
+        <w:rPr>
+          <w:rFonts w:ascii="Courier New" w:hAnsi="Courier New"/>
+          <w:color w:val="101010"/>
+          <w:sz w:val="20"/>
+        </w:rPr>
+        <w:t xml:space="preserve">    ( 0, 0, 1 | 4 )</w:t>
+      </w:r>
+    </w:p>
+    <w:p>
+      <w:pPr>
         <w:jc w:val="both"/>
       </w:pPr>
       <w:r>
@@ -2675,33 +6396,7 @@
           <w:rFonts w:ascii="Times New Roman" w:hAnsi="Times New Roman"/>
           <w:sz w:val="28"/>
         </w:rPr>
-        <w:t>1) Из 2-го уравнения: y = z − 16 (по mod 17).</w:t>
-      </w:r>
-    </w:p>
-    <w:p>
-      <w:pPr>
-        <w:ind w:firstLine="0"/>
-        <w:jc w:val="both"/>
-      </w:pPr>
-      <w:r>
-        <w:rPr>
-          <w:rFonts w:ascii="Times New Roman" w:hAnsi="Times New Roman"/>
-          <w:sz w:val="28"/>
-        </w:rPr>
-        <w:t>2) Подставив в 1-е и 3-е, выражаем x через z.</w:t>
-      </w:r>
-    </w:p>
-    <w:p>
-      <w:pPr>
-        <w:ind w:firstLine="0"/>
-        <w:jc w:val="both"/>
-      </w:pPr>
-      <w:r>
-        <w:rPr>
-          <w:rFonts w:ascii="Times New Roman" w:hAnsi="Times New Roman"/>
-          <w:sz w:val="28"/>
-        </w:rPr>
-        <w:t>3) Решая полученную систему 2×2, находим (x, y, z) = (15, 5, 4) — что и есть Q.</w:t>
+        <w:t>Из последней матрицы читаем результат: (x, y, z) = (15, 5, 4) = Q ✓.</w:t>
       </w:r>
     </w:p>
     <w:p>
@@ -2728,7 +6423,7 @@
           <w:rFonts w:ascii="Times New Roman" w:hAnsi="Times New Roman"/>
           <w:sz w:val="28"/>
         </w:rPr>
-        <w:t>c = z₀ − a·x₀ − b·y₀ (mod 31) = 25 − 11a − 10b (mod 31).</w:t>
+        <w:t>Создаём по 4 доли — плоскости z = a·x + b·y + c, где c = z₀ − a·x₀ − b·y₀ (mod 31) = 25 − 11·a − 10·b (mod 31).</w:t>
       </w:r>
     </w:p>
     <w:p>
@@ -2792,7 +6487,530 @@
           <w:rFonts w:ascii="Times New Roman" w:hAnsi="Times New Roman"/>
           <w:sz w:val="28"/>
         </w:rPr>
-        <w:t>Решая систему из {A, B, D} методом Гаусса в Z_31, восстанавливаем Q = (11, 10, 25). Аналогично выполняется для любой другой тройки.</w:t>
+        <w:t>Для восстановления Q возьмём тройку {A, B, D}. Система уравнений вида ax + by − z ≡ −c (mod 31):</w:t>
+      </w:r>
+    </w:p>
+    <w:p>
+      <w:pPr>
+        <w:spacing w:before="120" w:after="120"/>
+        <w:ind w:firstLine="0"/>
+        <w:jc w:val="center"/>
+      </w:pPr>
+      <m:oMathPara>
+        <m:oMathParaPr>
+          <m:jc m:val="center"/>
+        </m:oMathParaPr>
+        <m:oMath>
+          <m:r>
+            <m:t xml:space="preserve">1 x + 0 y − z ≡ 17 (mod 31)</m:t>
+          </m:r>
+        </m:oMath>
+      </m:oMathPara>
+    </w:p>
+    <w:p>
+      <w:pPr>
+        <w:spacing w:before="120" w:after="120"/>
+        <w:ind w:firstLine="0"/>
+        <w:jc w:val="center"/>
+      </w:pPr>
+      <m:oMathPara>
+        <m:oMathParaPr>
+          <m:jc m:val="center"/>
+        </m:oMathParaPr>
+        <m:oMath>
+          <m:r>
+            <m:t xml:space="preserve">30 x + 0 y − z ≡ 26 (mod 31)</m:t>
+          </m:r>
+        </m:oMath>
+      </m:oMathPara>
+    </w:p>
+    <w:p>
+      <w:pPr>
+        <w:spacing w:before="120" w:after="120"/>
+        <w:ind w:firstLine="0"/>
+        <w:jc w:val="center"/>
+      </w:pPr>
+      <m:oMathPara>
+        <m:oMathParaPr>
+          <m:jc m:val="center"/>
+        </m:oMathParaPr>
+        <m:oMath>
+          <m:r>
+            <m:t xml:space="preserve">15 x + 11 y − z ≡ 2 (mod 31)</m:t>
+          </m:r>
+        </m:oMath>
+      </m:oMathPara>
+    </w:p>
+    <w:p>
+      <w:pPr>
+        <w:jc w:val="both"/>
+      </w:pPr>
+      <w:r>
+        <w:rPr>
+          <w:rFonts w:ascii="Times New Roman" w:hAnsi="Times New Roman"/>
+          <w:sz w:val="28"/>
+        </w:rPr>
+        <w:t>Пошаговое решение методом Гаусса-Жордана в Z_31:</w:t>
+      </w:r>
+    </w:p>
+    <w:p>
+      <w:pPr>
+        <w:spacing w:after="0" w:line="240" w:lineRule="auto"/>
+        <w:ind w:firstLine="0" w:left="283"/>
+      </w:pPr>
+      <w:r>
+        <w:rPr>
+          <w:rFonts w:ascii="Courier New" w:hAnsi="Courier New"/>
+          <w:color w:val="101010"/>
+          <w:sz w:val="20"/>
+        </w:rPr>
+        <w:t>Начальная расширенная матрица:</w:t>
+      </w:r>
+    </w:p>
+    <w:p>
+      <w:pPr>
+        <w:spacing w:after="0" w:line="240" w:lineRule="auto"/>
+        <w:ind w:firstLine="0" w:left="283"/>
+      </w:pPr>
+      <w:r>
+        <w:rPr>
+          <w:rFonts w:ascii="Courier New" w:hAnsi="Courier New"/>
+          <w:color w:val="101010"/>
+          <w:sz w:val="20"/>
+        </w:rPr>
+        <w:t xml:space="preserve">    ( 1, 0, 30 | 17 )</w:t>
+      </w:r>
+    </w:p>
+    <w:p>
+      <w:pPr>
+        <w:spacing w:after="0" w:line="240" w:lineRule="auto"/>
+        <w:ind w:firstLine="0" w:left="283"/>
+      </w:pPr>
+      <w:r>
+        <w:rPr>
+          <w:rFonts w:ascii="Courier New" w:hAnsi="Courier New"/>
+          <w:color w:val="101010"/>
+          <w:sz w:val="20"/>
+        </w:rPr>
+        <w:t xml:space="preserve">    ( 30, 0, 30 | 26 )</w:t>
+      </w:r>
+    </w:p>
+    <w:p>
+      <w:pPr>
+        <w:spacing w:after="0" w:line="240" w:lineRule="auto"/>
+        <w:ind w:firstLine="0" w:left="283"/>
+      </w:pPr>
+      <w:r>
+        <w:rPr>
+          <w:rFonts w:ascii="Courier New" w:hAnsi="Courier New"/>
+          <w:color w:val="101010"/>
+          <w:sz w:val="20"/>
+        </w:rPr>
+        <w:t xml:space="preserve">    ( 15, 11, 30 | 2 )</w:t>
+      </w:r>
+    </w:p>
+    <w:p>
+      <w:pPr>
+        <w:spacing w:after="0" w:line="240" w:lineRule="auto"/>
+        <w:ind w:firstLine="0" w:left="283"/>
+      </w:pPr>
+      <w:r>
+        <w:rPr>
+          <w:rFonts w:ascii="Courier New" w:hAnsi="Courier New"/>
+          <w:color w:val="101010"/>
+          <w:sz w:val="20"/>
+        </w:rPr>
+        <w:t>Шаг 1.3. Обнуляем элемент в строке 2, столбце 1: строка 2 ← строка 2 − 30 · строка 1 (mod 31):</w:t>
+      </w:r>
+    </w:p>
+    <w:p>
+      <w:pPr>
+        <w:spacing w:after="0" w:line="240" w:lineRule="auto"/>
+        <w:ind w:firstLine="0" w:left="283"/>
+      </w:pPr>
+      <w:r>
+        <w:rPr>
+          <w:rFonts w:ascii="Courier New" w:hAnsi="Courier New"/>
+          <w:color w:val="101010"/>
+          <w:sz w:val="20"/>
+        </w:rPr>
+        <w:t xml:space="preserve">    ( 1, 0, 30 | 17 )</w:t>
+      </w:r>
+    </w:p>
+    <w:p>
+      <w:pPr>
+        <w:spacing w:after="0" w:line="240" w:lineRule="auto"/>
+        <w:ind w:firstLine="0" w:left="283"/>
+      </w:pPr>
+      <w:r>
+        <w:rPr>
+          <w:rFonts w:ascii="Courier New" w:hAnsi="Courier New"/>
+          <w:color w:val="101010"/>
+          <w:sz w:val="20"/>
+        </w:rPr>
+        <w:t xml:space="preserve">    ( 0, 0, 29 | 12 )</w:t>
+      </w:r>
+    </w:p>
+    <w:p>
+      <w:pPr>
+        <w:spacing w:after="0" w:line="240" w:lineRule="auto"/>
+        <w:ind w:firstLine="0" w:left="283"/>
+      </w:pPr>
+      <w:r>
+        <w:rPr>
+          <w:rFonts w:ascii="Courier New" w:hAnsi="Courier New"/>
+          <w:color w:val="101010"/>
+          <w:sz w:val="20"/>
+        </w:rPr>
+        <w:t xml:space="preserve">    ( 15, 11, 30 | 2 )</w:t>
+      </w:r>
+    </w:p>
+    <w:p>
+      <w:pPr>
+        <w:spacing w:after="0" w:line="240" w:lineRule="auto"/>
+        <w:ind w:firstLine="0" w:left="283"/>
+      </w:pPr>
+      <w:r>
+        <w:rPr>
+          <w:rFonts w:ascii="Courier New" w:hAnsi="Courier New"/>
+          <w:color w:val="101010"/>
+          <w:sz w:val="20"/>
+        </w:rPr>
+        <w:t>Шаг 1.3. Обнуляем элемент в строке 3, столбце 1: строка 3 ← строка 3 − 15 · строка 1 (mod 31):</w:t>
+      </w:r>
+    </w:p>
+    <w:p>
+      <w:pPr>
+        <w:spacing w:after="0" w:line="240" w:lineRule="auto"/>
+        <w:ind w:firstLine="0" w:left="283"/>
+      </w:pPr>
+      <w:r>
+        <w:rPr>
+          <w:rFonts w:ascii="Courier New" w:hAnsi="Courier New"/>
+          <w:color w:val="101010"/>
+          <w:sz w:val="20"/>
+        </w:rPr>
+        <w:t xml:space="preserve">    ( 1, 0, 30 | 17 )</w:t>
+      </w:r>
+    </w:p>
+    <w:p>
+      <w:pPr>
+        <w:spacing w:after="0" w:line="240" w:lineRule="auto"/>
+        <w:ind w:firstLine="0" w:left="283"/>
+      </w:pPr>
+      <w:r>
+        <w:rPr>
+          <w:rFonts w:ascii="Courier New" w:hAnsi="Courier New"/>
+          <w:color w:val="101010"/>
+          <w:sz w:val="20"/>
+        </w:rPr>
+        <w:t xml:space="preserve">    ( 0, 0, 29 | 12 )</w:t>
+      </w:r>
+    </w:p>
+    <w:p>
+      <w:pPr>
+        <w:spacing w:after="0" w:line="240" w:lineRule="auto"/>
+        <w:ind w:firstLine="0" w:left="283"/>
+      </w:pPr>
+      <w:r>
+        <w:rPr>
+          <w:rFonts w:ascii="Courier New" w:hAnsi="Courier New"/>
+          <w:color w:val="101010"/>
+          <w:sz w:val="20"/>
+        </w:rPr>
+        <w:t xml:space="preserve">    ( 0, 11, 14 | 26 )</w:t>
+      </w:r>
+    </w:p>
+    <w:p>
+      <w:pPr>
+        <w:spacing w:after="0" w:line="240" w:lineRule="auto"/>
+        <w:ind w:firstLine="0" w:left="283"/>
+      </w:pPr>
+      <w:r>
+        <w:rPr>
+          <w:rFonts w:ascii="Courier New" w:hAnsi="Courier New"/>
+          <w:color w:val="101010"/>
+          <w:sz w:val="20"/>
+        </w:rPr>
+        <w:t>Шаг 2.1. Меняем местами строки 2 и 3 (нужен ненулевой ведущий элемент в столбце 2):</w:t>
+      </w:r>
+    </w:p>
+    <w:p>
+      <w:pPr>
+        <w:spacing w:after="0" w:line="240" w:lineRule="auto"/>
+        <w:ind w:firstLine="0" w:left="283"/>
+      </w:pPr>
+      <w:r>
+        <w:rPr>
+          <w:rFonts w:ascii="Courier New" w:hAnsi="Courier New"/>
+          <w:color w:val="101010"/>
+          <w:sz w:val="20"/>
+        </w:rPr>
+        <w:t xml:space="preserve">    ( 1, 0, 30 | 17 )</w:t>
+      </w:r>
+    </w:p>
+    <w:p>
+      <w:pPr>
+        <w:spacing w:after="0" w:line="240" w:lineRule="auto"/>
+        <w:ind w:firstLine="0" w:left="283"/>
+      </w:pPr>
+      <w:r>
+        <w:rPr>
+          <w:rFonts w:ascii="Courier New" w:hAnsi="Courier New"/>
+          <w:color w:val="101010"/>
+          <w:sz w:val="20"/>
+        </w:rPr>
+        <w:t xml:space="preserve">    ( 0, 11, 14 | 26 )</w:t>
+      </w:r>
+    </w:p>
+    <w:p>
+      <w:pPr>
+        <w:spacing w:after="0" w:line="240" w:lineRule="auto"/>
+        <w:ind w:firstLine="0" w:left="283"/>
+      </w:pPr>
+      <w:r>
+        <w:rPr>
+          <w:rFonts w:ascii="Courier New" w:hAnsi="Courier New"/>
+          <w:color w:val="101010"/>
+          <w:sz w:val="20"/>
+        </w:rPr>
+        <w:t xml:space="preserve">    ( 0, 0, 29 | 12 )</w:t>
+      </w:r>
+    </w:p>
+    <w:p>
+      <w:pPr>
+        <w:spacing w:after="0" w:line="240" w:lineRule="auto"/>
+        <w:ind w:firstLine="0" w:left="283"/>
+      </w:pPr>
+      <w:r>
+        <w:rPr>
+          <w:rFonts w:ascii="Courier New" w:hAnsi="Courier New"/>
+          <w:color w:val="101010"/>
+          <w:sz w:val="20"/>
+        </w:rPr>
+        <w:t>Шаг 2.2. Нормируем строку 2: умножаем на 11⁻¹ ≡ 17 (mod 31):</w:t>
+      </w:r>
+    </w:p>
+    <w:p>
+      <w:pPr>
+        <w:spacing w:after="0" w:line="240" w:lineRule="auto"/>
+        <w:ind w:firstLine="0" w:left="283"/>
+      </w:pPr>
+      <w:r>
+        <w:rPr>
+          <w:rFonts w:ascii="Courier New" w:hAnsi="Courier New"/>
+          <w:color w:val="101010"/>
+          <w:sz w:val="20"/>
+        </w:rPr>
+        <w:t xml:space="preserve">    ( 1, 0, 30 | 17 )</w:t>
+      </w:r>
+    </w:p>
+    <w:p>
+      <w:pPr>
+        <w:spacing w:after="0" w:line="240" w:lineRule="auto"/>
+        <w:ind w:firstLine="0" w:left="283"/>
+      </w:pPr>
+      <w:r>
+        <w:rPr>
+          <w:rFonts w:ascii="Courier New" w:hAnsi="Courier New"/>
+          <w:color w:val="101010"/>
+          <w:sz w:val="20"/>
+        </w:rPr>
+        <w:t xml:space="preserve">    ( 0, 1, 21 | 8 )</w:t>
+      </w:r>
+    </w:p>
+    <w:p>
+      <w:pPr>
+        <w:spacing w:after="0" w:line="240" w:lineRule="auto"/>
+        <w:ind w:firstLine="0" w:left="283"/>
+      </w:pPr>
+      <w:r>
+        <w:rPr>
+          <w:rFonts w:ascii="Courier New" w:hAnsi="Courier New"/>
+          <w:color w:val="101010"/>
+          <w:sz w:val="20"/>
+        </w:rPr>
+        <w:t xml:space="preserve">    ( 0, 0, 29 | 12 )</w:t>
+      </w:r>
+    </w:p>
+    <w:p>
+      <w:pPr>
+        <w:spacing w:after="0" w:line="240" w:lineRule="auto"/>
+        <w:ind w:firstLine="0" w:left="283"/>
+      </w:pPr>
+      <w:r>
+        <w:rPr>
+          <w:rFonts w:ascii="Courier New" w:hAnsi="Courier New"/>
+          <w:color w:val="101010"/>
+          <w:sz w:val="20"/>
+        </w:rPr>
+        <w:t>Шаг 3.2. Нормируем строку 3: умножаем на 29⁻¹ ≡ 15 (mod 31):</w:t>
+      </w:r>
+    </w:p>
+    <w:p>
+      <w:pPr>
+        <w:spacing w:after="0" w:line="240" w:lineRule="auto"/>
+        <w:ind w:firstLine="0" w:left="283"/>
+      </w:pPr>
+      <w:r>
+        <w:rPr>
+          <w:rFonts w:ascii="Courier New" w:hAnsi="Courier New"/>
+          <w:color w:val="101010"/>
+          <w:sz w:val="20"/>
+        </w:rPr>
+        <w:t xml:space="preserve">    ( 1, 0, 30 | 17 )</w:t>
+      </w:r>
+    </w:p>
+    <w:p>
+      <w:pPr>
+        <w:spacing w:after="0" w:line="240" w:lineRule="auto"/>
+        <w:ind w:firstLine="0" w:left="283"/>
+      </w:pPr>
+      <w:r>
+        <w:rPr>
+          <w:rFonts w:ascii="Courier New" w:hAnsi="Courier New"/>
+          <w:color w:val="101010"/>
+          <w:sz w:val="20"/>
+        </w:rPr>
+        <w:t xml:space="preserve">    ( 0, 1, 21 | 8 )</w:t>
+      </w:r>
+    </w:p>
+    <w:p>
+      <w:pPr>
+        <w:spacing w:after="0" w:line="240" w:lineRule="auto"/>
+        <w:ind w:firstLine="0" w:left="283"/>
+      </w:pPr>
+      <w:r>
+        <w:rPr>
+          <w:rFonts w:ascii="Courier New" w:hAnsi="Courier New"/>
+          <w:color w:val="101010"/>
+          <w:sz w:val="20"/>
+        </w:rPr>
+        <w:t xml:space="preserve">    ( 0, 0, 1 | 25 )</w:t>
+      </w:r>
+    </w:p>
+    <w:p>
+      <w:pPr>
+        <w:spacing w:after="0" w:line="240" w:lineRule="auto"/>
+        <w:ind w:firstLine="0" w:left="283"/>
+      </w:pPr>
+      <w:r>
+        <w:rPr>
+          <w:rFonts w:ascii="Courier New" w:hAnsi="Courier New"/>
+          <w:color w:val="101010"/>
+          <w:sz w:val="20"/>
+        </w:rPr>
+        <w:t>Шаг 3.3. Обнуляем элемент в строке 1, столбце 3: строка 1 ← строка 1 − 30 · строка 3 (mod 31):</w:t>
+      </w:r>
+    </w:p>
+    <w:p>
+      <w:pPr>
+        <w:spacing w:after="0" w:line="240" w:lineRule="auto"/>
+        <w:ind w:firstLine="0" w:left="283"/>
+      </w:pPr>
+      <w:r>
+        <w:rPr>
+          <w:rFonts w:ascii="Courier New" w:hAnsi="Courier New"/>
+          <w:color w:val="101010"/>
+          <w:sz w:val="20"/>
+        </w:rPr>
+        <w:t xml:space="preserve">    ( 1, 0, 0 | 11 )</w:t>
+      </w:r>
+    </w:p>
+    <w:p>
+      <w:pPr>
+        <w:spacing w:after="0" w:line="240" w:lineRule="auto"/>
+        <w:ind w:firstLine="0" w:left="283"/>
+      </w:pPr>
+      <w:r>
+        <w:rPr>
+          <w:rFonts w:ascii="Courier New" w:hAnsi="Courier New"/>
+          <w:color w:val="101010"/>
+          <w:sz w:val="20"/>
+        </w:rPr>
+        <w:t xml:space="preserve">    ( 0, 1, 21 | 8 )</w:t>
+      </w:r>
+    </w:p>
+    <w:p>
+      <w:pPr>
+        <w:spacing w:after="0" w:line="240" w:lineRule="auto"/>
+        <w:ind w:firstLine="0" w:left="283"/>
+      </w:pPr>
+      <w:r>
+        <w:rPr>
+          <w:rFonts w:ascii="Courier New" w:hAnsi="Courier New"/>
+          <w:color w:val="101010"/>
+          <w:sz w:val="20"/>
+        </w:rPr>
+        <w:t xml:space="preserve">    ( 0, 0, 1 | 25 )</w:t>
+      </w:r>
+    </w:p>
+    <w:p>
+      <w:pPr>
+        <w:spacing w:after="0" w:line="240" w:lineRule="auto"/>
+        <w:ind w:firstLine="0" w:left="283"/>
+      </w:pPr>
+      <w:r>
+        <w:rPr>
+          <w:rFonts w:ascii="Courier New" w:hAnsi="Courier New"/>
+          <w:color w:val="101010"/>
+          <w:sz w:val="20"/>
+        </w:rPr>
+        <w:t>Шаг 3.3. Обнуляем элемент в строке 2, столбце 3: строка 2 ← строка 2 − 21 · строка 3 (mod 31):</w:t>
+      </w:r>
+    </w:p>
+    <w:p>
+      <w:pPr>
+        <w:spacing w:after="0" w:line="240" w:lineRule="auto"/>
+        <w:ind w:firstLine="0" w:left="283"/>
+      </w:pPr>
+      <w:r>
+        <w:rPr>
+          <w:rFonts w:ascii="Courier New" w:hAnsi="Courier New"/>
+          <w:color w:val="101010"/>
+          <w:sz w:val="20"/>
+        </w:rPr>
+        <w:t xml:space="preserve">    ( 1, 0, 0 | 11 )</w:t>
+      </w:r>
+    </w:p>
+    <w:p>
+      <w:pPr>
+        <w:spacing w:after="0" w:line="240" w:lineRule="auto"/>
+        <w:ind w:firstLine="0" w:left="283"/>
+      </w:pPr>
+      <w:r>
+        <w:rPr>
+          <w:rFonts w:ascii="Courier New" w:hAnsi="Courier New"/>
+          <w:color w:val="101010"/>
+          <w:sz w:val="20"/>
+        </w:rPr>
+        <w:t xml:space="preserve">    ( 0, 1, 0 | 10 )</w:t>
+      </w:r>
+    </w:p>
+    <w:p>
+      <w:pPr>
+        <w:spacing w:after="0" w:line="240" w:lineRule="auto"/>
+        <w:ind w:firstLine="0" w:left="283"/>
+      </w:pPr>
+      <w:r>
+        <w:rPr>
+          <w:rFonts w:ascii="Courier New" w:hAnsi="Courier New"/>
+          <w:color w:val="101010"/>
+          <w:sz w:val="20"/>
+        </w:rPr>
+        <w:t xml:space="preserve">    ( 0, 0, 1 | 25 )</w:t>
+      </w:r>
+    </w:p>
+    <w:p>
+      <w:pPr>
+        <w:jc w:val="both"/>
+      </w:pPr>
+      <w:r>
+        <w:rPr>
+          <w:rFonts w:ascii="Times New Roman" w:hAnsi="Times New Roman"/>
+          <w:sz w:val="28"/>
+        </w:rPr>
+        <w:t>Из последней матрицы читаем результат: (x, y, z) = (11, 10, 25) = Q ✓.</w:t>
       </w:r>
     </w:p>
     <w:p>
@@ -2824,7 +7042,7 @@
           <w:rFonts w:ascii="Times New Roman" w:hAnsi="Times New Roman"/>
           <w:sz w:val="28"/>
         </w:rPr>
-        <w:t>Запуск программы подтверждает все вычисления ручной проверки:</w:t>
+        <w:t>Запуск программы подтверждает все ручные вычисления:</w:t>
       </w:r>
     </w:p>
     <w:p>
@@ -3236,7 +7454,7 @@
           <w:rFonts w:ascii="Times New Roman" w:hAnsi="Times New Roman"/>
           <w:sz w:val="28"/>
         </w:rPr>
-        <w:t>Ответ. К протоколам с арбитром (дилером): доверенный участник-дилер генерирует полином f(x), раздаёт доли (x_j, f(x_j)) другим участникам и затем выходит из системы. Восстановление секрета участниками идёт уже без него — но изначально схема не самодостаточна без посредника.</w:t>
+        <w:t>Ответ. К протоколам с арбитром (дилером): доверенный участник-дилер генерирует полином f(x), раздаёт доли (x_j, f(x_j)) другим участникам и затем выходит из системы. Восстановление секрета участниками идёт уже без него.</w:t>
       </w:r>
     </w:p>
     <w:p>
@@ -3262,7 +7480,7 @@
           <w:rFonts w:ascii="Times New Roman" w:hAnsi="Times New Roman"/>
           <w:sz w:val="28"/>
         </w:rPr>
-        <w:t>Ответ. Схема Шамира опирается на единственность полинома степени m − 1, проходящего через m различных точек (интерполяция Лагранжа в конечном поле Z_p). Схема Блэкли — на однозначность пересечения трёх плоскостей общего положения в трёхмерном пространстве (линейная алгебра в Z_p).</w:t>
+        <w:t>Ответ. Схема Шамира — единственность полинома степени m − 1, проходящего через m различных точек (интерполяция Лагранжа в Z_p). Схема Блэкли — однозначность пересечения трёх плоскостей общего положения в Z_p³ (линейная алгебра в Z_p).</w:t>
       </w:r>
     </w:p>
     <w:p>
@@ -3276,7 +7494,7 @@
           <w:b/>
           <w:sz w:val="28"/>
         </w:rPr>
-        <w:t>Вопрос 3. Полином какой степени нужно создать для (3, n)-схемы Шамира для трёх оппозиционных партий, где для восстановления требуется не менее 3 человек из одной партии, 2 из другой и 4 из третьей?</w:t>
+        <w:t>Вопрос 3. Полином какой степени нужен для (3, n)-схемы Шамира для трёх партий, когда минимально требуется 3, 2 и 4 человека из них?</w:t>
       </w:r>
     </w:p>
     <w:p>
@@ -3288,7 +7506,7 @@
           <w:rFonts w:ascii="Times New Roman" w:hAnsi="Times New Roman"/>
           <w:sz w:val="28"/>
         </w:rPr>
-        <w:t>Ответ. Для каждой партии создаётся свой полином: степени 2, 1 и 3 соответственно (m − 1 для каждой группы). Итоговый секрет = произведению свободных членов всех трёх полиномов.</w:t>
+        <w:t>Ответ. Для каждой партии — свой полином: степени 2, 1 и 3 (m − 1 на партию). Итоговый секрет — произведение свободных членов всех трёх полиномов.</w:t>
       </w:r>
     </w:p>
     <w:p>
@@ -3302,7 +7520,7 @@
           <w:b/>
           <w:sz w:val="28"/>
         </w:rPr>
-        <w:t>Вопрос 4. Параметры (m, n)-схемы для 3 генералов и 7 полковников: секрет восстанавливается «2 генерала и 1 полковник», или «1 генерал и 3 полковника», или «5 полковников».</w:t>
+        <w:t>Вопрос 4. Параметры (m, n)-схемы для 3 генералов и 7 полковников: «2 генерала + 1 полковник», «1 генерал + 3 полковника» или «5 полковников».</w:t>
       </w:r>
     </w:p>
     <w:p>
@@ -3314,7 +7532,7 @@
           <w:rFonts w:ascii="Times New Roman" w:hAnsi="Times New Roman"/>
           <w:sz w:val="28"/>
         </w:rPr>
-        <w:t>Ответ. Каждый генерал получает 3 доли, каждый полковник — 1 долю. Порог m = 5. Тогда комбинации (2 · 3 + 1 · 1 = 7 ≥ 5), (1 · 3 + 3 · 1 = 6 ≥ 5), (5 · 1 = 5) восстанавливают секрет, а более слабые — нет. Общее n = 3 · 3 + 7 · 1 = 16 долей.</w:t>
+        <w:t>Ответ. Каждый генерал получает 3 доли, каждый полковник — 1 долю. Порог m = 5. Тогда любая из указанных комбинаций даёт ≥ 5 долей. Общее n = 3·3 + 7·1 = 16.</w:t>
       </w:r>
     </w:p>
     <w:p>
@@ -3328,7 +7546,7 @@
           <w:b/>
           <w:sz w:val="28"/>
         </w:rPr>
-        <w:t>Вопрос 5. Какие возможности для Евы и Мэллори в рассмотренных схемах?</w:t>
+        <w:t>Вопрос 5. Какие возможности для Евы и Мэллори в этих схемах?</w:t>
       </w:r>
     </w:p>
     <w:p>
@@ -3340,7 +7558,7 @@
           <w:rFonts w:ascii="Times New Roman" w:hAnsi="Times New Roman"/>
           <w:sz w:val="28"/>
         </w:rPr>
-        <w:t>Ответ. Ева — пассивный наблюдатель: имея &lt; m долей, она не получает никакой информации о секрете (для Шамира — строго, для Блэкли — также). Мэллори — активный: может выдавать себя за участника, имея m − 1 честных долей и подбирая собственную, которая удовлетворит сборщика; схемы без аутентификации долей от этого не защищают.</w:t>
+        <w:t>Ответ. Ева — пассивный наблюдатель: имея &lt; m долей, она не получает информации о секрете. Мэллори — активный: имея m − 1 честных долей, может подобрать собственную, которая удовлетворит сборщика; схемы без аутентификации долей от этого не защищают.</w:t>
       </w:r>
     </w:p>
     <w:p>
@@ -3354,7 +7572,7 @@
           <w:b/>
           <w:sz w:val="28"/>
         </w:rPr>
-        <w:t>Вопрос 6. Возможно ли динамически добавлять участников в эти схемы?</w:t>
+        <w:t>Вопрос 6. Возможно ли динамически добавлять участников?</w:t>
       </w:r>
     </w:p>
     <w:p>
@@ -3366,7 +7584,7 @@
           <w:rFonts w:ascii="Times New Roman" w:hAnsi="Times New Roman"/>
           <w:sz w:val="28"/>
         </w:rPr>
-        <w:t>Ответ. Да, для схемы Шамира — пока полином f(x) известен дилеру: достаточно выдать новому участнику пару (x', f(x')) для новой x'. Для Блэкли — также: дилер строит новую плоскость, проходящую через Q. Без дилера процедура расширения сложнее и требует proactive secret sharing.</w:t>
+        <w:t>Ответ. Да: для Шамира — выдать новому участнику (x', f(x')) для свободной x'; для Блэкли — построить новую плоскость, проходящую через Q. Без дилера расширение сложнее и требует proactive secret sharing.</w:t>
       </w:r>
     </w:p>
     <w:p>
@@ -3380,7 +7598,7 @@
           <w:b/>
           <w:sz w:val="28"/>
         </w:rPr>
-        <w:t>Вопрос 7. Кэрол из примера 3 называет вместо легальной доли (6, 1) долю (7, 3) или (3, 8). Будет ли секрет восстановлен верно?</w:t>
+        <w:t>Вопрос 7. Если Кэрол вместо легальной доли (6, 1) назовёт (7, 3) или (3, 8) — восстановится ли секрет?</w:t>
       </w:r>
     </w:p>
     <w:p>
@@ -3392,7 +7610,7 @@
           <w:rFonts w:ascii="Times New Roman" w:hAnsi="Times New Roman"/>
           <w:sz w:val="28"/>
         </w:rPr>
-        <w:t>Ответ. Нет. Интерполяция Лагранжа всё равно даст какое-то значение f(0), но оно не будет совпадать с настоящим секретом 7. Случай (3, 8) хуже — точка с x = 3 повторяет x Боба, и алгоритм восстановления вообще не применим из-за деления на ноль в знаменателе.</w:t>
+        <w:t>Ответ. Нет: интерполяция Лагранжа выдаст какое-то значение, но не настоящий секрет. Доля (3, 8) хуже — точка x = 3 совпадает с x Боба и алгоритм вообще не применим (деление на ноль в знаменателе).</w:t>
       </w:r>
     </w:p>
     <w:p>
@@ -3406,7 +7624,7 @@
           <w:b/>
           <w:sz w:val="28"/>
         </w:rPr>
-        <w:t>Вопрос 8. От каких видов мошенничества защищена (m, n)-схема Шамира?</w:t>
+        <w:t>Вопрос 8. От каких видов мошенничества защищена схема Шамира?</w:t>
       </w:r>
     </w:p>
     <w:p>
@@ -3418,7 +7636,7 @@
           <w:rFonts w:ascii="Times New Roman" w:hAnsi="Times New Roman"/>
           <w:sz w:val="28"/>
         </w:rPr>
-        <w:t>Ответ. Защищена от мошенничества злоумышленников, знающих менее m долей: теоретическая (информационная) стойкость гарантирует, что (m − 1) долей не дают никакой информации о секрете. Однако схема не защищена от выдачи дилером неверных долей, от использования дилером самого секрета и от подмены долей легальными участниками — для этого нужны verifiable secret sharing-схемы.</w:t>
+        <w:t>Ответ. От злоумышленника, знающего &lt; m долей (информационная стойкость). От подмены долей легальными участниками, выдачи дилером неверных долей и использования дилером секрета — НЕ защищена; для этого нужны verifiable secret sharing-схемы.</w:t>
       </w:r>
     </w:p>
     <w:p>
@@ -3444,7 +7662,7 @@
           <w:rFonts w:ascii="Times New Roman" w:hAnsi="Times New Roman"/>
           <w:sz w:val="28"/>
         </w:rPr>
-        <w:t>Ответ. n ≤ p − 1 = 180, поскольку доли имеют вид (x_j, f(x_j)) с попарно различными x_j ∈ {1, …, p − 1}.</w:t>
+        <w:t>Ответ. n ≤ p − 1 = 180, т.к. x_j должны быть попарно различными из {1, …, p − 1}.</w:t>
       </w:r>
     </w:p>
     <w:p>
@@ -3470,7 +7688,7 @@
           <w:rFonts w:ascii="Times New Roman" w:hAnsi="Times New Roman"/>
           <w:sz w:val="28"/>
         </w:rPr>
-        <w:t>Ответ. Каждая доля — плоскость в Z₁₁³, задаётся парой (a, b) ∈ Z₁₁². Уникальных пар 11² = 121, поэтому максимум n = 121 различных долей.</w:t>
+        <w:t>Ответ. Каждая доля — плоскость, задаётся парой (a, b) ∈ Z₁₁². Максимум n = 11² = 121.</w:t>
       </w:r>
     </w:p>
     <w:p>
@@ -3502,7 +7720,7 @@
           <w:rFonts w:ascii="Times New Roman" w:hAnsi="Times New Roman"/>
           <w:sz w:val="28"/>
         </w:rPr>
-        <w:t>В ходе работы реализованы две пороговые схемы разделения секрета: схема Шамира на интерполяции Лагранжа в Z_p и схема Блэкли на пересечении плоскостей. Ручные вычисления и программная реализация дают одинаковые результаты: для (4, n)-схемы Шамира с p = 23 секрет f(0) = 3, доля Дейва (2, 17); для (3, n)-схемы Шамира с p = 31 секрет f(0) = 24, доля Дейва (2, 22); для обеих (3, n)-схем Блэкли координата Q восстанавливается точно: Q = (15, 5, 4) при p = 17 и Q = (11, 10, 25) при p = 31.</w:t>
+        <w:t>В ходе работы реализованы две пороговые схемы разделения секрета: схема Шамира на интерполяции Лагранжа в Z_p и схема Блэкли на пересечении плоскостей в Z_p³. Ручные вычисления и программная реализация дали идентичные результаты: для (4, n)-схемы Шамира с p = 23 секрет f(0) восстанавливается корректно; аналогично для (3, n)-схемы с p = 31. Для обеих (3, n)-схем Блэкли точка Q = (15, 5, 4) при p = 17 и Q = (11, 10, 25) при p = 31 восстанавливаются точно по любой тройке долей.</w:t>
       </w:r>
     </w:p>
     <w:sectPr>

--- a/cryptographic_protocols/docs/reports/lab_02_secret_sharing/var_01/Ковалев Д.П. ВКБ43 2 лаба.docx
+++ b/cryptographic_protocols/docs/reports/lab_02_secret_sharing/var_01/Ковалев Д.П. ВКБ43 2 лаба.docx
@@ -289,7 +289,7 @@
           <w:rFonts w:ascii="Times New Roman" w:hAnsi="Times New Roman"/>
           <w:b w:val="0"/>
         </w:rPr>
-        <w:t>Проверила:</w:t>
+        <w:t>Проверил:</w:t>
       </w:r>
     </w:p>
     <w:p>
@@ -303,7 +303,7 @@
           <w:rFonts w:ascii="Times New Roman" w:hAnsi="Times New Roman"/>
           <w:b w:val="0"/>
         </w:rPr>
-        <w:t>Дубровина А.С.</w:t>
+        <w:t>Драпей Ярослав Русланович</w:t>
       </w:r>
     </w:p>
     <w:p>
